--- a/Module-34/Module-34.docx
+++ b/Module-34/Module-34.docx
@@ -1,6 +1,6 @@
 
 <file path=word/document.xml><?xml version="1.0" encoding="utf-8"?>
-<w:document xmlns:wpc="http://schemas.microsoft.com/office/word/2010/wordprocessingCanvas" xmlns:cx="http://schemas.microsoft.com/office/drawing/2014/chartex" xmlns:cx1="http://schemas.microsoft.com/office/drawing/2015/9/8/chartex" xmlns:cx2="http://schemas.microsoft.com/office/drawing/2015/10/21/chartex" xmlns:cx3="http://schemas.microsoft.com/office/drawing/2016/5/9/chartex" xmlns:cx4="http://schemas.microsoft.com/office/drawing/2016/5/10/chartex" xmlns:cx5="http://schemas.microsoft.com/office/drawing/2016/5/11/chartex" xmlns:cx6="http://schemas.microsoft.com/office/drawing/2016/5/12/chartex" xmlns:cx7="http://schemas.microsoft.com/office/drawing/2016/5/13/chartex" xmlns:cx8="http://schemas.microsoft.com/office/drawing/2016/5/14/chartex" xmlns:mc="http://schemas.openxmlformats.org/markup-compatibility/2006" xmlns:aink="http://schemas.microsoft.com/office/drawing/2016/ink" xmlns:am3d="http://schemas.microsoft.com/office/drawing/2017/model3d" xmlns:o="urn:schemas-microsoft-com:office:office" xmlns:oel="http://schemas.microsoft.com/office/2019/extlst" xmlns:r="http://schemas.openxmlformats.org/officeDocument/2006/relationships" xmlns:m="http://schemas.openxmlformats.org/officeDocument/2006/math" xmlns:v="urn:schemas-microsoft-com:vml" xmlns:wp14="http://schemas.microsoft.com/office/word/2010/wordprocessingDrawing" xmlns:wp="http://schemas.openxmlformats.org/drawingml/2006/wordprocessingDrawing" xmlns:w10="urn:schemas-microsoft-com:office:word" xmlns:w="http://schemas.openxmlformats.org/wordprocessingml/2006/main" xmlns:w14="http://schemas.microsoft.com/office/word/2010/wordml" xmlns:w15="http://schemas.microsoft.com/office/word/2012/wordml" xmlns:w16cex="http://schemas.microsoft.com/office/word/2018/wordml/cex" xmlns:w16cid="http://schemas.microsoft.com/office/word/2016/wordml/cid" xmlns:w16="http://schemas.microsoft.com/office/word/2018/wordml" xmlns:w16du="http://schemas.microsoft.com/office/word/2023/wordml/word16du" xmlns:w16sdtdh="http://schemas.microsoft.com/office/word/2020/wordml/sdtdatahash" xmlns:w16sdtfl="http://schemas.microsoft.com/office/word/2024/wordml/sdtformatlock" xmlns:w16se="http://schemas.microsoft.com/office/word/2015/wordml/symex" xmlns:wpg="http://schemas.microsoft.com/office/word/2010/wordprocessingGroup" xmlns:wpi="http://schemas.microsoft.com/office/word/2010/wordprocessingInk" xmlns:wne="http://schemas.microsoft.com/office/word/2006/wordml" xmlns:wps="http://schemas.microsoft.com/office/word/2010/wordprocessingShape" mc:Ignorable="w14 w15 w16se w16cid w16 w16cex w16sdtdh w16sdtfl w16du wp14">
+<w:document xmlns:wpc="http://schemas.microsoft.com/office/word/2010/wordprocessingCanvas" xmlns:cx="http://schemas.microsoft.com/office/drawing/2014/chartex" xmlns:cx1="http://schemas.microsoft.com/office/drawing/2015/9/8/chartex" xmlns:cx2="http://schemas.microsoft.com/office/drawing/2015/10/21/chartex" xmlns:cx3="http://schemas.microsoft.com/office/drawing/2016/5/9/chartex" xmlns:cx4="http://schemas.microsoft.com/office/drawing/2016/5/10/chartex" xmlns:cx5="http://schemas.microsoft.com/office/drawing/2016/5/11/chartex" xmlns:cx6="http://schemas.microsoft.com/office/drawing/2016/5/12/chartex" xmlns:cx7="http://schemas.microsoft.com/office/drawing/2016/5/13/chartex" xmlns:cx8="http://schemas.microsoft.com/office/drawing/2016/5/14/chartex" xmlns:mc="http://schemas.openxmlformats.org/markup-compatibility/2006" xmlns:aink="http://schemas.microsoft.com/office/drawing/2016/ink" xmlns:am3d="http://schemas.microsoft.com/office/drawing/2017/model3d" xmlns:o="urn:schemas-microsoft-com:office:office" xmlns:r="http://schemas.openxmlformats.org/officeDocument/2006/relationships" xmlns:m="http://schemas.openxmlformats.org/officeDocument/2006/math" xmlns:v="urn:schemas-microsoft-com:vml" xmlns:wp14="http://schemas.microsoft.com/office/word/2010/wordprocessingDrawing" xmlns:wp="http://schemas.openxmlformats.org/drawingml/2006/wordprocessingDrawing" xmlns:w10="urn:schemas-microsoft-com:office:word" xmlns:w="http://schemas.openxmlformats.org/wordprocessingml/2006/main" xmlns:w14="http://schemas.microsoft.com/office/word/2010/wordml" xmlns:w15="http://schemas.microsoft.com/office/word/2012/wordml" xmlns:w16cex="http://schemas.microsoft.com/office/word/2018/wordml/cex" xmlns:w16cid="http://schemas.microsoft.com/office/word/2016/wordml/cid" xmlns:w16="http://schemas.microsoft.com/office/word/2018/wordml" xmlns:w16sdtdh="http://schemas.microsoft.com/office/word/2020/wordml/sdtdatahash" xmlns:w16se="http://schemas.microsoft.com/office/word/2015/wordml/symex" xmlns:wpg="http://schemas.microsoft.com/office/word/2010/wordprocessingGroup" xmlns:wpi="http://schemas.microsoft.com/office/word/2010/wordprocessingInk" xmlns:wne="http://schemas.microsoft.com/office/word/2006/wordml" xmlns:wps="http://schemas.microsoft.com/office/word/2010/wordprocessingShape" mc:Ignorable="w14 w15 w16se w16cid w16 w16cex w16sdtdh wp14">
   <w:body>
     <w:sdt>
       <w:sdtPr>
@@ -43,6 +43,10 @@
             </w:tabs>
             <w:rPr>
               <w:noProof/>
+              <w:kern w:val="0"/>
+              <w:sz w:val="22"/>
+              <w:szCs w:val="22"/>
+              <w14:ligatures w14:val="none"/>
             </w:rPr>
           </w:pPr>
           <w:r>
@@ -54,7 +58,7 @@
           <w:r>
             <w:fldChar w:fldCharType="separate"/>
           </w:r>
-          <w:hyperlink w:anchor="_Toc230981014" w:history="1">
+          <w:hyperlink w:anchor="_Toc231019909" w:history="1">
             <w:r>
               <w:rPr>
                 <w:rStyle w:val="Hyperlink"/>
@@ -81,7 +85,7 @@
                 <w:noProof/>
                 <w:webHidden/>
               </w:rPr>
-              <w:instrText xml:space="preserve"> PAGEREF _Toc230981014 \h </w:instrText>
+              <w:instrText xml:space="preserve"> PAGEREF _Toc231019909 \h </w:instrText>
             </w:r>
             <w:r>
               <w:rPr>
@@ -120,9 +124,13 @@
             </w:tabs>
             <w:rPr>
               <w:noProof/>
+              <w:kern w:val="0"/>
+              <w:sz w:val="22"/>
+              <w:szCs w:val="22"/>
+              <w14:ligatures w14:val="none"/>
             </w:rPr>
           </w:pPr>
-          <w:hyperlink w:anchor="_Toc230981015" w:history="1">
+          <w:hyperlink w:anchor="_Toc231019910" w:history="1">
             <w:r>
               <w:rPr>
                 <w:rStyle w:val="Hyperlink"/>
@@ -149,7 +157,7 @@
                 <w:noProof/>
                 <w:webHidden/>
               </w:rPr>
-              <w:instrText xml:space="preserve"> PAGEREF _Toc230981015 \h </w:instrText>
+              <w:instrText xml:space="preserve"> PAGEREF _Toc231019910 \h </w:instrText>
             </w:r>
             <w:r>
               <w:rPr>
@@ -188,9 +196,13 @@
             </w:tabs>
             <w:rPr>
               <w:noProof/>
+              <w:kern w:val="0"/>
+              <w:sz w:val="22"/>
+              <w:szCs w:val="22"/>
+              <w14:ligatures w14:val="none"/>
             </w:rPr>
           </w:pPr>
-          <w:hyperlink w:anchor="_Toc230981016" w:history="1">
+          <w:hyperlink w:anchor="_Toc231019911" w:history="1">
             <w:r>
               <w:rPr>
                 <w:rStyle w:val="Hyperlink"/>
@@ -217,7 +229,7 @@
                 <w:noProof/>
                 <w:webHidden/>
               </w:rPr>
-              <w:instrText xml:space="preserve"> PAGEREF _Toc230981016 \h </w:instrText>
+              <w:instrText xml:space="preserve"> PAGEREF _Toc231019911 \h </w:instrText>
             </w:r>
             <w:r>
               <w:rPr>
@@ -256,9 +268,13 @@
             </w:tabs>
             <w:rPr>
               <w:noProof/>
+              <w:kern w:val="0"/>
+              <w:sz w:val="22"/>
+              <w:szCs w:val="22"/>
+              <w14:ligatures w14:val="none"/>
             </w:rPr>
           </w:pPr>
-          <w:hyperlink w:anchor="_Toc230981017" w:history="1">
+          <w:hyperlink w:anchor="_Toc231019912" w:history="1">
             <w:r>
               <w:rPr>
                 <w:rStyle w:val="Hyperlink"/>
@@ -285,7 +301,7 @@
                 <w:noProof/>
                 <w:webHidden/>
               </w:rPr>
-              <w:instrText xml:space="preserve"> PAGEREF _Toc230981017 \h </w:instrText>
+              <w:instrText xml:space="preserve"> PAGEREF _Toc231019912 \h </w:instrText>
             </w:r>
             <w:r>
               <w:rPr>
@@ -324,9 +340,13 @@
             </w:tabs>
             <w:rPr>
               <w:noProof/>
+              <w:kern w:val="0"/>
+              <w:sz w:val="22"/>
+              <w:szCs w:val="22"/>
+              <w14:ligatures w14:val="none"/>
             </w:rPr>
           </w:pPr>
-          <w:hyperlink w:anchor="_Toc230981018" w:history="1">
+          <w:hyperlink w:anchor="_Toc231019913" w:history="1">
             <w:r>
               <w:rPr>
                 <w:rStyle w:val="Hyperlink"/>
@@ -353,7 +373,7 @@
                 <w:noProof/>
                 <w:webHidden/>
               </w:rPr>
-              <w:instrText xml:space="preserve"> PAGEREF _Toc230981018 \h </w:instrText>
+              <w:instrText xml:space="preserve"> PAGEREF _Toc231019913 \h </w:instrText>
             </w:r>
             <w:r>
               <w:rPr>
@@ -392,9 +412,13 @@
             </w:tabs>
             <w:rPr>
               <w:noProof/>
+              <w:kern w:val="0"/>
+              <w:sz w:val="22"/>
+              <w:szCs w:val="22"/>
+              <w14:ligatures w14:val="none"/>
             </w:rPr>
           </w:pPr>
-          <w:hyperlink w:anchor="_Toc230981019" w:history="1">
+          <w:hyperlink w:anchor="_Toc231019914" w:history="1">
             <w:r>
               <w:rPr>
                 <w:rStyle w:val="Hyperlink"/>
@@ -421,7 +445,7 @@
                 <w:noProof/>
                 <w:webHidden/>
               </w:rPr>
-              <w:instrText xml:space="preserve"> PAGEREF _Toc230981019 \h </w:instrText>
+              <w:instrText xml:space="preserve"> PAGEREF _Toc231019914 \h </w:instrText>
             </w:r>
             <w:r>
               <w:rPr>
@@ -460,9 +484,13 @@
             </w:tabs>
             <w:rPr>
               <w:noProof/>
+              <w:kern w:val="0"/>
+              <w:sz w:val="22"/>
+              <w:szCs w:val="22"/>
+              <w14:ligatures w14:val="none"/>
             </w:rPr>
           </w:pPr>
-          <w:hyperlink w:anchor="_Toc230981020" w:history="1">
+          <w:hyperlink w:anchor="_Toc231019915" w:history="1">
             <w:r>
               <w:rPr>
                 <w:rStyle w:val="Hyperlink"/>
@@ -489,7 +517,7 @@
                 <w:noProof/>
                 <w:webHidden/>
               </w:rPr>
-              <w:instrText xml:space="preserve"> PAGEREF _Toc230981020 \h </w:instrText>
+              <w:instrText xml:space="preserve"> PAGEREF _Toc231019915 \h </w:instrText>
             </w:r>
             <w:r>
               <w:rPr>
@@ -528,9 +556,13 @@
             </w:tabs>
             <w:rPr>
               <w:noProof/>
+              <w:kern w:val="0"/>
+              <w:sz w:val="22"/>
+              <w:szCs w:val="22"/>
+              <w14:ligatures w14:val="none"/>
             </w:rPr>
           </w:pPr>
-          <w:hyperlink w:anchor="_Toc230981021" w:history="1">
+          <w:hyperlink w:anchor="_Toc231019916" w:history="1">
             <w:r>
               <w:rPr>
                 <w:rStyle w:val="Hyperlink"/>
@@ -557,7 +589,7 @@
                 <w:noProof/>
                 <w:webHidden/>
               </w:rPr>
-              <w:instrText xml:space="preserve"> PAGEREF _Toc230981021 \h </w:instrText>
+              <w:instrText xml:space="preserve"> PAGEREF _Toc231019916 \h </w:instrText>
             </w:r>
             <w:r>
               <w:rPr>
@@ -596,9 +628,13 @@
             </w:tabs>
             <w:rPr>
               <w:noProof/>
+              <w:kern w:val="0"/>
+              <w:sz w:val="22"/>
+              <w:szCs w:val="22"/>
+              <w14:ligatures w14:val="none"/>
             </w:rPr>
           </w:pPr>
-          <w:hyperlink w:anchor="_Toc230981022" w:history="1">
+          <w:hyperlink w:anchor="_Toc231019917" w:history="1">
             <w:r>
               <w:rPr>
                 <w:rStyle w:val="Hyperlink"/>
@@ -625,7 +661,7 @@
                 <w:noProof/>
                 <w:webHidden/>
               </w:rPr>
-              <w:instrText xml:space="preserve"> PAGEREF _Toc230981022 \h </w:instrText>
+              <w:instrText xml:space="preserve"> PAGEREF _Toc231019917 \h </w:instrText>
             </w:r>
             <w:r>
               <w:rPr>
@@ -664,9 +700,13 @@
             </w:tabs>
             <w:rPr>
               <w:noProof/>
+              <w:kern w:val="0"/>
+              <w:sz w:val="22"/>
+              <w:szCs w:val="22"/>
+              <w14:ligatures w14:val="none"/>
             </w:rPr>
           </w:pPr>
-          <w:hyperlink w:anchor="_Toc230981023" w:history="1">
+          <w:hyperlink w:anchor="_Toc231019918" w:history="1">
             <w:r>
               <w:rPr>
                 <w:rStyle w:val="Hyperlink"/>
@@ -693,7 +733,7 @@
                 <w:noProof/>
                 <w:webHidden/>
               </w:rPr>
-              <w:instrText xml:space="preserve"> PAGEREF _Toc230981023 \h </w:instrText>
+              <w:instrText xml:space="preserve"> PAGEREF _Toc231019918 \h </w:instrText>
             </w:r>
             <w:r>
               <w:rPr>
@@ -732,9 +772,13 @@
             </w:tabs>
             <w:rPr>
               <w:noProof/>
+              <w:kern w:val="0"/>
+              <w:sz w:val="22"/>
+              <w:szCs w:val="22"/>
+              <w14:ligatures w14:val="none"/>
             </w:rPr>
           </w:pPr>
-          <w:hyperlink w:anchor="_Toc230981024" w:history="1">
+          <w:hyperlink w:anchor="_Toc231019919" w:history="1">
             <w:r>
               <w:rPr>
                 <w:rStyle w:val="Hyperlink"/>
@@ -761,7 +805,7 @@
                 <w:noProof/>
                 <w:webHidden/>
               </w:rPr>
-              <w:instrText xml:space="preserve"> PAGEREF _Toc230981024 \h </w:instrText>
+              <w:instrText xml:space="preserve"> PAGEREF _Toc231019919 \h </w:instrText>
             </w:r>
             <w:r>
               <w:rPr>
@@ -800,9 +844,13 @@
             </w:tabs>
             <w:rPr>
               <w:noProof/>
+              <w:kern w:val="0"/>
+              <w:sz w:val="22"/>
+              <w:szCs w:val="22"/>
+              <w14:ligatures w14:val="none"/>
             </w:rPr>
           </w:pPr>
-          <w:hyperlink w:anchor="_Toc230981025" w:history="1">
+          <w:hyperlink w:anchor="_Toc231019920" w:history="1">
             <w:r>
               <w:rPr>
                 <w:rStyle w:val="Hyperlink"/>
@@ -829,7 +877,7 @@
                 <w:noProof/>
                 <w:webHidden/>
               </w:rPr>
-              <w:instrText xml:space="preserve"> PAGEREF _Toc230981025 \h </w:instrText>
+              <w:instrText xml:space="preserve"> PAGEREF _Toc231019920 \h </w:instrText>
             </w:r>
             <w:r>
               <w:rPr>
@@ -868,15 +916,19 @@
             </w:tabs>
             <w:rPr>
               <w:noProof/>
+              <w:kern w:val="0"/>
+              <w:sz w:val="22"/>
+              <w:szCs w:val="22"/>
+              <w14:ligatures w14:val="none"/>
             </w:rPr>
           </w:pPr>
-          <w:hyperlink w:anchor="_Toc230981026" w:history="1">
+          <w:hyperlink w:anchor="_Toc231019921" w:history="1">
             <w:r>
               <w:rPr>
                 <w:rStyle w:val="Hyperlink"/>
                 <w:noProof/>
               </w:rPr>
-              <w:t>Choosing an Appropriate Visualization(for exploration)</w:t>
+              <w:t>Choosing an Appropriate Visualization (for exploration)</w:t>
             </w:r>
             <w:r>
               <w:rPr>
@@ -897,7 +949,7 @@
                 <w:noProof/>
                 <w:webHidden/>
               </w:rPr>
-              <w:instrText xml:space="preserve"> PAGEREF _Toc230981026 \h </w:instrText>
+              <w:instrText xml:space="preserve"> PAGEREF _Toc231019921 \h </w:instrText>
             </w:r>
             <w:r>
               <w:rPr>
@@ -936,9 +988,13 @@
             </w:tabs>
             <w:rPr>
               <w:noProof/>
+              <w:kern w:val="0"/>
+              <w:sz w:val="22"/>
+              <w:szCs w:val="22"/>
+              <w14:ligatures w14:val="none"/>
             </w:rPr>
           </w:pPr>
-          <w:hyperlink w:anchor="_Toc230981027" w:history="1">
+          <w:hyperlink w:anchor="_Toc231019922" w:history="1">
             <w:r>
               <w:rPr>
                 <w:rStyle w:val="Hyperlink"/>
@@ -965,7 +1021,7 @@
                 <w:noProof/>
                 <w:webHidden/>
               </w:rPr>
-              <w:instrText xml:space="preserve"> PAGEREF _Toc230981027 \h </w:instrText>
+              <w:instrText xml:space="preserve"> PAGEREF _Toc231019922 \h </w:instrText>
             </w:r>
             <w:r>
               <w:rPr>
@@ -985,7 +1041,7 @@
                 <w:noProof/>
                 <w:webHidden/>
               </w:rPr>
-              <w:t>9</w:t>
+              <w:t>8</w:t>
             </w:r>
             <w:r>
               <w:rPr>
@@ -1004,9 +1060,13 @@
             </w:tabs>
             <w:rPr>
               <w:noProof/>
+              <w:kern w:val="0"/>
+              <w:sz w:val="22"/>
+              <w:szCs w:val="22"/>
+              <w14:ligatures w14:val="none"/>
             </w:rPr>
           </w:pPr>
-          <w:hyperlink w:anchor="_Toc230981028" w:history="1">
+          <w:hyperlink w:anchor="_Toc231019923" w:history="1">
             <w:r>
               <w:rPr>
                 <w:rStyle w:val="Hyperlink"/>
@@ -1033,7 +1093,7 @@
                 <w:noProof/>
                 <w:webHidden/>
               </w:rPr>
-              <w:instrText xml:space="preserve"> PAGEREF _Toc230981028 \h </w:instrText>
+              <w:instrText xml:space="preserve"> PAGEREF _Toc231019923 \h </w:instrText>
             </w:r>
             <w:r>
               <w:rPr>
@@ -1072,9 +1132,13 @@
             </w:tabs>
             <w:rPr>
               <w:noProof/>
+              <w:kern w:val="0"/>
+              <w:sz w:val="22"/>
+              <w:szCs w:val="22"/>
+              <w14:ligatures w14:val="none"/>
             </w:rPr>
           </w:pPr>
-          <w:hyperlink w:anchor="_Toc230981029" w:history="1">
+          <w:hyperlink w:anchor="_Toc231019924" w:history="1">
             <w:r>
               <w:rPr>
                 <w:rStyle w:val="Hyperlink"/>
@@ -1101,7 +1165,7 @@
                 <w:noProof/>
                 <w:webHidden/>
               </w:rPr>
-              <w:instrText xml:space="preserve"> PAGEREF _Toc230981029 \h </w:instrText>
+              <w:instrText xml:space="preserve"> PAGEREF _Toc231019924 \h </w:instrText>
             </w:r>
             <w:r>
               <w:rPr>
@@ -1140,9 +1204,13 @@
             </w:tabs>
             <w:rPr>
               <w:noProof/>
+              <w:kern w:val="0"/>
+              <w:sz w:val="22"/>
+              <w:szCs w:val="22"/>
+              <w14:ligatures w14:val="none"/>
             </w:rPr>
           </w:pPr>
-          <w:hyperlink w:anchor="_Toc230981030" w:history="1">
+          <w:hyperlink w:anchor="_Toc231019925" w:history="1">
             <w:r>
               <w:rPr>
                 <w:rStyle w:val="Hyperlink"/>
@@ -1169,7 +1237,7 @@
                 <w:noProof/>
                 <w:webHidden/>
               </w:rPr>
-              <w:instrText xml:space="preserve"> PAGEREF _Toc230981030 \h </w:instrText>
+              <w:instrText xml:space="preserve"> PAGEREF _Toc231019925 \h </w:instrText>
             </w:r>
             <w:r>
               <w:rPr>
@@ -1208,9 +1276,13 @@
             </w:tabs>
             <w:rPr>
               <w:noProof/>
+              <w:kern w:val="0"/>
+              <w:sz w:val="22"/>
+              <w:szCs w:val="22"/>
+              <w14:ligatures w14:val="none"/>
             </w:rPr>
           </w:pPr>
-          <w:hyperlink w:anchor="_Toc230981031" w:history="1">
+          <w:hyperlink w:anchor="_Toc231019926" w:history="1">
             <w:r>
               <w:rPr>
                 <w:rStyle w:val="Hyperlink"/>
@@ -1237,7 +1309,7 @@
                 <w:noProof/>
                 <w:webHidden/>
               </w:rPr>
-              <w:instrText xml:space="preserve"> PAGEREF _Toc230981031 \h </w:instrText>
+              <w:instrText xml:space="preserve"> PAGEREF _Toc231019926 \h </w:instrText>
             </w:r>
             <w:r>
               <w:rPr>
@@ -1276,9 +1348,13 @@
             </w:tabs>
             <w:rPr>
               <w:noProof/>
+              <w:kern w:val="0"/>
+              <w:sz w:val="22"/>
+              <w:szCs w:val="22"/>
+              <w14:ligatures w14:val="none"/>
             </w:rPr>
           </w:pPr>
-          <w:hyperlink w:anchor="_Toc230981032" w:history="1">
+          <w:hyperlink w:anchor="_Toc231019927" w:history="1">
             <w:r>
               <w:rPr>
                 <w:rStyle w:val="Hyperlink"/>
@@ -1305,7 +1381,7 @@
                 <w:noProof/>
                 <w:webHidden/>
               </w:rPr>
-              <w:instrText xml:space="preserve"> PAGEREF _Toc230981032 \h </w:instrText>
+              <w:instrText xml:space="preserve"> PAGEREF _Toc231019927 \h </w:instrText>
             </w:r>
             <w:r>
               <w:rPr>
@@ -1344,9 +1420,13 @@
             </w:tabs>
             <w:rPr>
               <w:noProof/>
+              <w:kern w:val="0"/>
+              <w:sz w:val="22"/>
+              <w:szCs w:val="22"/>
+              <w14:ligatures w14:val="none"/>
             </w:rPr>
           </w:pPr>
-          <w:hyperlink w:anchor="_Toc230981033" w:history="1">
+          <w:hyperlink w:anchor="_Toc231019928" w:history="1">
             <w:r>
               <w:rPr>
                 <w:rStyle w:val="Hyperlink"/>
@@ -1373,7 +1453,7 @@
                 <w:noProof/>
                 <w:webHidden/>
               </w:rPr>
-              <w:instrText xml:space="preserve"> PAGEREF _Toc230981033 \h </w:instrText>
+              <w:instrText xml:space="preserve"> PAGEREF _Toc231019928 \h </w:instrText>
             </w:r>
             <w:r>
               <w:rPr>
@@ -1412,9 +1492,13 @@
             </w:tabs>
             <w:rPr>
               <w:noProof/>
+              <w:kern w:val="0"/>
+              <w:sz w:val="22"/>
+              <w:szCs w:val="22"/>
+              <w14:ligatures w14:val="none"/>
             </w:rPr>
           </w:pPr>
-          <w:hyperlink w:anchor="_Toc230981034" w:history="1">
+          <w:hyperlink w:anchor="_Toc231019929" w:history="1">
             <w:r>
               <w:rPr>
                 <w:rStyle w:val="Hyperlink"/>
@@ -1441,7 +1525,7 @@
                 <w:noProof/>
                 <w:webHidden/>
               </w:rPr>
-              <w:instrText xml:space="preserve"> PAGEREF _Toc230981034 \h </w:instrText>
+              <w:instrText xml:space="preserve"> PAGEREF _Toc231019929 \h </w:instrText>
             </w:r>
             <w:r>
               <w:rPr>
@@ -1461,7 +1545,7 @@
                 <w:noProof/>
                 <w:webHidden/>
               </w:rPr>
-              <w:t>13</w:t>
+              <w:t>14</w:t>
             </w:r>
             <w:r>
               <w:rPr>
@@ -1480,9 +1564,13 @@
             </w:tabs>
             <w:rPr>
               <w:noProof/>
+              <w:kern w:val="0"/>
+              <w:sz w:val="22"/>
+              <w:szCs w:val="22"/>
+              <w14:ligatures w14:val="none"/>
             </w:rPr>
           </w:pPr>
-          <w:hyperlink w:anchor="_Toc230981035" w:history="1">
+          <w:hyperlink w:anchor="_Toc231019930" w:history="1">
             <w:r>
               <w:rPr>
                 <w:rStyle w:val="Hyperlink"/>
@@ -1509,7 +1597,7 @@
                 <w:noProof/>
                 <w:webHidden/>
               </w:rPr>
-              <w:instrText xml:space="preserve"> PAGEREF _Toc230981035 \h </w:instrText>
+              <w:instrText xml:space="preserve"> PAGEREF _Toc231019930 \h </w:instrText>
             </w:r>
             <w:r>
               <w:rPr>
@@ -1556,40 +1644,60 @@
     <w:p/>
     <w:p/>
     <w:p/>
-    <w:p/>
-    <w:p/>
-    <w:p/>
     <w:p>
       <w:pPr>
         <w:pStyle w:val="Heading2"/>
       </w:pPr>
-      <w:bookmarkStart w:id="0" w:name="_Toc230981014"/>
-      <w:r>
+      <w:bookmarkStart w:id="0" w:name="_Toc231019909"/>
+      <w:r>
+        <w:lastRenderedPageBreak/>
         <w:t>Outlines</w:t>
       </w:r>
       <w:bookmarkEnd w:id="0"/>
     </w:p>
     <w:p>
-      <w:r>
-        <w:t xml:space="preserve">Load data → Clean data → </w:t>
-      </w:r>
-      <w:r>
-        <w:t>Wrangle</w:t>
-      </w:r>
-      <w:r>
-        <w:t xml:space="preserve"> data → Visualize data</w:t>
+      <w:pPr>
+        <w:rPr>
+          <w:sz w:val="32"/>
+          <w:szCs w:val="32"/>
+        </w:rPr>
+      </w:pPr>
+      <w:r>
+        <w:rPr>
+          <w:sz w:val="32"/>
+          <w:szCs w:val="32"/>
+        </w:rPr>
+        <w:t>Load data → Clean data → Wrangle data → Visualize data</w:t>
       </w:r>
     </w:p>
     <w:p>
       <w:pPr>
         <w:pStyle w:val="Quote"/>
-      </w:pPr>
-      <w:r>
+        <w:rPr>
+          <w:sz w:val="32"/>
+          <w:szCs w:val="32"/>
+        </w:rPr>
+      </w:pPr>
+      <w:r>
+        <w:rPr>
+          <w:sz w:val="32"/>
+          <w:szCs w:val="32"/>
+        </w:rPr>
         <w:t>Raw data is rarely ready for analysis. Before we can make charts, reports, predictions, or business decisions, we must clean, reshape, and understand the data.</w:t>
       </w:r>
     </w:p>
     <w:p>
-      <w:r>
+      <w:pPr>
+        <w:rPr>
+          <w:sz w:val="32"/>
+          <w:szCs w:val="32"/>
+        </w:rPr>
+      </w:pPr>
+      <w:r>
+        <w:rPr>
+          <w:sz w:val="32"/>
+          <w:szCs w:val="32"/>
+        </w:rPr>
         <w:t>Goal:</w:t>
       </w:r>
     </w:p>
@@ -1600,8 +1708,16 @@
           <w:ilvl w:val="0"/>
           <w:numId w:val="23"/>
         </w:numPr>
-      </w:pPr>
-      <w:r>
+        <w:rPr>
+          <w:sz w:val="32"/>
+          <w:szCs w:val="32"/>
+        </w:rPr>
+      </w:pPr>
+      <w:r>
+        <w:rPr>
+          <w:sz w:val="32"/>
+          <w:szCs w:val="32"/>
+        </w:rPr>
         <w:t>Data cleaning &amp; Wrangling: making data usable</w:t>
       </w:r>
     </w:p>
@@ -1612,14 +1728,26 @@
           <w:ilvl w:val="0"/>
           <w:numId w:val="23"/>
         </w:numPr>
-      </w:pPr>
-      <w:r>
+        <w:rPr>
+          <w:sz w:val="32"/>
+          <w:szCs w:val="32"/>
+        </w:rPr>
+      </w:pPr>
+      <w:r>
+        <w:rPr>
+          <w:sz w:val="32"/>
+          <w:szCs w:val="32"/>
+        </w:rPr>
         <w:t>Data Visualization: making data Understandable</w:t>
       </w:r>
     </w:p>
     <w:p>
       <w:pPr>
         <w:pStyle w:val="ListParagraph"/>
+        <w:rPr>
+          <w:sz w:val="32"/>
+          <w:szCs w:val="32"/>
+        </w:rPr>
       </w:pPr>
     </w:p>
     <w:p>
@@ -1629,22 +1757,46 @@
           <w:ilvl w:val="0"/>
           <w:numId w:val="27"/>
         </w:numPr>
-      </w:pPr>
-      <w:r>
+        <w:rPr>
+          <w:sz w:val="32"/>
+          <w:szCs w:val="32"/>
+        </w:rPr>
+      </w:pPr>
+      <w:r>
+        <w:rPr>
+          <w:sz w:val="32"/>
+          <w:szCs w:val="32"/>
+        </w:rPr>
         <w:t>Cleaning: fixes the quality of data</w:t>
       </w:r>
     </w:p>
     <w:p>
       <w:pPr>
         <w:ind w:left="360"/>
-      </w:pPr>
-      <w:r>
+        <w:rPr>
+          <w:sz w:val="32"/>
+          <w:szCs w:val="32"/>
+        </w:rPr>
+      </w:pPr>
+      <w:r>
+        <w:rPr>
+          <w:sz w:val="32"/>
+          <w:szCs w:val="32"/>
+        </w:rPr>
         <w:t>Example:</w:t>
       </w:r>
       <w:r>
+        <w:rPr>
+          <w:sz w:val="32"/>
+          <w:szCs w:val="32"/>
+        </w:rPr>
         <w:t xml:space="preserve"> A</w:t>
       </w:r>
       <w:r>
+        <w:rPr>
+          <w:sz w:val="32"/>
+          <w:szCs w:val="32"/>
+        </w:rPr>
         <w:t xml:space="preserve"> company wants to know its most profitable region, but the region column contains:</w:t>
       </w:r>
     </w:p>
@@ -1652,57 +1804,83 @@
       <w:pPr>
         <w:ind w:left="360"/>
         <w:jc w:val="center"/>
-      </w:pPr>
-      <w:r>
-        <w:t>North</w:t>
-      </w:r>
-      <w:r>
-        <w:t xml:space="preserve">, </w:t>
-      </w:r>
-      <w:r>
-        <w:t>north</w:t>
-      </w:r>
-      <w:r>
-        <w:t>,</w:t>
-      </w:r>
-      <w:r>
+        <w:rPr>
+          <w:sz w:val="32"/>
+          <w:szCs w:val="32"/>
+        </w:rPr>
+      </w:pPr>
+      <w:r>
+        <w:rPr>
+          <w:sz w:val="32"/>
+          <w:szCs w:val="32"/>
+        </w:rPr>
+        <w:t>North, north,</w:t>
+      </w:r>
+      <w:r>
+        <w:rPr>
+          <w:sz w:val="32"/>
+          <w:szCs w:val="32"/>
+        </w:rPr>
         <w:t xml:space="preserve"> </w:t>
       </w:r>
       <w:r>
-        <w:t>NORTH</w:t>
-      </w:r>
-      <w:r>
-        <w:t xml:space="preserve">, </w:t>
-      </w:r>
-      <w:r>
-        <w:t>N. Region</w:t>
-      </w:r>
-      <w:r>
-        <w:t>,</w:t>
-      </w:r>
-      <w:r>
+        <w:rPr>
+          <w:sz w:val="32"/>
+          <w:szCs w:val="32"/>
+        </w:rPr>
+        <w:t>NORTH, N. Region,</w:t>
+      </w:r>
+      <w:r>
+        <w:rPr>
+          <w:sz w:val="32"/>
+          <w:szCs w:val="32"/>
+        </w:rPr>
         <w:t xml:space="preserve"> </w:t>
       </w:r>
       <w:r>
+        <w:rPr>
+          <w:sz w:val="32"/>
+          <w:szCs w:val="32"/>
+        </w:rPr>
         <w:t>Northern</w:t>
       </w:r>
     </w:p>
     <w:p>
       <w:pPr>
         <w:ind w:left="360" w:firstLine="720"/>
-      </w:pPr>
-      <w:r>
+        <w:rPr>
+          <w:sz w:val="32"/>
+          <w:szCs w:val="32"/>
+        </w:rPr>
+      </w:pPr>
+      <w:r>
+        <w:rPr>
+          <w:sz w:val="32"/>
+          <w:szCs w:val="32"/>
+        </w:rPr>
         <w:t>A simple summary will treat these as different regions unless we clean them.</w:t>
       </w:r>
       <w:r>
+        <w:rPr>
+          <w:sz w:val="32"/>
+          <w:szCs w:val="32"/>
+        </w:rPr>
         <w:t xml:space="preserve"> </w:t>
       </w:r>
     </w:p>
     <w:p>
       <w:pPr>
         <w:ind w:left="360"/>
-      </w:pPr>
-      <w:r>
+        <w:rPr>
+          <w:sz w:val="32"/>
+          <w:szCs w:val="32"/>
+        </w:rPr>
+      </w:pPr>
+      <w:r>
+        <w:rPr>
+          <w:sz w:val="32"/>
+          <w:szCs w:val="32"/>
+        </w:rPr>
         <w:t>Common Data Probelsm:</w:t>
       </w:r>
     </w:p>
@@ -1714,8 +1892,16 @@
           <w:numId w:val="26"/>
         </w:numPr>
         <w:ind w:left="1080"/>
-      </w:pPr>
-      <w:r>
+        <w:rPr>
+          <w:sz w:val="32"/>
+          <w:szCs w:val="32"/>
+        </w:rPr>
+      </w:pPr>
+      <w:r>
+        <w:rPr>
+          <w:sz w:val="32"/>
+          <w:szCs w:val="32"/>
+        </w:rPr>
         <w:t>Missing values</w:t>
       </w:r>
     </w:p>
@@ -1727,8 +1913,16 @@
           <w:numId w:val="26"/>
         </w:numPr>
         <w:ind w:left="1080"/>
-      </w:pPr>
-      <w:r>
+        <w:rPr>
+          <w:sz w:val="32"/>
+          <w:szCs w:val="32"/>
+        </w:rPr>
+      </w:pPr>
+      <w:r>
+        <w:rPr>
+          <w:sz w:val="32"/>
+          <w:szCs w:val="32"/>
+        </w:rPr>
         <w:t>Duplicates</w:t>
       </w:r>
     </w:p>
@@ -1740,8 +1934,16 @@
           <w:numId w:val="26"/>
         </w:numPr>
         <w:ind w:left="1080"/>
-      </w:pPr>
-      <w:r>
+        <w:rPr>
+          <w:sz w:val="32"/>
+          <w:szCs w:val="32"/>
+        </w:rPr>
+      </w:pPr>
+      <w:r>
+        <w:rPr>
+          <w:sz w:val="32"/>
+          <w:szCs w:val="32"/>
+        </w:rPr>
         <w:t>Inconsistent labels</w:t>
       </w:r>
     </w:p>
@@ -1753,8 +1955,16 @@
           <w:numId w:val="26"/>
         </w:numPr>
         <w:ind w:left="1080"/>
-      </w:pPr>
-      <w:r>
+        <w:rPr>
+          <w:sz w:val="32"/>
+          <w:szCs w:val="32"/>
+        </w:rPr>
+      </w:pPr>
+      <w:r>
+        <w:rPr>
+          <w:sz w:val="32"/>
+          <w:szCs w:val="32"/>
+        </w:rPr>
         <w:t>Wrong data type</w:t>
       </w:r>
     </w:p>
@@ -1766,8 +1976,16 @@
           <w:numId w:val="26"/>
         </w:numPr>
         <w:ind w:left="1080"/>
-      </w:pPr>
-      <w:r>
+        <w:rPr>
+          <w:sz w:val="32"/>
+          <w:szCs w:val="32"/>
+        </w:rPr>
+      </w:pPr>
+      <w:r>
+        <w:rPr>
+          <w:sz w:val="32"/>
+          <w:szCs w:val="32"/>
+        </w:rPr>
         <w:t>Outliers</w:t>
       </w:r>
     </w:p>
@@ -1779,8 +1997,16 @@
           <w:numId w:val="26"/>
         </w:numPr>
         <w:ind w:left="1080"/>
-      </w:pPr>
-      <w:r>
+        <w:rPr>
+          <w:sz w:val="32"/>
+          <w:szCs w:val="32"/>
+        </w:rPr>
+      </w:pPr>
+      <w:r>
+        <w:rPr>
+          <w:sz w:val="32"/>
+          <w:szCs w:val="32"/>
+        </w:rPr>
         <w:t>Irrelevant columns</w:t>
       </w:r>
     </w:p>
@@ -1792,14 +2018,26 @@
           <w:numId w:val="26"/>
         </w:numPr>
         <w:ind w:left="1080"/>
-      </w:pPr>
-      <w:r>
+        <w:rPr>
+          <w:sz w:val="32"/>
+          <w:szCs w:val="32"/>
+        </w:rPr>
+      </w:pPr>
+      <w:r>
+        <w:rPr>
+          <w:sz w:val="32"/>
+          <w:szCs w:val="32"/>
+        </w:rPr>
         <w:t>Messy text</w:t>
       </w:r>
     </w:p>
     <w:p>
       <w:pPr>
         <w:pStyle w:val="ListParagraph"/>
+        <w:rPr>
+          <w:sz w:val="32"/>
+          <w:szCs w:val="32"/>
+        </w:rPr>
       </w:pPr>
     </w:p>
     <w:p>
@@ -1809,8 +2047,16 @@
           <w:ilvl w:val="0"/>
           <w:numId w:val="27"/>
         </w:numPr>
-      </w:pPr>
-      <w:r>
+        <w:rPr>
+          <w:sz w:val="32"/>
+          <w:szCs w:val="32"/>
+        </w:rPr>
+      </w:pPr>
+      <w:r>
+        <w:rPr>
+          <w:sz w:val="32"/>
+          <w:szCs w:val="32"/>
+        </w:rPr>
         <w:t xml:space="preserve">Wrangling:  changes the structure </w:t>
       </w:r>
     </w:p>
@@ -1818,12 +2064,794 @@
       <w:tblPr>
         <w:tblStyle w:val="TableGrid"/>
         <w:tblW w:w="0" w:type="auto"/>
-        <w:tblInd w:w="1332" w:type="dxa"/>
+        <w:tblInd w:w="535" w:type="dxa"/>
         <w:tblLook w:val="04A0" w:firstRow="1" w:lastRow="0" w:firstColumn="1" w:lastColumn="0" w:noHBand="0" w:noVBand="1"/>
       </w:tblPr>
       <w:tblGrid>
-        <w:gridCol w:w="2138"/>
-        <w:gridCol w:w="4555"/>
+        <w:gridCol w:w="2970"/>
+        <w:gridCol w:w="5845"/>
+      </w:tblGrid>
+      <w:tr>
+        <w:tc>
+          <w:tcPr>
+            <w:tcW w:w="2970" w:type="dxa"/>
+            <w:hideMark/>
+          </w:tcPr>
+          <w:p>
+            <w:pPr>
+              <w:spacing w:line="278" w:lineRule="auto"/>
+              <w:rPr>
+                <w:b/>
+                <w:bCs/>
+                <w:sz w:val="32"/>
+                <w:szCs w:val="32"/>
+              </w:rPr>
+            </w:pPr>
+            <w:r>
+              <w:rPr>
+                <w:b/>
+                <w:bCs/>
+                <w:sz w:val="32"/>
+                <w:szCs w:val="32"/>
+              </w:rPr>
+              <w:lastRenderedPageBreak/>
+              <w:t>Wrangling Task</w:t>
+            </w:r>
+          </w:p>
+        </w:tc>
+        <w:tc>
+          <w:tcPr>
+            <w:tcW w:w="5845" w:type="dxa"/>
+            <w:hideMark/>
+          </w:tcPr>
+          <w:p>
+            <w:pPr>
+              <w:spacing w:line="278" w:lineRule="auto"/>
+              <w:rPr>
+                <w:b/>
+                <w:bCs/>
+                <w:sz w:val="32"/>
+                <w:szCs w:val="32"/>
+              </w:rPr>
+            </w:pPr>
+            <w:r>
+              <w:rPr>
+                <w:b/>
+                <w:bCs/>
+                <w:sz w:val="32"/>
+                <w:szCs w:val="32"/>
+              </w:rPr>
+              <w:t>Plain-English Meaning</w:t>
+            </w:r>
+          </w:p>
+        </w:tc>
+      </w:tr>
+      <w:tr>
+        <w:tc>
+          <w:tcPr>
+            <w:tcW w:w="2970" w:type="dxa"/>
+            <w:hideMark/>
+          </w:tcPr>
+          <w:p>
+            <w:pPr>
+              <w:spacing w:line="278" w:lineRule="auto"/>
+              <w:rPr>
+                <w:sz w:val="32"/>
+                <w:szCs w:val="32"/>
+              </w:rPr>
+            </w:pPr>
+            <w:r>
+              <w:rPr>
+                <w:sz w:val="32"/>
+                <w:szCs w:val="32"/>
+              </w:rPr>
+              <w:t>Filtering</w:t>
+            </w:r>
+          </w:p>
+        </w:tc>
+        <w:tc>
+          <w:tcPr>
+            <w:tcW w:w="5845" w:type="dxa"/>
+            <w:hideMark/>
+          </w:tcPr>
+          <w:p>
+            <w:pPr>
+              <w:spacing w:line="278" w:lineRule="auto"/>
+              <w:rPr>
+                <w:sz w:val="32"/>
+                <w:szCs w:val="32"/>
+              </w:rPr>
+            </w:pPr>
+            <w:r>
+              <w:rPr>
+                <w:sz w:val="32"/>
+                <w:szCs w:val="32"/>
+              </w:rPr>
+              <w:t>Keep only the rows we need</w:t>
+            </w:r>
+          </w:p>
+        </w:tc>
+      </w:tr>
+      <w:tr>
+        <w:tc>
+          <w:tcPr>
+            <w:tcW w:w="2970" w:type="dxa"/>
+            <w:hideMark/>
+          </w:tcPr>
+          <w:p>
+            <w:pPr>
+              <w:spacing w:line="278" w:lineRule="auto"/>
+              <w:rPr>
+                <w:sz w:val="32"/>
+                <w:szCs w:val="32"/>
+              </w:rPr>
+            </w:pPr>
+            <w:r>
+              <w:rPr>
+                <w:sz w:val="32"/>
+                <w:szCs w:val="32"/>
+              </w:rPr>
+              <w:t>Selecting columns</w:t>
+            </w:r>
+          </w:p>
+        </w:tc>
+        <w:tc>
+          <w:tcPr>
+            <w:tcW w:w="5845" w:type="dxa"/>
+            <w:hideMark/>
+          </w:tcPr>
+          <w:p>
+            <w:pPr>
+              <w:spacing w:line="278" w:lineRule="auto"/>
+              <w:rPr>
+                <w:sz w:val="32"/>
+                <w:szCs w:val="32"/>
+              </w:rPr>
+            </w:pPr>
+            <w:r>
+              <w:rPr>
+                <w:sz w:val="32"/>
+                <w:szCs w:val="32"/>
+              </w:rPr>
+              <w:t>Keep only relevant variables</w:t>
+            </w:r>
+          </w:p>
+        </w:tc>
+      </w:tr>
+      <w:tr>
+        <w:tc>
+          <w:tcPr>
+            <w:tcW w:w="2970" w:type="dxa"/>
+            <w:hideMark/>
+          </w:tcPr>
+          <w:p>
+            <w:pPr>
+              <w:spacing w:line="278" w:lineRule="auto"/>
+              <w:rPr>
+                <w:sz w:val="32"/>
+                <w:szCs w:val="32"/>
+              </w:rPr>
+            </w:pPr>
+            <w:r>
+              <w:rPr>
+                <w:sz w:val="32"/>
+                <w:szCs w:val="32"/>
+              </w:rPr>
+              <w:t>Sorting</w:t>
+            </w:r>
+          </w:p>
+        </w:tc>
+        <w:tc>
+          <w:tcPr>
+            <w:tcW w:w="5845" w:type="dxa"/>
+            <w:hideMark/>
+          </w:tcPr>
+          <w:p>
+            <w:pPr>
+              <w:spacing w:line="278" w:lineRule="auto"/>
+              <w:rPr>
+                <w:sz w:val="32"/>
+                <w:szCs w:val="32"/>
+              </w:rPr>
+            </w:pPr>
+            <w:r>
+              <w:rPr>
+                <w:sz w:val="32"/>
+                <w:szCs w:val="32"/>
+              </w:rPr>
+              <w:t>Arrange data in a useful order</w:t>
+            </w:r>
+          </w:p>
+        </w:tc>
+      </w:tr>
+      <w:tr>
+        <w:tc>
+          <w:tcPr>
+            <w:tcW w:w="2970" w:type="dxa"/>
+            <w:hideMark/>
+          </w:tcPr>
+          <w:p>
+            <w:pPr>
+              <w:spacing w:line="278" w:lineRule="auto"/>
+              <w:rPr>
+                <w:sz w:val="32"/>
+                <w:szCs w:val="32"/>
+              </w:rPr>
+            </w:pPr>
+            <w:r>
+              <w:rPr>
+                <w:sz w:val="32"/>
+                <w:szCs w:val="32"/>
+              </w:rPr>
+              <w:t>Grouping</w:t>
+            </w:r>
+          </w:p>
+        </w:tc>
+        <w:tc>
+          <w:tcPr>
+            <w:tcW w:w="5845" w:type="dxa"/>
+            <w:hideMark/>
+          </w:tcPr>
+          <w:p>
+            <w:pPr>
+              <w:spacing w:line="278" w:lineRule="auto"/>
+              <w:rPr>
+                <w:sz w:val="32"/>
+                <w:szCs w:val="32"/>
+              </w:rPr>
+            </w:pPr>
+            <w:r>
+              <w:rPr>
+                <w:sz w:val="32"/>
+                <w:szCs w:val="32"/>
+              </w:rPr>
+              <w:t>Summarize by category</w:t>
+            </w:r>
+          </w:p>
+        </w:tc>
+      </w:tr>
+      <w:tr>
+        <w:tc>
+          <w:tcPr>
+            <w:tcW w:w="2970" w:type="dxa"/>
+            <w:hideMark/>
+          </w:tcPr>
+          <w:p>
+            <w:pPr>
+              <w:spacing w:line="278" w:lineRule="auto"/>
+              <w:rPr>
+                <w:sz w:val="32"/>
+                <w:szCs w:val="32"/>
+              </w:rPr>
+            </w:pPr>
+            <w:r>
+              <w:rPr>
+                <w:sz w:val="32"/>
+                <w:szCs w:val="32"/>
+              </w:rPr>
+              <w:t>Aggregating</w:t>
+            </w:r>
+          </w:p>
+        </w:tc>
+        <w:tc>
+          <w:tcPr>
+            <w:tcW w:w="5845" w:type="dxa"/>
+            <w:hideMark/>
+          </w:tcPr>
+          <w:p>
+            <w:pPr>
+              <w:spacing w:line="278" w:lineRule="auto"/>
+              <w:rPr>
+                <w:sz w:val="32"/>
+                <w:szCs w:val="32"/>
+              </w:rPr>
+            </w:pPr>
+            <w:r>
+              <w:rPr>
+                <w:sz w:val="32"/>
+                <w:szCs w:val="32"/>
+              </w:rPr>
+              <w:t>Calculate totals, averages, counts</w:t>
+            </w:r>
+          </w:p>
+        </w:tc>
+      </w:tr>
+      <w:tr>
+        <w:tc>
+          <w:tcPr>
+            <w:tcW w:w="2970" w:type="dxa"/>
+            <w:hideMark/>
+          </w:tcPr>
+          <w:p>
+            <w:pPr>
+              <w:spacing w:line="278" w:lineRule="auto"/>
+              <w:rPr>
+                <w:sz w:val="32"/>
+                <w:szCs w:val="32"/>
+              </w:rPr>
+            </w:pPr>
+            <w:r>
+              <w:rPr>
+                <w:sz w:val="32"/>
+                <w:szCs w:val="32"/>
+              </w:rPr>
+              <w:t>Merging</w:t>
+            </w:r>
+          </w:p>
+        </w:tc>
+        <w:tc>
+          <w:tcPr>
+            <w:tcW w:w="5845" w:type="dxa"/>
+            <w:hideMark/>
+          </w:tcPr>
+          <w:p>
+            <w:pPr>
+              <w:spacing w:line="278" w:lineRule="auto"/>
+              <w:rPr>
+                <w:sz w:val="32"/>
+                <w:szCs w:val="32"/>
+              </w:rPr>
+            </w:pPr>
+            <w:r>
+              <w:rPr>
+                <w:sz w:val="32"/>
+                <w:szCs w:val="32"/>
+              </w:rPr>
+              <w:t>Combine information from multiple tables</w:t>
+            </w:r>
+          </w:p>
+        </w:tc>
+      </w:tr>
+      <w:tr>
+        <w:tc>
+          <w:tcPr>
+            <w:tcW w:w="2970" w:type="dxa"/>
+            <w:hideMark/>
+          </w:tcPr>
+          <w:p>
+            <w:pPr>
+              <w:spacing w:line="278" w:lineRule="auto"/>
+              <w:rPr>
+                <w:sz w:val="32"/>
+                <w:szCs w:val="32"/>
+              </w:rPr>
+            </w:pPr>
+            <w:r>
+              <w:rPr>
+                <w:sz w:val="32"/>
+                <w:szCs w:val="32"/>
+              </w:rPr>
+              <w:t>Reshaping</w:t>
+            </w:r>
+          </w:p>
+        </w:tc>
+        <w:tc>
+          <w:tcPr>
+            <w:tcW w:w="5845" w:type="dxa"/>
+            <w:hideMark/>
+          </w:tcPr>
+          <w:p>
+            <w:pPr>
+              <w:spacing w:line="278" w:lineRule="auto"/>
+              <w:rPr>
+                <w:sz w:val="32"/>
+                <w:szCs w:val="32"/>
+              </w:rPr>
+            </w:pPr>
+            <w:r>
+              <w:rPr>
+                <w:sz w:val="32"/>
+                <w:szCs w:val="32"/>
+              </w:rPr>
+              <w:t>Change the layout of data for analysis</w:t>
+            </w:r>
+          </w:p>
+        </w:tc>
+      </w:tr>
+    </w:tbl>
+    <w:p>
+      <w:pPr>
+        <w:rPr>
+          <w:sz w:val="32"/>
+          <w:szCs w:val="32"/>
+        </w:rPr>
+      </w:pPr>
+    </w:p>
+    <w:p>
+      <w:pPr>
+        <w:pStyle w:val="Heading2"/>
+      </w:pPr>
+      <w:bookmarkStart w:id="1" w:name="_Toc231019910"/>
+      <w:r>
+        <w:t>Data cleaning</w:t>
+      </w:r>
+      <w:bookmarkEnd w:id="1"/>
+      <w:r>
+        <w:t xml:space="preserve"> </w:t>
+      </w:r>
+      <w:r>
+        <w:t xml:space="preserve"> </w:t>
+      </w:r>
+    </w:p>
+    <w:p>
+      <w:pPr>
+        <w:pStyle w:val="Heading3"/>
+        <w:ind w:left="720"/>
+        <w:rPr>
+          <w:sz w:val="32"/>
+          <w:szCs w:val="32"/>
+        </w:rPr>
+      </w:pPr>
+      <w:bookmarkStart w:id="2" w:name="_Toc231019911"/>
+      <w:r>
+        <w:rPr>
+          <w:sz w:val="32"/>
+          <w:szCs w:val="32"/>
+        </w:rPr>
+        <w:t>Missing data</w:t>
+      </w:r>
+      <w:r>
+        <w:rPr>
+          <w:sz w:val="32"/>
+          <w:szCs w:val="32"/>
+        </w:rPr>
+        <w:t xml:space="preserve">: None, </w:t>
+      </w:r>
+      <w:proofErr w:type="spellStart"/>
+      <w:r>
+        <w:rPr>
+          <w:sz w:val="32"/>
+          <w:szCs w:val="32"/>
+        </w:rPr>
+        <w:t>NaN</w:t>
+      </w:r>
+      <w:proofErr w:type="spellEnd"/>
+      <w:r>
+        <w:rPr>
+          <w:sz w:val="32"/>
+          <w:szCs w:val="32"/>
+        </w:rPr>
+        <w:t>,</w:t>
+      </w:r>
+      <w:bookmarkEnd w:id="2"/>
+      <w:r>
+        <w:rPr>
+          <w:sz w:val="32"/>
+          <w:szCs w:val="32"/>
+        </w:rPr>
+        <w:t xml:space="preserve"> </w:t>
+      </w:r>
+    </w:p>
+    <w:p>
+      <w:pPr>
+        <w:ind w:left="1440"/>
+        <w:rPr>
+          <w:sz w:val="32"/>
+          <w:szCs w:val="32"/>
+        </w:rPr>
+      </w:pPr>
+      <w:r>
+        <w:rPr>
+          <w:sz w:val="32"/>
+          <w:szCs w:val="32"/>
+        </w:rPr>
+        <w:t xml:space="preserve">We can use </w:t>
+      </w:r>
+      <w:proofErr w:type="spellStart"/>
+      <w:proofErr w:type="gramStart"/>
+      <w:r>
+        <w:rPr>
+          <w:sz w:val="32"/>
+          <w:szCs w:val="32"/>
+        </w:rPr>
+        <w:t>pd.isna</w:t>
+      </w:r>
+      <w:proofErr w:type="spellEnd"/>
+      <w:proofErr w:type="gramEnd"/>
+      <w:r>
+        <w:rPr>
+          <w:sz w:val="32"/>
+          <w:szCs w:val="32"/>
+        </w:rPr>
+        <w:t xml:space="preserve">() to identify </w:t>
+      </w:r>
+      <w:proofErr w:type="spellStart"/>
+      <w:r>
+        <w:rPr>
+          <w:sz w:val="32"/>
+          <w:szCs w:val="32"/>
+        </w:rPr>
+        <w:t>na</w:t>
+      </w:r>
+      <w:proofErr w:type="spellEnd"/>
+    </w:p>
+    <w:p>
+      <w:pPr>
+        <w:pStyle w:val="Heading3"/>
+        <w:ind w:left="720"/>
+        <w:rPr>
+          <w:sz w:val="32"/>
+          <w:szCs w:val="32"/>
+        </w:rPr>
+      </w:pPr>
+      <w:bookmarkStart w:id="3" w:name="_Toc231019912"/>
+      <w:r>
+        <w:rPr>
+          <w:sz w:val="32"/>
+          <w:szCs w:val="32"/>
+        </w:rPr>
+        <w:t>Handling Missing Data</w:t>
+      </w:r>
+      <w:bookmarkEnd w:id="3"/>
+    </w:p>
+    <w:p>
+      <w:pPr>
+        <w:rPr>
+          <w:sz w:val="32"/>
+          <w:szCs w:val="32"/>
+        </w:rPr>
+      </w:pPr>
+      <w:r>
+        <w:rPr>
+          <w:sz w:val="32"/>
+          <w:szCs w:val="32"/>
+        </w:rPr>
+        <w:tab/>
+      </w:r>
+      <w:r>
+        <w:rPr>
+          <w:sz w:val="32"/>
+          <w:szCs w:val="32"/>
+        </w:rPr>
+        <w:tab/>
+        <w:t>Drop vs impute</w:t>
+      </w:r>
+    </w:p>
+    <w:p>
+      <w:pPr>
+        <w:rPr>
+          <w:sz w:val="32"/>
+          <w:szCs w:val="32"/>
+        </w:rPr>
+      </w:pPr>
+      <w:r>
+        <w:rPr>
+          <w:sz w:val="32"/>
+          <w:szCs w:val="32"/>
+        </w:rPr>
+        <w:tab/>
+      </w:r>
+      <w:r>
+        <w:rPr>
+          <w:sz w:val="32"/>
+          <w:szCs w:val="32"/>
+        </w:rPr>
+        <w:tab/>
+      </w:r>
+      <w:r>
+        <w:rPr>
+          <w:sz w:val="32"/>
+          <w:szCs w:val="32"/>
+        </w:rPr>
+        <w:t>Drop on a series, it only returns the nonnull values.</w:t>
+      </w:r>
+    </w:p>
+    <w:p>
+      <w:pPr>
+        <w:rPr>
+          <w:sz w:val="32"/>
+          <w:szCs w:val="32"/>
+        </w:rPr>
+      </w:pPr>
+      <w:r>
+        <w:rPr>
+          <w:sz w:val="32"/>
+          <w:szCs w:val="32"/>
+        </w:rPr>
+        <w:tab/>
+      </w:r>
+      <w:r>
+        <w:rPr>
+          <w:sz w:val="32"/>
+          <w:szCs w:val="32"/>
+        </w:rPr>
+        <w:tab/>
+        <w:t>Drop on a dataframe, you may want to drop rows or columns that are all NA, or containing any Nas.</w:t>
+      </w:r>
+    </w:p>
+    <w:p>
+      <w:pPr>
+        <w:rPr>
+          <w:sz w:val="32"/>
+          <w:szCs w:val="32"/>
+        </w:rPr>
+      </w:pPr>
+    </w:p>
+    <w:p>
+      <w:pPr>
+        <w:rPr>
+          <w:sz w:val="32"/>
+          <w:szCs w:val="32"/>
+        </w:rPr>
+      </w:pPr>
+      <w:r>
+        <w:rPr>
+          <w:sz w:val="32"/>
+          <w:szCs w:val="32"/>
+        </w:rPr>
+        <w:tab/>
+      </w:r>
+      <w:r>
+        <w:rPr>
+          <w:sz w:val="32"/>
+          <w:szCs w:val="32"/>
+        </w:rPr>
+        <w:tab/>
+      </w:r>
+      <w:r>
+        <w:rPr>
+          <w:sz w:val="32"/>
+          <w:szCs w:val="32"/>
+        </w:rPr>
+        <w:t xml:space="preserve">Filling in 0, mean, or some random number </w:t>
+      </w:r>
+    </w:p>
+    <w:p>
+      <w:pPr>
+        <w:pStyle w:val="Heading3"/>
+        <w:ind w:left="720"/>
+        <w:rPr>
+          <w:sz w:val="32"/>
+          <w:szCs w:val="32"/>
+        </w:rPr>
+      </w:pPr>
+      <w:bookmarkStart w:id="4" w:name="_Toc231019913"/>
+      <w:r>
+        <w:rPr>
+          <w:sz w:val="32"/>
+          <w:szCs w:val="32"/>
+        </w:rPr>
+        <w:t>Duplicate data</w:t>
+      </w:r>
+      <w:bookmarkEnd w:id="4"/>
+    </w:p>
+    <w:p>
+      <w:pPr>
+        <w:ind w:left="720" w:firstLine="720"/>
+        <w:rPr>
+          <w:sz w:val="32"/>
+          <w:szCs w:val="32"/>
+        </w:rPr>
+      </w:pPr>
+      <w:r>
+        <w:rPr>
+          <w:sz w:val="32"/>
+          <w:szCs w:val="32"/>
+        </w:rPr>
+        <w:t>duplicated (</w:t>
+      </w:r>
+      <w:r>
+        <w:rPr>
+          <w:sz w:val="32"/>
+          <w:szCs w:val="32"/>
+        </w:rPr>
+        <w:t>): indicating whether each row is a duplicate</w:t>
+      </w:r>
+    </w:p>
+    <w:p>
+      <w:pPr>
+        <w:pStyle w:val="Heading3"/>
+        <w:ind w:left="720"/>
+        <w:rPr>
+          <w:sz w:val="32"/>
+          <w:szCs w:val="32"/>
+        </w:rPr>
+      </w:pPr>
+      <w:bookmarkStart w:id="5" w:name="_Toc231019914"/>
+      <w:r>
+        <w:rPr>
+          <w:sz w:val="32"/>
+          <w:szCs w:val="32"/>
+        </w:rPr>
+        <w:t>o</w:t>
+      </w:r>
+      <w:r>
+        <w:rPr>
+          <w:sz w:val="32"/>
+          <w:szCs w:val="32"/>
+        </w:rPr>
+        <w:t>ther</w:t>
+      </w:r>
+      <w:bookmarkEnd w:id="5"/>
+    </w:p>
+    <w:p>
+      <w:pPr>
+        <w:rPr>
+          <w:sz w:val="32"/>
+          <w:szCs w:val="32"/>
+        </w:rPr>
+      </w:pPr>
+      <w:r>
+        <w:rPr>
+          <w:sz w:val="32"/>
+          <w:szCs w:val="32"/>
+        </w:rPr>
+        <w:tab/>
+      </w:r>
+      <w:r>
+        <w:rPr>
+          <w:sz w:val="32"/>
+          <w:szCs w:val="32"/>
+        </w:rPr>
+        <w:tab/>
+        <w:t>Extra spaces, inconsistent capitalization</w:t>
+      </w:r>
+    </w:p>
+    <w:p>
+      <w:pPr>
+        <w:rPr>
+          <w:sz w:val="32"/>
+          <w:szCs w:val="32"/>
+        </w:rPr>
+      </w:pPr>
+      <w:r>
+        <w:rPr>
+          <w:color w:val="EE0000"/>
+          <w:sz w:val="32"/>
+          <w:szCs w:val="32"/>
+        </w:rPr>
+        <w:t>Demonstrate</w:t>
+      </w:r>
+      <w:r>
+        <w:rPr>
+          <w:sz w:val="32"/>
+          <w:szCs w:val="32"/>
+        </w:rPr>
+        <w:t xml:space="preserve"> </w:t>
+      </w:r>
+      <w:r>
+        <w:rPr>
+          <w:sz w:val="32"/>
+          <w:szCs w:val="32"/>
+        </w:rPr>
+        <w:t xml:space="preserve"> </w:t>
+      </w:r>
+    </w:p>
+    <w:p>
+      <w:pPr>
+        <w:pStyle w:val="Heading2"/>
+      </w:pPr>
+      <w:bookmarkStart w:id="6" w:name="_Toc231019915"/>
+      <w:r>
+        <w:lastRenderedPageBreak/>
+        <w:t>Data Wrangling</w:t>
+      </w:r>
+      <w:bookmarkEnd w:id="6"/>
+    </w:p>
+    <w:p>
+      <w:pPr>
+        <w:rPr>
+          <w:sz w:val="32"/>
+          <w:szCs w:val="32"/>
+        </w:rPr>
+      </w:pPr>
+      <w:r>
+        <w:rPr>
+          <w:sz w:val="32"/>
+          <w:szCs w:val="32"/>
+        </w:rPr>
+        <w:t>After cleaning</w:t>
+      </w:r>
+    </w:p>
+    <w:tbl>
+      <w:tblPr>
+        <w:tblStyle w:val="TableGrid"/>
+        <w:tblW w:w="0" w:type="auto"/>
+        <w:tblLook w:val="04A0" w:firstRow="1" w:lastRow="0" w:firstColumn="1" w:lastColumn="0" w:noHBand="0" w:noVBand="1"/>
+      </w:tblPr>
+      <w:tblGrid>
+        <w:gridCol w:w="2552"/>
+        <w:gridCol w:w="5689"/>
       </w:tblGrid>
       <w:tr>
         <w:tc>
@@ -1835,16 +2863,16 @@
             <w:pPr>
               <w:spacing w:line="278" w:lineRule="auto"/>
               <w:rPr>
-                <w:b/>
-                <w:bCs/>
+                <w:sz w:val="32"/>
+                <w:szCs w:val="32"/>
               </w:rPr>
             </w:pPr>
             <w:r>
               <w:rPr>
-                <w:b/>
-                <w:bCs/>
-              </w:rPr>
-              <w:t>Wrangling Task</w:t>
+                <w:sz w:val="32"/>
+                <w:szCs w:val="32"/>
+              </w:rPr>
+              <w:t>Filtering</w:t>
             </w:r>
           </w:p>
         </w:tc>
@@ -1857,16 +2885,16 @@
             <w:pPr>
               <w:spacing w:line="278" w:lineRule="auto"/>
               <w:rPr>
-                <w:b/>
-                <w:bCs/>
+                <w:sz w:val="32"/>
+                <w:szCs w:val="32"/>
               </w:rPr>
             </w:pPr>
             <w:r>
               <w:rPr>
-                <w:b/>
-                <w:bCs/>
-              </w:rPr>
-              <w:t>Plain-English Meaning</w:t>
+                <w:sz w:val="32"/>
+                <w:szCs w:val="32"/>
+              </w:rPr>
+              <w:t>Keep only the rows we need</w:t>
             </w:r>
           </w:p>
         </w:tc>
@@ -1880,9 +2908,17 @@
           <w:p>
             <w:pPr>
               <w:spacing w:line="278" w:lineRule="auto"/>
+              <w:rPr>
+                <w:sz w:val="32"/>
+                <w:szCs w:val="32"/>
+              </w:rPr>
             </w:pPr>
             <w:r>
-              <w:t>Filtering</w:t>
+              <w:rPr>
+                <w:sz w:val="32"/>
+                <w:szCs w:val="32"/>
+              </w:rPr>
+              <w:t>Selecting columns</w:t>
             </w:r>
           </w:p>
         </w:tc>
@@ -1894,9 +2930,17 @@
           <w:p>
             <w:pPr>
               <w:spacing w:line="278" w:lineRule="auto"/>
+              <w:rPr>
+                <w:sz w:val="32"/>
+                <w:szCs w:val="32"/>
+              </w:rPr>
             </w:pPr>
             <w:r>
-              <w:t>Keep only the rows we need</w:t>
+              <w:rPr>
+                <w:sz w:val="32"/>
+                <w:szCs w:val="32"/>
+              </w:rPr>
+              <w:t>Keep only relevant variables</w:t>
             </w:r>
           </w:p>
         </w:tc>
@@ -1910,9 +2954,17 @@
           <w:p>
             <w:pPr>
               <w:spacing w:line="278" w:lineRule="auto"/>
+              <w:rPr>
+                <w:sz w:val="32"/>
+                <w:szCs w:val="32"/>
+              </w:rPr>
             </w:pPr>
             <w:r>
-              <w:t>Selecting columns</w:t>
+              <w:rPr>
+                <w:sz w:val="32"/>
+                <w:szCs w:val="32"/>
+              </w:rPr>
+              <w:t>Sorting</w:t>
             </w:r>
           </w:p>
         </w:tc>
@@ -1924,9 +2976,17 @@
           <w:p>
             <w:pPr>
               <w:spacing w:line="278" w:lineRule="auto"/>
+              <w:rPr>
+                <w:sz w:val="32"/>
+                <w:szCs w:val="32"/>
+              </w:rPr>
             </w:pPr>
             <w:r>
-              <w:t>Keep only relevant variables</w:t>
+              <w:rPr>
+                <w:sz w:val="32"/>
+                <w:szCs w:val="32"/>
+              </w:rPr>
+              <w:t>Arrange data in a useful order</w:t>
             </w:r>
           </w:p>
         </w:tc>
@@ -1940,9 +3000,17 @@
           <w:p>
             <w:pPr>
               <w:spacing w:line="278" w:lineRule="auto"/>
+              <w:rPr>
+                <w:sz w:val="32"/>
+                <w:szCs w:val="32"/>
+              </w:rPr>
             </w:pPr>
             <w:r>
-              <w:t>Sorting</w:t>
+              <w:rPr>
+                <w:sz w:val="32"/>
+                <w:szCs w:val="32"/>
+              </w:rPr>
+              <w:t>Grouping</w:t>
             </w:r>
           </w:p>
         </w:tc>
@@ -1954,9 +3022,17 @@
           <w:p>
             <w:pPr>
               <w:spacing w:line="278" w:lineRule="auto"/>
+              <w:rPr>
+                <w:sz w:val="32"/>
+                <w:szCs w:val="32"/>
+              </w:rPr>
             </w:pPr>
             <w:r>
-              <w:t>Arrange data in a useful order</w:t>
+              <w:rPr>
+                <w:sz w:val="32"/>
+                <w:szCs w:val="32"/>
+              </w:rPr>
+              <w:t>Summarize by category</w:t>
             </w:r>
           </w:p>
         </w:tc>
@@ -1970,9 +3046,17 @@
           <w:p>
             <w:pPr>
               <w:spacing w:line="278" w:lineRule="auto"/>
+              <w:rPr>
+                <w:sz w:val="32"/>
+                <w:szCs w:val="32"/>
+              </w:rPr>
             </w:pPr>
             <w:r>
-              <w:t>Grouping</w:t>
+              <w:rPr>
+                <w:sz w:val="32"/>
+                <w:szCs w:val="32"/>
+              </w:rPr>
+              <w:t>Aggregating</w:t>
             </w:r>
           </w:p>
         </w:tc>
@@ -1984,9 +3068,24 @@
           <w:p>
             <w:pPr>
               <w:spacing w:line="278" w:lineRule="auto"/>
+              <w:rPr>
+                <w:sz w:val="32"/>
+                <w:szCs w:val="32"/>
+              </w:rPr>
             </w:pPr>
             <w:r>
-              <w:t>Summarize by category</w:t>
+              <w:rPr>
+                <w:sz w:val="32"/>
+                <w:szCs w:val="32"/>
+              </w:rPr>
+              <w:t>Calculating</w:t>
+            </w:r>
+            <w:r>
+              <w:rPr>
+                <w:sz w:val="32"/>
+                <w:szCs w:val="32"/>
+              </w:rPr>
+              <w:t xml:space="preserve"> totals, averages, counts</w:t>
             </w:r>
           </w:p>
         </w:tc>
@@ -2000,10 +3099,17 @@
           <w:p>
             <w:pPr>
               <w:spacing w:line="278" w:lineRule="auto"/>
+              <w:rPr>
+                <w:sz w:val="32"/>
+                <w:szCs w:val="32"/>
+              </w:rPr>
             </w:pPr>
             <w:r>
-              <w:lastRenderedPageBreak/>
-              <w:t>Aggregating</w:t>
+              <w:rPr>
+                <w:sz w:val="32"/>
+                <w:szCs w:val="32"/>
+              </w:rPr>
+              <w:t>Merging</w:t>
             </w:r>
           </w:p>
         </w:tc>
@@ -2015,14 +3121,17 @@
           <w:p>
             <w:pPr>
               <w:spacing w:line="278" w:lineRule="auto"/>
+              <w:rPr>
+                <w:sz w:val="32"/>
+                <w:szCs w:val="32"/>
+              </w:rPr>
             </w:pPr>
-            <w:proofErr w:type="gramStart"/>
-            <w:r>
-              <w:t>Calculate</w:t>
-            </w:r>
-            <w:proofErr w:type="gramEnd"/>
-            <w:r>
-              <w:t xml:space="preserve"> totals, averages, counts</w:t>
+            <w:r>
+              <w:rPr>
+                <w:sz w:val="32"/>
+                <w:szCs w:val="32"/>
+              </w:rPr>
+              <w:t>Combine information from multiple tables</w:t>
             </w:r>
           </w:p>
         </w:tc>
@@ -2036,9 +3145,17 @@
           <w:p>
             <w:pPr>
               <w:spacing w:line="278" w:lineRule="auto"/>
+              <w:rPr>
+                <w:sz w:val="32"/>
+                <w:szCs w:val="32"/>
+              </w:rPr>
             </w:pPr>
             <w:r>
-              <w:t>Merging</w:t>
+              <w:rPr>
+                <w:sz w:val="32"/>
+                <w:szCs w:val="32"/>
+              </w:rPr>
+              <w:t>Reshaping</w:t>
             </w:r>
           </w:p>
         </w:tc>
@@ -2050,353 +3167,147 @@
           <w:p>
             <w:pPr>
               <w:spacing w:line="278" w:lineRule="auto"/>
+              <w:rPr>
+                <w:sz w:val="32"/>
+                <w:szCs w:val="32"/>
+              </w:rPr>
             </w:pPr>
             <w:r>
-              <w:t>Combine information from multiple tables</w:t>
-            </w:r>
-          </w:p>
-        </w:tc>
-      </w:tr>
-      <w:tr>
-        <w:tc>
-          <w:tcPr>
-            <w:tcW w:w="0" w:type="auto"/>
-            <w:hideMark/>
-          </w:tcPr>
-          <w:p>
-            <w:pPr>
-              <w:spacing w:line="278" w:lineRule="auto"/>
-            </w:pPr>
-            <w:r>
-              <w:t>Reshaping</w:t>
-            </w:r>
-          </w:p>
-        </w:tc>
-        <w:tc>
-          <w:tcPr>
-            <w:tcW w:w="0" w:type="auto"/>
-            <w:hideMark/>
-          </w:tcPr>
-          <w:p>
-            <w:pPr>
-              <w:spacing w:line="278" w:lineRule="auto"/>
-            </w:pPr>
-            <w:r>
+              <w:rPr>
+                <w:sz w:val="32"/>
+                <w:szCs w:val="32"/>
+              </w:rPr>
               <w:t>Change the layout of data for analysis</w:t>
             </w:r>
           </w:p>
         </w:tc>
       </w:tr>
     </w:tbl>
-    <w:p/>
+    <w:p>
+      <w:pPr>
+        <w:rPr>
+          <w:sz w:val="32"/>
+          <w:szCs w:val="32"/>
+        </w:rPr>
+      </w:pPr>
+    </w:p>
+    <w:p>
+      <w:pPr>
+        <w:rPr>
+          <w:sz w:val="32"/>
+          <w:szCs w:val="32"/>
+        </w:rPr>
+      </w:pPr>
+    </w:p>
+    <w:p>
+      <w:pPr>
+        <w:rPr>
+          <w:sz w:val="32"/>
+          <w:szCs w:val="32"/>
+        </w:rPr>
+      </w:pPr>
+    </w:p>
+    <w:p>
+      <w:pPr>
+        <w:rPr>
+          <w:sz w:val="32"/>
+          <w:szCs w:val="32"/>
+        </w:rPr>
+      </w:pPr>
+    </w:p>
+    <w:p>
+      <w:pPr>
+        <w:rPr>
+          <w:sz w:val="32"/>
+          <w:szCs w:val="32"/>
+        </w:rPr>
+      </w:pPr>
+    </w:p>
+    <w:p>
+      <w:pPr>
+        <w:rPr>
+          <w:sz w:val="32"/>
+          <w:szCs w:val="32"/>
+        </w:rPr>
+      </w:pPr>
+    </w:p>
+    <w:p>
+      <w:pPr>
+        <w:rPr>
+          <w:sz w:val="32"/>
+          <w:szCs w:val="32"/>
+        </w:rPr>
+      </w:pPr>
+    </w:p>
+    <w:p>
+      <w:pPr>
+        <w:rPr>
+          <w:sz w:val="32"/>
+          <w:szCs w:val="32"/>
+        </w:rPr>
+      </w:pPr>
+    </w:p>
+    <w:p>
+      <w:pPr>
+        <w:rPr>
+          <w:sz w:val="32"/>
+          <w:szCs w:val="32"/>
+        </w:rPr>
+      </w:pPr>
+    </w:p>
+    <w:p>
+      <w:pPr>
+        <w:rPr>
+          <w:sz w:val="32"/>
+          <w:szCs w:val="32"/>
+        </w:rPr>
+      </w:pPr>
+    </w:p>
+    <w:p>
+      <w:pPr>
+        <w:rPr>
+          <w:sz w:val="32"/>
+          <w:szCs w:val="32"/>
+        </w:rPr>
+      </w:pPr>
+    </w:p>
+    <w:p>
+      <w:pPr>
+        <w:rPr>
+          <w:sz w:val="32"/>
+          <w:szCs w:val="32"/>
+        </w:rPr>
+      </w:pPr>
+    </w:p>
+    <w:p>
+      <w:pPr>
+        <w:rPr>
+          <w:sz w:val="32"/>
+          <w:szCs w:val="32"/>
+        </w:rPr>
+      </w:pPr>
+    </w:p>
     <w:p>
       <w:pPr>
         <w:pStyle w:val="Heading2"/>
       </w:pPr>
-      <w:bookmarkStart w:id="1" w:name="_Toc230981015"/>
-      <w:r>
-        <w:t>Data cleaning</w:t>
-      </w:r>
-      <w:bookmarkEnd w:id="1"/>
-      <w:r>
-        <w:t xml:space="preserve"> </w:t>
-      </w:r>
-      <w:r>
-        <w:t xml:space="preserve"> </w:t>
-      </w:r>
-    </w:p>
-    <w:p>
-      <w:pPr>
-        <w:pStyle w:val="Heading3"/>
-        <w:ind w:left="720"/>
-      </w:pPr>
-      <w:bookmarkStart w:id="2" w:name="_Toc230981016"/>
-      <w:r>
-        <w:t>Missing data</w:t>
-      </w:r>
-      <w:r>
-        <w:t xml:space="preserve">: None, </w:t>
-      </w:r>
-      <w:proofErr w:type="spellStart"/>
-      <w:r>
-        <w:t>NaN</w:t>
-      </w:r>
-      <w:proofErr w:type="spellEnd"/>
-      <w:r>
-        <w:t>,</w:t>
-      </w:r>
-      <w:bookmarkEnd w:id="2"/>
-      <w:r>
-        <w:t xml:space="preserve"> </w:t>
-      </w:r>
-    </w:p>
-    <w:p>
-      <w:pPr>
-        <w:ind w:left="1440"/>
-      </w:pPr>
-      <w:r>
-        <w:t xml:space="preserve">We can use </w:t>
-      </w:r>
-      <w:proofErr w:type="spellStart"/>
-      <w:proofErr w:type="gramStart"/>
-      <w:r>
-        <w:t>pd.isna</w:t>
-      </w:r>
-      <w:proofErr w:type="spellEnd"/>
-      <w:proofErr w:type="gramEnd"/>
-      <w:r>
-        <w:t xml:space="preserve">() to identify </w:t>
-      </w:r>
-      <w:proofErr w:type="spellStart"/>
-      <w:r>
-        <w:t>na</w:t>
-      </w:r>
-      <w:proofErr w:type="spellEnd"/>
-    </w:p>
-    <w:p>
-      <w:pPr>
-        <w:pStyle w:val="Heading3"/>
-        <w:ind w:left="720"/>
-      </w:pPr>
-      <w:bookmarkStart w:id="3" w:name="_Toc230981017"/>
-      <w:r>
-        <w:t>Handling Missing Data</w:t>
-      </w:r>
-      <w:bookmarkEnd w:id="3"/>
-    </w:p>
-    <w:p>
-      <w:r>
-        <w:tab/>
-      </w:r>
-      <w:r>
-        <w:tab/>
-        <w:t>Drop vs impute</w:t>
-      </w:r>
-    </w:p>
-    <w:p>
-      <w:r>
-        <w:tab/>
-      </w:r>
-      <w:r>
-        <w:tab/>
-      </w:r>
-      <w:r>
-        <w:t>Drop on a series, it only returns the nonnull values.</w:t>
-      </w:r>
-    </w:p>
-    <w:p>
-      <w:r>
-        <w:tab/>
-      </w:r>
-      <w:r>
-        <w:tab/>
-        <w:t xml:space="preserve">Drop on a </w:t>
-      </w:r>
-      <w:proofErr w:type="spellStart"/>
-      <w:r>
-        <w:t>dataframe</w:t>
-      </w:r>
-      <w:proofErr w:type="spellEnd"/>
-      <w:r>
-        <w:t xml:space="preserve">, you may want to drop rows or columns that are all </w:t>
-      </w:r>
-      <w:proofErr w:type="gramStart"/>
-      <w:r>
-        <w:t>NA, or</w:t>
-      </w:r>
-      <w:proofErr w:type="gramEnd"/>
-      <w:r>
-        <w:t xml:space="preserve"> containing any Nas.</w:t>
-      </w:r>
-    </w:p>
-    <w:p/>
-    <w:p>
-      <w:r>
-        <w:tab/>
-      </w:r>
-      <w:r>
-        <w:tab/>
-      </w:r>
-      <w:r>
-        <w:t xml:space="preserve">Filling in 0, mean, or some random number </w:t>
-      </w:r>
-    </w:p>
-    <w:p>
-      <w:pPr>
-        <w:pStyle w:val="Heading3"/>
-        <w:ind w:left="720"/>
-      </w:pPr>
-      <w:bookmarkStart w:id="4" w:name="_Toc230981018"/>
-      <w:r>
-        <w:t>Duplicate data</w:t>
-      </w:r>
-      <w:bookmarkEnd w:id="4"/>
-    </w:p>
-    <w:p>
-      <w:pPr>
-        <w:ind w:left="720" w:firstLine="720"/>
-      </w:pPr>
-      <w:r>
-        <w:t>duplicated (</w:t>
-      </w:r>
-      <w:r>
-        <w:t>)</w:t>
-      </w:r>
-      <w:r>
-        <w:t xml:space="preserve">: </w:t>
-      </w:r>
-      <w:r>
-        <w:t>indicating whether each row is a duplicate</w:t>
-      </w:r>
-    </w:p>
-    <w:p>
-      <w:pPr>
-        <w:pStyle w:val="Heading3"/>
-        <w:ind w:left="720"/>
-      </w:pPr>
-      <w:bookmarkStart w:id="5" w:name="_Toc230981019"/>
-      <w:r>
-        <w:t>o</w:t>
-      </w:r>
-      <w:r>
-        <w:t>ther</w:t>
-      </w:r>
-      <w:bookmarkEnd w:id="5"/>
-    </w:p>
-    <w:p>
-      <w:r>
-        <w:tab/>
-      </w:r>
-      <w:r>
-        <w:tab/>
-        <w:t>Extra spaces, inconsistent capitalization</w:t>
-      </w:r>
-    </w:p>
-    <w:p>
-      <w:pPr>
-        <w:rPr>
-          <w:sz w:val="32"/>
-          <w:szCs w:val="32"/>
-        </w:rPr>
-      </w:pPr>
-    </w:p>
-    <w:p>
-      <w:pPr>
-        <w:rPr>
-          <w:sz w:val="32"/>
-          <w:szCs w:val="32"/>
-        </w:rPr>
-      </w:pPr>
-    </w:p>
-    <w:p>
-      <w:pPr>
-        <w:rPr>
-          <w:sz w:val="32"/>
-          <w:szCs w:val="32"/>
-        </w:rPr>
-      </w:pPr>
-    </w:p>
-    <w:p>
-      <w:pPr>
-        <w:rPr>
-          <w:sz w:val="32"/>
-          <w:szCs w:val="32"/>
-        </w:rPr>
-      </w:pPr>
-    </w:p>
-    <w:p>
-      <w:pPr>
-        <w:rPr>
-          <w:sz w:val="32"/>
-          <w:szCs w:val="32"/>
-        </w:rPr>
-      </w:pPr>
-    </w:p>
-    <w:p>
-      <w:pPr>
-        <w:rPr>
-          <w:sz w:val="32"/>
-          <w:szCs w:val="32"/>
-        </w:rPr>
-      </w:pPr>
-      <w:r>
-        <w:rPr>
-          <w:color w:val="EE0000"/>
-          <w:sz w:val="32"/>
-          <w:szCs w:val="32"/>
-        </w:rPr>
-        <w:t>Demonstrate</w:t>
-      </w:r>
-      <w:r>
-        <w:rPr>
-          <w:sz w:val="32"/>
-          <w:szCs w:val="32"/>
-        </w:rPr>
-        <w:t xml:space="preserve"> </w:t>
-      </w:r>
-      <w:r>
-        <w:rPr>
-          <w:sz w:val="32"/>
-          <w:szCs w:val="32"/>
-        </w:rPr>
-        <w:t xml:space="preserve"> </w:t>
-      </w:r>
-    </w:p>
-    <w:p>
-      <w:pPr>
-        <w:rPr>
-          <w:sz w:val="32"/>
-          <w:szCs w:val="32"/>
-        </w:rPr>
-      </w:pPr>
-    </w:p>
-    <w:p>
-      <w:pPr>
-        <w:rPr>
-          <w:sz w:val="32"/>
-          <w:szCs w:val="32"/>
-        </w:rPr>
-      </w:pPr>
-    </w:p>
-    <w:p>
-      <w:pPr>
-        <w:rPr>
-          <w:sz w:val="32"/>
-          <w:szCs w:val="32"/>
-        </w:rPr>
-      </w:pPr>
-    </w:p>
-    <w:p>
-      <w:pPr>
-        <w:rPr>
-          <w:sz w:val="32"/>
-          <w:szCs w:val="32"/>
-        </w:rPr>
-      </w:pPr>
-    </w:p>
-    <w:p>
-      <w:pPr>
-        <w:pStyle w:val="Heading2"/>
-      </w:pPr>
-      <w:bookmarkStart w:id="6" w:name="_Toc230981020"/>
-      <w:r>
-        <w:t>Data Wrangling</w:t>
-      </w:r>
-      <w:bookmarkEnd w:id="6"/>
-    </w:p>
-    <w:p>
-      <w:pPr>
-        <w:rPr>
-          <w:sz w:val="32"/>
-          <w:szCs w:val="32"/>
-        </w:rPr>
-      </w:pPr>
-      <w:r>
-        <w:rPr>
-          <w:sz w:val="32"/>
-          <w:szCs w:val="32"/>
-        </w:rPr>
-        <w:t>After cleaning</w:t>
+      <w:bookmarkStart w:id="7" w:name="_Toc231019916"/>
+      <w:r>
+        <w:lastRenderedPageBreak/>
+        <w:t>Data Visualization: making data understandable</w:t>
+      </w:r>
+      <w:bookmarkEnd w:id="7"/>
+    </w:p>
+    <w:p>
+      <w:pPr>
+        <w:pStyle w:val="ListParagraph"/>
+        <w:numPr>
+          <w:ilvl w:val="0"/>
+          <w:numId w:val="27"/>
+        </w:numPr>
+      </w:pPr>
+      <w:r>
+        <w:t>Visualization</w:t>
       </w:r>
     </w:p>
     <w:tbl>
@@ -2406,474 +3317,8 @@
         <w:tblLook w:val="04A0" w:firstRow="1" w:lastRow="0" w:firstColumn="1" w:lastColumn="0" w:noHBand="0" w:noVBand="1"/>
       </w:tblPr>
       <w:tblGrid>
-        <w:gridCol w:w="2778"/>
-        <w:gridCol w:w="6001"/>
-      </w:tblGrid>
-      <w:tr>
-        <w:tc>
-          <w:tcPr>
-            <w:tcW w:w="0" w:type="auto"/>
-            <w:hideMark/>
-          </w:tcPr>
-          <w:p>
-            <w:pPr>
-              <w:spacing w:line="278" w:lineRule="auto"/>
-              <w:rPr>
-                <w:sz w:val="32"/>
-                <w:szCs w:val="32"/>
-              </w:rPr>
-            </w:pPr>
-            <w:r>
-              <w:rPr>
-                <w:sz w:val="32"/>
-                <w:szCs w:val="32"/>
-              </w:rPr>
-              <w:t>Filtering</w:t>
-            </w:r>
-          </w:p>
-        </w:tc>
-        <w:tc>
-          <w:tcPr>
-            <w:tcW w:w="0" w:type="auto"/>
-            <w:hideMark/>
-          </w:tcPr>
-          <w:p>
-            <w:pPr>
-              <w:spacing w:line="278" w:lineRule="auto"/>
-              <w:rPr>
-                <w:sz w:val="32"/>
-                <w:szCs w:val="32"/>
-              </w:rPr>
-            </w:pPr>
-            <w:r>
-              <w:rPr>
-                <w:sz w:val="32"/>
-                <w:szCs w:val="32"/>
-              </w:rPr>
-              <w:t>Keep only the rows we need</w:t>
-            </w:r>
-          </w:p>
-        </w:tc>
-      </w:tr>
-      <w:tr>
-        <w:tc>
-          <w:tcPr>
-            <w:tcW w:w="0" w:type="auto"/>
-            <w:hideMark/>
-          </w:tcPr>
-          <w:p>
-            <w:pPr>
-              <w:spacing w:line="278" w:lineRule="auto"/>
-              <w:rPr>
-                <w:sz w:val="32"/>
-                <w:szCs w:val="32"/>
-              </w:rPr>
-            </w:pPr>
-            <w:r>
-              <w:rPr>
-                <w:sz w:val="32"/>
-                <w:szCs w:val="32"/>
-              </w:rPr>
-              <w:t>Selecting columns</w:t>
-            </w:r>
-          </w:p>
-        </w:tc>
-        <w:tc>
-          <w:tcPr>
-            <w:tcW w:w="0" w:type="auto"/>
-            <w:hideMark/>
-          </w:tcPr>
-          <w:p>
-            <w:pPr>
-              <w:spacing w:line="278" w:lineRule="auto"/>
-              <w:rPr>
-                <w:sz w:val="32"/>
-                <w:szCs w:val="32"/>
-              </w:rPr>
-            </w:pPr>
-            <w:r>
-              <w:rPr>
-                <w:sz w:val="32"/>
-                <w:szCs w:val="32"/>
-              </w:rPr>
-              <w:t>Keep only relevant variables</w:t>
-            </w:r>
-          </w:p>
-        </w:tc>
-      </w:tr>
-      <w:tr>
-        <w:tc>
-          <w:tcPr>
-            <w:tcW w:w="0" w:type="auto"/>
-            <w:hideMark/>
-          </w:tcPr>
-          <w:p>
-            <w:pPr>
-              <w:spacing w:line="278" w:lineRule="auto"/>
-              <w:rPr>
-                <w:sz w:val="32"/>
-                <w:szCs w:val="32"/>
-              </w:rPr>
-            </w:pPr>
-            <w:r>
-              <w:rPr>
-                <w:sz w:val="32"/>
-                <w:szCs w:val="32"/>
-              </w:rPr>
-              <w:t>Sorting</w:t>
-            </w:r>
-          </w:p>
-        </w:tc>
-        <w:tc>
-          <w:tcPr>
-            <w:tcW w:w="0" w:type="auto"/>
-            <w:hideMark/>
-          </w:tcPr>
-          <w:p>
-            <w:pPr>
-              <w:spacing w:line="278" w:lineRule="auto"/>
-              <w:rPr>
-                <w:sz w:val="32"/>
-                <w:szCs w:val="32"/>
-              </w:rPr>
-            </w:pPr>
-            <w:r>
-              <w:rPr>
-                <w:sz w:val="32"/>
-                <w:szCs w:val="32"/>
-              </w:rPr>
-              <w:t>Arrange data in a useful order</w:t>
-            </w:r>
-          </w:p>
-        </w:tc>
-      </w:tr>
-      <w:tr>
-        <w:tc>
-          <w:tcPr>
-            <w:tcW w:w="0" w:type="auto"/>
-            <w:hideMark/>
-          </w:tcPr>
-          <w:p>
-            <w:pPr>
-              <w:spacing w:line="278" w:lineRule="auto"/>
-              <w:rPr>
-                <w:sz w:val="32"/>
-                <w:szCs w:val="32"/>
-              </w:rPr>
-            </w:pPr>
-            <w:r>
-              <w:rPr>
-                <w:sz w:val="32"/>
-                <w:szCs w:val="32"/>
-              </w:rPr>
-              <w:t>Grouping</w:t>
-            </w:r>
-          </w:p>
-        </w:tc>
-        <w:tc>
-          <w:tcPr>
-            <w:tcW w:w="0" w:type="auto"/>
-            <w:hideMark/>
-          </w:tcPr>
-          <w:p>
-            <w:pPr>
-              <w:spacing w:line="278" w:lineRule="auto"/>
-              <w:rPr>
-                <w:sz w:val="32"/>
-                <w:szCs w:val="32"/>
-              </w:rPr>
-            </w:pPr>
-            <w:r>
-              <w:rPr>
-                <w:sz w:val="32"/>
-                <w:szCs w:val="32"/>
-              </w:rPr>
-              <w:t>Summarize by category</w:t>
-            </w:r>
-          </w:p>
-        </w:tc>
-      </w:tr>
-      <w:tr>
-        <w:tc>
-          <w:tcPr>
-            <w:tcW w:w="0" w:type="auto"/>
-            <w:hideMark/>
-          </w:tcPr>
-          <w:p>
-            <w:pPr>
-              <w:spacing w:line="278" w:lineRule="auto"/>
-              <w:rPr>
-                <w:sz w:val="32"/>
-                <w:szCs w:val="32"/>
-              </w:rPr>
-            </w:pPr>
-            <w:r>
-              <w:rPr>
-                <w:sz w:val="32"/>
-                <w:szCs w:val="32"/>
-              </w:rPr>
-              <w:t>Aggregating</w:t>
-            </w:r>
-          </w:p>
-        </w:tc>
-        <w:tc>
-          <w:tcPr>
-            <w:tcW w:w="0" w:type="auto"/>
-            <w:hideMark/>
-          </w:tcPr>
-          <w:p>
-            <w:pPr>
-              <w:spacing w:line="278" w:lineRule="auto"/>
-              <w:rPr>
-                <w:sz w:val="32"/>
-                <w:szCs w:val="32"/>
-              </w:rPr>
-            </w:pPr>
-            <w:r>
-              <w:rPr>
-                <w:sz w:val="32"/>
-                <w:szCs w:val="32"/>
-              </w:rPr>
-              <w:t>Calculating</w:t>
-            </w:r>
-            <w:r>
-              <w:rPr>
-                <w:sz w:val="32"/>
-                <w:szCs w:val="32"/>
-              </w:rPr>
-              <w:t xml:space="preserve"> totals, averages, counts</w:t>
-            </w:r>
-          </w:p>
-        </w:tc>
-      </w:tr>
-      <w:tr>
-        <w:tc>
-          <w:tcPr>
-            <w:tcW w:w="0" w:type="auto"/>
-            <w:hideMark/>
-          </w:tcPr>
-          <w:p>
-            <w:pPr>
-              <w:spacing w:line="278" w:lineRule="auto"/>
-              <w:rPr>
-                <w:sz w:val="32"/>
-                <w:szCs w:val="32"/>
-              </w:rPr>
-            </w:pPr>
-            <w:r>
-              <w:rPr>
-                <w:sz w:val="32"/>
-                <w:szCs w:val="32"/>
-              </w:rPr>
-              <w:t>Merging</w:t>
-            </w:r>
-          </w:p>
-        </w:tc>
-        <w:tc>
-          <w:tcPr>
-            <w:tcW w:w="0" w:type="auto"/>
-            <w:hideMark/>
-          </w:tcPr>
-          <w:p>
-            <w:pPr>
-              <w:spacing w:line="278" w:lineRule="auto"/>
-              <w:rPr>
-                <w:sz w:val="32"/>
-                <w:szCs w:val="32"/>
-              </w:rPr>
-            </w:pPr>
-            <w:r>
-              <w:rPr>
-                <w:sz w:val="32"/>
-                <w:szCs w:val="32"/>
-              </w:rPr>
-              <w:t>Combine information from multiple tables</w:t>
-            </w:r>
-          </w:p>
-        </w:tc>
-      </w:tr>
-      <w:tr>
-        <w:tc>
-          <w:tcPr>
-            <w:tcW w:w="0" w:type="auto"/>
-            <w:hideMark/>
-          </w:tcPr>
-          <w:p>
-            <w:pPr>
-              <w:spacing w:line="278" w:lineRule="auto"/>
-              <w:rPr>
-                <w:sz w:val="32"/>
-                <w:szCs w:val="32"/>
-              </w:rPr>
-            </w:pPr>
-            <w:r>
-              <w:rPr>
-                <w:sz w:val="32"/>
-                <w:szCs w:val="32"/>
-              </w:rPr>
-              <w:t>Reshaping</w:t>
-            </w:r>
-          </w:p>
-        </w:tc>
-        <w:tc>
-          <w:tcPr>
-            <w:tcW w:w="0" w:type="auto"/>
-            <w:hideMark/>
-          </w:tcPr>
-          <w:p>
-            <w:pPr>
-              <w:spacing w:line="278" w:lineRule="auto"/>
-              <w:rPr>
-                <w:sz w:val="32"/>
-                <w:szCs w:val="32"/>
-              </w:rPr>
-            </w:pPr>
-            <w:r>
-              <w:rPr>
-                <w:sz w:val="32"/>
-                <w:szCs w:val="32"/>
-              </w:rPr>
-              <w:t>Change the layout of data for analysis</w:t>
-            </w:r>
-          </w:p>
-        </w:tc>
-      </w:tr>
-    </w:tbl>
-    <w:p>
-      <w:pPr>
-        <w:rPr>
-          <w:sz w:val="32"/>
-          <w:szCs w:val="32"/>
-        </w:rPr>
-      </w:pPr>
-    </w:p>
-    <w:p>
-      <w:pPr>
-        <w:rPr>
-          <w:sz w:val="32"/>
-          <w:szCs w:val="32"/>
-        </w:rPr>
-      </w:pPr>
-    </w:p>
-    <w:p>
-      <w:pPr>
-        <w:rPr>
-          <w:sz w:val="32"/>
-          <w:szCs w:val="32"/>
-        </w:rPr>
-      </w:pPr>
-    </w:p>
-    <w:p>
-      <w:pPr>
-        <w:rPr>
-          <w:sz w:val="32"/>
-          <w:szCs w:val="32"/>
-        </w:rPr>
-      </w:pPr>
-    </w:p>
-    <w:p>
-      <w:pPr>
-        <w:rPr>
-          <w:sz w:val="32"/>
-          <w:szCs w:val="32"/>
-        </w:rPr>
-      </w:pPr>
-    </w:p>
-    <w:p>
-      <w:pPr>
-        <w:rPr>
-          <w:sz w:val="32"/>
-          <w:szCs w:val="32"/>
-        </w:rPr>
-      </w:pPr>
-    </w:p>
-    <w:p>
-      <w:pPr>
-        <w:rPr>
-          <w:sz w:val="32"/>
-          <w:szCs w:val="32"/>
-        </w:rPr>
-      </w:pPr>
-    </w:p>
-    <w:p>
-      <w:pPr>
-        <w:rPr>
-          <w:sz w:val="32"/>
-          <w:szCs w:val="32"/>
-        </w:rPr>
-      </w:pPr>
-    </w:p>
-    <w:p>
-      <w:pPr>
-        <w:rPr>
-          <w:sz w:val="32"/>
-          <w:szCs w:val="32"/>
-        </w:rPr>
-      </w:pPr>
-    </w:p>
-    <w:p>
-      <w:pPr>
-        <w:rPr>
-          <w:sz w:val="32"/>
-          <w:szCs w:val="32"/>
-        </w:rPr>
-      </w:pPr>
-    </w:p>
-    <w:p>
-      <w:pPr>
-        <w:rPr>
-          <w:sz w:val="32"/>
-          <w:szCs w:val="32"/>
-        </w:rPr>
-      </w:pPr>
-    </w:p>
-    <w:p>
-      <w:pPr>
-        <w:rPr>
-          <w:sz w:val="32"/>
-          <w:szCs w:val="32"/>
-        </w:rPr>
-      </w:pPr>
-    </w:p>
-    <w:p>
-      <w:pPr>
-        <w:rPr>
-          <w:sz w:val="32"/>
-          <w:szCs w:val="32"/>
-        </w:rPr>
-      </w:pPr>
-    </w:p>
-    <w:p>
-      <w:pPr>
-        <w:pStyle w:val="Heading2"/>
-      </w:pPr>
-      <w:bookmarkStart w:id="7" w:name="_Toc230981021"/>
-      <w:r>
-        <w:t>Data Visualization: making data understandable</w:t>
-      </w:r>
-      <w:bookmarkEnd w:id="7"/>
-    </w:p>
-    <w:p>
-      <w:pPr>
-        <w:pStyle w:val="ListParagraph"/>
-        <w:numPr>
-          <w:ilvl w:val="0"/>
-          <w:numId w:val="27"/>
-        </w:numPr>
-      </w:pPr>
-      <w:r>
-        <w:t>Visualization</w:t>
-      </w:r>
-    </w:p>
-    <w:tbl>
-      <w:tblPr>
-        <w:tblStyle w:val="TableGrid"/>
-        <w:tblW w:w="0" w:type="auto"/>
-        <w:tblLook w:val="04A0" w:firstRow="1" w:lastRow="0" w:firstColumn="1" w:lastColumn="0" w:noHBand="0" w:noVBand="1"/>
-      </w:tblPr>
-      <w:tblGrid>
-        <w:gridCol w:w="2742"/>
-        <w:gridCol w:w="3269"/>
+        <w:gridCol w:w="2650"/>
+        <w:gridCol w:w="3033"/>
       </w:tblGrid>
       <w:tr>
         <w:tc>
@@ -3316,8 +3761,9 @@
       <w:pPr>
         <w:pStyle w:val="Heading3"/>
       </w:pPr>
-      <w:bookmarkStart w:id="8" w:name="_Toc230981022"/>
-      <w:r>
+      <w:bookmarkStart w:id="8" w:name="_Toc231019917"/>
+      <w:r>
+        <w:lastRenderedPageBreak/>
         <w:t>Pandas</w:t>
       </w:r>
       <w:bookmarkEnd w:id="8"/>
@@ -3336,7 +3782,7 @@
       <w:pPr>
         <w:pStyle w:val="Heading3"/>
       </w:pPr>
-      <w:bookmarkStart w:id="9" w:name="_Toc230981023"/>
+      <w:bookmarkStart w:id="9" w:name="_Toc231019918"/>
       <w:r>
         <w:t>Matplotlib</w:t>
       </w:r>
@@ -3360,62 +3806,23 @@
           <w:sz w:val="32"/>
           <w:szCs w:val="32"/>
         </w:rPr>
-        <w:t xml:space="preserve">Pandas </w:t>
-      </w:r>
-      <w:proofErr w:type="gramStart"/>
-      <w:r>
-        <w:rPr>
-          <w:sz w:val="32"/>
-          <w:szCs w:val="32"/>
-        </w:rPr>
-        <w:t>helps</w:t>
-      </w:r>
-      <w:proofErr w:type="gramEnd"/>
-      <w:r>
-        <w:rPr>
-          <w:sz w:val="32"/>
-          <w:szCs w:val="32"/>
-        </w:rPr>
-        <w:t xml:space="preserve"> us store and clean data.</w:t>
-      </w:r>
-      <w:r>
-        <w:rPr>
-          <w:sz w:val="32"/>
-          <w:szCs w:val="32"/>
-        </w:rPr>
-        <w:t xml:space="preserve"> </w:t>
-      </w:r>
-      <w:r>
-        <w:rPr>
-          <w:sz w:val="32"/>
-          <w:szCs w:val="32"/>
-        </w:rPr>
-        <w:t>Matplotlib helps us visualize data.</w:t>
-      </w:r>
-    </w:p>
-    <w:p>
-      <w:pPr>
-        <w:rPr>
-          <w:sz w:val="32"/>
-          <w:szCs w:val="32"/>
-        </w:rPr>
-      </w:pPr>
-      <w:r>
-        <w:rPr>
-          <w:sz w:val="32"/>
-          <w:szCs w:val="32"/>
-        </w:rPr>
-        <w:t xml:space="preserve">We should create a canvas to hold the chart. We want to customize </w:t>
-      </w:r>
-      <w:proofErr w:type="gramStart"/>
-      <w:r>
-        <w:rPr>
-          <w:sz w:val="32"/>
-          <w:szCs w:val="32"/>
-        </w:rPr>
-        <w:t>chart</w:t>
-      </w:r>
-      <w:proofErr w:type="gramEnd"/>
+        <w:t>Pandas helps us store and clean data. Matplotlib helps us visualize data.</w:t>
+      </w:r>
+    </w:p>
+    <w:p>
+      <w:pPr>
+        <w:rPr>
+          <w:sz w:val="32"/>
+          <w:szCs w:val="32"/>
+        </w:rPr>
+      </w:pPr>
+      <w:r>
+        <w:rPr>
+          <w:sz w:val="32"/>
+          <w:szCs w:val="32"/>
+        </w:rPr>
+        <w:t>We should create a canvas to hold the chart. We want to customize chart</w:t>
+      </w:r>
     </w:p>
     <w:p>
       <w:pPr>
@@ -3615,42 +4022,51 @@
     <w:p>
       <w:pPr>
         <w:rPr>
-          <w:sz w:val="32"/>
-          <w:szCs w:val="32"/>
-        </w:rPr>
-      </w:pPr>
-      <w:r>
-        <w:rPr>
           <w:color w:val="EE0000"/>
           <w:sz w:val="32"/>
           <w:szCs w:val="32"/>
         </w:rPr>
+      </w:pPr>
+    </w:p>
+    <w:p>
+      <w:pPr>
+        <w:rPr>
+          <w:sz w:val="32"/>
+          <w:szCs w:val="32"/>
+        </w:rPr>
+      </w:pPr>
+      <w:r>
+        <w:rPr>
+          <w:color w:val="EE0000"/>
+          <w:sz w:val="32"/>
+          <w:szCs w:val="32"/>
+        </w:rPr>
+        <w:t>d</w:t>
+      </w:r>
+      <w:r>
+        <w:rPr>
+          <w:color w:val="EE0000"/>
+          <w:sz w:val="32"/>
+          <w:szCs w:val="32"/>
+        </w:rPr>
+        <w:t>emonstrate</w:t>
+      </w:r>
+    </w:p>
+    <w:p>
+      <w:pPr>
+        <w:rPr>
+          <w:sz w:val="32"/>
+          <w:szCs w:val="32"/>
+        </w:rPr>
+      </w:pPr>
+    </w:p>
+    <w:p>
+      <w:pPr>
+        <w:pStyle w:val="Heading2"/>
+      </w:pPr>
+      <w:bookmarkStart w:id="10" w:name="_Toc231019919"/>
+      <w:r>
         <w:lastRenderedPageBreak/>
-        <w:t>d</w:t>
-      </w:r>
-      <w:r>
-        <w:rPr>
-          <w:color w:val="EE0000"/>
-          <w:sz w:val="32"/>
-          <w:szCs w:val="32"/>
-        </w:rPr>
-        <w:t>emonstrate</w:t>
-      </w:r>
-    </w:p>
-    <w:p>
-      <w:pPr>
-        <w:rPr>
-          <w:sz w:val="32"/>
-          <w:szCs w:val="32"/>
-        </w:rPr>
-      </w:pPr>
-    </w:p>
-    <w:p>
-      <w:pPr>
-        <w:pStyle w:val="Heading2"/>
-      </w:pPr>
-      <w:bookmarkStart w:id="10" w:name="_Toc230981024"/>
-      <w:r>
         <w:t>Basic Definitions</w:t>
       </w:r>
       <w:bookmarkEnd w:id="10"/>
@@ -3734,7 +4150,7 @@
       </w:tblPr>
       <w:tblGrid>
         <w:gridCol w:w="1174"/>
-        <w:gridCol w:w="1662"/>
+        <w:gridCol w:w="1655"/>
         <w:gridCol w:w="1276"/>
         <w:gridCol w:w="1011"/>
         <w:gridCol w:w="1647"/>
@@ -4801,7 +5217,7 @@
       <w:pPr>
         <w:pStyle w:val="Heading2"/>
       </w:pPr>
-      <w:bookmarkStart w:id="11" w:name="_Toc230981025"/>
+      <w:bookmarkStart w:id="11" w:name="_Toc231019920"/>
       <w:r>
         <w:t>Types of Measurement</w:t>
       </w:r>
@@ -4872,28 +5288,7 @@
           <w:sz w:val="32"/>
           <w:szCs w:val="32"/>
         </w:rPr>
-        <w:t>categorical data w</w:t>
-      </w:r>
-      <w:r>
-        <w:rPr>
-          <w:sz w:val="32"/>
-          <w:szCs w:val="32"/>
-        </w:rPr>
-        <w:t>/o</w:t>
-      </w:r>
-      <w:r>
-        <w:rPr>
-          <w:sz w:val="32"/>
-          <w:szCs w:val="32"/>
-        </w:rPr>
-        <w:t xml:space="preserve"> no order,</w:t>
-      </w:r>
-      <w:r>
-        <w:rPr>
-          <w:sz w:val="32"/>
-          <w:szCs w:val="32"/>
-        </w:rPr>
-        <w:t xml:space="preserve"> ex. Grade drink size,</w:t>
+        <w:t>categorical data w/o no order, ex. Grade drink size,</w:t>
       </w:r>
     </w:p>
     <w:p>
@@ -4920,21 +5315,7 @@
           <w:sz w:val="32"/>
           <w:szCs w:val="32"/>
         </w:rPr>
-        <w:t xml:space="preserve">: numerical data where differences have meaning. </w:t>
-      </w:r>
-      <w:r>
-        <w:rPr>
-          <w:sz w:val="32"/>
-          <w:szCs w:val="32"/>
-        </w:rPr>
-        <w:t>Interval data are numbers where subtraction makes sense, but multiplication-style comparisons do not. For example, the difference between 80°F and 70°F is meaningful, but we should not say 80°F is twice as hot as 40°F.</w:t>
-      </w:r>
-      <w:r>
-        <w:rPr>
-          <w:sz w:val="32"/>
-          <w:szCs w:val="32"/>
-        </w:rPr>
-        <w:t xml:space="preserve"> </w:t>
+        <w:t xml:space="preserve">: numerical data where differences have meaning. Interval data are numbers where subtraction makes sense, but multiplication-style comparisons do not. For example, the difference between 80°F and 70°F is meaningful, but we should not say 80°F is twice as hot as 40°F. </w:t>
       </w:r>
     </w:p>
     <w:p>
@@ -4982,15 +5363,31 @@
           <w:sz w:val="32"/>
           <w:szCs w:val="32"/>
         </w:rPr>
-        <w:t xml:space="preserve">For example, 100 miles is twice as far as 50 miles, and </w:t>
-      </w:r>
+        <w:t>For example, 100 miles is twice as far as 50 miles, and 200 dollars is twice as much as 100 dollars. The key difference is that ratio data have a true zero.</w:t>
+      </w:r>
+    </w:p>
+    <w:p>
+      <w:pPr>
+        <w:ind w:left="360"/>
+        <w:rPr>
+          <w:sz w:val="32"/>
+          <w:szCs w:val="32"/>
+        </w:rPr>
+      </w:pPr>
       <w:r>
         <w:rPr>
           <w:sz w:val="32"/>
           <w:szCs w:val="32"/>
         </w:rPr>
         <w:lastRenderedPageBreak/>
-        <w:t>200 dollars is twice as much as 100 dollars. The key difference is that ratio data have a true zero.</w:t>
+        <w:t>A rating scale is usually ordinal because the values have a clear order, but the gaps between values may not be exactly equal. In practice, analysts often treat rating scales like interval data</w:t>
+      </w:r>
+      <w:r>
+        <w:rPr>
+          <w:sz w:val="32"/>
+          <w:szCs w:val="32"/>
+        </w:rPr>
+        <w:t xml:space="preserve"> </w:t>
       </w:r>
     </w:p>
     <w:p>
@@ -5006,47 +5403,22 @@
           <w:sz w:val="32"/>
           <w:szCs w:val="32"/>
         </w:rPr>
-        <w:t>A rating scale is usually ordinal because the values have a clear order, but the gaps between values may not be exactly equal. In practice, analysts often treat rating scales like interval data</w:t>
-      </w:r>
-      <w:r>
-        <w:rPr>
-          <w:sz w:val="32"/>
-          <w:szCs w:val="32"/>
-        </w:rPr>
+        <w:t>5 is higher than 4, and 4 is higher than 3. But the distance between ratings is not guaranteed to be equal. The psychological difference between 1 and 2 may not be the same as the difference between 4 and 5.</w:t>
+      </w:r>
+    </w:p>
+    <w:p>
+      <w:pPr>
+        <w:pStyle w:val="Heading2"/>
+      </w:pPr>
+      <w:bookmarkStart w:id="12" w:name="_Toc231019921"/>
+      <w:r>
+        <w:t>Choosing an Appropriate Visualization</w:t>
+      </w:r>
+      <w:r>
         <w:t xml:space="preserve"> </w:t>
       </w:r>
-    </w:p>
-    <w:p>
-      <w:pPr>
-        <w:ind w:left="360"/>
-        <w:rPr>
-          <w:sz w:val="32"/>
-          <w:szCs w:val="32"/>
-        </w:rPr>
-      </w:pPr>
-      <w:r>
-        <w:rPr>
-          <w:sz w:val="32"/>
-          <w:szCs w:val="32"/>
-        </w:rPr>
-        <w:t>5 is higher than 4, and 4 is higher than 3. But the distance between ratings is not guaranteed to be equal. The psychological difference between 1 and 2 may not be the same as the difference between 4 and 5.</w:t>
-      </w:r>
-    </w:p>
-    <w:p>
-      <w:pPr>
-        <w:pStyle w:val="Heading2"/>
-      </w:pPr>
-      <w:bookmarkStart w:id="12" w:name="_Toc230981026"/>
-      <w:r>
-        <w:t xml:space="preserve">Choosing an Appropriate </w:t>
-      </w:r>
-      <w:proofErr w:type="gramStart"/>
-      <w:r>
-        <w:t>Visualization(</w:t>
-      </w:r>
-      <w:proofErr w:type="gramEnd"/>
-      <w:r>
-        <w:t>for exploration)</w:t>
+      <w:r>
+        <w:t>(for exploration)</w:t>
       </w:r>
       <w:bookmarkEnd w:id="12"/>
     </w:p>
@@ -5110,7 +5482,7 @@
         </w:tc>
         <w:tc>
           <w:tcPr>
-            <w:tcW w:w="2578" w:type="dxa"/>
+            <w:tcW w:w="2650" w:type="dxa"/>
             <w:tcBorders>
               <w:top w:val="single" w:sz="8" w:space="0" w:color="A3A3A3"/>
               <w:left w:val="single" w:sz="8" w:space="0" w:color="A3A3A3"/>
@@ -5182,7 +5554,7 @@
         </w:tc>
         <w:tc>
           <w:tcPr>
-            <w:tcW w:w="2588" w:type="dxa"/>
+            <w:tcW w:w="2650" w:type="dxa"/>
             <w:tcBorders>
               <w:top w:val="single" w:sz="8" w:space="0" w:color="A3A3A3"/>
               <w:left w:val="single" w:sz="8" w:space="0" w:color="A3A3A3"/>
@@ -5251,7 +5623,7 @@
         </w:tc>
         <w:tc>
           <w:tcPr>
-            <w:tcW w:w="2578" w:type="dxa"/>
+            <w:tcW w:w="2650" w:type="dxa"/>
             <w:tcBorders>
               <w:top w:val="single" w:sz="8" w:space="0" w:color="A3A3A3"/>
               <w:left w:val="single" w:sz="8" w:space="0" w:color="A3A3A3"/>
@@ -5350,75 +5722,7 @@
                 <w:sz w:val="32"/>
                 <w:szCs w:val="32"/>
               </w:rPr>
-              <w:t>Box-and-whisker plot</w:t>
-            </w:r>
-          </w:p>
-        </w:tc>
-      </w:tr>
-      <w:tr>
-        <w:tc>
-          <w:tcPr>
-            <w:tcW w:w="4074" w:type="dxa"/>
-            <w:tcBorders>
-              <w:top w:val="single" w:sz="8" w:space="0" w:color="A3A3A3"/>
-              <w:left w:val="single" w:sz="8" w:space="0" w:color="A3A3A3"/>
-              <w:bottom w:val="single" w:sz="8" w:space="0" w:color="A3A3A3"/>
-              <w:right w:val="single" w:sz="8" w:space="0" w:color="A3A3A3"/>
-            </w:tcBorders>
-            <w:tcMar>
-              <w:top w:w="80" w:type="dxa"/>
-              <w:left w:w="80" w:type="dxa"/>
-              <w:bottom w:w="80" w:type="dxa"/>
-              <w:right w:w="80" w:type="dxa"/>
-            </w:tcMar>
-            <w:hideMark/>
-          </w:tcPr>
-          <w:p>
-            <w:pPr>
-              <w:rPr>
-                <w:sz w:val="32"/>
-                <w:szCs w:val="32"/>
-              </w:rPr>
-            </w:pPr>
-            <w:r>
-              <w:rPr>
-                <w:sz w:val="32"/>
-                <w:szCs w:val="32"/>
-              </w:rPr>
-              <w:t>Two categorical variables</w:t>
-            </w:r>
-          </w:p>
-        </w:tc>
-        <w:tc>
-          <w:tcPr>
-            <w:tcW w:w="2578" w:type="dxa"/>
-            <w:tcBorders>
-              <w:top w:val="single" w:sz="8" w:space="0" w:color="A3A3A3"/>
-              <w:left w:val="single" w:sz="8" w:space="0" w:color="A3A3A3"/>
-              <w:bottom w:val="single" w:sz="8" w:space="0" w:color="A3A3A3"/>
-              <w:right w:val="single" w:sz="8" w:space="0" w:color="A3A3A3"/>
-            </w:tcBorders>
-            <w:tcMar>
-              <w:top w:w="80" w:type="dxa"/>
-              <w:left w:w="80" w:type="dxa"/>
-              <w:bottom w:w="80" w:type="dxa"/>
-              <w:right w:w="80" w:type="dxa"/>
-            </w:tcMar>
-            <w:hideMark/>
-          </w:tcPr>
-          <w:p>
-            <w:pPr>
-              <w:rPr>
-                <w:sz w:val="32"/>
-                <w:szCs w:val="32"/>
-              </w:rPr>
-            </w:pPr>
-            <w:r>
-              <w:rPr>
-                <w:sz w:val="32"/>
-                <w:szCs w:val="32"/>
-              </w:rPr>
-              <w:t>Mosaic plot</w:t>
+              <w:t>Box plot</w:t>
             </w:r>
           </w:p>
         </w:tc>
@@ -5460,7 +5764,7 @@
         </w:tc>
         <w:tc>
           <w:tcPr>
-            <w:tcW w:w="2578" w:type="dxa"/>
+            <w:tcW w:w="2650" w:type="dxa"/>
             <w:tcBorders>
               <w:top w:val="single" w:sz="8" w:space="0" w:color="A3A3A3"/>
               <w:left w:val="single" w:sz="8" w:space="0" w:color="A3A3A3"/>
@@ -5489,74 +5793,6 @@
                 <w:szCs w:val="32"/>
               </w:rPr>
               <w:t>Scatter plot</w:t>
-            </w:r>
-          </w:p>
-        </w:tc>
-      </w:tr>
-      <w:tr>
-        <w:tc>
-          <w:tcPr>
-            <w:tcW w:w="4074" w:type="dxa"/>
-            <w:tcBorders>
-              <w:top w:val="single" w:sz="8" w:space="0" w:color="A3A3A3"/>
-              <w:left w:val="single" w:sz="8" w:space="0" w:color="A3A3A3"/>
-              <w:bottom w:val="single" w:sz="8" w:space="0" w:color="A3A3A3"/>
-              <w:right w:val="single" w:sz="8" w:space="0" w:color="A3A3A3"/>
-            </w:tcBorders>
-            <w:tcMar>
-              <w:top w:w="80" w:type="dxa"/>
-              <w:left w:w="80" w:type="dxa"/>
-              <w:bottom w:w="80" w:type="dxa"/>
-              <w:right w:w="80" w:type="dxa"/>
-            </w:tcMar>
-            <w:hideMark/>
-          </w:tcPr>
-          <w:p>
-            <w:pPr>
-              <w:rPr>
-                <w:sz w:val="32"/>
-                <w:szCs w:val="32"/>
-              </w:rPr>
-            </w:pPr>
-            <w:r>
-              <w:rPr>
-                <w:sz w:val="32"/>
-                <w:szCs w:val="32"/>
-              </w:rPr>
-              <w:t>Two continuous variables, one categorical variable</w:t>
-            </w:r>
-          </w:p>
-        </w:tc>
-        <w:tc>
-          <w:tcPr>
-            <w:tcW w:w="2578" w:type="dxa"/>
-            <w:tcBorders>
-              <w:top w:val="single" w:sz="8" w:space="0" w:color="A3A3A3"/>
-              <w:left w:val="single" w:sz="8" w:space="0" w:color="A3A3A3"/>
-              <w:bottom w:val="single" w:sz="8" w:space="0" w:color="A3A3A3"/>
-              <w:right w:val="single" w:sz="8" w:space="0" w:color="A3A3A3"/>
-            </w:tcBorders>
-            <w:tcMar>
-              <w:top w:w="80" w:type="dxa"/>
-              <w:left w:w="80" w:type="dxa"/>
-              <w:bottom w:w="80" w:type="dxa"/>
-              <w:right w:w="80" w:type="dxa"/>
-            </w:tcMar>
-            <w:hideMark/>
-          </w:tcPr>
-          <w:p>
-            <w:pPr>
-              <w:rPr>
-                <w:sz w:val="32"/>
-                <w:szCs w:val="32"/>
-              </w:rPr>
-            </w:pPr>
-            <w:r>
-              <w:rPr>
-                <w:sz w:val="32"/>
-                <w:szCs w:val="32"/>
-              </w:rPr>
-              <w:t>Scatter plot with symbols/color</w:t>
             </w:r>
           </w:p>
         </w:tc>
@@ -5598,7 +5834,7 @@
         </w:tc>
         <w:tc>
           <w:tcPr>
-            <w:tcW w:w="2578" w:type="dxa"/>
+            <w:tcW w:w="2650" w:type="dxa"/>
             <w:tcBorders>
               <w:top w:val="single" w:sz="8" w:space="0" w:color="A3A3A3"/>
               <w:left w:val="single" w:sz="8" w:space="0" w:color="A3A3A3"/>
@@ -5645,11 +5881,12 @@
       <w:pPr>
         <w:spacing w:after="0" w:line="240" w:lineRule="auto"/>
         <w:rPr>
-          <w:sz w:val="32"/>
-          <w:szCs w:val="32"/>
-        </w:rPr>
-      </w:pPr>
-      <w:bookmarkStart w:id="13" w:name="_Toc230981027"/>
+          <w:rStyle w:val="Hyperlink"/>
+          <w:sz w:val="32"/>
+          <w:szCs w:val="32"/>
+        </w:rPr>
+      </w:pPr>
+      <w:bookmarkStart w:id="13" w:name="_Toc231019922"/>
       <w:r>
         <w:rPr>
           <w:rStyle w:val="Heading2Char"/>
@@ -5685,64 +5922,125 @@
             <w:sz w:val="32"/>
             <w:szCs w:val="32"/>
           </w:rPr>
-          <w:t>https://datavizcat</w:t>
-        </w:r>
-        <w:r>
-          <w:rPr>
-            <w:rStyle w:val="Hyperlink"/>
-            <w:sz w:val="32"/>
-            <w:szCs w:val="32"/>
-          </w:rPr>
-          <w:t>a</w:t>
-        </w:r>
-        <w:r>
-          <w:rPr>
-            <w:rStyle w:val="Hyperlink"/>
-            <w:sz w:val="32"/>
-            <w:szCs w:val="32"/>
-          </w:rPr>
-          <w:t>logue.com/</w:t>
+          <w:t>https://datavizcatalogue.com/</w:t>
         </w:r>
       </w:hyperlink>
     </w:p>
     <w:p>
       <w:pPr>
+        <w:spacing w:after="0" w:line="240" w:lineRule="auto"/>
+        <w:rPr>
+          <w:rStyle w:val="Hyperlink"/>
+          <w:sz w:val="32"/>
+          <w:szCs w:val="32"/>
+        </w:rPr>
+      </w:pPr>
+    </w:p>
+    <w:p>
+      <w:pPr>
+        <w:spacing w:after="0" w:line="240" w:lineRule="auto"/>
+        <w:rPr>
+          <w:rStyle w:val="Hyperlink"/>
+          <w:sz w:val="32"/>
+          <w:szCs w:val="32"/>
+        </w:rPr>
+      </w:pPr>
+    </w:p>
+    <w:p>
+      <w:pPr>
+        <w:spacing w:after="0" w:line="240" w:lineRule="auto"/>
+        <w:rPr>
+          <w:rStyle w:val="Hyperlink"/>
+          <w:sz w:val="32"/>
+          <w:szCs w:val="32"/>
+        </w:rPr>
+      </w:pPr>
+    </w:p>
+    <w:p>
+      <w:pPr>
+        <w:spacing w:after="0" w:line="240" w:lineRule="auto"/>
+        <w:rPr>
+          <w:sz w:val="32"/>
+          <w:szCs w:val="32"/>
+        </w:rPr>
+      </w:pPr>
+    </w:p>
+    <w:p>
+      <w:pPr>
         <w:pStyle w:val="Heading2"/>
       </w:pPr>
-      <w:bookmarkStart w:id="14" w:name="_Toc230981028"/>
-      <w:r>
+      <w:bookmarkStart w:id="14" w:name="_Toc231019923"/>
+      <w:r>
+        <w:lastRenderedPageBreak/>
         <w:t>Data Summarization</w:t>
       </w:r>
       <w:bookmarkEnd w:id="14"/>
     </w:p>
     <w:p>
-      <w:r>
+      <w:pPr>
+        <w:rPr>
+          <w:sz w:val="32"/>
+          <w:szCs w:val="32"/>
+        </w:rPr>
+      </w:pPr>
+      <w:r>
+        <w:rPr>
+          <w:sz w:val="32"/>
+          <w:szCs w:val="32"/>
+        </w:rPr>
         <w:t>Centrality                                                      dispersion</w:t>
       </w:r>
     </w:p>
     <w:p>
-      <w:r>
+      <w:pPr>
+        <w:rPr>
+          <w:sz w:val="32"/>
+          <w:szCs w:val="32"/>
+        </w:rPr>
+      </w:pPr>
+      <w:r>
+        <w:rPr>
+          <w:sz w:val="32"/>
+          <w:szCs w:val="32"/>
+        </w:rPr>
         <w:t xml:space="preserve">Mean, </w:t>
       </w:r>
       <w:proofErr w:type="gramStart"/>
       <w:r>
+        <w:rPr>
+          <w:sz w:val="32"/>
+          <w:szCs w:val="32"/>
+        </w:rPr>
         <w:t>median ,</w:t>
       </w:r>
       <w:proofErr w:type="gramEnd"/>
       <w:r>
+        <w:rPr>
+          <w:sz w:val="32"/>
+          <w:szCs w:val="32"/>
+        </w:rPr>
         <w:t xml:space="preserve"> mode</w:t>
       </w:r>
       <w:r>
+        <w:rPr>
+          <w:sz w:val="32"/>
+          <w:szCs w:val="32"/>
+        </w:rPr>
         <w:tab/>
-        <w:t xml:space="preserve">               Variance, Standard, Deviation, range </w:t>
-      </w:r>
-      <w:r>
-        <w:t>quantile,</w:t>
-      </w:r>
-      <w:r>
+        <w:t xml:space="preserve">               Variance, Standard, Deviation, range quantile,</w:t>
+      </w:r>
+      <w:r>
+        <w:rPr>
+          <w:sz w:val="32"/>
+          <w:szCs w:val="32"/>
+        </w:rPr>
         <w:t xml:space="preserve"> </w:t>
       </w:r>
       <w:r>
+        <w:rPr>
+          <w:sz w:val="32"/>
+          <w:szCs w:val="32"/>
+        </w:rPr>
         <w:t>percentile</w:t>
       </w:r>
     </w:p>
@@ -5751,7 +6049,7 @@
       <w:pPr>
         <w:pStyle w:val="Heading2"/>
       </w:pPr>
-      <w:bookmarkStart w:id="15" w:name="_Toc230981029"/>
+      <w:bookmarkStart w:id="15" w:name="_Toc231019924"/>
       <w:r>
         <w:t>Normalization</w:t>
       </w:r>
@@ -5790,23 +6088,7 @@
           <w:sz w:val="32"/>
           <w:szCs w:val="32"/>
         </w:rPr>
-        <w:t xml:space="preserve">Subtract the </w:t>
-      </w:r>
-      <w:proofErr w:type="gramStart"/>
-      <w:r>
-        <w:rPr>
-          <w:sz w:val="32"/>
-          <w:szCs w:val="32"/>
-        </w:rPr>
-        <w:t>mean</w:t>
-      </w:r>
-      <w:proofErr w:type="gramEnd"/>
-      <w:r>
-        <w:rPr>
-          <w:sz w:val="32"/>
-          <w:szCs w:val="32"/>
-        </w:rPr>
-        <w:t xml:space="preserve"> and divide by the standard deviation: </w:t>
+        <w:t xml:space="preserve">Subtract the mean and divide by the standard deviation: </w:t>
       </w:r>
       <w:sdt>
         <w:sdtPr>
@@ -5823,6 +6105,7 @@
           <w:temporary/>
           <w:equation/>
         </w:sdtPr>
+        <w:sdtEndPr/>
         <w:sdtContent>
           <m:oMath>
             <m:f>
@@ -5928,6 +6211,7 @@
           <w:temporary/>
           <w:equation/>
         </w:sdtPr>
+        <w:sdtEndPr/>
         <w:sdtContent>
           <m:oMath>
             <m:f>
@@ -5991,8 +6275,9 @@
       <w:pPr>
         <w:pStyle w:val="Heading1"/>
       </w:pPr>
-      <w:bookmarkStart w:id="16" w:name="_Toc230981030"/>
-      <w:r>
+      <w:bookmarkStart w:id="16" w:name="_Toc231019925"/>
+      <w:r>
+        <w:lastRenderedPageBreak/>
         <w:t>Linear Regression</w:t>
       </w:r>
       <w:bookmarkEnd w:id="16"/>
@@ -6013,21 +6298,7 @@
           <w:sz w:val="32"/>
           <w:szCs w:val="32"/>
         </w:rPr>
-        <w:t>Simple linear regression is a method for studying the relationship between one input variable and one output variable.</w:t>
-      </w:r>
-      <w:r>
-        <w:rPr>
-          <w:sz w:val="32"/>
-          <w:szCs w:val="32"/>
-        </w:rPr>
-        <w:t xml:space="preserve"> </w:t>
-      </w:r>
-      <w:r>
-        <w:rPr>
-          <w:sz w:val="32"/>
-          <w:szCs w:val="32"/>
-        </w:rPr>
-        <w:t xml:space="preserve">Simple linear regression helps us understand how one variable </w:t>
+        <w:t xml:space="preserve">Simple linear regression is a method for studying the relationship between one input variable and one output variable. Simple linear regression helps us understand how one variable </w:t>
       </w:r>
       <w:proofErr w:type="gramStart"/>
       <w:r>
@@ -6054,9 +6325,9 @@
         <w:tblLook w:val="04A0" w:firstRow="1" w:lastRow="0" w:firstColumn="1" w:lastColumn="0" w:noHBand="0" w:noVBand="1"/>
       </w:tblPr>
       <w:tblGrid>
-        <w:gridCol w:w="4297"/>
-        <w:gridCol w:w="2219"/>
-        <w:gridCol w:w="1929"/>
+        <w:gridCol w:w="4016"/>
+        <w:gridCol w:w="2103"/>
+        <w:gridCol w:w="1804"/>
       </w:tblGrid>
       <w:tr>
         <w:tc>
@@ -6331,23 +6602,7 @@
           <w:sz w:val="32"/>
           <w:szCs w:val="32"/>
         </w:rPr>
-        <w:t xml:space="preserve">The </w:t>
-      </w:r>
-      <w:proofErr w:type="gramStart"/>
-      <w:r>
-        <w:rPr>
-          <w:sz w:val="32"/>
-          <w:szCs w:val="32"/>
-        </w:rPr>
-        <w:t>word simple</w:t>
-      </w:r>
-      <w:proofErr w:type="gramEnd"/>
-      <w:r>
-        <w:rPr>
-          <w:sz w:val="32"/>
-          <w:szCs w:val="32"/>
-        </w:rPr>
-        <w:t xml:space="preserve"> means we use only one input variable.</w:t>
+        <w:t>The word simple means we use only one input variable.</w:t>
       </w:r>
     </w:p>
     <w:p>
@@ -6374,12 +6629,33 @@
     <w:p/>
     <w:p/>
     <w:p>
-      <w:r>
+      <w:pPr>
+        <w:rPr>
+          <w:sz w:val="32"/>
+          <w:szCs w:val="32"/>
+        </w:rPr>
+      </w:pPr>
+      <w:r>
+        <w:rPr>
+          <w:sz w:val="32"/>
+          <w:szCs w:val="32"/>
+        </w:rPr>
+        <w:lastRenderedPageBreak/>
         <w:t xml:space="preserve">Example </w:t>
       </w:r>
     </w:p>
     <w:p>
-      <w:r>
+      <w:pPr>
+        <w:rPr>
+          <w:sz w:val="32"/>
+          <w:szCs w:val="32"/>
+        </w:rPr>
+      </w:pPr>
+      <w:r>
+        <w:rPr>
+          <w:sz w:val="32"/>
+          <w:szCs w:val="32"/>
+        </w:rPr>
         <w:t>Suppose we have data about study hours and exam scores.</w:t>
       </w:r>
     </w:p>
@@ -6402,9 +6678,9 @@
         <w:tblLook w:val="04A0" w:firstRow="1" w:lastRow="0" w:firstColumn="1" w:lastColumn="0" w:noHBand="0" w:noVBand="1"/>
       </w:tblPr>
       <w:tblGrid>
-        <w:gridCol w:w="234"/>
-        <w:gridCol w:w="1709"/>
-        <w:gridCol w:w="1451"/>
+        <w:gridCol w:w="227"/>
+        <w:gridCol w:w="1560"/>
+        <w:gridCol w:w="1307"/>
       </w:tblGrid>
       <w:tr>
         <w:trPr>
@@ -6423,7 +6699,11 @@
             <w:vAlign w:val="center"/>
             <w:hideMark/>
           </w:tcPr>
-          <w:p/>
+          <w:p>
+            <w:pPr>
+              <w:spacing w:after="0"/>
+            </w:pPr>
+          </w:p>
         </w:tc>
         <w:tc>
           <w:tcPr>
@@ -6439,6 +6719,7 @@
           </w:tcPr>
           <w:p>
             <w:pPr>
+              <w:spacing w:after="0"/>
               <w:rPr>
                 <w:b/>
                 <w:bCs/>
@@ -6469,6 +6750,7 @@
           </w:tcPr>
           <w:p>
             <w:pPr>
+              <w:spacing w:after="0"/>
               <w:rPr>
                 <w:b/>
                 <w:bCs/>
@@ -6503,6 +6785,7 @@
           </w:tcPr>
           <w:p>
             <w:pPr>
+              <w:spacing w:after="0"/>
               <w:rPr>
                 <w:b/>
                 <w:bCs/>
@@ -6530,6 +6813,9 @@
             <w:hideMark/>
           </w:tcPr>
           <w:p>
+            <w:pPr>
+              <w:spacing w:after="0"/>
+            </w:pPr>
             <w:r>
               <w:t>1</w:t>
             </w:r>
@@ -6548,6 +6834,9 @@
             <w:hideMark/>
           </w:tcPr>
           <w:p>
+            <w:pPr>
+              <w:spacing w:after="0"/>
+            </w:pPr>
             <w:r>
               <w:t>55</w:t>
             </w:r>
@@ -6571,6 +6860,7 @@
           </w:tcPr>
           <w:p>
             <w:pPr>
+              <w:spacing w:after="0"/>
               <w:rPr>
                 <w:b/>
                 <w:bCs/>
@@ -6598,6 +6888,9 @@
             <w:hideMark/>
           </w:tcPr>
           <w:p>
+            <w:pPr>
+              <w:spacing w:after="0"/>
+            </w:pPr>
             <w:r>
               <w:t>2</w:t>
             </w:r>
@@ -6616,6 +6909,9 @@
             <w:hideMark/>
           </w:tcPr>
           <w:p>
+            <w:pPr>
+              <w:spacing w:after="0"/>
+            </w:pPr>
             <w:r>
               <w:t>60</w:t>
             </w:r>
@@ -6639,6 +6935,7 @@
           </w:tcPr>
           <w:p>
             <w:pPr>
+              <w:spacing w:after="0"/>
               <w:rPr>
                 <w:b/>
                 <w:bCs/>
@@ -6666,6 +6963,9 @@
             <w:hideMark/>
           </w:tcPr>
           <w:p>
+            <w:pPr>
+              <w:spacing w:after="0"/>
+            </w:pPr>
             <w:r>
               <w:t>3</w:t>
             </w:r>
@@ -6684,6 +6984,9 @@
             <w:hideMark/>
           </w:tcPr>
           <w:p>
+            <w:pPr>
+              <w:spacing w:after="0"/>
+            </w:pPr>
             <w:r>
               <w:t>65</w:t>
             </w:r>
@@ -6707,6 +7010,7 @@
           </w:tcPr>
           <w:p>
             <w:pPr>
+              <w:spacing w:after="0"/>
               <w:rPr>
                 <w:b/>
                 <w:bCs/>
@@ -6734,6 +7038,9 @@
             <w:hideMark/>
           </w:tcPr>
           <w:p>
+            <w:pPr>
+              <w:spacing w:after="0"/>
+            </w:pPr>
             <w:r>
               <w:t>4</w:t>
             </w:r>
@@ -6752,6 +7059,9 @@
             <w:hideMark/>
           </w:tcPr>
           <w:p>
+            <w:pPr>
+              <w:spacing w:after="0"/>
+            </w:pPr>
             <w:r>
               <w:t>70</w:t>
             </w:r>
@@ -6775,6 +7085,7 @@
           </w:tcPr>
           <w:p>
             <w:pPr>
+              <w:spacing w:after="0"/>
               <w:rPr>
                 <w:b/>
                 <w:bCs/>
@@ -6802,6 +7113,9 @@
             <w:hideMark/>
           </w:tcPr>
           <w:p>
+            <w:pPr>
+              <w:spacing w:after="0"/>
+            </w:pPr>
             <w:r>
               <w:t>5</w:t>
             </w:r>
@@ -6820,6 +7134,9 @@
             <w:hideMark/>
           </w:tcPr>
           <w:p>
+            <w:pPr>
+              <w:spacing w:after="0"/>
+            </w:pPr>
             <w:r>
               <w:t>75</w:t>
             </w:r>
@@ -6843,6 +7160,7 @@
           </w:tcPr>
           <w:p>
             <w:pPr>
+              <w:spacing w:after="0"/>
               <w:rPr>
                 <w:b/>
                 <w:bCs/>
@@ -6870,6 +7188,9 @@
             <w:hideMark/>
           </w:tcPr>
           <w:p>
+            <w:pPr>
+              <w:spacing w:after="0"/>
+            </w:pPr>
             <w:r>
               <w:t>6</w:t>
             </w:r>
@@ -6888,6 +7209,9 @@
             <w:hideMark/>
           </w:tcPr>
           <w:p>
+            <w:pPr>
+              <w:spacing w:after="0"/>
+            </w:pPr>
             <w:r>
               <w:t>80</w:t>
             </w:r>
@@ -6897,19 +7221,13 @@
     </w:tbl>
     <w:p>
       <w:r>
-        <w:pict w14:anchorId="588FEEFF"/>
-      </w:r>
-      <w:r>
-        <w:pict w14:anchorId="24D09E3B"/>
-      </w:r>
-      <w:r>
         <w:rPr>
           <w:noProof/>
         </w:rPr>
         <w:drawing>
-          <wp:inline distT="0" distB="0" distL="0" distR="0" wp14:anchorId="7F580229" wp14:editId="26EC963B">
-            <wp:extent cx="4218286" cy="2890157"/>
-            <wp:effectExtent l="0" t="0" r="0" b="5715"/>
+          <wp:inline distT="0" distB="0" distL="0" distR="0" wp14:anchorId="7F580229" wp14:editId="14305D86">
+            <wp:extent cx="3558931" cy="2438400"/>
+            <wp:effectExtent l="0" t="0" r="3810" b="0"/>
             <wp:docPr id="203961813" name="Picture 1"/>
             <wp:cNvGraphicFramePr>
               <a:graphicFrameLocks xmlns:a="http://schemas.openxmlformats.org/drawingml/2006/main" noChangeAspect="1"/>
@@ -6936,7 +7254,7 @@
                   <pic:spPr>
                     <a:xfrm>
                       <a:off x="0" y="0"/>
-                      <a:ext cx="4228251" cy="2896985"/>
+                      <a:ext cx="3569751" cy="2445813"/>
                     </a:xfrm>
                     <a:prstGeom prst="rect">
                       <a:avLst/>
@@ -6955,70 +7273,148 @@
     <w:p>
       <w:pPr>
         <w:pStyle w:val="Quote"/>
-      </w:pPr>
-      <w:r>
-        <w:t xml:space="preserve">Each dot represents one student. The horizontal axis shows the number of hours studied. The vertical axis shows the exam score. The chart suggests a positive relationship: as study time increases, the exam </w:t>
-      </w:r>
-      <w:proofErr w:type="gramStart"/>
-      <w:r>
-        <w:t>score tends</w:t>
-      </w:r>
-      <w:proofErr w:type="gramEnd"/>
-      <w:r>
-        <w:t xml:space="preserve"> to increase.</w:t>
-      </w:r>
-    </w:p>
-    <w:p/>
-    <w:p/>
-    <w:p/>
-    <w:p/>
+        <w:rPr>
+          <w:sz w:val="32"/>
+          <w:szCs w:val="32"/>
+        </w:rPr>
+      </w:pPr>
+      <w:r>
+        <w:rPr>
+          <w:sz w:val="32"/>
+          <w:szCs w:val="32"/>
+        </w:rPr>
+        <w:t>Each dot represents one student. The horizontal axis shows the number of hours studied. The vertical axis shows the exam score. The chart suggests a positive relationship: as study time increases, the exam score tends to increase.</w:t>
+      </w:r>
+    </w:p>
+    <w:p>
+      <w:pPr>
+        <w:rPr>
+          <w:sz w:val="32"/>
+          <w:szCs w:val="32"/>
+        </w:rPr>
+      </w:pPr>
+    </w:p>
+    <w:p>
+      <w:pPr>
+        <w:rPr>
+          <w:sz w:val="32"/>
+          <w:szCs w:val="32"/>
+        </w:rPr>
+      </w:pPr>
+    </w:p>
+    <w:p>
+      <w:pPr>
+        <w:rPr>
+          <w:sz w:val="32"/>
+          <w:szCs w:val="32"/>
+        </w:rPr>
+      </w:pPr>
+    </w:p>
+    <w:p>
+      <w:pPr>
+        <w:rPr>
+          <w:sz w:val="32"/>
+          <w:szCs w:val="32"/>
+        </w:rPr>
+      </w:pPr>
+    </w:p>
     <w:p>
       <w:pPr>
         <w:pStyle w:val="Heading3"/>
-      </w:pPr>
-      <w:bookmarkStart w:id="17" w:name="_Toc230981031"/>
-      <w:r>
+        <w:rPr>
+          <w:sz w:val="32"/>
+          <w:szCs w:val="32"/>
+        </w:rPr>
+      </w:pPr>
+      <w:bookmarkStart w:id="17" w:name="_Toc231019926"/>
+      <w:r>
+        <w:rPr>
+          <w:sz w:val="32"/>
+          <w:szCs w:val="32"/>
+        </w:rPr>
+        <w:lastRenderedPageBreak/>
         <w:t>The Regression Line</w:t>
       </w:r>
       <w:bookmarkEnd w:id="17"/>
     </w:p>
     <w:p>
-      <w:r>
+      <w:pPr>
+        <w:rPr>
+          <w:sz w:val="32"/>
+          <w:szCs w:val="32"/>
+        </w:rPr>
+      </w:pPr>
+      <w:r>
+        <w:rPr>
+          <w:sz w:val="32"/>
+          <w:szCs w:val="32"/>
+        </w:rPr>
         <w:t>Simple linear regression fits a straight line through the data.</w:t>
       </w:r>
     </w:p>
     <w:p>
-      <w:r>
+      <w:pPr>
+        <w:rPr>
+          <w:sz w:val="32"/>
+          <w:szCs w:val="32"/>
+        </w:rPr>
+      </w:pPr>
+      <w:r>
+        <w:rPr>
+          <w:sz w:val="32"/>
+          <w:szCs w:val="32"/>
+        </w:rPr>
         <w:t>The equation is:</w:t>
       </w:r>
     </w:p>
     <w:p>
+      <w:pPr>
+        <w:rPr>
+          <w:sz w:val="32"/>
+          <w:szCs w:val="32"/>
+        </w:rPr>
+      </w:pPr>
       <m:oMathPara>
         <m:oMath>
           <m:r>
             <w:rPr>
               <w:rFonts w:ascii="Cambria Math" w:hAnsi="Cambria Math"/>
+              <w:sz w:val="32"/>
+              <w:szCs w:val="32"/>
             </w:rPr>
             <m:t>y=mx+b</m:t>
           </m:r>
           <m:r>
             <w:rPr>
-              <w:i/>
+              <w:sz w:val="32"/>
+              <w:szCs w:val="32"/>
             </w:rPr>
             <w:br/>
           </m:r>
         </m:oMath>
       </m:oMathPara>
       <w:r>
+        <w:rPr>
+          <w:sz w:val="32"/>
+          <w:szCs w:val="32"/>
+        </w:rPr>
         <w:t>In statistics, we often write it as:</w:t>
       </w:r>
     </w:p>
     <w:p>
+      <w:pPr>
+        <w:rPr>
+          <w:sz w:val="32"/>
+          <w:szCs w:val="32"/>
+        </w:rPr>
+      </w:pPr>
       <m:oMathPara>
         <m:oMath>
           <m:r>
             <w:rPr>
               <w:rFonts w:ascii="Cambria Math" w:hAnsi="Cambria Math"/>
+              <w:sz w:val="32"/>
+              <w:szCs w:val="32"/>
             </w:rPr>
             <m:t>y=</m:t>
           </m:r>
@@ -7027,6 +7423,8 @@
               <m:ctrlPr>
                 <w:rPr>
                   <w:rFonts w:ascii="Cambria Math" w:hAnsi="Cambria Math"/>
+                  <w:sz w:val="32"/>
+                  <w:szCs w:val="32"/>
                 </w:rPr>
               </m:ctrlPr>
             </m:sSubPr>
@@ -7034,6 +7432,8 @@
               <m:r>
                 <w:rPr>
                   <w:rFonts w:ascii="Cambria Math" w:hAnsi="Cambria Math"/>
+                  <w:sz w:val="32"/>
+                  <w:szCs w:val="32"/>
                 </w:rPr>
                 <m:t>β</m:t>
               </m:r>
@@ -7042,6 +7442,8 @@
               <m:r>
                 <w:rPr>
                   <w:rFonts w:ascii="Cambria Math" w:hAnsi="Cambria Math"/>
+                  <w:sz w:val="32"/>
+                  <w:szCs w:val="32"/>
                 </w:rPr>
                 <m:t>0</m:t>
               </m:r>
@@ -7050,6 +7452,8 @@
           <m:r>
             <w:rPr>
               <w:rFonts w:ascii="Cambria Math" w:hAnsi="Cambria Math"/>
+              <w:sz w:val="32"/>
+              <w:szCs w:val="32"/>
             </w:rPr>
             <m:t>+</m:t>
           </m:r>
@@ -7058,6 +7462,8 @@
               <m:ctrlPr>
                 <w:rPr>
                   <w:rFonts w:ascii="Cambria Math" w:hAnsi="Cambria Math"/>
+                  <w:sz w:val="32"/>
+                  <w:szCs w:val="32"/>
                 </w:rPr>
               </m:ctrlPr>
             </m:sSubPr>
@@ -7065,6 +7471,8 @@
               <m:r>
                 <w:rPr>
                   <w:rFonts w:ascii="Cambria Math" w:hAnsi="Cambria Math"/>
+                  <w:sz w:val="32"/>
+                  <w:szCs w:val="32"/>
                 </w:rPr>
                 <m:t>β</m:t>
               </m:r>
@@ -7073,6 +7481,8 @@
               <m:r>
                 <w:rPr>
                   <w:rFonts w:ascii="Cambria Math" w:hAnsi="Cambria Math"/>
+                  <w:sz w:val="32"/>
+                  <w:szCs w:val="32"/>
                 </w:rPr>
                 <m:t>1</m:t>
               </m:r>
@@ -7081,12 +7491,15 @@
           <m:r>
             <w:rPr>
               <w:rFonts w:ascii="Cambria Math" w:hAnsi="Cambria Math"/>
+              <w:sz w:val="32"/>
+              <w:szCs w:val="32"/>
             </w:rPr>
             <m:t>x</m:t>
           </m:r>
           <m:r>
             <w:rPr>
-              <w:i/>
+              <w:sz w:val="32"/>
+              <w:szCs w:val="32"/>
             </w:rPr>
             <w:br/>
           </m:r>
@@ -7094,25 +7507,44 @@
       </m:oMathPara>
     </w:p>
     <w:p>
-      <w:r>
-        <w:t xml:space="preserve"> </w:t>
-      </w:r>
-      <w:r>
-        <w:t>For the study example:</w:t>
-      </w:r>
-    </w:p>
-    <w:p>
+      <w:pPr>
+        <w:rPr>
+          <w:sz w:val="32"/>
+          <w:szCs w:val="32"/>
+        </w:rPr>
+      </w:pPr>
+      <w:r>
+        <w:rPr>
+          <w:sz w:val="32"/>
+          <w:szCs w:val="32"/>
+        </w:rPr>
+        <w:t xml:space="preserve"> For the study example:</w:t>
+      </w:r>
+    </w:p>
+    <w:p>
+      <w:pPr>
+        <w:rPr>
+          <w:sz w:val="32"/>
+          <w:szCs w:val="32"/>
+        </w:rPr>
+      </w:pPr>
       <m:oMathPara>
         <m:oMath>
           <m:r>
             <m:rPr>
               <m:nor/>
             </m:rPr>
+            <w:rPr>
+              <w:sz w:val="32"/>
+              <w:szCs w:val="32"/>
+            </w:rPr>
             <m:t>Exam Score</m:t>
           </m:r>
           <m:r>
             <w:rPr>
               <w:rFonts w:ascii="Cambria Math" w:hAnsi="Cambria Math"/>
+              <w:sz w:val="32"/>
+              <w:szCs w:val="32"/>
             </w:rPr>
             <m:t>=</m:t>
           </m:r>
@@ -7121,6 +7553,8 @@
               <m:ctrlPr>
                 <w:rPr>
                   <w:rFonts w:ascii="Cambria Math" w:hAnsi="Cambria Math"/>
+                  <w:sz w:val="32"/>
+                  <w:szCs w:val="32"/>
                 </w:rPr>
               </m:ctrlPr>
             </m:sSubPr>
@@ -7128,6 +7562,8 @@
               <m:r>
                 <w:rPr>
                   <w:rFonts w:ascii="Cambria Math" w:hAnsi="Cambria Math"/>
+                  <w:sz w:val="32"/>
+                  <w:szCs w:val="32"/>
                 </w:rPr>
                 <m:t>β</m:t>
               </m:r>
@@ -7136,6 +7572,8 @@
               <m:r>
                 <w:rPr>
                   <w:rFonts w:ascii="Cambria Math" w:hAnsi="Cambria Math"/>
+                  <w:sz w:val="32"/>
+                  <w:szCs w:val="32"/>
                 </w:rPr>
                 <m:t>0</m:t>
               </m:r>
@@ -7144,6 +7582,8 @@
           <m:r>
             <w:rPr>
               <w:rFonts w:ascii="Cambria Math" w:hAnsi="Cambria Math"/>
+              <w:sz w:val="32"/>
+              <w:szCs w:val="32"/>
             </w:rPr>
             <m:t>+</m:t>
           </m:r>
@@ -7152,6 +7592,8 @@
               <m:ctrlPr>
                 <w:rPr>
                   <w:rFonts w:ascii="Cambria Math" w:hAnsi="Cambria Math"/>
+                  <w:sz w:val="32"/>
+                  <w:szCs w:val="32"/>
                 </w:rPr>
               </m:ctrlPr>
             </m:sSubPr>
@@ -7159,6 +7601,8 @@
               <m:r>
                 <w:rPr>
                   <w:rFonts w:ascii="Cambria Math" w:hAnsi="Cambria Math"/>
+                  <w:sz w:val="32"/>
+                  <w:szCs w:val="32"/>
                 </w:rPr>
                 <m:t>β</m:t>
               </m:r>
@@ -7167,6 +7611,8 @@
               <m:r>
                 <w:rPr>
                   <w:rFonts w:ascii="Cambria Math" w:hAnsi="Cambria Math"/>
+                  <w:sz w:val="32"/>
+                  <w:szCs w:val="32"/>
                 </w:rPr>
                 <m:t>1</m:t>
               </m:r>
@@ -7175,6 +7621,8 @@
           <m:r>
             <w:rPr>
               <w:rFonts w:ascii="Cambria Math" w:hAnsi="Cambria Math"/>
+              <w:sz w:val="32"/>
+              <w:szCs w:val="32"/>
             </w:rPr>
             <m:t>(</m:t>
           </m:r>
@@ -7182,17 +7630,24 @@
             <m:rPr>
               <m:nor/>
             </m:rPr>
+            <w:rPr>
+              <w:sz w:val="32"/>
+              <w:szCs w:val="32"/>
+            </w:rPr>
             <m:t>Hours Studied</m:t>
           </m:r>
           <m:r>
             <w:rPr>
               <w:rFonts w:ascii="Cambria Math" w:hAnsi="Cambria Math"/>
+              <w:sz w:val="32"/>
+              <w:szCs w:val="32"/>
             </w:rPr>
             <m:t>)</m:t>
           </m:r>
           <m:r>
             <w:rPr>
-              <w:i/>
+              <w:sz w:val="32"/>
+              <w:szCs w:val="32"/>
             </w:rPr>
             <w:br/>
           </m:r>
@@ -7200,47 +7655,105 @@
       </m:oMathPara>
     </w:p>
     <w:p>
-      <w:r>
+      <w:pPr>
+        <w:rPr>
+          <w:sz w:val="32"/>
+          <w:szCs w:val="32"/>
+        </w:rPr>
+      </w:pPr>
+      <w:r>
+        <w:rPr>
+          <w:sz w:val="32"/>
+          <w:szCs w:val="32"/>
+        </w:rPr>
         <w:t>Lecture explanation:</w:t>
       </w:r>
     </w:p>
     <w:p>
-      <w:r>
+      <w:pPr>
+        <w:rPr>
+          <w:sz w:val="32"/>
+          <w:szCs w:val="32"/>
+        </w:rPr>
+      </w:pPr>
+      <w:r>
+        <w:rPr>
+          <w:sz w:val="32"/>
+          <w:szCs w:val="32"/>
+        </w:rPr>
         <w:t>The regression line gives us a simple mathematical summary of the relationship. It does not pass through every point exactly. Instead, it tries to find the line that best represents the overall pattern.</w:t>
       </w:r>
     </w:p>
     <w:p>
-      <w:r>
+      <w:pPr>
+        <w:rPr>
+          <w:sz w:val="32"/>
+          <w:szCs w:val="32"/>
+        </w:rPr>
+      </w:pPr>
+      <w:r>
+        <w:rPr>
+          <w:sz w:val="32"/>
+          <w:szCs w:val="32"/>
+        </w:rPr>
         <w:t xml:space="preserve">The </w:t>
       </w:r>
       <w:r>
         <w:rPr>
           <w:b/>
           <w:bCs/>
+          <w:sz w:val="32"/>
+          <w:szCs w:val="32"/>
         </w:rPr>
         <w:t>slope</w:t>
       </w:r>
       <w:r>
+        <w:rPr>
+          <w:sz w:val="32"/>
+          <w:szCs w:val="32"/>
+        </w:rPr>
         <w:t xml:space="preserve"> tells us how much the predicted output changes when the input increases by one unit.</w:t>
       </w:r>
     </w:p>
     <w:p>
-      <w:r>
+      <w:pPr>
+        <w:rPr>
+          <w:sz w:val="32"/>
+          <w:szCs w:val="32"/>
+        </w:rPr>
+      </w:pPr>
+      <w:r>
+        <w:rPr>
+          <w:sz w:val="32"/>
+          <w:szCs w:val="32"/>
+        </w:rPr>
         <w:t>For example, if the regression equation is:</w:t>
       </w:r>
     </w:p>
     <w:p>
+      <w:pPr>
+        <w:rPr>
+          <w:sz w:val="32"/>
+          <w:szCs w:val="32"/>
+        </w:rPr>
+      </w:pPr>
       <m:oMathPara>
         <m:oMath>
           <m:r>
             <m:rPr>
               <m:nor/>
             </m:rPr>
+            <w:rPr>
+              <w:sz w:val="32"/>
+              <w:szCs w:val="32"/>
+            </w:rPr>
             <m:t>Exam Score</m:t>
           </m:r>
           <m:r>
             <w:rPr>
               <w:rFonts w:ascii="Cambria Math" w:hAnsi="Cambria Math"/>
+              <w:sz w:val="32"/>
+              <w:szCs w:val="32"/>
             </w:rPr>
             <m:t>=50+5(</m:t>
           </m:r>
@@ -7248,17 +7761,24 @@
             <m:rPr>
               <m:nor/>
             </m:rPr>
+            <w:rPr>
+              <w:sz w:val="32"/>
+              <w:szCs w:val="32"/>
+            </w:rPr>
             <m:t>Hours Studied</m:t>
           </m:r>
           <m:r>
             <w:rPr>
               <w:rFonts w:ascii="Cambria Math" w:hAnsi="Cambria Math"/>
+              <w:sz w:val="32"/>
+              <w:szCs w:val="32"/>
             </w:rPr>
             <m:t>)</m:t>
           </m:r>
           <m:r>
             <w:rPr>
-              <w:i/>
+              <w:sz w:val="32"/>
+              <w:szCs w:val="32"/>
             </w:rPr>
             <w:br/>
           </m:r>
@@ -7266,7 +7786,17 @@
       </m:oMathPara>
     </w:p>
     <w:p>
-      <w:r>
+      <w:pPr>
+        <w:rPr>
+          <w:sz w:val="32"/>
+          <w:szCs w:val="32"/>
+        </w:rPr>
+      </w:pPr>
+      <w:r>
+        <w:rPr>
+          <w:sz w:val="32"/>
+          <w:szCs w:val="32"/>
+        </w:rPr>
         <w:t>Then:</w:t>
       </w:r>
     </w:p>
@@ -7283,8 +7813,8 @@
         <w:tblLook w:val="04A0" w:firstRow="1" w:lastRow="0" w:firstColumn="1" w:lastColumn="0" w:noHBand="0" w:noVBand="1"/>
       </w:tblPr>
       <w:tblGrid>
-        <w:gridCol w:w="520"/>
-        <w:gridCol w:w="7203"/>
+        <w:gridCol w:w="622"/>
+        <w:gridCol w:w="8738"/>
       </w:tblGrid>
       <w:tr>
         <w:trPr>
@@ -7302,12 +7832,16 @@
               <w:rPr>
                 <w:b/>
                 <w:bCs/>
+                <w:sz w:val="32"/>
+                <w:szCs w:val="32"/>
               </w:rPr>
             </w:pPr>
             <w:r>
               <w:rPr>
                 <w:b/>
                 <w:bCs/>
+                <w:sz w:val="32"/>
+                <w:szCs w:val="32"/>
               </w:rPr>
               <w:t>Part</w:t>
             </w:r>
@@ -7324,12 +7858,16 @@
               <w:rPr>
                 <w:b/>
                 <w:bCs/>
+                <w:sz w:val="32"/>
+                <w:szCs w:val="32"/>
               </w:rPr>
             </w:pPr>
             <w:r>
               <w:rPr>
                 <w:b/>
                 <w:bCs/>
+                <w:sz w:val="32"/>
+                <w:szCs w:val="32"/>
               </w:rPr>
               <w:t>Meaning</w:t>
             </w:r>
@@ -7347,7 +7885,17 @@
             <w:hideMark/>
           </w:tcPr>
           <w:p>
-            <w:r>
+            <w:pPr>
+              <w:rPr>
+                <w:sz w:val="32"/>
+                <w:szCs w:val="32"/>
+              </w:rPr>
+            </w:pPr>
+            <w:r>
+              <w:rPr>
+                <w:sz w:val="32"/>
+                <w:szCs w:val="32"/>
+              </w:rPr>
               <w:t>50</w:t>
             </w:r>
           </w:p>
@@ -7359,7 +7907,17 @@
             <w:hideMark/>
           </w:tcPr>
           <w:p>
-            <w:r>
+            <w:pPr>
+              <w:rPr>
+                <w:sz w:val="32"/>
+                <w:szCs w:val="32"/>
+              </w:rPr>
+            </w:pPr>
+            <w:r>
+              <w:rPr>
+                <w:sz w:val="32"/>
+                <w:szCs w:val="32"/>
+              </w:rPr>
               <w:t>predicted score when study hours are 0</w:t>
             </w:r>
           </w:p>
@@ -7376,7 +7934,18 @@
             <w:hideMark/>
           </w:tcPr>
           <w:p>
-            <w:r>
+            <w:pPr>
+              <w:rPr>
+                <w:sz w:val="32"/>
+                <w:szCs w:val="32"/>
+              </w:rPr>
+            </w:pPr>
+            <w:r>
+              <w:rPr>
+                <w:sz w:val="32"/>
+                <w:szCs w:val="32"/>
+              </w:rPr>
+              <w:lastRenderedPageBreak/>
               <w:t>5</w:t>
             </w:r>
           </w:p>
@@ -7388,11 +7957,25 @@
             <w:hideMark/>
           </w:tcPr>
           <w:p>
-            <w:r>
+            <w:pPr>
+              <w:rPr>
+                <w:sz w:val="32"/>
+                <w:szCs w:val="32"/>
+              </w:rPr>
+            </w:pPr>
+            <w:r>
+              <w:rPr>
+                <w:sz w:val="32"/>
+                <w:szCs w:val="32"/>
+              </w:rPr>
               <w:t xml:space="preserve">for each additional hour studied, predicted score increases by 5 </w:t>
             </w:r>
             <w:proofErr w:type="gramStart"/>
             <w:r>
+              <w:rPr>
+                <w:sz w:val="32"/>
+                <w:szCs w:val="32"/>
+              </w:rPr>
               <w:t>point</w:t>
             </w:r>
             <w:proofErr w:type="gramEnd"/>
@@ -7400,126 +7983,304 @@
         </w:tc>
       </w:tr>
     </w:tbl>
-    <w:p/>
-    <w:p/>
+    <w:p>
+      <w:pPr>
+        <w:rPr>
+          <w:sz w:val="32"/>
+          <w:szCs w:val="32"/>
+        </w:rPr>
+      </w:pPr>
+    </w:p>
+    <w:p>
+      <w:pPr>
+        <w:rPr>
+          <w:sz w:val="32"/>
+          <w:szCs w:val="32"/>
+        </w:rPr>
+      </w:pPr>
+    </w:p>
     <w:p>
       <w:pPr>
         <w:pStyle w:val="Heading2"/>
       </w:pPr>
-      <w:bookmarkStart w:id="18" w:name="_Toc230981032"/>
-      <w:r>
+      <w:bookmarkStart w:id="18" w:name="_Toc231019927"/>
+      <w:r>
+        <w:t>The p-value</w:t>
+      </w:r>
+      <w:bookmarkEnd w:id="18"/>
+    </w:p>
+    <w:p>
+      <w:pPr>
+        <w:rPr>
+          <w:sz w:val="32"/>
+          <w:szCs w:val="32"/>
+        </w:rPr>
+      </w:pPr>
+      <w:r>
+        <w:rPr>
+          <w:sz w:val="32"/>
+          <w:szCs w:val="32"/>
+        </w:rPr>
+        <w:t>how strong the evidence is that the effect is not just random noise.</w:t>
+      </w:r>
+    </w:p>
+    <w:p>
+      <w:pPr>
+        <w:rPr>
+          <w:sz w:val="32"/>
+          <w:szCs w:val="32"/>
+        </w:rPr>
+      </w:pPr>
+      <w:r>
+        <w:rPr>
+          <w:sz w:val="32"/>
+          <w:szCs w:val="32"/>
+        </w:rPr>
+        <w:t>The significance helps us decide whether the relationship is statistically convincing.</w:t>
+      </w:r>
+    </w:p>
+    <w:p>
+      <w:pPr>
+        <w:rPr>
+          <w:sz w:val="32"/>
+          <w:szCs w:val="32"/>
+        </w:rPr>
+      </w:pPr>
+      <w:r>
+        <w:rPr>
+          <w:sz w:val="32"/>
+          <w:szCs w:val="32"/>
+        </w:rPr>
+        <w:t>A small p-value means the data provides strong evidence that this variable is related to the outcome, after accounting for the other variables in the model.</w:t>
+      </w:r>
+    </w:p>
+    <w:p>
+      <w:pPr>
+        <w:rPr>
+          <w:sz w:val="32"/>
+          <w:szCs w:val="32"/>
+        </w:rPr>
+      </w:pPr>
+      <w:r>
+        <w:rPr>
+          <w:sz w:val="32"/>
+          <w:szCs w:val="32"/>
+        </w:rPr>
+        <w:t>A large p-value means we do not have enough evidence to say this variable has a meaningful relationship with the outcome in this model.</w:t>
+      </w:r>
+    </w:p>
+    <w:p>
+      <w:pPr>
+        <w:rPr>
+          <w:sz w:val="32"/>
+          <w:szCs w:val="32"/>
+        </w:rPr>
+      </w:pPr>
+    </w:p>
+    <w:p>
+      <w:pPr>
+        <w:pStyle w:val="Heading2"/>
+      </w:pPr>
+      <w:bookmarkStart w:id="19" w:name="_Toc231019928"/>
+      <w:r>
+        <w:t>Simpler Model</w:t>
+      </w:r>
+      <w:bookmarkEnd w:id="19"/>
+      <w:r>
+        <w:t xml:space="preserve"> </w:t>
+      </w:r>
+    </w:p>
+    <w:p>
+      <w:pPr>
+        <w:rPr>
+          <w:sz w:val="32"/>
+          <w:szCs w:val="32"/>
+        </w:rPr>
+      </w:pPr>
+      <w:r>
+        <w:rPr>
+          <w:sz w:val="32"/>
+          <w:szCs w:val="32"/>
+        </w:rPr>
+        <w:t>A good model should be useful, but not unnecessarily complicated.</w:t>
+      </w:r>
+    </w:p>
+    <w:p>
+      <w:pPr>
+        <w:rPr>
+          <w:sz w:val="32"/>
+          <w:szCs w:val="32"/>
+        </w:rPr>
+      </w:pPr>
+    </w:p>
+    <w:p>
+      <w:pPr>
+        <w:rPr>
+          <w:sz w:val="32"/>
+          <w:szCs w:val="32"/>
+        </w:rPr>
+      </w:pPr>
+      <w:r>
+        <w:rPr>
+          <w:sz w:val="32"/>
+          <w:szCs w:val="32"/>
+        </w:rPr>
+        <w:t>A model should be as simple as possible, but still strong enough to answer the question.</w:t>
+      </w:r>
+    </w:p>
+    <w:p>
+      <w:pPr>
+        <w:rPr>
+          <w:sz w:val="32"/>
+          <w:szCs w:val="32"/>
+        </w:rPr>
+      </w:pPr>
+    </w:p>
+    <w:p>
+      <w:pPr>
+        <w:rPr>
+          <w:sz w:val="32"/>
+          <w:szCs w:val="32"/>
+        </w:rPr>
+      </w:pPr>
+      <w:r>
+        <w:rPr>
+          <w:sz w:val="32"/>
+          <w:szCs w:val="32"/>
+        </w:rPr>
+        <w:t>For prediction:</w:t>
+      </w:r>
+    </w:p>
+    <w:p>
+      <w:pPr>
+        <w:rPr>
+          <w:sz w:val="32"/>
+          <w:szCs w:val="32"/>
+        </w:rPr>
+      </w:pPr>
+      <w:r>
+        <w:rPr>
+          <w:sz w:val="32"/>
+          <w:szCs w:val="32"/>
+        </w:rPr>
+        <w:t>The best model is the one that predicts new data most accurately.</w:t>
+      </w:r>
+    </w:p>
+    <w:p>
+      <w:pPr>
+        <w:rPr>
+          <w:sz w:val="32"/>
+          <w:szCs w:val="32"/>
+        </w:rPr>
+      </w:pPr>
+      <w:r>
+        <w:rPr>
+          <w:sz w:val="32"/>
+          <w:szCs w:val="32"/>
+        </w:rPr>
         <w:lastRenderedPageBreak/>
-        <w:t>The p-value</w:t>
-      </w:r>
-      <w:bookmarkEnd w:id="18"/>
-    </w:p>
-    <w:p>
+        <w:t>For explanation:</w:t>
+      </w:r>
+    </w:p>
+    <w:p>
+      <w:pPr>
+        <w:rPr>
+          <w:sz w:val="32"/>
+          <w:szCs w:val="32"/>
+        </w:rPr>
+      </w:pPr>
+      <w:r>
+        <w:rPr>
+          <w:sz w:val="32"/>
+          <w:szCs w:val="32"/>
+        </w:rPr>
+        <w:t>The best model is the one that gives clear, interpretable relationships.</w:t>
+      </w:r>
+    </w:p>
+    <w:p>
+      <w:pPr>
+        <w:rPr>
+          <w:sz w:val="32"/>
+          <w:szCs w:val="32"/>
+        </w:rPr>
+      </w:pPr>
+      <w:r>
+        <w:rPr>
+          <w:sz w:val="32"/>
+          <w:szCs w:val="32"/>
+        </w:rPr>
+        <w:t>For decision-making:</w:t>
+      </w:r>
+    </w:p>
+    <w:p>
+      <w:pPr>
+        <w:rPr>
+          <w:sz w:val="32"/>
+          <w:szCs w:val="32"/>
+        </w:rPr>
+      </w:pPr>
+      <w:r>
+        <w:rPr>
+          <w:sz w:val="32"/>
+          <w:szCs w:val="32"/>
+        </w:rPr>
+        <w:t>The best model is the one that is accurate enough, stable enough, and understandable enough to support a decision.</w:t>
+      </w:r>
+    </w:p>
+    <w:p>
+      <w:pPr>
+        <w:rPr>
+          <w:sz w:val="32"/>
+          <w:szCs w:val="32"/>
+        </w:rPr>
+      </w:pPr>
       <w:proofErr w:type="gramStart"/>
       <w:r>
-        <w:t>how</w:t>
+        <w:rPr>
+          <w:sz w:val="32"/>
+          <w:szCs w:val="32"/>
+        </w:rPr>
+        <w:t>So</w:t>
       </w:r>
       <w:proofErr w:type="gramEnd"/>
       <w:r>
-        <w:t xml:space="preserve"> strong the evidence is that the effect is not just random noise.</w:t>
-      </w:r>
-    </w:p>
-    <w:p>
-      <w:r>
-        <w:t xml:space="preserve">The </w:t>
-      </w:r>
-      <w:r>
-        <w:t>significance</w:t>
-      </w:r>
-      <w:r>
-        <w:t xml:space="preserve"> helps us decide whether the relationship is statistically convincing.</w:t>
-      </w:r>
-    </w:p>
-    <w:p>
-      <w:r>
-        <w:t>A small p-value means the data provides strong evidence that this variable is related to the outcome, after accounting for the other variables in the model.</w:t>
-      </w:r>
-    </w:p>
-    <w:p>
-      <w:r>
-        <w:t>A large p-value means we do not have enough evidence to say this variable has a meaningful relationship with the outcome in this model.</w:t>
-      </w:r>
-    </w:p>
-    <w:p/>
-    <w:p>
-      <w:pPr>
-        <w:pStyle w:val="Heading2"/>
-      </w:pPr>
-      <w:bookmarkStart w:id="19" w:name="_Toc230981033"/>
-      <w:r>
-        <w:t xml:space="preserve">Simpler </w:t>
-      </w:r>
-      <w:r>
-        <w:t>Model</w:t>
-      </w:r>
-      <w:bookmarkEnd w:id="19"/>
-      <w:r>
-        <w:t xml:space="preserve"> </w:t>
-      </w:r>
-    </w:p>
-    <w:p>
-      <w:r>
-        <w:t>A good model should be useful, but not unnecessarily complicated.</w:t>
-      </w:r>
-    </w:p>
-    <w:p/>
-    <w:p>
-      <w:r>
-        <w:t>A model should be as simple as possible, but still strong enough to answer the question.</w:t>
-      </w:r>
-    </w:p>
-    <w:p/>
-    <w:p>
-      <w:r>
-        <w:t>For prediction:</w:t>
-      </w:r>
-    </w:p>
-    <w:p>
-      <w:r>
-        <w:t>The best model is the one that predicts new data most accurately.</w:t>
-      </w:r>
-    </w:p>
-    <w:p>
-      <w:r>
-        <w:t>For explanation:</w:t>
-      </w:r>
-    </w:p>
-    <w:p>
-      <w:r>
-        <w:t>The best model is the one that gives clear, interpretable relationships.</w:t>
-      </w:r>
-    </w:p>
-    <w:p>
-      <w:r>
-        <w:t>For decision-making:</w:t>
-      </w:r>
-    </w:p>
-    <w:p>
-      <w:r>
-        <w:t>The best model is the one that is accurate enough, stable enough, and understandable enough to support a decision.</w:t>
-      </w:r>
-    </w:p>
-    <w:p>
-      <w:r>
-        <w:t>So model selection is not only mathematical. It also depends on the goal.</w:t>
+        <w:rPr>
+          <w:sz w:val="32"/>
+          <w:szCs w:val="32"/>
+        </w:rPr>
+        <w:t xml:space="preserve"> model selection is not only mathematical. It also depends on the goal.</w:t>
       </w:r>
     </w:p>
     <w:p>
       <w:pPr>
         <w:pStyle w:val="Heading3"/>
-      </w:pPr>
-      <w:bookmarkStart w:id="20" w:name="_Toc230981034"/>
-      <w:r>
+        <w:rPr>
+          <w:sz w:val="32"/>
+          <w:szCs w:val="32"/>
+        </w:rPr>
+      </w:pPr>
+      <w:bookmarkStart w:id="20" w:name="_Toc231019929"/>
+      <w:r>
+        <w:rPr>
+          <w:sz w:val="32"/>
+          <w:szCs w:val="32"/>
+        </w:rPr>
         <w:t>Criteria</w:t>
       </w:r>
       <w:bookmarkEnd w:id="20"/>
     </w:p>
     <w:p>
-      <w:r>
+      <w:pPr>
+        <w:rPr>
+          <w:sz w:val="32"/>
+          <w:szCs w:val="32"/>
+        </w:rPr>
+      </w:pPr>
+      <w:r>
+        <w:rPr>
+          <w:sz w:val="32"/>
+          <w:szCs w:val="32"/>
+        </w:rPr>
         <w:t xml:space="preserve">Regular </w:t>
       </w:r>
       <m:oMath>
@@ -7528,6 +8289,8 @@
             <m:ctrlPr>
               <w:rPr>
                 <w:rFonts w:ascii="Cambria Math" w:hAnsi="Cambria Math"/>
+                <w:sz w:val="32"/>
+                <w:szCs w:val="32"/>
               </w:rPr>
             </m:ctrlPr>
           </m:sSupPr>
@@ -7535,6 +8298,8 @@
             <m:r>
               <w:rPr>
                 <w:rFonts w:ascii="Cambria Math" w:hAnsi="Cambria Math"/>
+                <w:sz w:val="32"/>
+                <w:szCs w:val="32"/>
               </w:rPr>
               <m:t>R</m:t>
             </m:r>
@@ -7543,6 +8308,8 @@
             <m:r>
               <w:rPr>
                 <w:rFonts w:ascii="Cambria Math" w:hAnsi="Cambria Math"/>
+                <w:sz w:val="32"/>
+                <w:szCs w:val="32"/>
               </w:rPr>
               <m:t>2</m:t>
             </m:r>
@@ -7550,10 +8317,11 @@
         </m:sSup>
       </m:oMath>
       <w:r>
-        <w:t xml:space="preserve">, </w:t>
-      </w:r>
-      <w:r>
-        <w:t xml:space="preserve">Adjusted </w:t>
+        <w:rPr>
+          <w:sz w:val="32"/>
+          <w:szCs w:val="32"/>
+        </w:rPr>
+        <w:t xml:space="preserve">, Adjusted </w:t>
       </w:r>
       <m:oMath>
         <m:sSup>
@@ -7561,6 +8329,8 @@
             <m:ctrlPr>
               <w:rPr>
                 <w:rFonts w:ascii="Cambria Math" w:hAnsi="Cambria Math"/>
+                <w:sz w:val="32"/>
+                <w:szCs w:val="32"/>
               </w:rPr>
             </m:ctrlPr>
           </m:sSupPr>
@@ -7568,6 +8338,8 @@
             <m:r>
               <w:rPr>
                 <w:rFonts w:ascii="Cambria Math" w:hAnsi="Cambria Math"/>
+                <w:sz w:val="32"/>
+                <w:szCs w:val="32"/>
               </w:rPr>
               <m:t>R</m:t>
             </m:r>
@@ -7576,6 +8348,8 @@
             <m:r>
               <w:rPr>
                 <w:rFonts w:ascii="Cambria Math" w:hAnsi="Cambria Math"/>
+                <w:sz w:val="32"/>
+                <w:szCs w:val="32"/>
               </w:rPr>
               <m:t>2</m:t>
             </m:r>
@@ -7584,12 +8358,32 @@
       </m:oMath>
     </w:p>
     <w:p>
-      <w:r>
+      <w:pPr>
+        <w:rPr>
+          <w:sz w:val="32"/>
+          <w:szCs w:val="32"/>
+        </w:rPr>
+      </w:pPr>
+      <w:r>
+        <w:rPr>
+          <w:sz w:val="32"/>
+          <w:szCs w:val="32"/>
+        </w:rPr>
         <w:t>Adjusted R-squared asks: did the new variable improve the model enough to be worth adding?</w:t>
       </w:r>
     </w:p>
     <w:p>
-      <w:r>
+      <w:pPr>
+        <w:rPr>
+          <w:sz w:val="32"/>
+          <w:szCs w:val="32"/>
+        </w:rPr>
+      </w:pPr>
+      <w:r>
+        <w:rPr>
+          <w:sz w:val="32"/>
+          <w:szCs w:val="32"/>
+        </w:rPr>
         <w:t xml:space="preserve">If adjusted </w:t>
       </w:r>
       <m:oMath>
@@ -7598,6 +8392,8 @@
             <m:ctrlPr>
               <w:rPr>
                 <w:rFonts w:ascii="Cambria Math" w:hAnsi="Cambria Math"/>
+                <w:sz w:val="32"/>
+                <w:szCs w:val="32"/>
               </w:rPr>
             </m:ctrlPr>
           </m:sSupPr>
@@ -7605,6 +8401,8 @@
             <m:r>
               <w:rPr>
                 <w:rFonts w:ascii="Cambria Math" w:hAnsi="Cambria Math"/>
+                <w:sz w:val="32"/>
+                <w:szCs w:val="32"/>
               </w:rPr>
               <m:t>R</m:t>
             </m:r>
@@ -7613,6 +8411,8 @@
             <m:r>
               <w:rPr>
                 <w:rFonts w:ascii="Cambria Math" w:hAnsi="Cambria Math"/>
+                <w:sz w:val="32"/>
+                <w:szCs w:val="32"/>
               </w:rPr>
               <m:t>2</m:t>
             </m:r>
@@ -7620,11 +8420,25 @@
         </m:sSup>
       </m:oMath>
       <w:r>
+        <w:rPr>
+          <w:sz w:val="32"/>
+          <w:szCs w:val="32"/>
+        </w:rPr>
         <w:t>increases, the added variable may be useful.</w:t>
       </w:r>
     </w:p>
     <w:p>
-      <w:r>
+      <w:pPr>
+        <w:rPr>
+          <w:sz w:val="32"/>
+          <w:szCs w:val="32"/>
+        </w:rPr>
+      </w:pPr>
+      <w:r>
+        <w:rPr>
+          <w:sz w:val="32"/>
+          <w:szCs w:val="32"/>
+        </w:rPr>
         <w:t xml:space="preserve">If adjusted </w:t>
       </w:r>
       <m:oMath>
@@ -7633,6 +8447,8 @@
             <m:ctrlPr>
               <w:rPr>
                 <w:rFonts w:ascii="Cambria Math" w:hAnsi="Cambria Math"/>
+                <w:sz w:val="32"/>
+                <w:szCs w:val="32"/>
               </w:rPr>
             </m:ctrlPr>
           </m:sSupPr>
@@ -7640,6 +8456,8 @@
             <m:r>
               <w:rPr>
                 <w:rFonts w:ascii="Cambria Math" w:hAnsi="Cambria Math"/>
+                <w:sz w:val="32"/>
+                <w:szCs w:val="32"/>
               </w:rPr>
               <m:t>R</m:t>
             </m:r>
@@ -7648,6 +8466,8 @@
             <m:r>
               <w:rPr>
                 <w:rFonts w:ascii="Cambria Math" w:hAnsi="Cambria Math"/>
+                <w:sz w:val="32"/>
+                <w:szCs w:val="32"/>
               </w:rPr>
               <m:t>2</m:t>
             </m:r>
@@ -7655,27 +8475,51 @@
         </m:sSup>
       </m:oMath>
       <w:r>
+        <w:rPr>
+          <w:sz w:val="32"/>
+          <w:szCs w:val="32"/>
+        </w:rPr>
         <w:t>decreases, the added variable may not be worth keeping.</w:t>
       </w:r>
     </w:p>
-    <w:p/>
+    <w:p>
+      <w:pPr>
+        <w:rPr>
+          <w:sz w:val="32"/>
+          <w:szCs w:val="32"/>
+        </w:rPr>
+      </w:pPr>
+    </w:p>
     <w:p>
       <w:pPr>
         <w:pStyle w:val="Heading3"/>
-      </w:pPr>
-      <w:bookmarkStart w:id="21" w:name="_Toc230981035"/>
-      <w:proofErr w:type="gramStart"/>
-      <w:r>
-        <w:t>Train-test</w:t>
-      </w:r>
-      <w:proofErr w:type="gramEnd"/>
-      <w:r>
-        <w:t xml:space="preserve"> split for prediction</w:t>
+        <w:rPr>
+          <w:sz w:val="32"/>
+          <w:szCs w:val="32"/>
+        </w:rPr>
+      </w:pPr>
+      <w:bookmarkStart w:id="21" w:name="_Toc231019930"/>
+      <w:r>
+        <w:rPr>
+          <w:sz w:val="32"/>
+          <w:szCs w:val="32"/>
+        </w:rPr>
+        <w:t>Train-test split for prediction</w:t>
       </w:r>
       <w:bookmarkEnd w:id="21"/>
     </w:p>
     <w:p>
-      <w:r>
+      <w:pPr>
+        <w:rPr>
+          <w:sz w:val="32"/>
+          <w:szCs w:val="32"/>
+        </w:rPr>
+      </w:pPr>
+      <w:r>
+        <w:rPr>
+          <w:sz w:val="32"/>
+          <w:szCs w:val="32"/>
+        </w:rPr>
         <w:t>MAE</w:t>
       </w:r>
     </w:p>
@@ -7686,13 +8530,31 @@
           <w:ilvl w:val="0"/>
           <w:numId w:val="29"/>
         </w:numPr>
-      </w:pPr>
-      <w:r>
+        <w:rPr>
+          <w:sz w:val="32"/>
+          <w:szCs w:val="32"/>
+        </w:rPr>
+      </w:pPr>
+      <w:r>
+        <w:rPr>
+          <w:sz w:val="32"/>
+          <w:szCs w:val="32"/>
+        </w:rPr>
         <w:t>First, define the goal.</w:t>
       </w:r>
     </w:p>
     <w:p>
-      <w:r>
+      <w:pPr>
+        <w:rPr>
+          <w:sz w:val="32"/>
+          <w:szCs w:val="32"/>
+        </w:rPr>
+      </w:pPr>
+      <w:r>
+        <w:rPr>
+          <w:sz w:val="32"/>
+          <w:szCs w:val="32"/>
+        </w:rPr>
         <w:t>Are we trying to explain relationships, or are we trying to predict accurately?</w:t>
       </w:r>
     </w:p>
@@ -7703,13 +8565,31 @@
           <w:ilvl w:val="0"/>
           <w:numId w:val="29"/>
         </w:numPr>
-      </w:pPr>
-      <w:r>
+        <w:rPr>
+          <w:sz w:val="32"/>
+          <w:szCs w:val="32"/>
+        </w:rPr>
+      </w:pPr>
+      <w:r>
+        <w:rPr>
+          <w:sz w:val="32"/>
+          <w:szCs w:val="32"/>
+        </w:rPr>
         <w:t>Second, compare model performance.</w:t>
       </w:r>
     </w:p>
     <w:p>
-      <w:r>
+      <w:pPr>
+        <w:rPr>
+          <w:sz w:val="32"/>
+          <w:szCs w:val="32"/>
+        </w:rPr>
+      </w:pPr>
+      <w:r>
+        <w:rPr>
+          <w:sz w:val="32"/>
+          <w:szCs w:val="32"/>
+        </w:rPr>
         <w:t>Check adjusted R-squared, AIC, BIC, or test-set error.</w:t>
       </w:r>
     </w:p>
@@ -7720,13 +8600,32 @@
           <w:ilvl w:val="0"/>
           <w:numId w:val="29"/>
         </w:numPr>
-      </w:pPr>
-      <w:r>
+        <w:rPr>
+          <w:sz w:val="32"/>
+          <w:szCs w:val="32"/>
+        </w:rPr>
+      </w:pPr>
+      <w:r>
+        <w:rPr>
+          <w:sz w:val="32"/>
+          <w:szCs w:val="32"/>
+        </w:rPr>
         <w:t>Third, consider simplicity.</w:t>
       </w:r>
     </w:p>
     <w:p>
-      <w:r>
+      <w:pPr>
+        <w:rPr>
+          <w:sz w:val="32"/>
+          <w:szCs w:val="32"/>
+        </w:rPr>
+      </w:pPr>
+      <w:r>
+        <w:rPr>
+          <w:sz w:val="32"/>
+          <w:szCs w:val="32"/>
+        </w:rPr>
+        <w:lastRenderedPageBreak/>
         <w:t>If two models perform similarly, choose the simpler one.</w:t>
       </w:r>
     </w:p>
@@ -7737,13 +8636,31 @@
           <w:ilvl w:val="0"/>
           <w:numId w:val="29"/>
         </w:numPr>
-      </w:pPr>
-      <w:r>
+        <w:rPr>
+          <w:sz w:val="32"/>
+          <w:szCs w:val="32"/>
+        </w:rPr>
+      </w:pPr>
+      <w:r>
+        <w:rPr>
+          <w:sz w:val="32"/>
+          <w:szCs w:val="32"/>
+        </w:rPr>
         <w:t>Fourth, consider interpretability.</w:t>
       </w:r>
     </w:p>
     <w:p>
-      <w:r>
+      <w:pPr>
+        <w:rPr>
+          <w:sz w:val="32"/>
+          <w:szCs w:val="32"/>
+        </w:rPr>
+      </w:pPr>
+      <w:r>
+        <w:rPr>
+          <w:sz w:val="32"/>
+          <w:szCs w:val="32"/>
+        </w:rPr>
         <w:t>Can we explain the model to the intended audience?</w:t>
       </w:r>
     </w:p>
@@ -7754,30 +8671,92 @@
           <w:ilvl w:val="0"/>
           <w:numId w:val="29"/>
         </w:numPr>
-      </w:pPr>
-      <w:r>
+        <w:rPr>
+          <w:sz w:val="32"/>
+          <w:szCs w:val="32"/>
+        </w:rPr>
+      </w:pPr>
+      <w:r>
+        <w:rPr>
+          <w:sz w:val="32"/>
+          <w:szCs w:val="32"/>
+        </w:rPr>
         <w:t>Fifth, check whether the model makes practical sense.</w:t>
       </w:r>
     </w:p>
     <w:p>
-      <w:r>
+      <w:pPr>
+        <w:rPr>
+          <w:sz w:val="32"/>
+          <w:szCs w:val="32"/>
+        </w:rPr>
+      </w:pPr>
+      <w:r>
+        <w:rPr>
+          <w:sz w:val="32"/>
+          <w:szCs w:val="32"/>
+        </w:rPr>
         <w:t>A statistically good model that makes no real-world sense should not be used blindly.</w:t>
       </w:r>
     </w:p>
-    <w:p/>
-    <w:p/>
-    <w:p>
-      <w:r>
+    <w:p>
+      <w:pPr>
+        <w:rPr>
+          <w:sz w:val="32"/>
+          <w:szCs w:val="32"/>
+        </w:rPr>
+      </w:pPr>
+    </w:p>
+    <w:p>
+      <w:pPr>
+        <w:rPr>
+          <w:sz w:val="32"/>
+          <w:szCs w:val="32"/>
+        </w:rPr>
+      </w:pPr>
+    </w:p>
+    <w:p>
+      <w:pPr>
+        <w:rPr>
+          <w:sz w:val="32"/>
+          <w:szCs w:val="32"/>
+        </w:rPr>
+      </w:pPr>
+      <w:r>
+        <w:rPr>
+          <w:sz w:val="32"/>
+          <w:szCs w:val="32"/>
+        </w:rPr>
         <w:t>Stepwise</w:t>
       </w:r>
     </w:p>
     <w:p>
-      <w:r>
+      <w:pPr>
+        <w:rPr>
+          <w:sz w:val="32"/>
+          <w:szCs w:val="32"/>
+        </w:rPr>
+      </w:pPr>
+      <w:r>
+        <w:rPr>
+          <w:sz w:val="32"/>
+          <w:szCs w:val="32"/>
+        </w:rPr>
         <w:t>Forward selection: start with no variables, then add useful variables one by one.</w:t>
       </w:r>
     </w:p>
     <w:p>
-      <w:r>
+      <w:pPr>
+        <w:rPr>
+          <w:sz w:val="32"/>
+          <w:szCs w:val="32"/>
+        </w:rPr>
+      </w:pPr>
+      <w:r>
+        <w:rPr>
+          <w:sz w:val="32"/>
+          <w:szCs w:val="32"/>
+        </w:rPr>
         <w:t>Backward selection: start with all variables, then remove less useful variables one by one.</w:t>
       </w:r>
     </w:p>
@@ -7792,7 +8771,7 @@
 </file>
 
 <file path=word/numbering.xml><?xml version="1.0" encoding="utf-8"?>
-<w:numbering xmlns:wpc="http://schemas.microsoft.com/office/word/2010/wordprocessingCanvas" xmlns:cx="http://schemas.microsoft.com/office/drawing/2014/chartex" xmlns:cx1="http://schemas.microsoft.com/office/drawing/2015/9/8/chartex" xmlns:cx2="http://schemas.microsoft.com/office/drawing/2015/10/21/chartex" xmlns:cx3="http://schemas.microsoft.com/office/drawing/2016/5/9/chartex" xmlns:cx4="http://schemas.microsoft.com/office/drawing/2016/5/10/chartex" xmlns:cx5="http://schemas.microsoft.com/office/drawing/2016/5/11/chartex" xmlns:cx6="http://schemas.microsoft.com/office/drawing/2016/5/12/chartex" xmlns:cx7="http://schemas.microsoft.com/office/drawing/2016/5/13/chartex" xmlns:cx8="http://schemas.microsoft.com/office/drawing/2016/5/14/chartex" xmlns:mc="http://schemas.openxmlformats.org/markup-compatibility/2006" xmlns:aink="http://schemas.microsoft.com/office/drawing/2016/ink" xmlns:am3d="http://schemas.microsoft.com/office/drawing/2017/model3d" xmlns:o="urn:schemas-microsoft-com:office:office" xmlns:oel="http://schemas.microsoft.com/office/2019/extlst" xmlns:r="http://schemas.openxmlformats.org/officeDocument/2006/relationships" xmlns:m="http://schemas.openxmlformats.org/officeDocument/2006/math" xmlns:v="urn:schemas-microsoft-com:vml" xmlns:wp14="http://schemas.microsoft.com/office/word/2010/wordprocessingDrawing" xmlns:wp="http://schemas.openxmlformats.org/drawingml/2006/wordprocessingDrawing" xmlns:w10="urn:schemas-microsoft-com:office:word" xmlns:w="http://schemas.openxmlformats.org/wordprocessingml/2006/main" xmlns:w14="http://schemas.microsoft.com/office/word/2010/wordml" xmlns:w15="http://schemas.microsoft.com/office/word/2012/wordml" xmlns:w16cex="http://schemas.microsoft.com/office/word/2018/wordml/cex" xmlns:w16cid="http://schemas.microsoft.com/office/word/2016/wordml/cid" xmlns:w16="http://schemas.microsoft.com/office/word/2018/wordml" xmlns:w16du="http://schemas.microsoft.com/office/word/2023/wordml/word16du" xmlns:w16sdtdh="http://schemas.microsoft.com/office/word/2020/wordml/sdtdatahash" xmlns:w16sdtfl="http://schemas.microsoft.com/office/word/2024/wordml/sdtformatlock" xmlns:w16se="http://schemas.microsoft.com/office/word/2015/wordml/symex" xmlns:wpg="http://schemas.microsoft.com/office/word/2010/wordprocessingGroup" xmlns:wpi="http://schemas.microsoft.com/office/word/2010/wordprocessingInk" xmlns:wne="http://schemas.microsoft.com/office/word/2006/wordml" xmlns:wps="http://schemas.microsoft.com/office/word/2010/wordprocessingShape" mc:Ignorable="w14 w15 w16se w16cid w16 w16cex w16sdtdh w16sdtfl w16du wp14">
+<w:numbering xmlns:wpc="http://schemas.microsoft.com/office/word/2010/wordprocessingCanvas" xmlns:cx="http://schemas.microsoft.com/office/drawing/2014/chartex" xmlns:cx1="http://schemas.microsoft.com/office/drawing/2015/9/8/chartex" xmlns:cx2="http://schemas.microsoft.com/office/drawing/2015/10/21/chartex" xmlns:cx3="http://schemas.microsoft.com/office/drawing/2016/5/9/chartex" xmlns:cx4="http://schemas.microsoft.com/office/drawing/2016/5/10/chartex" xmlns:cx5="http://schemas.microsoft.com/office/drawing/2016/5/11/chartex" xmlns:cx6="http://schemas.microsoft.com/office/drawing/2016/5/12/chartex" xmlns:cx7="http://schemas.microsoft.com/office/drawing/2016/5/13/chartex" xmlns:cx8="http://schemas.microsoft.com/office/drawing/2016/5/14/chartex" xmlns:mc="http://schemas.openxmlformats.org/markup-compatibility/2006" xmlns:aink="http://schemas.microsoft.com/office/drawing/2016/ink" xmlns:am3d="http://schemas.microsoft.com/office/drawing/2017/model3d" xmlns:o="urn:schemas-microsoft-com:office:office" xmlns:r="http://schemas.openxmlformats.org/officeDocument/2006/relationships" xmlns:m="http://schemas.openxmlformats.org/officeDocument/2006/math" xmlns:v="urn:schemas-microsoft-com:vml" xmlns:wp14="http://schemas.microsoft.com/office/word/2010/wordprocessingDrawing" xmlns:wp="http://schemas.openxmlformats.org/drawingml/2006/wordprocessingDrawing" xmlns:w10="urn:schemas-microsoft-com:office:word" xmlns:w="http://schemas.openxmlformats.org/wordprocessingml/2006/main" xmlns:w14="http://schemas.microsoft.com/office/word/2010/wordml" xmlns:w15="http://schemas.microsoft.com/office/word/2012/wordml" xmlns:w16cex="http://schemas.microsoft.com/office/word/2018/wordml/cex" xmlns:w16cid="http://schemas.microsoft.com/office/word/2016/wordml/cid" xmlns:w16="http://schemas.microsoft.com/office/word/2018/wordml" xmlns:w16sdtdh="http://schemas.microsoft.com/office/word/2020/wordml/sdtdatahash" xmlns:w16se="http://schemas.microsoft.com/office/word/2015/wordml/symex" xmlns:wpg="http://schemas.microsoft.com/office/word/2010/wordprocessingGroup" xmlns:wpi="http://schemas.microsoft.com/office/word/2010/wordprocessingInk" xmlns:wne="http://schemas.microsoft.com/office/word/2006/wordml" xmlns:wps="http://schemas.microsoft.com/office/word/2010/wordprocessingShape" mc:Ignorable="w14 w15 w16se w16cid w16 w16cex w16sdtdh wp14">
   <w:abstractNum w:abstractNumId="0" w15:restartNumberingAfterBreak="0">
     <w:nsid w:val="00AC78AE"/>
     <w:multiLevelType w:val="hybridMultilevel"/>
@@ -11143,98 +12122,98 @@
       </w:rPr>
     </w:lvl>
   </w:abstractNum>
-  <w:num w:numId="1" w16cid:durableId="969552075">
+  <w:num w:numId="1">
     <w:abstractNumId w:val="9"/>
   </w:num>
-  <w:num w:numId="2" w16cid:durableId="72509347">
+  <w:num w:numId="2">
     <w:abstractNumId w:val="5"/>
   </w:num>
-  <w:num w:numId="3" w16cid:durableId="1780759474">
+  <w:num w:numId="3">
     <w:abstractNumId w:val="22"/>
   </w:num>
-  <w:num w:numId="4" w16cid:durableId="1627463216">
+  <w:num w:numId="4">
     <w:abstractNumId w:val="19"/>
   </w:num>
-  <w:num w:numId="5" w16cid:durableId="581063585">
+  <w:num w:numId="5">
     <w:abstractNumId w:val="2"/>
   </w:num>
-  <w:num w:numId="6" w16cid:durableId="1146970856">
+  <w:num w:numId="6">
     <w:abstractNumId w:val="15"/>
   </w:num>
-  <w:num w:numId="7" w16cid:durableId="894702701">
+  <w:num w:numId="7">
     <w:abstractNumId w:val="23"/>
   </w:num>
-  <w:num w:numId="8" w16cid:durableId="346978508">
+  <w:num w:numId="8">
     <w:abstractNumId w:val="26"/>
   </w:num>
-  <w:num w:numId="9" w16cid:durableId="1840461300">
+  <w:num w:numId="9">
     <w:abstractNumId w:val="3"/>
   </w:num>
-  <w:num w:numId="10" w16cid:durableId="487982968">
+  <w:num w:numId="10">
     <w:abstractNumId w:val="17"/>
   </w:num>
-  <w:num w:numId="11" w16cid:durableId="1613393783">
+  <w:num w:numId="11">
     <w:abstractNumId w:val="8"/>
   </w:num>
-  <w:num w:numId="12" w16cid:durableId="2126728865">
+  <w:num w:numId="12">
     <w:abstractNumId w:val="20"/>
   </w:num>
-  <w:num w:numId="13" w16cid:durableId="1431585889">
+  <w:num w:numId="13">
     <w:abstractNumId w:val="0"/>
   </w:num>
-  <w:num w:numId="14" w16cid:durableId="254940631">
+  <w:num w:numId="14">
     <w:abstractNumId w:val="18"/>
   </w:num>
-  <w:num w:numId="15" w16cid:durableId="129591949">
+  <w:num w:numId="15">
     <w:abstractNumId w:val="6"/>
   </w:num>
-  <w:num w:numId="16" w16cid:durableId="847063258">
+  <w:num w:numId="16">
     <w:abstractNumId w:val="25"/>
   </w:num>
-  <w:num w:numId="17" w16cid:durableId="1359039140">
+  <w:num w:numId="17">
     <w:abstractNumId w:val="10"/>
   </w:num>
-  <w:num w:numId="18" w16cid:durableId="676543490">
+  <w:num w:numId="18">
     <w:abstractNumId w:val="28"/>
   </w:num>
-  <w:num w:numId="19" w16cid:durableId="977807203">
+  <w:num w:numId="19">
     <w:abstractNumId w:val="14"/>
   </w:num>
-  <w:num w:numId="20" w16cid:durableId="1421370962">
+  <w:num w:numId="20">
     <w:abstractNumId w:val="7"/>
   </w:num>
-  <w:num w:numId="21" w16cid:durableId="1246837739">
+  <w:num w:numId="21">
     <w:abstractNumId w:val="21"/>
   </w:num>
-  <w:num w:numId="22" w16cid:durableId="487984975">
+  <w:num w:numId="22">
     <w:abstractNumId w:val="27"/>
   </w:num>
-  <w:num w:numId="23" w16cid:durableId="1315910174">
+  <w:num w:numId="23">
     <w:abstractNumId w:val="24"/>
   </w:num>
-  <w:num w:numId="24" w16cid:durableId="25251702">
+  <w:num w:numId="24">
     <w:abstractNumId w:val="12"/>
   </w:num>
-  <w:num w:numId="25" w16cid:durableId="137385312">
+  <w:num w:numId="25">
     <w:abstractNumId w:val="4"/>
   </w:num>
-  <w:num w:numId="26" w16cid:durableId="61369542">
+  <w:num w:numId="26">
     <w:abstractNumId w:val="11"/>
   </w:num>
-  <w:num w:numId="27" w16cid:durableId="354615954">
+  <w:num w:numId="27">
     <w:abstractNumId w:val="16"/>
   </w:num>
-  <w:num w:numId="28" w16cid:durableId="1529179274">
+  <w:num w:numId="28">
     <w:abstractNumId w:val="13"/>
   </w:num>
-  <w:num w:numId="29" w16cid:durableId="1579555087">
+  <w:num w:numId="29">
     <w:abstractNumId w:val="1"/>
   </w:num>
 </w:numbering>
 </file>
 
 <file path=word/styles.xml><?xml version="1.0" encoding="utf-8"?>
-<w:styles xmlns:mc="http://schemas.openxmlformats.org/markup-compatibility/2006" xmlns:r="http://schemas.openxmlformats.org/officeDocument/2006/relationships" xmlns:w="http://schemas.openxmlformats.org/wordprocessingml/2006/main" xmlns:w14="http://schemas.microsoft.com/office/word/2010/wordml" xmlns:w15="http://schemas.microsoft.com/office/word/2012/wordml" xmlns:w16cex="http://schemas.microsoft.com/office/word/2018/wordml/cex" xmlns:w16cid="http://schemas.microsoft.com/office/word/2016/wordml/cid" xmlns:w16="http://schemas.microsoft.com/office/word/2018/wordml" xmlns:w16du="http://schemas.microsoft.com/office/word/2023/wordml/word16du" xmlns:w16sdtdh="http://schemas.microsoft.com/office/word/2020/wordml/sdtdatahash" xmlns:w16sdtfl="http://schemas.microsoft.com/office/word/2024/wordml/sdtformatlock" xmlns:w16se="http://schemas.microsoft.com/office/word/2015/wordml/symex" mc:Ignorable="w14 w15 w16se w16cid w16 w16cex w16sdtdh w16sdtfl w16du">
+<w:styles xmlns:mc="http://schemas.openxmlformats.org/markup-compatibility/2006" xmlns:r="http://schemas.openxmlformats.org/officeDocument/2006/relationships" xmlns:w="http://schemas.openxmlformats.org/wordprocessingml/2006/main" xmlns:w14="http://schemas.microsoft.com/office/word/2010/wordml" xmlns:w15="http://schemas.microsoft.com/office/word/2012/wordml" xmlns:w16cex="http://schemas.microsoft.com/office/word/2018/wordml/cex" xmlns:w16cid="http://schemas.microsoft.com/office/word/2016/wordml/cid" xmlns:w16="http://schemas.microsoft.com/office/word/2018/wordml" xmlns:w16sdtdh="http://schemas.microsoft.com/office/word/2020/wordml/sdtdatahash" xmlns:w16se="http://schemas.microsoft.com/office/word/2015/wordml/symex" mc:Ignorable="w14 w15 w16se w16cid w16 w16cex w16sdtdh">
   <w:docDefaults>
     <w:rPrDefault>
       <w:rPr>
@@ -11834,6 +12813,7 @@
   <w:style w:type="character" w:default="1" w:styleId="DefaultParagraphFont">
     <w:name w:val="Default Paragraph Font"/>
     <w:uiPriority w:val="1"/>
+    <w:semiHidden/>
     <w:unhideWhenUsed/>
   </w:style>
   <w:style w:type="table" w:default="1" w:styleId="TableNormal">
@@ -12292,7 +13272,7 @@
 </file>
 
 <file path=word/glossary/document.xml><?xml version="1.0" encoding="utf-8"?>
-<w:glossaryDocument xmlns:wpc="http://schemas.microsoft.com/office/word/2010/wordprocessingCanvas" xmlns:cx="http://schemas.microsoft.com/office/drawing/2014/chartex" xmlns:cx1="http://schemas.microsoft.com/office/drawing/2015/9/8/chartex" xmlns:cx2="http://schemas.microsoft.com/office/drawing/2015/10/21/chartex" xmlns:cx3="http://schemas.microsoft.com/office/drawing/2016/5/9/chartex" xmlns:cx4="http://schemas.microsoft.com/office/drawing/2016/5/10/chartex" xmlns:cx5="http://schemas.microsoft.com/office/drawing/2016/5/11/chartex" xmlns:cx6="http://schemas.microsoft.com/office/drawing/2016/5/12/chartex" xmlns:cx7="http://schemas.microsoft.com/office/drawing/2016/5/13/chartex" xmlns:cx8="http://schemas.microsoft.com/office/drawing/2016/5/14/chartex" xmlns:mc="http://schemas.openxmlformats.org/markup-compatibility/2006" xmlns:aink="http://schemas.microsoft.com/office/drawing/2016/ink" xmlns:am3d="http://schemas.microsoft.com/office/drawing/2017/model3d" xmlns:o="urn:schemas-microsoft-com:office:office" xmlns:oel="http://schemas.microsoft.com/office/2019/extlst" xmlns:r="http://schemas.openxmlformats.org/officeDocument/2006/relationships" xmlns:m="http://schemas.openxmlformats.org/officeDocument/2006/math" xmlns:v="urn:schemas-microsoft-com:vml" xmlns:wp14="http://schemas.microsoft.com/office/word/2010/wordprocessingDrawing" xmlns:wp="http://schemas.openxmlformats.org/drawingml/2006/wordprocessingDrawing" xmlns:w10="urn:schemas-microsoft-com:office:word" xmlns:w="http://schemas.openxmlformats.org/wordprocessingml/2006/main" xmlns:w14="http://schemas.microsoft.com/office/word/2010/wordml" xmlns:w15="http://schemas.microsoft.com/office/word/2012/wordml" xmlns:w16cex="http://schemas.microsoft.com/office/word/2018/wordml/cex" xmlns:w16cid="http://schemas.microsoft.com/office/word/2016/wordml/cid" xmlns:w16="http://schemas.microsoft.com/office/word/2018/wordml" xmlns:w16du="http://schemas.microsoft.com/office/word/2023/wordml/word16du" xmlns:w16sdtdh="http://schemas.microsoft.com/office/word/2020/wordml/sdtdatahash" xmlns:w16sdtfl="http://schemas.microsoft.com/office/word/2024/wordml/sdtformatlock" xmlns:w16se="http://schemas.microsoft.com/office/word/2015/wordml/symex" xmlns:wpg="http://schemas.microsoft.com/office/word/2010/wordprocessingGroup" xmlns:wpi="http://schemas.microsoft.com/office/word/2010/wordprocessingInk" xmlns:wne="http://schemas.microsoft.com/office/word/2006/wordml" xmlns:wps="http://schemas.microsoft.com/office/word/2010/wordprocessingShape" mc:Ignorable="w14 w15 w16se w16cid w16 w16cex w16sdtdh w16sdtfl w16du wp14">
+<w:glossaryDocument xmlns:wpc="http://schemas.microsoft.com/office/word/2010/wordprocessingCanvas" xmlns:cx="http://schemas.microsoft.com/office/drawing/2014/chartex" xmlns:cx1="http://schemas.microsoft.com/office/drawing/2015/9/8/chartex" xmlns:cx2="http://schemas.microsoft.com/office/drawing/2015/10/21/chartex" xmlns:cx3="http://schemas.microsoft.com/office/drawing/2016/5/9/chartex" xmlns:cx4="http://schemas.microsoft.com/office/drawing/2016/5/10/chartex" xmlns:cx5="http://schemas.microsoft.com/office/drawing/2016/5/11/chartex" xmlns:cx6="http://schemas.microsoft.com/office/drawing/2016/5/12/chartex" xmlns:cx7="http://schemas.microsoft.com/office/drawing/2016/5/13/chartex" xmlns:cx8="http://schemas.microsoft.com/office/drawing/2016/5/14/chartex" xmlns:mc="http://schemas.openxmlformats.org/markup-compatibility/2006" xmlns:aink="http://schemas.microsoft.com/office/drawing/2016/ink" xmlns:am3d="http://schemas.microsoft.com/office/drawing/2017/model3d" xmlns:o="urn:schemas-microsoft-com:office:office" xmlns:r="http://schemas.openxmlformats.org/officeDocument/2006/relationships" xmlns:m="http://schemas.openxmlformats.org/officeDocument/2006/math" xmlns:v="urn:schemas-microsoft-com:vml" xmlns:wp14="http://schemas.microsoft.com/office/word/2010/wordprocessingDrawing" xmlns:wp="http://schemas.openxmlformats.org/drawingml/2006/wordprocessingDrawing" xmlns:w10="urn:schemas-microsoft-com:office:word" xmlns:w="http://schemas.openxmlformats.org/wordprocessingml/2006/main" xmlns:w14="http://schemas.microsoft.com/office/word/2010/wordml" xmlns:w15="http://schemas.microsoft.com/office/word/2012/wordml" xmlns:w16cex="http://schemas.microsoft.com/office/word/2018/wordml/cex" xmlns:w16cid="http://schemas.microsoft.com/office/word/2016/wordml/cid" xmlns:w16="http://schemas.microsoft.com/office/word/2018/wordml" xmlns:w16sdtdh="http://schemas.microsoft.com/office/word/2020/wordml/sdtdatahash" xmlns:w16se="http://schemas.microsoft.com/office/word/2015/wordml/symex" xmlns:wpg="http://schemas.microsoft.com/office/word/2010/wordprocessingGroup" xmlns:wpi="http://schemas.microsoft.com/office/word/2010/wordprocessingInk" xmlns:wne="http://schemas.microsoft.com/office/word/2006/wordml" xmlns:wps="http://schemas.microsoft.com/office/word/2010/wordprocessingShape" mc:Ignorable="w14 w15 w16se w16cid w16 w16cex w16sdtdh wp14">
   <w:docParts>
     <w:docPart>
       <w:docPartPr>
@@ -12328,7 +13308,7 @@
 </file>
 
 <file path=word/glossary/fontTable.xml><?xml version="1.0" encoding="utf-8"?>
-<w:fonts xmlns:mc="http://schemas.openxmlformats.org/markup-compatibility/2006" xmlns:r="http://schemas.openxmlformats.org/officeDocument/2006/relationships" xmlns:w="http://schemas.openxmlformats.org/wordprocessingml/2006/main" xmlns:w14="http://schemas.microsoft.com/office/word/2010/wordml" xmlns:w15="http://schemas.microsoft.com/office/word/2012/wordml" xmlns:w16cex="http://schemas.microsoft.com/office/word/2018/wordml/cex" xmlns:w16cid="http://schemas.microsoft.com/office/word/2016/wordml/cid" xmlns:w16="http://schemas.microsoft.com/office/word/2018/wordml" xmlns:w16du="http://schemas.microsoft.com/office/word/2023/wordml/word16du" xmlns:w16sdtdh="http://schemas.microsoft.com/office/word/2020/wordml/sdtdatahash" xmlns:w16sdtfl="http://schemas.microsoft.com/office/word/2024/wordml/sdtformatlock" xmlns:w16se="http://schemas.microsoft.com/office/word/2015/wordml/symex" mc:Ignorable="w14 w15 w16se w16cid w16 w16cex w16sdtdh w16sdtfl w16du">
+<w:fonts xmlns:mc="http://schemas.openxmlformats.org/markup-compatibility/2006" xmlns:r="http://schemas.openxmlformats.org/officeDocument/2006/relationships" xmlns:w="http://schemas.openxmlformats.org/wordprocessingml/2006/main" xmlns:w14="http://schemas.microsoft.com/office/word/2010/wordml" xmlns:w15="http://schemas.microsoft.com/office/word/2012/wordml" xmlns:w16cex="http://schemas.microsoft.com/office/word/2018/wordml/cex" xmlns:w16cid="http://schemas.microsoft.com/office/word/2016/wordml/cid" xmlns:w16="http://schemas.microsoft.com/office/word/2018/wordml" xmlns:w16sdtdh="http://schemas.microsoft.com/office/word/2020/wordml/sdtdatahash" xmlns:w16se="http://schemas.microsoft.com/office/word/2015/wordml/symex" mc:Ignorable="w14 w15 w16se w16cid w16 w16cex w16sdtdh">
   <w:font w:name="Arial">
     <w:panose1 w:val="020B0604020202020204"/>
     <w:charset w:val="00"/>
@@ -12365,6 +13345,7 @@
     <w:sig w:usb0="00000000" w:usb1="10000000" w:usb2="00000000" w:usb3="00000000" w:csb0="80000000" w:csb1="00000000"/>
   </w:font>
   <w:font w:name="Aptos">
+    <w:altName w:val="Calibri"/>
     <w:charset w:val="00"/>
     <w:family w:val="swiss"/>
     <w:pitch w:val="variable"/>
@@ -12379,6 +13360,7 @@
     <w:sig w:usb0="A00002BF" w:usb1="38CF7CFA" w:usb2="00000016" w:usb3="00000000" w:csb0="0004000F" w:csb1="00000000"/>
   </w:font>
   <w:font w:name="Aptos Display">
+    <w:altName w:val="Calibri"/>
     <w:charset w:val="00"/>
     <w:family w:val="swiss"/>
     <w:pitch w:val="variable"/>
@@ -12399,11 +13381,25 @@
     <w:pitch w:val="variable"/>
     <w:sig w:usb0="E00006FF" w:usb1="420024FF" w:usb2="02000000" w:usb3="00000000" w:csb0="0000019F" w:csb1="00000000"/>
   </w:font>
+  <w:font w:name="Calibri">
+    <w:panose1 w:val="020F0502020204030204"/>
+    <w:charset w:val="00"/>
+    <w:family w:val="swiss"/>
+    <w:pitch w:val="variable"/>
+    <w:sig w:usb0="E4002EFF" w:usb1="C200247B" w:usb2="00000009" w:usb3="00000000" w:csb0="000001FF" w:csb1="00000000"/>
+  </w:font>
+  <w:font w:name="Calibri Light">
+    <w:panose1 w:val="020F0302020204030204"/>
+    <w:charset w:val="00"/>
+    <w:family w:val="swiss"/>
+    <w:pitch w:val="variable"/>
+    <w:sig w:usb0="E4002EFF" w:usb1="C200247B" w:usb2="00000009" w:usb3="00000000" w:csb0="000001FF" w:csb1="00000000"/>
+  </w:font>
 </w:fonts>
 </file>
 
 <file path=word/glossary/settings.xml><?xml version="1.0" encoding="utf-8"?>
-<w:settings xmlns:mc="http://schemas.openxmlformats.org/markup-compatibility/2006" xmlns:o="urn:schemas-microsoft-com:office:office" xmlns:r="http://schemas.openxmlformats.org/officeDocument/2006/relationships" xmlns:m="http://schemas.openxmlformats.org/officeDocument/2006/math" xmlns:v="urn:schemas-microsoft-com:vml" xmlns:w10="urn:schemas-microsoft-com:office:word" xmlns:w="http://schemas.openxmlformats.org/wordprocessingml/2006/main" xmlns:w14="http://schemas.microsoft.com/office/word/2010/wordml" xmlns:w15="http://schemas.microsoft.com/office/word/2012/wordml" xmlns:w16cex="http://schemas.microsoft.com/office/word/2018/wordml/cex" xmlns:w16cid="http://schemas.microsoft.com/office/word/2016/wordml/cid" xmlns:w16="http://schemas.microsoft.com/office/word/2018/wordml" xmlns:w16du="http://schemas.microsoft.com/office/word/2023/wordml/word16du" xmlns:w16sdtdh="http://schemas.microsoft.com/office/word/2020/wordml/sdtdatahash" xmlns:w16sdtfl="http://schemas.microsoft.com/office/word/2024/wordml/sdtformatlock" xmlns:w16se="http://schemas.microsoft.com/office/word/2015/wordml/symex" xmlns:sl="http://schemas.openxmlformats.org/schemaLibrary/2006/main" mc:Ignorable="w14 w15 w16se w16cid w16 w16cex w16sdtdh w16sdtfl w16du">
+<w:settings xmlns:mc="http://schemas.openxmlformats.org/markup-compatibility/2006" xmlns:o="urn:schemas-microsoft-com:office:office" xmlns:r="http://schemas.openxmlformats.org/officeDocument/2006/relationships" xmlns:m="http://schemas.openxmlformats.org/officeDocument/2006/math" xmlns:v="urn:schemas-microsoft-com:vml" xmlns:w10="urn:schemas-microsoft-com:office:word" xmlns:w="http://schemas.openxmlformats.org/wordprocessingml/2006/main" xmlns:w14="http://schemas.microsoft.com/office/word/2010/wordml" xmlns:w15="http://schemas.microsoft.com/office/word/2012/wordml" xmlns:w16cex="http://schemas.microsoft.com/office/word/2018/wordml/cex" xmlns:w16cid="http://schemas.microsoft.com/office/word/2016/wordml/cid" xmlns:w16="http://schemas.microsoft.com/office/word/2018/wordml" xmlns:w16sdtdh="http://schemas.microsoft.com/office/word/2020/wordml/sdtdatahash" xmlns:w16se="http://schemas.microsoft.com/office/word/2015/wordml/symex" xmlns:sl="http://schemas.openxmlformats.org/schemaLibrary/2006/main" mc:Ignorable="w14 w15 w16se w16cid w16 w16cex w16sdtdh">
   <w:view w:val="normal"/>
   <w:defaultTabStop w:val="720"/>
   <w:characterSpacingControl w:val="doNotCompress"/>
@@ -12418,7 +13414,9 @@
   </w:compat>
   <w:rsids>
     <w:rsidRoot w:val="00A5141F"/>
+    <w:rsid w:val="001178E8"/>
     <w:rsid w:val="00842C71"/>
+    <w:rsid w:val="00974C1F"/>
     <w:rsid w:val="00A5141F"/>
     <w:rsid w:val="00B91917"/>
   </w:rsids>
@@ -12444,7 +13442,7 @@
 </file>
 
 <file path=word/glossary/styles.xml><?xml version="1.0" encoding="utf-8"?>
-<w:styles xmlns:mc="http://schemas.openxmlformats.org/markup-compatibility/2006" xmlns:r="http://schemas.openxmlformats.org/officeDocument/2006/relationships" xmlns:w="http://schemas.openxmlformats.org/wordprocessingml/2006/main" xmlns:w14="http://schemas.microsoft.com/office/word/2010/wordml" xmlns:w15="http://schemas.microsoft.com/office/word/2012/wordml" xmlns:w16cex="http://schemas.microsoft.com/office/word/2018/wordml/cex" xmlns:w16cid="http://schemas.microsoft.com/office/word/2016/wordml/cid" xmlns:w16="http://schemas.microsoft.com/office/word/2018/wordml" xmlns:w16du="http://schemas.microsoft.com/office/word/2023/wordml/word16du" xmlns:w16sdtdh="http://schemas.microsoft.com/office/word/2020/wordml/sdtdatahash" xmlns:w16sdtfl="http://schemas.microsoft.com/office/word/2024/wordml/sdtformatlock" xmlns:w16se="http://schemas.microsoft.com/office/word/2015/wordml/symex" mc:Ignorable="w14 w15 w16se w16cid w16 w16cex w16sdtdh w16sdtfl w16du">
+<w:styles xmlns:mc="http://schemas.openxmlformats.org/markup-compatibility/2006" xmlns:r="http://schemas.openxmlformats.org/officeDocument/2006/relationships" xmlns:w="http://schemas.openxmlformats.org/wordprocessingml/2006/main" xmlns:w14="http://schemas.microsoft.com/office/word/2010/wordml" xmlns:w15="http://schemas.microsoft.com/office/word/2012/wordml" xmlns:w16cex="http://schemas.microsoft.com/office/word/2018/wordml/cex" xmlns:w16cid="http://schemas.microsoft.com/office/word/2016/wordml/cid" xmlns:w16="http://schemas.microsoft.com/office/word/2018/wordml" xmlns:w16sdtdh="http://schemas.microsoft.com/office/word/2020/wordml/sdtdatahash" xmlns:w16se="http://schemas.microsoft.com/office/word/2015/wordml/symex" mc:Ignorable="w14 w15 w16se w16cid w16 w16cex w16sdtdh">
   <w:docDefaults>
     <w:rPrDefault>
       <w:rPr>
@@ -12889,7 +13887,7 @@
 </file>
 
 <file path=word/glossary/webSettings.xml><?xml version="1.0" encoding="utf-8"?>
-<w:webSettings xmlns:mc="http://schemas.openxmlformats.org/markup-compatibility/2006" xmlns:r="http://schemas.openxmlformats.org/officeDocument/2006/relationships" xmlns:w="http://schemas.openxmlformats.org/wordprocessingml/2006/main" xmlns:w14="http://schemas.microsoft.com/office/word/2010/wordml" xmlns:w15="http://schemas.microsoft.com/office/word/2012/wordml" xmlns:w16cex="http://schemas.microsoft.com/office/word/2018/wordml/cex" xmlns:w16cid="http://schemas.microsoft.com/office/word/2016/wordml/cid" xmlns:w16="http://schemas.microsoft.com/office/word/2018/wordml" xmlns:w16du="http://schemas.microsoft.com/office/word/2023/wordml/word16du" xmlns:w16sdtdh="http://schemas.microsoft.com/office/word/2020/wordml/sdtdatahash" xmlns:w16sdtfl="http://schemas.microsoft.com/office/word/2024/wordml/sdtformatlock" xmlns:w16se="http://schemas.microsoft.com/office/word/2015/wordml/symex" mc:Ignorable="w14 w15 w16se w16cid w16 w16cex w16sdtdh w16sdtfl w16du">
+<w:webSettings xmlns:mc="http://schemas.openxmlformats.org/markup-compatibility/2006" xmlns:r="http://schemas.openxmlformats.org/officeDocument/2006/relationships" xmlns:w="http://schemas.openxmlformats.org/wordprocessingml/2006/main" xmlns:w14="http://schemas.microsoft.com/office/word/2010/wordml" xmlns:w15="http://schemas.microsoft.com/office/word/2012/wordml" xmlns:w16cex="http://schemas.microsoft.com/office/word/2018/wordml/cex" xmlns:w16cid="http://schemas.microsoft.com/office/word/2016/wordml/cid" xmlns:w16="http://schemas.microsoft.com/office/word/2018/wordml" xmlns:w16sdtdh="http://schemas.microsoft.com/office/word/2020/wordml/sdtdatahash" xmlns:w16se="http://schemas.microsoft.com/office/word/2015/wordml/symex" mc:Ignorable="w14 w15 w16se w16cid w16 w16cex w16sdtdh">
   <w:optimizeForBrowser/>
   <w:allowPNG/>
 </w:webSettings>

--- a/Module-34/Module-34.docx
+++ b/Module-34/Module-34.docx
@@ -1662,29 +1662,38 @@
           <w:szCs w:val="32"/>
         </w:rPr>
       </w:pPr>
-      <w:r>
-        <w:rPr>
-          <w:sz w:val="32"/>
-          <w:szCs w:val="32"/>
-        </w:rPr>
-        <w:t>Load data → Clean data → Wrangle data → Visualize data</w:t>
-      </w:r>
-    </w:p>
-    <w:p>
-      <w:pPr>
-        <w:pStyle w:val="Quote"/>
-        <w:rPr>
-          <w:sz w:val="32"/>
-          <w:szCs w:val="32"/>
-        </w:rPr>
-      </w:pPr>
-      <w:r>
-        <w:rPr>
-          <w:sz w:val="32"/>
-          <w:szCs w:val="32"/>
-        </w:rPr>
-        <w:t>Raw data is rarely ready for analysis. Before we can make charts, reports, predictions, or business decisions, we must clean, reshape, and understand the data.</w:t>
-      </w:r>
+    </w:p>
+    <w:p>
+      <w:pPr>
+        <w:rPr>
+          <w:sz w:val="32"/>
+          <w:szCs w:val="32"/>
+        </w:rPr>
+      </w:pPr>
+    </w:p>
+    <w:p>
+      <w:pPr>
+        <w:rPr>
+          <w:sz w:val="32"/>
+          <w:szCs w:val="32"/>
+        </w:rPr>
+      </w:pPr>
+    </w:p>
+    <w:p>
+      <w:pPr>
+        <w:rPr>
+          <w:sz w:val="32"/>
+          <w:szCs w:val="32"/>
+        </w:rPr>
+      </w:pPr>
+    </w:p>
+    <w:p>
+      <w:pPr>
+        <w:rPr>
+          <w:sz w:val="32"/>
+          <w:szCs w:val="32"/>
+        </w:rPr>
+      </w:pPr>
     </w:p>
     <w:p>
       <w:pPr>
@@ -1703,11 +1712,31 @@
     </w:p>
     <w:p>
       <w:pPr>
-        <w:pStyle w:val="ListParagraph"/>
-        <w:numPr>
-          <w:ilvl w:val="0"/>
-          <w:numId w:val="23"/>
-        </w:numPr>
+        <w:rPr>
+          <w:sz w:val="32"/>
+          <w:szCs w:val="32"/>
+        </w:rPr>
+      </w:pPr>
+    </w:p>
+    <w:p>
+      <w:pPr>
+        <w:rPr>
+          <w:sz w:val="32"/>
+          <w:szCs w:val="32"/>
+        </w:rPr>
+      </w:pPr>
+    </w:p>
+    <w:p>
+      <w:pPr>
+        <w:rPr>
+          <w:sz w:val="32"/>
+          <w:szCs w:val="32"/>
+        </w:rPr>
+      </w:pPr>
+    </w:p>
+    <w:p>
+      <w:pPr>
+        <w:ind w:left="360"/>
         <w:rPr>
           <w:sz w:val="32"/>
           <w:szCs w:val="32"/>
@@ -1718,170 +1747,21 @@
           <w:sz w:val="32"/>
           <w:szCs w:val="32"/>
         </w:rPr>
-        <w:t>Data cleaning &amp; Wrangling: making data usable</w:t>
-      </w:r>
-    </w:p>
-    <w:p>
-      <w:pPr>
-        <w:pStyle w:val="ListParagraph"/>
-        <w:numPr>
-          <w:ilvl w:val="0"/>
-          <w:numId w:val="23"/>
-        </w:numPr>
-        <w:rPr>
-          <w:sz w:val="32"/>
-          <w:szCs w:val="32"/>
-        </w:rPr>
-      </w:pPr>
-      <w:r>
-        <w:rPr>
-          <w:sz w:val="32"/>
-          <w:szCs w:val="32"/>
-        </w:rPr>
-        <w:t>Data Visualization: making data Understandable</w:t>
-      </w:r>
-    </w:p>
-    <w:p>
-      <w:pPr>
-        <w:pStyle w:val="ListParagraph"/>
-        <w:rPr>
-          <w:sz w:val="32"/>
-          <w:szCs w:val="32"/>
-        </w:rPr>
-      </w:pPr>
-    </w:p>
-    <w:p>
-      <w:pPr>
-        <w:pStyle w:val="ListParagraph"/>
-        <w:numPr>
-          <w:ilvl w:val="0"/>
-          <w:numId w:val="27"/>
-        </w:numPr>
-        <w:rPr>
-          <w:sz w:val="32"/>
-          <w:szCs w:val="32"/>
-        </w:rPr>
-      </w:pPr>
-      <w:r>
-        <w:rPr>
-          <w:sz w:val="32"/>
-          <w:szCs w:val="32"/>
-        </w:rPr>
-        <w:t>Cleaning: fixes the quality of data</w:t>
-      </w:r>
-    </w:p>
-    <w:p>
-      <w:pPr>
-        <w:ind w:left="360"/>
-        <w:rPr>
-          <w:sz w:val="32"/>
-          <w:szCs w:val="32"/>
-        </w:rPr>
-      </w:pPr>
-      <w:r>
-        <w:rPr>
-          <w:sz w:val="32"/>
-          <w:szCs w:val="32"/>
-        </w:rPr>
-        <w:t>Example:</w:t>
+        <w:t xml:space="preserve">Common Data </w:t>
       </w:r>
       <w:r>
         <w:rPr>
           <w:sz w:val="32"/>
           <w:szCs w:val="32"/>
         </w:rPr>
-        <w:t xml:space="preserve"> A</w:t>
+        <w:t>Problems</w:t>
       </w:r>
       <w:r>
         <w:rPr>
           <w:sz w:val="32"/>
           <w:szCs w:val="32"/>
         </w:rPr>
-        <w:t xml:space="preserve"> company wants to know its most profitable region, but the region column contains:</w:t>
-      </w:r>
-    </w:p>
-    <w:p>
-      <w:pPr>
-        <w:ind w:left="360"/>
-        <w:jc w:val="center"/>
-        <w:rPr>
-          <w:sz w:val="32"/>
-          <w:szCs w:val="32"/>
-        </w:rPr>
-      </w:pPr>
-      <w:r>
-        <w:rPr>
-          <w:sz w:val="32"/>
-          <w:szCs w:val="32"/>
-        </w:rPr>
-        <w:t>North, north,</w:t>
-      </w:r>
-      <w:r>
-        <w:rPr>
-          <w:sz w:val="32"/>
-          <w:szCs w:val="32"/>
-        </w:rPr>
-        <w:t xml:space="preserve"> </w:t>
-      </w:r>
-      <w:r>
-        <w:rPr>
-          <w:sz w:val="32"/>
-          <w:szCs w:val="32"/>
-        </w:rPr>
-        <w:t>NORTH, N. Region,</w:t>
-      </w:r>
-      <w:r>
-        <w:rPr>
-          <w:sz w:val="32"/>
-          <w:szCs w:val="32"/>
-        </w:rPr>
-        <w:t xml:space="preserve"> </w:t>
-      </w:r>
-      <w:r>
-        <w:rPr>
-          <w:sz w:val="32"/>
-          <w:szCs w:val="32"/>
-        </w:rPr>
-        <w:t>Northern</w:t>
-      </w:r>
-    </w:p>
-    <w:p>
-      <w:pPr>
-        <w:ind w:left="360" w:firstLine="720"/>
-        <w:rPr>
-          <w:sz w:val="32"/>
-          <w:szCs w:val="32"/>
-        </w:rPr>
-      </w:pPr>
-      <w:r>
-        <w:rPr>
-          <w:sz w:val="32"/>
-          <w:szCs w:val="32"/>
-        </w:rPr>
-        <w:t>A simple summary will treat these as different regions unless we clean them.</w:t>
-      </w:r>
-      <w:r>
-        <w:rPr>
-          <w:sz w:val="32"/>
-          <w:szCs w:val="32"/>
-        </w:rPr>
-        <w:t xml:space="preserve"> </w:t>
-      </w:r>
-    </w:p>
-    <w:p>
-      <w:pPr>
-        <w:ind w:left="360"/>
-        <w:rPr>
-          <w:sz w:val="32"/>
-          <w:szCs w:val="32"/>
-        </w:rPr>
-      </w:pPr>
-      <w:r>
-        <w:rPr>
-          <w:sz w:val="32"/>
-          <w:szCs w:val="32"/>
-        </w:rPr>
-        <w:t>Common Data Probelsm:</w:t>
+        <w:t>:</w:t>
       </w:r>
     </w:p>
     <w:p>
@@ -2033,7 +1913,110 @@
     </w:p>
     <w:p>
       <w:pPr>
+        <w:ind w:left="360"/>
+        <w:rPr>
+          <w:sz w:val="32"/>
+          <w:szCs w:val="32"/>
+        </w:rPr>
+      </w:pPr>
+      <w:r>
+        <w:rPr>
+          <w:sz w:val="32"/>
+          <w:szCs w:val="32"/>
+        </w:rPr>
+        <w:t>Example:</w:t>
+      </w:r>
+      <w:r>
+        <w:rPr>
+          <w:sz w:val="32"/>
+          <w:szCs w:val="32"/>
+        </w:rPr>
+        <w:t xml:space="preserve"> </w:t>
+      </w:r>
+      <w:r>
+        <w:rPr>
+          <w:sz w:val="32"/>
+          <w:szCs w:val="32"/>
+        </w:rPr>
+        <w:t>Inconsistent values</w:t>
+      </w:r>
+    </w:p>
+    <w:p>
+      <w:pPr>
+        <w:ind w:left="360"/>
+        <w:jc w:val="center"/>
+        <w:rPr>
+          <w:sz w:val="32"/>
+          <w:szCs w:val="32"/>
+        </w:rPr>
+      </w:pPr>
+      <w:r>
+        <w:rPr>
+          <w:sz w:val="32"/>
+          <w:szCs w:val="32"/>
+        </w:rPr>
+        <w:t>North, north,</w:t>
+      </w:r>
+      <w:r>
+        <w:rPr>
+          <w:sz w:val="32"/>
+          <w:szCs w:val="32"/>
+        </w:rPr>
+        <w:t xml:space="preserve"> </w:t>
+      </w:r>
+      <w:r>
+        <w:rPr>
+          <w:sz w:val="32"/>
+          <w:szCs w:val="32"/>
+        </w:rPr>
+        <w:t>NORTH, N. Region,</w:t>
+      </w:r>
+      <w:r>
+        <w:rPr>
+          <w:sz w:val="32"/>
+          <w:szCs w:val="32"/>
+        </w:rPr>
+        <w:t xml:space="preserve"> </w:t>
+      </w:r>
+      <w:r>
+        <w:rPr>
+          <w:sz w:val="32"/>
+          <w:szCs w:val="32"/>
+        </w:rPr>
+        <w:t>Northern</w:t>
+      </w:r>
+    </w:p>
+    <w:p>
+      <w:pPr>
         <w:pStyle w:val="ListParagraph"/>
+        <w:ind w:left="1080"/>
+        <w:rPr>
+          <w:sz w:val="32"/>
+          <w:szCs w:val="32"/>
+        </w:rPr>
+      </w:pPr>
+      <w:r>
+        <w:rPr>
+          <w:sz w:val="32"/>
+          <w:szCs w:val="32"/>
+        </w:rPr>
+        <w:t xml:space="preserve"> </w:t>
+      </w:r>
+    </w:p>
+    <w:p>
+      <w:pPr>
+        <w:pStyle w:val="ListParagraph"/>
+        <w:ind w:left="1080"/>
+        <w:rPr>
+          <w:sz w:val="32"/>
+          <w:szCs w:val="32"/>
+        </w:rPr>
+      </w:pPr>
+    </w:p>
+    <w:p>
+      <w:pPr>
+        <w:pStyle w:val="ListParagraph"/>
+        <w:ind w:left="1080"/>
         <w:rPr>
           <w:sz w:val="32"/>
           <w:szCs w:val="32"/>
@@ -2057,398 +2040,30 @@
           <w:sz w:val="32"/>
           <w:szCs w:val="32"/>
         </w:rPr>
-        <w:t xml:space="preserve">Wrangling:  changes the structure </w:t>
+        <w:lastRenderedPageBreak/>
+        <w:t xml:space="preserve">Cleaning: </w:t>
       </w:r>
     </w:p>
-    <w:tbl>
-      <w:tblPr>
-        <w:tblStyle w:val="TableGrid"/>
-        <w:tblW w:w="0" w:type="auto"/>
-        <w:tblInd w:w="535" w:type="dxa"/>
-        <w:tblLook w:val="04A0" w:firstRow="1" w:lastRow="0" w:firstColumn="1" w:lastColumn="0" w:noHBand="0" w:noVBand="1"/>
-      </w:tblPr>
-      <w:tblGrid>
-        <w:gridCol w:w="2970"/>
-        <w:gridCol w:w="5845"/>
-      </w:tblGrid>
-      <w:tr>
-        <w:tc>
-          <w:tcPr>
-            <w:tcW w:w="2970" w:type="dxa"/>
-            <w:hideMark/>
-          </w:tcPr>
-          <w:p>
-            <w:pPr>
-              <w:spacing w:line="278" w:lineRule="auto"/>
-              <w:rPr>
-                <w:b/>
-                <w:bCs/>
-                <w:sz w:val="32"/>
-                <w:szCs w:val="32"/>
-              </w:rPr>
-            </w:pPr>
-            <w:r>
-              <w:rPr>
-                <w:b/>
-                <w:bCs/>
-                <w:sz w:val="32"/>
-                <w:szCs w:val="32"/>
-              </w:rPr>
-              <w:lastRenderedPageBreak/>
-              <w:t>Wrangling Task</w:t>
-            </w:r>
-          </w:p>
-        </w:tc>
-        <w:tc>
-          <w:tcPr>
-            <w:tcW w:w="5845" w:type="dxa"/>
-            <w:hideMark/>
-          </w:tcPr>
-          <w:p>
-            <w:pPr>
-              <w:spacing w:line="278" w:lineRule="auto"/>
-              <w:rPr>
-                <w:b/>
-                <w:bCs/>
-                <w:sz w:val="32"/>
-                <w:szCs w:val="32"/>
-              </w:rPr>
-            </w:pPr>
-            <w:r>
-              <w:rPr>
-                <w:b/>
-                <w:bCs/>
-                <w:sz w:val="32"/>
-                <w:szCs w:val="32"/>
-              </w:rPr>
-              <w:t>Plain-English Meaning</w:t>
-            </w:r>
-          </w:p>
-        </w:tc>
-      </w:tr>
-      <w:tr>
-        <w:tc>
-          <w:tcPr>
-            <w:tcW w:w="2970" w:type="dxa"/>
-            <w:hideMark/>
-          </w:tcPr>
-          <w:p>
-            <w:pPr>
-              <w:spacing w:line="278" w:lineRule="auto"/>
-              <w:rPr>
-                <w:sz w:val="32"/>
-                <w:szCs w:val="32"/>
-              </w:rPr>
-            </w:pPr>
-            <w:r>
-              <w:rPr>
-                <w:sz w:val="32"/>
-                <w:szCs w:val="32"/>
-              </w:rPr>
-              <w:t>Filtering</w:t>
-            </w:r>
-          </w:p>
-        </w:tc>
-        <w:tc>
-          <w:tcPr>
-            <w:tcW w:w="5845" w:type="dxa"/>
-            <w:hideMark/>
-          </w:tcPr>
-          <w:p>
-            <w:pPr>
-              <w:spacing w:line="278" w:lineRule="auto"/>
-              <w:rPr>
-                <w:sz w:val="32"/>
-                <w:szCs w:val="32"/>
-              </w:rPr>
-            </w:pPr>
-            <w:r>
-              <w:rPr>
-                <w:sz w:val="32"/>
-                <w:szCs w:val="32"/>
-              </w:rPr>
-              <w:t>Keep only the rows we need</w:t>
-            </w:r>
-          </w:p>
-        </w:tc>
-      </w:tr>
-      <w:tr>
-        <w:tc>
-          <w:tcPr>
-            <w:tcW w:w="2970" w:type="dxa"/>
-            <w:hideMark/>
-          </w:tcPr>
-          <w:p>
-            <w:pPr>
-              <w:spacing w:line="278" w:lineRule="auto"/>
-              <w:rPr>
-                <w:sz w:val="32"/>
-                <w:szCs w:val="32"/>
-              </w:rPr>
-            </w:pPr>
-            <w:r>
-              <w:rPr>
-                <w:sz w:val="32"/>
-                <w:szCs w:val="32"/>
-              </w:rPr>
-              <w:t>Selecting columns</w:t>
-            </w:r>
-          </w:p>
-        </w:tc>
-        <w:tc>
-          <w:tcPr>
-            <w:tcW w:w="5845" w:type="dxa"/>
-            <w:hideMark/>
-          </w:tcPr>
-          <w:p>
-            <w:pPr>
-              <w:spacing w:line="278" w:lineRule="auto"/>
-              <w:rPr>
-                <w:sz w:val="32"/>
-                <w:szCs w:val="32"/>
-              </w:rPr>
-            </w:pPr>
-            <w:r>
-              <w:rPr>
-                <w:sz w:val="32"/>
-                <w:szCs w:val="32"/>
-              </w:rPr>
-              <w:t>Keep only relevant variables</w:t>
-            </w:r>
-          </w:p>
-        </w:tc>
-      </w:tr>
-      <w:tr>
-        <w:tc>
-          <w:tcPr>
-            <w:tcW w:w="2970" w:type="dxa"/>
-            <w:hideMark/>
-          </w:tcPr>
-          <w:p>
-            <w:pPr>
-              <w:spacing w:line="278" w:lineRule="auto"/>
-              <w:rPr>
-                <w:sz w:val="32"/>
-                <w:szCs w:val="32"/>
-              </w:rPr>
-            </w:pPr>
-            <w:r>
-              <w:rPr>
-                <w:sz w:val="32"/>
-                <w:szCs w:val="32"/>
-              </w:rPr>
-              <w:t>Sorting</w:t>
-            </w:r>
-          </w:p>
-        </w:tc>
-        <w:tc>
-          <w:tcPr>
-            <w:tcW w:w="5845" w:type="dxa"/>
-            <w:hideMark/>
-          </w:tcPr>
-          <w:p>
-            <w:pPr>
-              <w:spacing w:line="278" w:lineRule="auto"/>
-              <w:rPr>
-                <w:sz w:val="32"/>
-                <w:szCs w:val="32"/>
-              </w:rPr>
-            </w:pPr>
-            <w:r>
-              <w:rPr>
-                <w:sz w:val="32"/>
-                <w:szCs w:val="32"/>
-              </w:rPr>
-              <w:t>Arrange data in a useful order</w:t>
-            </w:r>
-          </w:p>
-        </w:tc>
-      </w:tr>
-      <w:tr>
-        <w:tc>
-          <w:tcPr>
-            <w:tcW w:w="2970" w:type="dxa"/>
-            <w:hideMark/>
-          </w:tcPr>
-          <w:p>
-            <w:pPr>
-              <w:spacing w:line="278" w:lineRule="auto"/>
-              <w:rPr>
-                <w:sz w:val="32"/>
-                <w:szCs w:val="32"/>
-              </w:rPr>
-            </w:pPr>
-            <w:r>
-              <w:rPr>
-                <w:sz w:val="32"/>
-                <w:szCs w:val="32"/>
-              </w:rPr>
-              <w:t>Grouping</w:t>
-            </w:r>
-          </w:p>
-        </w:tc>
-        <w:tc>
-          <w:tcPr>
-            <w:tcW w:w="5845" w:type="dxa"/>
-            <w:hideMark/>
-          </w:tcPr>
-          <w:p>
-            <w:pPr>
-              <w:spacing w:line="278" w:lineRule="auto"/>
-              <w:rPr>
-                <w:sz w:val="32"/>
-                <w:szCs w:val="32"/>
-              </w:rPr>
-            </w:pPr>
-            <w:r>
-              <w:rPr>
-                <w:sz w:val="32"/>
-                <w:szCs w:val="32"/>
-              </w:rPr>
-              <w:t>Summarize by category</w:t>
-            </w:r>
-          </w:p>
-        </w:tc>
-      </w:tr>
-      <w:tr>
-        <w:tc>
-          <w:tcPr>
-            <w:tcW w:w="2970" w:type="dxa"/>
-            <w:hideMark/>
-          </w:tcPr>
-          <w:p>
-            <w:pPr>
-              <w:spacing w:line="278" w:lineRule="auto"/>
-              <w:rPr>
-                <w:sz w:val="32"/>
-                <w:szCs w:val="32"/>
-              </w:rPr>
-            </w:pPr>
-            <w:r>
-              <w:rPr>
-                <w:sz w:val="32"/>
-                <w:szCs w:val="32"/>
-              </w:rPr>
-              <w:t>Aggregating</w:t>
-            </w:r>
-          </w:p>
-        </w:tc>
-        <w:tc>
-          <w:tcPr>
-            <w:tcW w:w="5845" w:type="dxa"/>
-            <w:hideMark/>
-          </w:tcPr>
-          <w:p>
-            <w:pPr>
-              <w:spacing w:line="278" w:lineRule="auto"/>
-              <w:rPr>
-                <w:sz w:val="32"/>
-                <w:szCs w:val="32"/>
-              </w:rPr>
-            </w:pPr>
-            <w:r>
-              <w:rPr>
-                <w:sz w:val="32"/>
-                <w:szCs w:val="32"/>
-              </w:rPr>
-              <w:t>Calculate totals, averages, counts</w:t>
-            </w:r>
-          </w:p>
-        </w:tc>
-      </w:tr>
-      <w:tr>
-        <w:tc>
-          <w:tcPr>
-            <w:tcW w:w="2970" w:type="dxa"/>
-            <w:hideMark/>
-          </w:tcPr>
-          <w:p>
-            <w:pPr>
-              <w:spacing w:line="278" w:lineRule="auto"/>
-              <w:rPr>
-                <w:sz w:val="32"/>
-                <w:szCs w:val="32"/>
-              </w:rPr>
-            </w:pPr>
-            <w:r>
-              <w:rPr>
-                <w:sz w:val="32"/>
-                <w:szCs w:val="32"/>
-              </w:rPr>
-              <w:t>Merging</w:t>
-            </w:r>
-          </w:p>
-        </w:tc>
-        <w:tc>
-          <w:tcPr>
-            <w:tcW w:w="5845" w:type="dxa"/>
-            <w:hideMark/>
-          </w:tcPr>
-          <w:p>
-            <w:pPr>
-              <w:spacing w:line="278" w:lineRule="auto"/>
-              <w:rPr>
-                <w:sz w:val="32"/>
-                <w:szCs w:val="32"/>
-              </w:rPr>
-            </w:pPr>
-            <w:r>
-              <w:rPr>
-                <w:sz w:val="32"/>
-                <w:szCs w:val="32"/>
-              </w:rPr>
-              <w:t>Combine information from multiple tables</w:t>
-            </w:r>
-          </w:p>
-        </w:tc>
-      </w:tr>
-      <w:tr>
-        <w:tc>
-          <w:tcPr>
-            <w:tcW w:w="2970" w:type="dxa"/>
-            <w:hideMark/>
-          </w:tcPr>
-          <w:p>
-            <w:pPr>
-              <w:spacing w:line="278" w:lineRule="auto"/>
-              <w:rPr>
-                <w:sz w:val="32"/>
-                <w:szCs w:val="32"/>
-              </w:rPr>
-            </w:pPr>
-            <w:r>
-              <w:rPr>
-                <w:sz w:val="32"/>
-                <w:szCs w:val="32"/>
-              </w:rPr>
-              <w:t>Reshaping</w:t>
-            </w:r>
-          </w:p>
-        </w:tc>
-        <w:tc>
-          <w:tcPr>
-            <w:tcW w:w="5845" w:type="dxa"/>
-            <w:hideMark/>
-          </w:tcPr>
-          <w:p>
-            <w:pPr>
-              <w:spacing w:line="278" w:lineRule="auto"/>
-              <w:rPr>
-                <w:sz w:val="32"/>
-                <w:szCs w:val="32"/>
-              </w:rPr>
-            </w:pPr>
-            <w:r>
-              <w:rPr>
-                <w:sz w:val="32"/>
-                <w:szCs w:val="32"/>
-              </w:rPr>
-              <w:t>Change the layout of data for analysis</w:t>
-            </w:r>
-          </w:p>
-        </w:tc>
-      </w:tr>
-    </w:tbl>
+    <w:p>
+      <w:pPr>
+        <w:pStyle w:val="ListParagraph"/>
+        <w:numPr>
+          <w:ilvl w:val="0"/>
+          <w:numId w:val="27"/>
+        </w:numPr>
+        <w:rPr>
+          <w:sz w:val="32"/>
+          <w:szCs w:val="32"/>
+        </w:rPr>
+      </w:pPr>
+      <w:r>
+        <w:rPr>
+          <w:sz w:val="32"/>
+          <w:szCs w:val="32"/>
+        </w:rPr>
+        <w:t xml:space="preserve">Wrangling:  </w:t>
+      </w:r>
+    </w:p>
     <w:p>
       <w:pPr>
         <w:rPr>
@@ -2524,49 +2139,6 @@
     </w:p>
     <w:p>
       <w:pPr>
-        <w:ind w:left="1440"/>
-        <w:rPr>
-          <w:sz w:val="32"/>
-          <w:szCs w:val="32"/>
-        </w:rPr>
-      </w:pPr>
-      <w:r>
-        <w:rPr>
-          <w:sz w:val="32"/>
-          <w:szCs w:val="32"/>
-        </w:rPr>
-        <w:t xml:space="preserve">We can use </w:t>
-      </w:r>
-      <w:proofErr w:type="spellStart"/>
-      <w:proofErr w:type="gramStart"/>
-      <w:r>
-        <w:rPr>
-          <w:sz w:val="32"/>
-          <w:szCs w:val="32"/>
-        </w:rPr>
-        <w:t>pd.isna</w:t>
-      </w:r>
-      <w:proofErr w:type="spellEnd"/>
-      <w:proofErr w:type="gramEnd"/>
-      <w:r>
-        <w:rPr>
-          <w:sz w:val="32"/>
-          <w:szCs w:val="32"/>
-        </w:rPr>
-        <w:t xml:space="preserve">() to identify </w:t>
-      </w:r>
-      <w:proofErr w:type="spellStart"/>
-      <w:r>
-        <w:rPr>
-          <w:sz w:val="32"/>
-          <w:szCs w:val="32"/>
-        </w:rPr>
-        <w:t>na</w:t>
-      </w:r>
-      <w:proofErr w:type="spellEnd"/>
-    </w:p>
-    <w:p>
-      <w:pPr>
         <w:pStyle w:val="Heading3"/>
         <w:ind w:left="720"/>
         <w:rPr>
@@ -2575,6 +2147,16 @@
         </w:rPr>
       </w:pPr>
       <w:bookmarkStart w:id="3" w:name="_Toc231019912"/>
+    </w:p>
+    <w:p>
+      <w:pPr>
+        <w:pStyle w:val="Heading3"/>
+        <w:ind w:left="720"/>
+        <w:rPr>
+          <w:sz w:val="32"/>
+          <w:szCs w:val="32"/>
+        </w:rPr>
+      </w:pPr>
       <w:r>
         <w:rPr>
           <w:sz w:val="32"/>
@@ -2598,14 +2180,66 @@
         </w:rPr>
         <w:tab/>
       </w:r>
+    </w:p>
+    <w:p>
+      <w:pPr>
+        <w:pStyle w:val="Heading3"/>
+        <w:ind w:left="720"/>
+        <w:rPr>
+          <w:sz w:val="32"/>
+          <w:szCs w:val="32"/>
+        </w:rPr>
+      </w:pPr>
+      <w:bookmarkStart w:id="4" w:name="_Toc231019913"/>
+    </w:p>
+    <w:p/>
+    <w:p/>
+    <w:p/>
+    <w:p>
+      <w:pPr>
+        <w:pStyle w:val="Heading3"/>
+        <w:ind w:left="720"/>
+        <w:rPr>
+          <w:sz w:val="32"/>
+          <w:szCs w:val="32"/>
+        </w:rPr>
+      </w:pPr>
       <w:r>
         <w:rPr>
           <w:sz w:val="32"/>
           <w:szCs w:val="32"/>
         </w:rPr>
-        <w:tab/>
-        <w:t>Drop vs impute</w:t>
+        <w:t>Duplicate data</w:t>
       </w:r>
+      <w:bookmarkEnd w:id="4"/>
+    </w:p>
+    <w:p/>
+    <w:p/>
+    <w:p>
+      <w:pPr>
+        <w:pStyle w:val="Heading3"/>
+        <w:ind w:left="720"/>
+        <w:rPr>
+          <w:sz w:val="32"/>
+          <w:szCs w:val="32"/>
+        </w:rPr>
+      </w:pPr>
+      <w:bookmarkStart w:id="5" w:name="_Toc231019914"/>
+      <w:r>
+        <w:rPr>
+          <w:sz w:val="32"/>
+          <w:szCs w:val="32"/>
+        </w:rPr>
+        <w:t>O</w:t>
+      </w:r>
+      <w:r>
+        <w:rPr>
+          <w:sz w:val="32"/>
+          <w:szCs w:val="32"/>
+        </w:rPr>
+        <w:t>ther</w:t>
+      </w:r>
+      <w:bookmarkEnd w:id="5"/>
     </w:p>
     <w:p>
       <w:pPr>
@@ -2628,164 +2262,6 @@
         </w:rPr>
         <w:tab/>
       </w:r>
-      <w:r>
-        <w:rPr>
-          <w:sz w:val="32"/>
-          <w:szCs w:val="32"/>
-        </w:rPr>
-        <w:t>Drop on a series, it only returns the nonnull values.</w:t>
-      </w:r>
-    </w:p>
-    <w:p>
-      <w:pPr>
-        <w:rPr>
-          <w:sz w:val="32"/>
-          <w:szCs w:val="32"/>
-        </w:rPr>
-      </w:pPr>
-      <w:r>
-        <w:rPr>
-          <w:sz w:val="32"/>
-          <w:szCs w:val="32"/>
-        </w:rPr>
-        <w:tab/>
-      </w:r>
-      <w:r>
-        <w:rPr>
-          <w:sz w:val="32"/>
-          <w:szCs w:val="32"/>
-        </w:rPr>
-        <w:tab/>
-        <w:t>Drop on a dataframe, you may want to drop rows or columns that are all NA, or containing any Nas.</w:t>
-      </w:r>
-    </w:p>
-    <w:p>
-      <w:pPr>
-        <w:rPr>
-          <w:sz w:val="32"/>
-          <w:szCs w:val="32"/>
-        </w:rPr>
-      </w:pPr>
-    </w:p>
-    <w:p>
-      <w:pPr>
-        <w:rPr>
-          <w:sz w:val="32"/>
-          <w:szCs w:val="32"/>
-        </w:rPr>
-      </w:pPr>
-      <w:r>
-        <w:rPr>
-          <w:sz w:val="32"/>
-          <w:szCs w:val="32"/>
-        </w:rPr>
-        <w:tab/>
-      </w:r>
-      <w:r>
-        <w:rPr>
-          <w:sz w:val="32"/>
-          <w:szCs w:val="32"/>
-        </w:rPr>
-        <w:tab/>
-      </w:r>
-      <w:r>
-        <w:rPr>
-          <w:sz w:val="32"/>
-          <w:szCs w:val="32"/>
-        </w:rPr>
-        <w:t xml:space="preserve">Filling in 0, mean, or some random number </w:t>
-      </w:r>
-    </w:p>
-    <w:p>
-      <w:pPr>
-        <w:pStyle w:val="Heading3"/>
-        <w:ind w:left="720"/>
-        <w:rPr>
-          <w:sz w:val="32"/>
-          <w:szCs w:val="32"/>
-        </w:rPr>
-      </w:pPr>
-      <w:bookmarkStart w:id="4" w:name="_Toc231019913"/>
-      <w:r>
-        <w:rPr>
-          <w:sz w:val="32"/>
-          <w:szCs w:val="32"/>
-        </w:rPr>
-        <w:t>Duplicate data</w:t>
-      </w:r>
-      <w:bookmarkEnd w:id="4"/>
-    </w:p>
-    <w:p>
-      <w:pPr>
-        <w:ind w:left="720" w:firstLine="720"/>
-        <w:rPr>
-          <w:sz w:val="32"/>
-          <w:szCs w:val="32"/>
-        </w:rPr>
-      </w:pPr>
-      <w:r>
-        <w:rPr>
-          <w:sz w:val="32"/>
-          <w:szCs w:val="32"/>
-        </w:rPr>
-        <w:t>duplicated (</w:t>
-      </w:r>
-      <w:r>
-        <w:rPr>
-          <w:sz w:val="32"/>
-          <w:szCs w:val="32"/>
-        </w:rPr>
-        <w:t>): indicating whether each row is a duplicate</w:t>
-      </w:r>
-    </w:p>
-    <w:p>
-      <w:pPr>
-        <w:pStyle w:val="Heading3"/>
-        <w:ind w:left="720"/>
-        <w:rPr>
-          <w:sz w:val="32"/>
-          <w:szCs w:val="32"/>
-        </w:rPr>
-      </w:pPr>
-      <w:bookmarkStart w:id="5" w:name="_Toc231019914"/>
-      <w:r>
-        <w:rPr>
-          <w:sz w:val="32"/>
-          <w:szCs w:val="32"/>
-        </w:rPr>
-        <w:t>o</w:t>
-      </w:r>
-      <w:r>
-        <w:rPr>
-          <w:sz w:val="32"/>
-          <w:szCs w:val="32"/>
-        </w:rPr>
-        <w:t>ther</w:t>
-      </w:r>
-      <w:bookmarkEnd w:id="5"/>
-    </w:p>
-    <w:p>
-      <w:pPr>
-        <w:rPr>
-          <w:sz w:val="32"/>
-          <w:szCs w:val="32"/>
-        </w:rPr>
-      </w:pPr>
-      <w:r>
-        <w:rPr>
-          <w:sz w:val="32"/>
-          <w:szCs w:val="32"/>
-        </w:rPr>
-        <w:tab/>
-      </w:r>
-      <w:r>
-        <w:rPr>
-          <w:sz w:val="32"/>
-          <w:szCs w:val="32"/>
-        </w:rPr>
-        <w:tab/>
-        <w:t>Extra spaces, inconsistent capitalization</w:t>
-      </w:r>
     </w:p>
     <w:p>
       <w:pPr>
@@ -2816,6 +2292,38 @@
         </w:rPr>
         <w:t xml:space="preserve"> </w:t>
       </w:r>
+    </w:p>
+    <w:p>
+      <w:pPr>
+        <w:rPr>
+          <w:sz w:val="32"/>
+          <w:szCs w:val="32"/>
+        </w:rPr>
+      </w:pPr>
+    </w:p>
+    <w:p>
+      <w:pPr>
+        <w:rPr>
+          <w:sz w:val="32"/>
+          <w:szCs w:val="32"/>
+        </w:rPr>
+      </w:pPr>
+    </w:p>
+    <w:p>
+      <w:pPr>
+        <w:rPr>
+          <w:sz w:val="32"/>
+          <w:szCs w:val="32"/>
+        </w:rPr>
+      </w:pPr>
+    </w:p>
+    <w:p>
+      <w:pPr>
+        <w:rPr>
+          <w:sz w:val="32"/>
+          <w:szCs w:val="32"/>
+        </w:rPr>
+      </w:pPr>
     </w:p>
     <w:p>
       <w:pPr>
@@ -2840,23 +2348,401 @@
           <w:sz w:val="32"/>
           <w:szCs w:val="32"/>
         </w:rPr>
-        <w:t>After cleaning</w:t>
+        <w:t xml:space="preserve"> </w:t>
       </w:r>
+    </w:p>
+    <w:p>
+      <w:pPr>
+        <w:rPr>
+          <w:sz w:val="32"/>
+          <w:szCs w:val="32"/>
+        </w:rPr>
+      </w:pPr>
+    </w:p>
+    <w:p>
+      <w:pPr>
+        <w:rPr>
+          <w:noProof/>
+          <w:sz w:val="32"/>
+          <w:szCs w:val="32"/>
+        </w:rPr>
+      </w:pPr>
+      <w:r>
+        <w:rPr>
+          <w:noProof/>
+          <w:sz w:val="32"/>
+          <w:szCs w:val="32"/>
+        </w:rPr>
+        <w:drawing>
+          <wp:anchor distT="0" distB="0" distL="114300" distR="114300" simplePos="0" relativeHeight="251658240" behindDoc="0" locked="0" layoutInCell="1" allowOverlap="1" wp14:anchorId="0B15736A" wp14:editId="7C9BE267">
+            <wp:simplePos x="0" y="0"/>
+            <wp:positionH relativeFrom="margin">
+              <wp:align>right</wp:align>
+            </wp:positionH>
+            <wp:positionV relativeFrom="paragraph">
+              <wp:posOffset>352425</wp:posOffset>
+            </wp:positionV>
+            <wp:extent cx="5943600" cy="2476500"/>
+            <wp:effectExtent l="0" t="0" r="0" b="0"/>
+            <wp:wrapTopAndBottom/>
+            <wp:docPr id="3" name="Picture 3"/>
+            <wp:cNvGraphicFramePr>
+              <a:graphicFrameLocks xmlns:a="http://schemas.openxmlformats.org/drawingml/2006/main" noChangeAspect="1"/>
+            </wp:cNvGraphicFramePr>
+            <a:graphic xmlns:a="http://schemas.openxmlformats.org/drawingml/2006/main">
+              <a:graphicData uri="http://schemas.openxmlformats.org/drawingml/2006/picture">
+                <pic:pic xmlns:pic="http://schemas.openxmlformats.org/drawingml/2006/picture">
+                  <pic:nvPicPr>
+                    <pic:cNvPr id="3" name="Picture 3"/>
+                    <pic:cNvPicPr/>
+                  </pic:nvPicPr>
+                  <pic:blipFill rotWithShape="1">
+                    <a:blip r:embed="rId6" cstate="print">
+                      <a:extLst>
+                        <a:ext uri="{28A0092B-C50C-407E-A947-70E740481C1C}">
+                          <a14:useLocalDpi xmlns:a14="http://schemas.microsoft.com/office/drawing/2010/main" val="0"/>
+                        </a:ext>
+                      </a:extLst>
+                    </a:blip>
+                    <a:srcRect t="14521" b="11446"/>
+                    <a:stretch/>
+                  </pic:blipFill>
+                  <pic:spPr bwMode="auto">
+                    <a:xfrm>
+                      <a:off x="0" y="0"/>
+                      <a:ext cx="5943600" cy="2476500"/>
+                    </a:xfrm>
+                    <a:prstGeom prst="rect">
+                      <a:avLst/>
+                    </a:prstGeom>
+                    <a:ln>
+                      <a:noFill/>
+                    </a:ln>
+                    <a:extLst>
+                      <a:ext uri="{53640926-AAD7-44D8-BBD7-CCE9431645EC}">
+                        <a14:shadowObscured xmlns:a14="http://schemas.microsoft.com/office/drawing/2010/main"/>
+                      </a:ext>
+                    </a:extLst>
+                  </pic:spPr>
+                </pic:pic>
+              </a:graphicData>
+            </a:graphic>
+            <wp14:sizeRelV relativeFrom="margin">
+              <wp14:pctHeight>0</wp14:pctHeight>
+            </wp14:sizeRelV>
+          </wp:anchor>
+        </w:drawing>
+      </w:r>
+    </w:p>
+    <w:p>
+      <w:pPr>
+        <w:rPr>
+          <w:noProof/>
+          <w:sz w:val="32"/>
+          <w:szCs w:val="32"/>
+        </w:rPr>
+      </w:pPr>
+    </w:p>
+    <w:p>
+      <w:pPr>
+        <w:rPr>
+          <w:sz w:val="32"/>
+          <w:szCs w:val="32"/>
+        </w:rPr>
+      </w:pPr>
+      <w:r>
+        <w:rPr>
+          <w:noProof/>
+        </w:rPr>
+        <w:lastRenderedPageBreak/>
+        <mc:AlternateContent>
+          <mc:Choice Requires="wps">
+            <w:drawing>
+              <wp:inline distT="0" distB="0" distL="0" distR="0" wp14:anchorId="1E329338" wp14:editId="09EBF8CE">
+                <wp:extent cx="304800" cy="304800"/>
+                <wp:effectExtent l="0" t="0" r="0" b="0"/>
+                <wp:docPr id="1" name="Rectangle 1" descr="Examples of untidy data violations"/>
+                <wp:cNvGraphicFramePr>
+                  <a:graphicFrameLocks xmlns:a="http://schemas.openxmlformats.org/drawingml/2006/main" noChangeAspect="1"/>
+                </wp:cNvGraphicFramePr>
+                <a:graphic xmlns:a="http://schemas.openxmlformats.org/drawingml/2006/main">
+                  <a:graphicData uri="http://schemas.microsoft.com/office/word/2010/wordprocessingShape">
+                    <wps:wsp>
+                      <wps:cNvSpPr>
+                        <a:spLocks noChangeAspect="1" noChangeArrowheads="1"/>
+                      </wps:cNvSpPr>
+                      <wps:spPr bwMode="auto">
+                        <a:xfrm>
+                          <a:off x="0" y="0"/>
+                          <a:ext cx="304800" cy="304800"/>
+                        </a:xfrm>
+                        <a:prstGeom prst="rect">
+                          <a:avLst/>
+                        </a:prstGeom>
+                        <a:noFill/>
+                        <a:ln>
+                          <a:noFill/>
+                        </a:ln>
+                        <a:extLst>
+                          <a:ext uri="{909E8E84-426E-40DD-AFC4-6F175D3DCCD1}">
+                            <a14:hiddenFill xmlns:a14="http://schemas.microsoft.com/office/drawing/2010/main">
+                              <a:solidFill>
+                                <a:srgbClr val="FFFFFF"/>
+                              </a:solidFill>
+                            </a14:hiddenFill>
+                          </a:ext>
+                          <a:ext uri="{91240B29-F687-4F45-9708-019B960494DF}">
+                            <a14:hiddenLine xmlns:a14="http://schemas.microsoft.com/office/drawing/2010/main" w="9525">
+                              <a:solidFill>
+                                <a:srgbClr val="000000"/>
+                              </a:solidFill>
+                              <a:miter lim="800000"/>
+                              <a:headEnd/>
+                              <a:tailEnd/>
+                            </a14:hiddenLine>
+                          </a:ext>
+                        </a:extLst>
+                      </wps:spPr>
+                      <wps:bodyPr rot="0" vert="horz" wrap="square" lIns="91440" tIns="45720" rIns="91440" bIns="45720" anchor="t" anchorCtr="0" upright="1">
+                        <a:noAutofit/>
+                      </wps:bodyPr>
+                    </wps:wsp>
+                  </a:graphicData>
+                </a:graphic>
+              </wp:inline>
+            </w:drawing>
+          </mc:Choice>
+          <mc:Fallback>
+            <w:pict>
+              <v:rect w14:anchorId="5CEA7167" id="Rectangle 1" o:spid="_x0000_s1026" alt="Examples of untidy data violations" style="width:24pt;height:24pt;visibility:visible;mso-wrap-style:square;mso-left-percent:-10001;mso-top-percent:-10001;mso-position-horizontal:absolute;mso-position-horizontal-relative:char;mso-position-vertical:absolute;mso-position-vertical-relative:line;mso-left-percent:-10001;mso-top-percent:-10001;v-text-anchor:top" o:gfxdata="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" filled="f" stroked="f">
+                <o:lock v:ext="edit" aspectratio="t"/>
+                <w10:anchorlock/>
+              </v:rect>
+            </w:pict>
+          </mc:Fallback>
+        </mc:AlternateContent>
+      </w:r>
+      <w:r>
+        <w:t xml:space="preserve"> </w:t>
+      </w:r>
+      <w:r>
+        <w:rPr>
+          <w:noProof/>
+        </w:rPr>
+        <mc:AlternateContent>
+          <mc:Choice Requires="wps">
+            <w:drawing>
+              <wp:inline distT="0" distB="0" distL="0" distR="0" wp14:anchorId="4757C92F" wp14:editId="6095E8AF">
+                <wp:extent cx="304800" cy="304800"/>
+                <wp:effectExtent l="0" t="0" r="0" b="0"/>
+                <wp:docPr id="2" name="Rectangle 2" descr="Examples of untidy data violations"/>
+                <wp:cNvGraphicFramePr>
+                  <a:graphicFrameLocks xmlns:a="http://schemas.openxmlformats.org/drawingml/2006/main" noChangeAspect="1"/>
+                </wp:cNvGraphicFramePr>
+                <a:graphic xmlns:a="http://schemas.openxmlformats.org/drawingml/2006/main">
+                  <a:graphicData uri="http://schemas.microsoft.com/office/word/2010/wordprocessingShape">
+                    <wps:wsp>
+                      <wps:cNvSpPr>
+                        <a:spLocks noChangeAspect="1" noChangeArrowheads="1"/>
+                      </wps:cNvSpPr>
+                      <wps:spPr bwMode="auto">
+                        <a:xfrm>
+                          <a:off x="0" y="0"/>
+                          <a:ext cx="304800" cy="304800"/>
+                        </a:xfrm>
+                        <a:prstGeom prst="rect">
+                          <a:avLst/>
+                        </a:prstGeom>
+                        <a:noFill/>
+                        <a:ln>
+                          <a:noFill/>
+                        </a:ln>
+                        <a:extLst>
+                          <a:ext uri="{909E8E84-426E-40DD-AFC4-6F175D3DCCD1}">
+                            <a14:hiddenFill xmlns:a14="http://schemas.microsoft.com/office/drawing/2010/main">
+                              <a:solidFill>
+                                <a:srgbClr val="FFFFFF"/>
+                              </a:solidFill>
+                            </a14:hiddenFill>
+                          </a:ext>
+                          <a:ext uri="{91240B29-F687-4F45-9708-019B960494DF}">
+                            <a14:hiddenLine xmlns:a14="http://schemas.microsoft.com/office/drawing/2010/main" w="9525">
+                              <a:solidFill>
+                                <a:srgbClr val="000000"/>
+                              </a:solidFill>
+                              <a:miter lim="800000"/>
+                              <a:headEnd/>
+                              <a:tailEnd/>
+                            </a14:hiddenLine>
+                          </a:ext>
+                        </a:extLst>
+                      </wps:spPr>
+                      <wps:bodyPr rot="0" vert="horz" wrap="square" lIns="91440" tIns="45720" rIns="91440" bIns="45720" anchor="t" anchorCtr="0" upright="1">
+                        <a:noAutofit/>
+                      </wps:bodyPr>
+                    </wps:wsp>
+                  </a:graphicData>
+                </a:graphic>
+              </wp:inline>
+            </w:drawing>
+          </mc:Choice>
+          <mc:Fallback>
+            <w:pict>
+              <v:rect w14:anchorId="14F35ADB" id="Rectangle 2" o:spid="_x0000_s1026" alt="Examples of untidy data violations" style="width:24pt;height:24pt;visibility:visible;mso-wrap-style:square;mso-left-percent:-10001;mso-top-percent:-10001;mso-position-horizontal:absolute;mso-position-horizontal-relative:char;mso-position-vertical:absolute;mso-position-vertical-relative:line;mso-left-percent:-10001;mso-top-percent:-10001;v-text-anchor:top" o:gfxdata="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" filled="f" stroked="f">
+                <o:lock v:ext="edit" aspectratio="t"/>
+                <w10:anchorlock/>
+              </v:rect>
+            </w:pict>
+          </mc:Fallback>
+        </mc:AlternateContent>
+      </w:r>
+      <w:r>
+        <w:rPr>
+          <w:noProof/>
+          <w:sz w:val="32"/>
+          <w:szCs w:val="32"/>
+        </w:rPr>
+        <w:drawing>
+          <wp:inline distT="0" distB="0" distL="0" distR="0" wp14:anchorId="3540DB4D" wp14:editId="69C02AE9">
+            <wp:extent cx="5848595" cy="4400550"/>
+            <wp:effectExtent l="0" t="0" r="0" b="0"/>
+            <wp:docPr id="4" name="Picture 4"/>
+            <wp:cNvGraphicFramePr>
+              <a:graphicFrameLocks xmlns:a="http://schemas.openxmlformats.org/drawingml/2006/main" noChangeAspect="1"/>
+            </wp:cNvGraphicFramePr>
+            <a:graphic xmlns:a="http://schemas.openxmlformats.org/drawingml/2006/main">
+              <a:graphicData uri="http://schemas.openxmlformats.org/drawingml/2006/picture">
+                <pic:pic xmlns:pic="http://schemas.openxmlformats.org/drawingml/2006/picture">
+                  <pic:nvPicPr>
+                    <pic:cNvPr id="4" name="Picture 4"/>
+                    <pic:cNvPicPr/>
+                  </pic:nvPicPr>
+                  <pic:blipFill>
+                    <a:blip r:embed="rId7">
+                      <a:extLst>
+                        <a:ext uri="{28A0092B-C50C-407E-A947-70E740481C1C}">
+                          <a14:useLocalDpi xmlns:a14="http://schemas.microsoft.com/office/drawing/2010/main" val="0"/>
+                        </a:ext>
+                      </a:extLst>
+                    </a:blip>
+                    <a:stretch>
+                      <a:fillRect/>
+                    </a:stretch>
+                  </pic:blipFill>
+                  <pic:spPr>
+                    <a:xfrm>
+                      <a:off x="0" y="0"/>
+                      <a:ext cx="5857664" cy="4407374"/>
+                    </a:xfrm>
+                    <a:prstGeom prst="rect">
+                      <a:avLst/>
+                    </a:prstGeom>
+                  </pic:spPr>
+                </pic:pic>
+              </a:graphicData>
+            </a:graphic>
+          </wp:inline>
+        </w:drawing>
+      </w:r>
+    </w:p>
+    <w:p>
+      <w:pPr>
+        <w:rPr>
+          <w:sz w:val="32"/>
+          <w:szCs w:val="32"/>
+        </w:rPr>
+      </w:pPr>
+    </w:p>
+    <w:p>
+      <w:pPr>
+        <w:rPr>
+          <w:sz w:val="32"/>
+          <w:szCs w:val="32"/>
+        </w:rPr>
+      </w:pPr>
+    </w:p>
+    <w:p>
+      <w:pPr>
+        <w:rPr>
+          <w:sz w:val="32"/>
+          <w:szCs w:val="32"/>
+        </w:rPr>
+      </w:pPr>
+      <w:r>
+        <w:rPr>
+          <w:noProof/>
+          <w:sz w:val="32"/>
+          <w:szCs w:val="32"/>
+        </w:rPr>
+        <w:lastRenderedPageBreak/>
+        <w:drawing>
+          <wp:inline distT="0" distB="0" distL="0" distR="0" wp14:anchorId="247173A7" wp14:editId="2B59379A">
+            <wp:extent cx="5939611" cy="3590925"/>
+            <wp:effectExtent l="0" t="0" r="4445" b="0"/>
+            <wp:docPr id="5" name="Picture 5"/>
+            <wp:cNvGraphicFramePr>
+              <a:graphicFrameLocks xmlns:a="http://schemas.openxmlformats.org/drawingml/2006/main" noChangeAspect="1"/>
+            </wp:cNvGraphicFramePr>
+            <a:graphic xmlns:a="http://schemas.openxmlformats.org/drawingml/2006/main">
+              <a:graphicData uri="http://schemas.openxmlformats.org/drawingml/2006/picture">
+                <pic:pic xmlns:pic="http://schemas.openxmlformats.org/drawingml/2006/picture">
+                  <pic:nvPicPr>
+                    <pic:cNvPr id="5" name="Picture 5"/>
+                    <pic:cNvPicPr/>
+                  </pic:nvPicPr>
+                  <pic:blipFill>
+                    <a:blip r:embed="rId8">
+                      <a:extLst>
+                        <a:ext uri="{28A0092B-C50C-407E-A947-70E740481C1C}">
+                          <a14:useLocalDpi xmlns:a14="http://schemas.microsoft.com/office/drawing/2010/main" val="0"/>
+                        </a:ext>
+                      </a:extLst>
+                    </a:blip>
+                    <a:stretch>
+                      <a:fillRect/>
+                    </a:stretch>
+                  </pic:blipFill>
+                  <pic:spPr>
+                    <a:xfrm>
+                      <a:off x="0" y="0"/>
+                      <a:ext cx="5953792" cy="3599498"/>
+                    </a:xfrm>
+                    <a:prstGeom prst="rect">
+                      <a:avLst/>
+                    </a:prstGeom>
+                  </pic:spPr>
+                </pic:pic>
+              </a:graphicData>
+            </a:graphic>
+          </wp:inline>
+        </w:drawing>
+      </w:r>
+    </w:p>
+    <w:p>
+      <w:pPr>
+        <w:rPr>
+          <w:sz w:val="32"/>
+          <w:szCs w:val="32"/>
+        </w:rPr>
+      </w:pPr>
     </w:p>
     <w:tbl>
       <w:tblPr>
         <w:tblStyle w:val="TableGrid"/>
-        <w:tblW w:w="0" w:type="auto"/>
+        <w:tblW w:w="7960" w:type="dxa"/>
         <w:tblLook w:val="04A0" w:firstRow="1" w:lastRow="0" w:firstColumn="1" w:lastColumn="0" w:noHBand="0" w:noVBand="1"/>
       </w:tblPr>
       <w:tblGrid>
-        <w:gridCol w:w="2552"/>
-        <w:gridCol w:w="5689"/>
+        <w:gridCol w:w="3055"/>
+        <w:gridCol w:w="4905"/>
       </w:tblGrid>
       <w:tr>
+        <w:trPr>
+          <w:trHeight w:val="496"/>
+        </w:trPr>
         <w:tc>
           <w:tcPr>
-            <w:tcW w:w="0" w:type="auto"/>
+            <w:tcW w:w="3055" w:type="dxa"/>
             <w:hideMark/>
           </w:tcPr>
           <w:p>
@@ -2878,7 +2764,26 @@
         </w:tc>
         <w:tc>
           <w:tcPr>
-            <w:tcW w:w="0" w:type="auto"/>
+            <w:tcW w:w="4905" w:type="dxa"/>
+          </w:tcPr>
+          <w:p>
+            <w:pPr>
+              <w:spacing w:line="278" w:lineRule="auto"/>
+              <w:rPr>
+                <w:sz w:val="32"/>
+                <w:szCs w:val="32"/>
+              </w:rPr>
+            </w:pPr>
+          </w:p>
+        </w:tc>
+      </w:tr>
+      <w:tr>
+        <w:trPr>
+          <w:trHeight w:val="496"/>
+        </w:trPr>
+        <w:tc>
+          <w:tcPr>
+            <w:tcW w:w="3055" w:type="dxa"/>
             <w:hideMark/>
           </w:tcPr>
           <w:p>
@@ -2894,15 +2799,32 @@
                 <w:sz w:val="32"/>
                 <w:szCs w:val="32"/>
               </w:rPr>
-              <w:t>Keep only the rows we need</w:t>
-            </w:r>
+              <w:t>Selecting columns</w:t>
+            </w:r>
+          </w:p>
+        </w:tc>
+        <w:tc>
+          <w:tcPr>
+            <w:tcW w:w="4905" w:type="dxa"/>
+          </w:tcPr>
+          <w:p>
+            <w:pPr>
+              <w:spacing w:line="278" w:lineRule="auto"/>
+              <w:rPr>
+                <w:sz w:val="32"/>
+                <w:szCs w:val="32"/>
+              </w:rPr>
+            </w:pPr>
           </w:p>
         </w:tc>
       </w:tr>
       <w:tr>
+        <w:trPr>
+          <w:trHeight w:val="479"/>
+        </w:trPr>
         <w:tc>
           <w:tcPr>
-            <w:tcW w:w="0" w:type="auto"/>
+            <w:tcW w:w="3055" w:type="dxa"/>
             <w:hideMark/>
           </w:tcPr>
           <w:p>
@@ -2918,13 +2840,32 @@
                 <w:sz w:val="32"/>
                 <w:szCs w:val="32"/>
               </w:rPr>
-              <w:t>Selecting columns</w:t>
+              <w:t>Sorting</w:t>
             </w:r>
           </w:p>
         </w:tc>
         <w:tc>
           <w:tcPr>
-            <w:tcW w:w="0" w:type="auto"/>
+            <w:tcW w:w="4905" w:type="dxa"/>
+          </w:tcPr>
+          <w:p>
+            <w:pPr>
+              <w:spacing w:line="278" w:lineRule="auto"/>
+              <w:rPr>
+                <w:sz w:val="32"/>
+                <w:szCs w:val="32"/>
+              </w:rPr>
+            </w:pPr>
+          </w:p>
+        </w:tc>
+      </w:tr>
+      <w:tr>
+        <w:trPr>
+          <w:trHeight w:val="496"/>
+        </w:trPr>
+        <w:tc>
+          <w:tcPr>
+            <w:tcW w:w="3055" w:type="dxa"/>
             <w:hideMark/>
           </w:tcPr>
           <w:p>
@@ -2940,15 +2881,32 @@
                 <w:sz w:val="32"/>
                 <w:szCs w:val="32"/>
               </w:rPr>
-              <w:t>Keep only relevant variables</w:t>
-            </w:r>
+              <w:t>Grouping</w:t>
+            </w:r>
+          </w:p>
+        </w:tc>
+        <w:tc>
+          <w:tcPr>
+            <w:tcW w:w="4905" w:type="dxa"/>
+          </w:tcPr>
+          <w:p>
+            <w:pPr>
+              <w:spacing w:line="278" w:lineRule="auto"/>
+              <w:rPr>
+                <w:sz w:val="32"/>
+                <w:szCs w:val="32"/>
+              </w:rPr>
+            </w:pPr>
           </w:p>
         </w:tc>
       </w:tr>
       <w:tr>
+        <w:trPr>
+          <w:trHeight w:val="496"/>
+        </w:trPr>
         <w:tc>
           <w:tcPr>
-            <w:tcW w:w="0" w:type="auto"/>
+            <w:tcW w:w="3055" w:type="dxa"/>
             <w:hideMark/>
           </w:tcPr>
           <w:p>
@@ -2964,13 +2922,32 @@
                 <w:sz w:val="32"/>
                 <w:szCs w:val="32"/>
               </w:rPr>
-              <w:t>Sorting</w:t>
+              <w:t>Aggregating</w:t>
             </w:r>
           </w:p>
         </w:tc>
         <w:tc>
           <w:tcPr>
-            <w:tcW w:w="0" w:type="auto"/>
+            <w:tcW w:w="4905" w:type="dxa"/>
+          </w:tcPr>
+          <w:p>
+            <w:pPr>
+              <w:spacing w:line="278" w:lineRule="auto"/>
+              <w:rPr>
+                <w:sz w:val="32"/>
+                <w:szCs w:val="32"/>
+              </w:rPr>
+            </w:pPr>
+          </w:p>
+        </w:tc>
+      </w:tr>
+      <w:tr>
+        <w:trPr>
+          <w:trHeight w:val="496"/>
+        </w:trPr>
+        <w:tc>
+          <w:tcPr>
+            <w:tcW w:w="3055" w:type="dxa"/>
             <w:hideMark/>
           </w:tcPr>
           <w:p>
@@ -2986,15 +2963,32 @@
                 <w:sz w:val="32"/>
                 <w:szCs w:val="32"/>
               </w:rPr>
-              <w:t>Arrange data in a useful order</w:t>
-            </w:r>
+              <w:t>Merging</w:t>
+            </w:r>
+          </w:p>
+        </w:tc>
+        <w:tc>
+          <w:tcPr>
+            <w:tcW w:w="4905" w:type="dxa"/>
+          </w:tcPr>
+          <w:p>
+            <w:pPr>
+              <w:spacing w:line="278" w:lineRule="auto"/>
+              <w:rPr>
+                <w:sz w:val="32"/>
+                <w:szCs w:val="32"/>
+              </w:rPr>
+            </w:pPr>
           </w:p>
         </w:tc>
       </w:tr>
       <w:tr>
+        <w:trPr>
+          <w:trHeight w:val="479"/>
+        </w:trPr>
         <w:tc>
           <w:tcPr>
-            <w:tcW w:w="0" w:type="auto"/>
+            <w:tcW w:w="3055" w:type="dxa"/>
             <w:hideMark/>
           </w:tcPr>
           <w:p>
@@ -3010,14 +3004,13 @@
                 <w:sz w:val="32"/>
                 <w:szCs w:val="32"/>
               </w:rPr>
-              <w:t>Grouping</w:t>
+              <w:t>Reshaping</w:t>
             </w:r>
           </w:p>
         </w:tc>
         <w:tc>
           <w:tcPr>
-            <w:tcW w:w="0" w:type="auto"/>
-            <w:hideMark/>
+            <w:tcW w:w="4905" w:type="dxa"/>
           </w:tcPr>
           <w:p>
             <w:pPr>
@@ -3027,226 +3020,10 @@
                 <w:szCs w:val="32"/>
               </w:rPr>
             </w:pPr>
-            <w:r>
-              <w:rPr>
-                <w:sz w:val="32"/>
-                <w:szCs w:val="32"/>
-              </w:rPr>
-              <w:t>Summarize by category</w:t>
-            </w:r>
-          </w:p>
-        </w:tc>
-      </w:tr>
-      <w:tr>
-        <w:tc>
-          <w:tcPr>
-            <w:tcW w:w="0" w:type="auto"/>
-            <w:hideMark/>
-          </w:tcPr>
-          <w:p>
-            <w:pPr>
-              <w:spacing w:line="278" w:lineRule="auto"/>
-              <w:rPr>
-                <w:sz w:val="32"/>
-                <w:szCs w:val="32"/>
-              </w:rPr>
-            </w:pPr>
-            <w:r>
-              <w:rPr>
-                <w:sz w:val="32"/>
-                <w:szCs w:val="32"/>
-              </w:rPr>
-              <w:t>Aggregating</w:t>
-            </w:r>
-          </w:p>
-        </w:tc>
-        <w:tc>
-          <w:tcPr>
-            <w:tcW w:w="0" w:type="auto"/>
-            <w:hideMark/>
-          </w:tcPr>
-          <w:p>
-            <w:pPr>
-              <w:spacing w:line="278" w:lineRule="auto"/>
-              <w:rPr>
-                <w:sz w:val="32"/>
-                <w:szCs w:val="32"/>
-              </w:rPr>
-            </w:pPr>
-            <w:r>
-              <w:rPr>
-                <w:sz w:val="32"/>
-                <w:szCs w:val="32"/>
-              </w:rPr>
-              <w:t>Calculating</w:t>
-            </w:r>
-            <w:r>
-              <w:rPr>
-                <w:sz w:val="32"/>
-                <w:szCs w:val="32"/>
-              </w:rPr>
-              <w:t xml:space="preserve"> totals, averages, counts</w:t>
-            </w:r>
-          </w:p>
-        </w:tc>
-      </w:tr>
-      <w:tr>
-        <w:tc>
-          <w:tcPr>
-            <w:tcW w:w="0" w:type="auto"/>
-            <w:hideMark/>
-          </w:tcPr>
-          <w:p>
-            <w:pPr>
-              <w:spacing w:line="278" w:lineRule="auto"/>
-              <w:rPr>
-                <w:sz w:val="32"/>
-                <w:szCs w:val="32"/>
-              </w:rPr>
-            </w:pPr>
-            <w:r>
-              <w:rPr>
-                <w:sz w:val="32"/>
-                <w:szCs w:val="32"/>
-              </w:rPr>
-              <w:t>Merging</w:t>
-            </w:r>
-          </w:p>
-        </w:tc>
-        <w:tc>
-          <w:tcPr>
-            <w:tcW w:w="0" w:type="auto"/>
-            <w:hideMark/>
-          </w:tcPr>
-          <w:p>
-            <w:pPr>
-              <w:spacing w:line="278" w:lineRule="auto"/>
-              <w:rPr>
-                <w:sz w:val="32"/>
-                <w:szCs w:val="32"/>
-              </w:rPr>
-            </w:pPr>
-            <w:r>
-              <w:rPr>
-                <w:sz w:val="32"/>
-                <w:szCs w:val="32"/>
-              </w:rPr>
-              <w:t>Combine information from multiple tables</w:t>
-            </w:r>
-          </w:p>
-        </w:tc>
-      </w:tr>
-      <w:tr>
-        <w:tc>
-          <w:tcPr>
-            <w:tcW w:w="0" w:type="auto"/>
-            <w:hideMark/>
-          </w:tcPr>
-          <w:p>
-            <w:pPr>
-              <w:spacing w:line="278" w:lineRule="auto"/>
-              <w:rPr>
-                <w:sz w:val="32"/>
-                <w:szCs w:val="32"/>
-              </w:rPr>
-            </w:pPr>
-            <w:r>
-              <w:rPr>
-                <w:sz w:val="32"/>
-                <w:szCs w:val="32"/>
-              </w:rPr>
-              <w:t>Reshaping</w:t>
-            </w:r>
-          </w:p>
-        </w:tc>
-        <w:tc>
-          <w:tcPr>
-            <w:tcW w:w="0" w:type="auto"/>
-            <w:hideMark/>
-          </w:tcPr>
-          <w:p>
-            <w:pPr>
-              <w:spacing w:line="278" w:lineRule="auto"/>
-              <w:rPr>
-                <w:sz w:val="32"/>
-                <w:szCs w:val="32"/>
-              </w:rPr>
-            </w:pPr>
-            <w:r>
-              <w:rPr>
-                <w:sz w:val="32"/>
-                <w:szCs w:val="32"/>
-              </w:rPr>
-              <w:t>Change the layout of data for analysis</w:t>
-            </w:r>
           </w:p>
         </w:tc>
       </w:tr>
     </w:tbl>
-    <w:p>
-      <w:pPr>
-        <w:rPr>
-          <w:sz w:val="32"/>
-          <w:szCs w:val="32"/>
-        </w:rPr>
-      </w:pPr>
-    </w:p>
-    <w:p>
-      <w:pPr>
-        <w:rPr>
-          <w:sz w:val="32"/>
-          <w:szCs w:val="32"/>
-        </w:rPr>
-      </w:pPr>
-    </w:p>
-    <w:p>
-      <w:pPr>
-        <w:rPr>
-          <w:sz w:val="32"/>
-          <w:szCs w:val="32"/>
-        </w:rPr>
-      </w:pPr>
-    </w:p>
-    <w:p>
-      <w:pPr>
-        <w:rPr>
-          <w:sz w:val="32"/>
-          <w:szCs w:val="32"/>
-        </w:rPr>
-      </w:pPr>
-    </w:p>
-    <w:p>
-      <w:pPr>
-        <w:rPr>
-          <w:sz w:val="32"/>
-          <w:szCs w:val="32"/>
-        </w:rPr>
-      </w:pPr>
-    </w:p>
-    <w:p>
-      <w:pPr>
-        <w:rPr>
-          <w:sz w:val="32"/>
-          <w:szCs w:val="32"/>
-        </w:rPr>
-      </w:pPr>
-    </w:p>
-    <w:p>
-      <w:pPr>
-        <w:rPr>
-          <w:sz w:val="32"/>
-          <w:szCs w:val="32"/>
-        </w:rPr>
-      </w:pPr>
-    </w:p>
-    <w:p>
-      <w:pPr>
-        <w:rPr>
-          <w:sz w:val="32"/>
-          <w:szCs w:val="32"/>
-        </w:rPr>
-      </w:pPr>
-    </w:p>
     <w:p>
       <w:pPr>
         <w:rPr>
@@ -3392,9 +3169,6 @@
               <w:pStyle w:val="ListParagraph"/>
               <w:spacing w:line="278" w:lineRule="auto"/>
             </w:pPr>
-            <w:r>
-              <w:t>Box plot</w:t>
-            </w:r>
           </w:p>
         </w:tc>
       </w:tr>
@@ -3417,16 +3191,12 @@
         <w:tc>
           <w:tcPr>
             <w:tcW w:w="0" w:type="auto"/>
-            <w:hideMark/>
           </w:tcPr>
           <w:p>
             <w:pPr>
               <w:pStyle w:val="ListParagraph"/>
               <w:spacing w:line="278" w:lineRule="auto"/>
             </w:pPr>
-            <w:r>
-              <w:t>Bar chart</w:t>
-            </w:r>
           </w:p>
         </w:tc>
       </w:tr>
@@ -3449,16 +3219,12 @@
         <w:tc>
           <w:tcPr>
             <w:tcW w:w="0" w:type="auto"/>
-            <w:hideMark/>
           </w:tcPr>
           <w:p>
             <w:pPr>
               <w:pStyle w:val="ListParagraph"/>
               <w:spacing w:line="278" w:lineRule="auto"/>
             </w:pPr>
-            <w:r>
-              <w:t>Line chart</w:t>
-            </w:r>
           </w:p>
         </w:tc>
       </w:tr>
@@ -3481,16 +3247,12 @@
         <w:tc>
           <w:tcPr>
             <w:tcW w:w="0" w:type="auto"/>
-            <w:hideMark/>
           </w:tcPr>
           <w:p>
             <w:pPr>
               <w:pStyle w:val="ListParagraph"/>
               <w:spacing w:line="278" w:lineRule="auto"/>
             </w:pPr>
-            <w:r>
-              <w:t>Histogram</w:t>
-            </w:r>
           </w:p>
         </w:tc>
       </w:tr>
@@ -3513,16 +3275,12 @@
         <w:tc>
           <w:tcPr>
             <w:tcW w:w="0" w:type="auto"/>
-            <w:hideMark/>
           </w:tcPr>
           <w:p>
             <w:pPr>
               <w:pStyle w:val="ListParagraph"/>
               <w:spacing w:line="278" w:lineRule="auto"/>
             </w:pPr>
-            <w:r>
-              <w:t>scatter</w:t>
-            </w:r>
           </w:p>
         </w:tc>
       </w:tr>
@@ -3532,214 +3290,93 @@
         <w:pStyle w:val="ListParagraph"/>
       </w:pPr>
     </w:p>
-    <w:p/>
-    <w:p>
-      <w:pPr>
-        <w:pStyle w:val="ListParagraph"/>
-        <w:numPr>
-          <w:ilvl w:val="0"/>
-          <w:numId w:val="27"/>
-        </w:numPr>
-        <w:rPr>
-          <w:sz w:val="32"/>
-          <w:szCs w:val="32"/>
-        </w:rPr>
-      </w:pPr>
-      <w:r>
-        <w:rPr>
-          <w:sz w:val="32"/>
-          <w:szCs w:val="32"/>
-        </w:rPr>
-        <w:t xml:space="preserve">A bar chart is used when we want to compare categories. </w:t>
-      </w:r>
-      <w:r>
-        <w:rPr>
-          <w:sz w:val="32"/>
-          <w:szCs w:val="32"/>
-        </w:rPr>
-        <w:t xml:space="preserve"> </w:t>
-      </w:r>
-    </w:p>
-    <w:p>
-      <w:pPr>
-        <w:pStyle w:val="ListParagraph"/>
-        <w:numPr>
-          <w:ilvl w:val="0"/>
-          <w:numId w:val="27"/>
-        </w:numPr>
-        <w:rPr>
-          <w:sz w:val="32"/>
-          <w:szCs w:val="32"/>
-        </w:rPr>
-      </w:pPr>
-      <w:r>
-        <w:rPr>
-          <w:sz w:val="32"/>
-          <w:szCs w:val="32"/>
-        </w:rPr>
-        <w:t>Showing Change Over Time: Line Chart</w:t>
-      </w:r>
-    </w:p>
-    <w:p>
-      <w:pPr>
-        <w:pStyle w:val="ListParagraph"/>
-        <w:numPr>
-          <w:ilvl w:val="1"/>
-          <w:numId w:val="27"/>
-        </w:numPr>
-        <w:rPr>
-          <w:sz w:val="32"/>
-          <w:szCs w:val="32"/>
-        </w:rPr>
-      </w:pPr>
-      <w:r>
-        <w:rPr>
-          <w:sz w:val="32"/>
-          <w:szCs w:val="32"/>
-        </w:rPr>
-        <w:t xml:space="preserve">How did </w:t>
-      </w:r>
-      <w:r>
-        <w:rPr>
-          <w:sz w:val="32"/>
-          <w:szCs w:val="32"/>
-        </w:rPr>
-        <w:t>Nasdaq</w:t>
-      </w:r>
-      <w:r>
-        <w:rPr>
-          <w:sz w:val="32"/>
-          <w:szCs w:val="32"/>
-        </w:rPr>
-        <w:t xml:space="preserve"> change over time?</w:t>
-      </w:r>
-    </w:p>
-    <w:p>
-      <w:pPr>
-        <w:pStyle w:val="ListParagraph"/>
-        <w:numPr>
-          <w:ilvl w:val="1"/>
-          <w:numId w:val="27"/>
-        </w:numPr>
-        <w:rPr>
-          <w:sz w:val="32"/>
-          <w:szCs w:val="32"/>
-        </w:rPr>
-      </w:pPr>
-      <w:r>
-        <w:rPr>
-          <w:sz w:val="32"/>
-          <w:szCs w:val="32"/>
-        </w:rPr>
-        <w:t>A line chart is useful when the horizontal axis represents time. It helps us see whether values are increasing, decreasing, or fluctuating.</w:t>
-      </w:r>
-    </w:p>
-    <w:p>
-      <w:pPr>
-        <w:pStyle w:val="ListParagraph"/>
-        <w:numPr>
-          <w:ilvl w:val="0"/>
-          <w:numId w:val="27"/>
-        </w:numPr>
-        <w:rPr>
-          <w:sz w:val="32"/>
-          <w:szCs w:val="32"/>
-        </w:rPr>
-      </w:pPr>
-      <w:r>
-        <w:rPr>
-          <w:sz w:val="32"/>
-          <w:szCs w:val="32"/>
-        </w:rPr>
-        <w:t>s</w:t>
-      </w:r>
-      <w:r>
-        <w:rPr>
-          <w:sz w:val="32"/>
-          <w:szCs w:val="32"/>
-        </w:rPr>
-        <w:t>howing Distribution: Histogram</w:t>
-      </w:r>
-    </w:p>
-    <w:p>
-      <w:pPr>
-        <w:pStyle w:val="ListParagraph"/>
-        <w:numPr>
-          <w:ilvl w:val="1"/>
-          <w:numId w:val="27"/>
-        </w:numPr>
-        <w:rPr>
-          <w:sz w:val="32"/>
-          <w:szCs w:val="32"/>
-        </w:rPr>
-      </w:pPr>
-      <w:r>
-        <w:rPr>
-          <w:sz w:val="32"/>
-          <w:szCs w:val="32"/>
-        </w:rPr>
-        <w:t>A histogram shows how values are distributed. It helps us see whether most purchases are small, large, or spread out.</w:t>
-      </w:r>
-    </w:p>
-    <w:p>
-      <w:pPr>
-        <w:pStyle w:val="ListParagraph"/>
-        <w:numPr>
-          <w:ilvl w:val="0"/>
-          <w:numId w:val="27"/>
-        </w:numPr>
-        <w:rPr>
-          <w:sz w:val="32"/>
-          <w:szCs w:val="32"/>
-        </w:rPr>
-      </w:pPr>
-      <w:r>
-        <w:rPr>
-          <w:sz w:val="32"/>
-          <w:szCs w:val="32"/>
-        </w:rPr>
-        <w:t>Showing Relationship: Scatter Plot</w:t>
-      </w:r>
-    </w:p>
-    <w:p>
-      <w:pPr>
-        <w:pStyle w:val="ListParagraph"/>
-        <w:numPr>
-          <w:ilvl w:val="1"/>
-          <w:numId w:val="27"/>
-        </w:numPr>
-        <w:rPr>
-          <w:sz w:val="32"/>
-          <w:szCs w:val="32"/>
-        </w:rPr>
-      </w:pPr>
-      <w:r>
-        <w:rPr>
-          <w:sz w:val="32"/>
-          <w:szCs w:val="32"/>
-        </w:rPr>
-        <w:t>Do higher purchase amounts relate to higher satisfaction scores?</w:t>
-      </w:r>
-    </w:p>
-    <w:p>
-      <w:pPr>
-        <w:pStyle w:val="ListParagraph"/>
-        <w:numPr>
-          <w:ilvl w:val="1"/>
-          <w:numId w:val="27"/>
-        </w:numPr>
-        <w:rPr>
-          <w:sz w:val="32"/>
-          <w:szCs w:val="32"/>
-        </w:rPr>
-      </w:pPr>
-      <w:r>
-        <w:rPr>
-          <w:sz w:val="32"/>
-          <w:szCs w:val="32"/>
-        </w:rPr>
-        <w:t>A scatter plot helps us examine the relationship between two numeric variables. Each dot represents one customer record.</w:t>
-      </w:r>
+    <w:p>
+      <w:pPr>
+        <w:rPr>
+          <w:sz w:val="32"/>
+          <w:szCs w:val="32"/>
+        </w:rPr>
+      </w:pPr>
+    </w:p>
+    <w:p>
+      <w:pPr>
+        <w:rPr>
+          <w:sz w:val="32"/>
+          <w:szCs w:val="32"/>
+        </w:rPr>
+      </w:pPr>
+    </w:p>
+    <w:p>
+      <w:pPr>
+        <w:rPr>
+          <w:sz w:val="32"/>
+          <w:szCs w:val="32"/>
+        </w:rPr>
+      </w:pPr>
+    </w:p>
+    <w:p>
+      <w:pPr>
+        <w:rPr>
+          <w:sz w:val="32"/>
+          <w:szCs w:val="32"/>
+        </w:rPr>
+      </w:pPr>
+    </w:p>
+    <w:p>
+      <w:pPr>
+        <w:rPr>
+          <w:sz w:val="32"/>
+          <w:szCs w:val="32"/>
+        </w:rPr>
+      </w:pPr>
+    </w:p>
+    <w:p>
+      <w:pPr>
+        <w:rPr>
+          <w:sz w:val="32"/>
+          <w:szCs w:val="32"/>
+        </w:rPr>
+      </w:pPr>
+    </w:p>
+    <w:p>
+      <w:pPr>
+        <w:rPr>
+          <w:sz w:val="32"/>
+          <w:szCs w:val="32"/>
+        </w:rPr>
+      </w:pPr>
+    </w:p>
+    <w:p>
+      <w:pPr>
+        <w:rPr>
+          <w:sz w:val="32"/>
+          <w:szCs w:val="32"/>
+        </w:rPr>
+      </w:pPr>
+    </w:p>
+    <w:p>
+      <w:pPr>
+        <w:rPr>
+          <w:sz w:val="32"/>
+          <w:szCs w:val="32"/>
+        </w:rPr>
+      </w:pPr>
+    </w:p>
+    <w:p>
+      <w:pPr>
+        <w:rPr>
+          <w:sz w:val="32"/>
+          <w:szCs w:val="32"/>
+        </w:rPr>
+      </w:pPr>
+    </w:p>
+    <w:p>
+      <w:pPr>
+        <w:rPr>
+          <w:sz w:val="32"/>
+          <w:szCs w:val="32"/>
+        </w:rPr>
+      </w:pPr>
     </w:p>
     <w:p>
       <w:pPr>
@@ -3797,155 +3434,64 @@
     <w:p>
       <w:pPr>
         <w:rPr>
+          <w:color w:val="EE0000"/>
+          <w:sz w:val="32"/>
+          <w:szCs w:val="32"/>
+        </w:rPr>
+      </w:pPr>
+    </w:p>
+    <w:p>
+      <w:pPr>
+        <w:rPr>
+          <w:color w:val="EE0000"/>
           <w:sz w:val="32"/>
           <w:szCs w:val="32"/>
         </w:rPr>
       </w:pPr>
       <w:r>
         <w:rPr>
-          <w:sz w:val="32"/>
-          <w:szCs w:val="32"/>
-        </w:rPr>
-        <w:t>Pandas helps us store and clean data. Matplotlib helps us visualize data.</w:t>
+          <w:color w:val="EE0000"/>
+          <w:sz w:val="32"/>
+          <w:szCs w:val="32"/>
+        </w:rPr>
+        <w:t>seaborne</w:t>
       </w:r>
     </w:p>
     <w:p>
       <w:pPr>
         <w:rPr>
-          <w:sz w:val="32"/>
-          <w:szCs w:val="32"/>
-        </w:rPr>
-      </w:pPr>
-      <w:r>
-        <w:rPr>
-          <w:sz w:val="32"/>
-          <w:szCs w:val="32"/>
-        </w:rPr>
-        <w:t>We should create a canvas to hold the chart. We want to customize chart</w:t>
-      </w:r>
-    </w:p>
-    <w:p>
-      <w:pPr>
-        <w:rPr>
-          <w:sz w:val="32"/>
-          <w:szCs w:val="32"/>
-        </w:rPr>
-      </w:pPr>
-    </w:p>
-    <w:p>
-      <w:pPr>
-        <w:rPr>
-          <w:sz w:val="32"/>
-          <w:szCs w:val="32"/>
-        </w:rPr>
-      </w:pPr>
-      <w:r>
-        <w:rPr>
-          <w:sz w:val="32"/>
-          <w:szCs w:val="32"/>
-        </w:rPr>
-        <w:t xml:space="preserve">Simple chart: </w:t>
-      </w:r>
-      <w:proofErr w:type="spellStart"/>
-      <w:proofErr w:type="gramStart"/>
-      <w:r>
-        <w:rPr>
-          <w:sz w:val="32"/>
-          <w:szCs w:val="32"/>
-        </w:rPr>
-        <w:t>plt.figure</w:t>
-      </w:r>
-      <w:proofErr w:type="spellEnd"/>
-      <w:proofErr w:type="gramEnd"/>
-      <w:r>
-        <w:rPr>
-          <w:sz w:val="32"/>
-          <w:szCs w:val="32"/>
-        </w:rPr>
-        <w:t>() is optional.</w:t>
-      </w:r>
-    </w:p>
-    <w:p>
-      <w:pPr>
-        <w:rPr>
-          <w:sz w:val="32"/>
-          <w:szCs w:val="32"/>
-        </w:rPr>
-      </w:pPr>
-      <w:r>
-        <w:rPr>
-          <w:sz w:val="32"/>
-          <w:szCs w:val="32"/>
-        </w:rPr>
-        <w:t xml:space="preserve">Professional or classroom chart: use </w:t>
-      </w:r>
-      <w:proofErr w:type="spellStart"/>
-      <w:proofErr w:type="gramStart"/>
-      <w:r>
-        <w:rPr>
-          <w:sz w:val="32"/>
-          <w:szCs w:val="32"/>
-        </w:rPr>
-        <w:t>plt.figure</w:t>
-      </w:r>
-      <w:proofErr w:type="spellEnd"/>
-      <w:proofErr w:type="gramEnd"/>
-      <w:r>
-        <w:rPr>
-          <w:sz w:val="32"/>
-          <w:szCs w:val="32"/>
-        </w:rPr>
-        <w:t>(</w:t>
-      </w:r>
-      <w:proofErr w:type="spellStart"/>
-      <w:r>
-        <w:rPr>
-          <w:sz w:val="32"/>
-          <w:szCs w:val="32"/>
-        </w:rPr>
-        <w:t>figsize</w:t>
-      </w:r>
-      <w:proofErr w:type="spellEnd"/>
-      <w:r>
-        <w:rPr>
-          <w:sz w:val="32"/>
-          <w:szCs w:val="32"/>
-        </w:rPr>
-        <w:t>=(...)).</w:t>
-      </w:r>
-    </w:p>
-    <w:p>
-      <w:pPr>
-        <w:rPr>
-          <w:sz w:val="32"/>
-          <w:szCs w:val="32"/>
-        </w:rPr>
-      </w:pPr>
-      <w:r>
-        <w:rPr>
-          <w:sz w:val="32"/>
-          <w:szCs w:val="32"/>
-        </w:rPr>
-        <w:t xml:space="preserve">Multiple charts: use </w:t>
-      </w:r>
-      <w:proofErr w:type="spellStart"/>
-      <w:proofErr w:type="gramStart"/>
-      <w:r>
-        <w:rPr>
-          <w:sz w:val="32"/>
-          <w:szCs w:val="32"/>
-        </w:rPr>
-        <w:t>plt.figure</w:t>
-      </w:r>
-      <w:proofErr w:type="spellEnd"/>
-      <w:proofErr w:type="gramEnd"/>
-      <w:r>
-        <w:rPr>
-          <w:sz w:val="32"/>
-          <w:szCs w:val="32"/>
-        </w:rPr>
-        <w:t>() before each chart.</w:t>
-      </w:r>
+          <w:color w:val="EE0000"/>
+          <w:sz w:val="32"/>
+          <w:szCs w:val="32"/>
+        </w:rPr>
+      </w:pPr>
+    </w:p>
+    <w:p>
+      <w:pPr>
+        <w:rPr>
+          <w:color w:val="EE0000"/>
+          <w:sz w:val="32"/>
+          <w:szCs w:val="32"/>
+        </w:rPr>
+      </w:pPr>
+    </w:p>
+    <w:p>
+      <w:pPr>
+        <w:rPr>
+          <w:color w:val="EE0000"/>
+          <w:sz w:val="32"/>
+          <w:szCs w:val="32"/>
+        </w:rPr>
+      </w:pPr>
+    </w:p>
+    <w:p>
+      <w:pPr>
+        <w:rPr>
+          <w:color w:val="EE0000"/>
+          <w:sz w:val="32"/>
+          <w:szCs w:val="32"/>
+        </w:rPr>
+      </w:pPr>
     </w:p>
     <w:p>
       <w:pPr>
@@ -4110,7 +3656,7 @@
           <w:sz w:val="32"/>
           <w:szCs w:val="32"/>
         </w:rPr>
-        <w:t>Rows - observation, entity, vector, point, record</w:t>
+        <w:t xml:space="preserve">Rows - </w:t>
       </w:r>
     </w:p>
     <w:p>
@@ -4131,7 +3677,7 @@
           <w:sz w:val="32"/>
           <w:szCs w:val="32"/>
         </w:rPr>
-        <w:t>Columns - attribute, variable, feature</w:t>
+        <w:t xml:space="preserve">Columns </w:t>
       </w:r>
     </w:p>
     <w:tbl>
@@ -5247,7 +4793,7 @@
           <w:sz w:val="32"/>
           <w:szCs w:val="32"/>
         </w:rPr>
-        <w:t>: categorical data w no order, ex blood type, zip code</w:t>
+        <w:t xml:space="preserve">: </w:t>
       </w:r>
     </w:p>
     <w:p>
@@ -5283,13 +4829,6 @@
         </w:rPr>
         <w:t xml:space="preserve"> </w:t>
       </w:r>
-      <w:r>
-        <w:rPr>
-          <w:sz w:val="32"/>
-          <w:szCs w:val="32"/>
-        </w:rPr>
-        <w:t>categorical data w/o no order, ex. Grade drink size,</w:t>
-      </w:r>
     </w:p>
     <w:p>
       <w:pPr>
@@ -5315,7 +4854,7 @@
           <w:sz w:val="32"/>
           <w:szCs w:val="32"/>
         </w:rPr>
-        <w:t xml:space="preserve">: numerical data where differences have meaning. Interval data are numbers where subtraction makes sense, but multiplication-style comparisons do not. For example, the difference between 80°F and 70°F is meaningful, but we should not say 80°F is twice as hot as 40°F. </w:t>
+        <w:t xml:space="preserve">: </w:t>
       </w:r>
     </w:p>
     <w:p>
@@ -5344,73 +4883,33 @@
         </w:rPr>
         <w:t xml:space="preserve">: </w:t>
       </w:r>
-      <w:r>
-        <w:rPr>
-          <w:sz w:val="32"/>
-          <w:szCs w:val="32"/>
-        </w:rPr>
-        <w:t>where both subtraction and ratio comparisons make sense</w:t>
-      </w:r>
-      <w:r>
-        <w:rPr>
-          <w:sz w:val="32"/>
-          <w:szCs w:val="32"/>
-        </w:rPr>
-        <w:t xml:space="preserve">. </w:t>
-      </w:r>
-      <w:r>
-        <w:rPr>
-          <w:sz w:val="32"/>
-          <w:szCs w:val="32"/>
-        </w:rPr>
-        <w:t>For example, 100 miles is twice as far as 50 miles, and 200 dollars is twice as much as 100 dollars. The key difference is that ratio data have a true zero.</w:t>
-      </w:r>
-    </w:p>
-    <w:p>
-      <w:pPr>
-        <w:ind w:left="360"/>
-        <w:rPr>
-          <w:sz w:val="32"/>
-          <w:szCs w:val="32"/>
-        </w:rPr>
-      </w:pPr>
-      <w:r>
-        <w:rPr>
-          <w:sz w:val="32"/>
-          <w:szCs w:val="32"/>
-        </w:rPr>
-        <w:lastRenderedPageBreak/>
-        <w:t>A rating scale is usually ordinal because the values have a clear order, but the gaps between values may not be exactly equal. In practice, analysts often treat rating scales like interval data</w:t>
-      </w:r>
-      <w:r>
-        <w:rPr>
-          <w:sz w:val="32"/>
-          <w:szCs w:val="32"/>
-        </w:rPr>
-        <w:t xml:space="preserve"> </w:t>
-      </w:r>
-    </w:p>
-    <w:p>
-      <w:pPr>
-        <w:ind w:left="360"/>
-        <w:rPr>
-          <w:sz w:val="32"/>
-          <w:szCs w:val="32"/>
-        </w:rPr>
-      </w:pPr>
-      <w:r>
-        <w:rPr>
-          <w:sz w:val="32"/>
-          <w:szCs w:val="32"/>
-        </w:rPr>
-        <w:t>5 is higher than 4, and 4 is higher than 3. But the distance between ratings is not guaranteed to be equal. The psychological difference between 1 and 2 may not be the same as the difference between 4 and 5.</w:t>
-      </w:r>
+    </w:p>
+    <w:p>
+      <w:pPr>
+        <w:pStyle w:val="ListParagraph"/>
+        <w:rPr>
+          <w:sz w:val="32"/>
+          <w:szCs w:val="32"/>
+        </w:rPr>
+      </w:pPr>
     </w:p>
     <w:p>
       <w:pPr>
         <w:pStyle w:val="Heading2"/>
       </w:pPr>
       <w:bookmarkStart w:id="12" w:name="_Toc231019921"/>
+    </w:p>
+    <w:p/>
+    <w:p/>
+    <w:p>
+      <w:pPr>
+        <w:pStyle w:val="Heading2"/>
+      </w:pPr>
+    </w:p>
+    <w:p>
+      <w:pPr>
+        <w:pStyle w:val="Heading2"/>
+      </w:pPr>
       <w:r>
         <w:t>Choosing an Appropriate Visualization</w:t>
       </w:r>
@@ -5915,7 +5414,7 @@
         </w:rPr>
         <w:t xml:space="preserve">  </w:t>
       </w:r>
-      <w:hyperlink r:id="rId6" w:history="1">
+      <w:hyperlink r:id="rId9" w:history="1">
         <w:r>
           <w:rPr>
             <w:rStyle w:val="Hyperlink"/>
@@ -5967,6 +5466,69 @@
     </w:p>
     <w:p>
       <w:pPr>
+        <w:spacing w:after="0" w:line="240" w:lineRule="auto"/>
+        <w:rPr>
+          <w:sz w:val="32"/>
+          <w:szCs w:val="32"/>
+        </w:rPr>
+      </w:pPr>
+    </w:p>
+    <w:p>
+      <w:pPr>
+        <w:spacing w:after="0" w:line="240" w:lineRule="auto"/>
+        <w:rPr>
+          <w:sz w:val="32"/>
+          <w:szCs w:val="32"/>
+        </w:rPr>
+      </w:pPr>
+    </w:p>
+    <w:p>
+      <w:pPr>
+        <w:spacing w:after="0" w:line="240" w:lineRule="auto"/>
+        <w:rPr>
+          <w:sz w:val="32"/>
+          <w:szCs w:val="32"/>
+        </w:rPr>
+      </w:pPr>
+    </w:p>
+    <w:p>
+      <w:pPr>
+        <w:spacing w:after="0" w:line="240" w:lineRule="auto"/>
+        <w:rPr>
+          <w:sz w:val="32"/>
+          <w:szCs w:val="32"/>
+        </w:rPr>
+      </w:pPr>
+    </w:p>
+    <w:p>
+      <w:pPr>
+        <w:spacing w:after="0" w:line="240" w:lineRule="auto"/>
+        <w:rPr>
+          <w:sz w:val="32"/>
+          <w:szCs w:val="32"/>
+        </w:rPr>
+      </w:pPr>
+    </w:p>
+    <w:p>
+      <w:pPr>
+        <w:spacing w:after="0" w:line="240" w:lineRule="auto"/>
+        <w:rPr>
+          <w:sz w:val="32"/>
+          <w:szCs w:val="32"/>
+        </w:rPr>
+      </w:pPr>
+    </w:p>
+    <w:p>
+      <w:pPr>
+        <w:spacing w:after="0" w:line="240" w:lineRule="auto"/>
+        <w:rPr>
+          <w:sz w:val="32"/>
+          <w:szCs w:val="32"/>
+        </w:rPr>
+      </w:pPr>
+    </w:p>
+    <w:p>
+      <w:pPr>
         <w:pStyle w:val="Heading2"/>
       </w:pPr>
       <w:bookmarkStart w:id="14" w:name="_Toc231019923"/>
@@ -5998,51 +5560,14 @@
           <w:szCs w:val="32"/>
         </w:rPr>
       </w:pPr>
-      <w:r>
-        <w:rPr>
-          <w:sz w:val="32"/>
-          <w:szCs w:val="32"/>
-        </w:rPr>
-        <w:t xml:space="preserve">Mean, </w:t>
-      </w:r>
-      <w:proofErr w:type="gramStart"/>
-      <w:r>
-        <w:rPr>
-          <w:sz w:val="32"/>
-          <w:szCs w:val="32"/>
-        </w:rPr>
-        <w:t>median ,</w:t>
-      </w:r>
-      <w:proofErr w:type="gramEnd"/>
-      <w:r>
-        <w:rPr>
-          <w:sz w:val="32"/>
-          <w:szCs w:val="32"/>
-        </w:rPr>
-        <w:t xml:space="preserve"> mode</w:t>
-      </w:r>
-      <w:r>
-        <w:rPr>
-          <w:sz w:val="32"/>
-          <w:szCs w:val="32"/>
-        </w:rPr>
-        <w:tab/>
-        <w:t xml:space="preserve">               Variance, Standard, Deviation, range quantile,</w:t>
-      </w:r>
-      <w:r>
-        <w:rPr>
-          <w:sz w:val="32"/>
-          <w:szCs w:val="32"/>
-        </w:rPr>
-        <w:t xml:space="preserve"> </w:t>
-      </w:r>
-      <w:r>
-        <w:rPr>
-          <w:sz w:val="32"/>
-          <w:szCs w:val="32"/>
-        </w:rPr>
-        <w:t>percentile</w:t>
-      </w:r>
+    </w:p>
+    <w:p>
+      <w:pPr>
+        <w:rPr>
+          <w:sz w:val="32"/>
+          <w:szCs w:val="32"/>
+        </w:rPr>
+      </w:pPr>
     </w:p>
     <w:p/>
     <w:p>
@@ -6062,199 +5587,6 @@
           <w:szCs w:val="32"/>
         </w:rPr>
       </w:pPr>
-      <w:r>
-        <w:rPr>
-          <w:sz w:val="32"/>
-          <w:szCs w:val="32"/>
-        </w:rPr>
-        <w:t>Some methods work best with scaled or normalized data.  Methods for normalization:</w:t>
-      </w:r>
-    </w:p>
-    <w:p>
-      <w:pPr>
-        <w:pStyle w:val="ListParagraph"/>
-        <w:numPr>
-          <w:ilvl w:val="0"/>
-          <w:numId w:val="28"/>
-        </w:numPr>
-        <w:spacing w:line="259" w:lineRule="auto"/>
-        <w:rPr>
-          <w:sz w:val="32"/>
-          <w:szCs w:val="32"/>
-        </w:rPr>
-      </w:pPr>
-      <w:r>
-        <w:rPr>
-          <w:sz w:val="32"/>
-          <w:szCs w:val="32"/>
-        </w:rPr>
-        <w:t xml:space="preserve">Subtract the mean and divide by the standard deviation: </w:t>
-      </w:r>
-      <w:sdt>
-        <w:sdtPr>
-          <w:rPr>
-            <w:rFonts w:ascii="Cambria Math" w:hAnsi="Cambria Math"/>
-            <w:i/>
-            <w:sz w:val="32"/>
-            <w:szCs w:val="32"/>
-          </w:rPr>
-          <w:id w:val="995768056"/>
-          <w:placeholder>
-            <w:docPart w:val="694A66AB8A4648C0A9C565A99C9CBC44"/>
-          </w:placeholder>
-          <w:temporary/>
-          <w:equation/>
-        </w:sdtPr>
-        <w:sdtEndPr/>
-        <w:sdtContent>
-          <m:oMath>
-            <m:f>
-              <m:fPr>
-                <m:ctrlPr>
-                  <w:rPr>
-                    <w:rFonts w:ascii="Cambria Math" w:hAnsi="Cambria Math"/>
-                    <w:i/>
-                    <w:sz w:val="32"/>
-                    <w:szCs w:val="32"/>
-                  </w:rPr>
-                </m:ctrlPr>
-              </m:fPr>
-              <m:num>
-                <m:r>
-                  <m:rPr>
-                    <m:sty m:val="p"/>
-                  </m:rPr>
-                  <w:rPr>
-                    <w:rFonts w:ascii="Cambria Math" w:hAnsi="Cambria Math"/>
-                    <w:sz w:val="32"/>
-                    <w:szCs w:val="32"/>
-                  </w:rPr>
-                  <m:t>x-</m:t>
-                </m:r>
-                <m:acc>
-                  <m:accPr>
-                    <m:chr m:val="̅"/>
-                    <m:ctrlPr>
-                      <w:rPr>
-                        <w:rFonts w:ascii="Cambria Math" w:hAnsi="Cambria Math"/>
-                        <w:i/>
-                        <w:sz w:val="32"/>
-                        <w:szCs w:val="32"/>
-                      </w:rPr>
-                    </m:ctrlPr>
-                  </m:accPr>
-                  <m:e>
-                    <m:r>
-                      <m:rPr>
-                        <m:sty m:val="p"/>
-                      </m:rPr>
-                      <w:rPr>
-                        <w:rFonts w:ascii="Cambria Math" w:hAnsi="Cambria Math"/>
-                        <w:sz w:val="32"/>
-                        <w:szCs w:val="32"/>
-                      </w:rPr>
-                      <m:t>x</m:t>
-                    </m:r>
-                  </m:e>
-                </m:acc>
-              </m:num>
-              <m:den>
-                <m:r>
-                  <m:rPr>
-                    <m:sty m:val="p"/>
-                  </m:rPr>
-                  <w:rPr>
-                    <w:rFonts w:ascii="Cambria Math" w:hAnsi="Cambria Math"/>
-                    <w:sz w:val="32"/>
-                    <w:szCs w:val="32"/>
-                  </w:rPr>
-                  <m:t>s</m:t>
-                </m:r>
-              </m:den>
-            </m:f>
-          </m:oMath>
-        </w:sdtContent>
-      </w:sdt>
-    </w:p>
-    <w:p>
-      <w:pPr>
-        <w:pStyle w:val="ListParagraph"/>
-        <w:numPr>
-          <w:ilvl w:val="0"/>
-          <w:numId w:val="28"/>
-        </w:numPr>
-        <w:spacing w:line="259" w:lineRule="auto"/>
-        <w:rPr>
-          <w:sz w:val="32"/>
-          <w:szCs w:val="32"/>
-        </w:rPr>
-      </w:pPr>
-      <w:r>
-        <w:rPr>
-          <w:sz w:val="32"/>
-          <w:szCs w:val="32"/>
-        </w:rPr>
-        <w:t xml:space="preserve">Subtract the minimum and divide by the range: </w:t>
-      </w:r>
-      <w:sdt>
-        <w:sdtPr>
-          <w:rPr>
-            <w:rFonts w:ascii="Cambria Math" w:hAnsi="Cambria Math"/>
-            <w:i/>
-            <w:sz w:val="32"/>
-            <w:szCs w:val="32"/>
-          </w:rPr>
-          <w:id w:val="-1660226142"/>
-          <w:placeholder>
-            <w:docPart w:val="694A66AB8A4648C0A9C565A99C9CBC44"/>
-          </w:placeholder>
-          <w:temporary/>
-          <w:equation/>
-        </w:sdtPr>
-        <w:sdtEndPr/>
-        <w:sdtContent>
-          <m:oMath>
-            <m:f>
-              <m:fPr>
-                <m:ctrlPr>
-                  <w:rPr>
-                    <w:rFonts w:ascii="Cambria Math" w:hAnsi="Cambria Math"/>
-                    <w:i/>
-                    <w:sz w:val="32"/>
-                    <w:szCs w:val="32"/>
-                  </w:rPr>
-                </m:ctrlPr>
-              </m:fPr>
-              <m:num>
-                <m:r>
-                  <m:rPr>
-                    <m:sty m:val="p"/>
-                  </m:rPr>
-                  <w:rPr>
-                    <w:rFonts w:ascii="Cambria Math" w:hAnsi="Cambria Math"/>
-                    <w:sz w:val="32"/>
-                    <w:szCs w:val="32"/>
-                  </w:rPr>
-                  <m:t>x - min</m:t>
-                </m:r>
-              </m:num>
-              <m:den>
-                <m:r>
-                  <m:rPr>
-                    <m:sty m:val="p"/>
-                  </m:rPr>
-                  <w:rPr>
-                    <w:rFonts w:ascii="Cambria Math" w:hAnsi="Cambria Math"/>
-                    <w:sz w:val="32"/>
-                    <w:szCs w:val="32"/>
-                  </w:rPr>
-                  <m:t>max - min</m:t>
-                </m:r>
-              </m:den>
-            </m:f>
-          </m:oMath>
-        </w:sdtContent>
-      </w:sdt>
     </w:p>
     <w:p/>
     <w:p/>
@@ -6271,6 +5603,7 @@
     <w:p/>
     <w:p/>
     <w:p/>
+    <w:p/>
     <w:p>
       <w:pPr>
         <w:pStyle w:val="Heading1"/>
@@ -6286,37 +5619,7 @@
       </w:r>
     </w:p>
     <w:p/>
-    <w:p>
-      <w:pPr>
-        <w:rPr>
-          <w:sz w:val="32"/>
-          <w:szCs w:val="32"/>
-        </w:rPr>
-      </w:pPr>
-      <w:r>
-        <w:rPr>
-          <w:sz w:val="32"/>
-          <w:szCs w:val="32"/>
-        </w:rPr>
-        <w:t xml:space="preserve">Simple linear regression is a method for studying the relationship between one input variable and one output variable. Simple linear regression helps us understand how one variable </w:t>
-      </w:r>
-      <w:proofErr w:type="gramStart"/>
-      <w:r>
-        <w:rPr>
-          <w:sz w:val="32"/>
-          <w:szCs w:val="32"/>
-        </w:rPr>
-        <w:t>changes</w:t>
-      </w:r>
-      <w:proofErr w:type="gramEnd"/>
-      <w:r>
-        <w:rPr>
-          <w:sz w:val="32"/>
-          <w:szCs w:val="32"/>
-        </w:rPr>
-        <w:t xml:space="preserve"> when another variable changes.</w:t>
-      </w:r>
-    </w:p>
+    <w:p/>
     <w:p/>
     <w:tbl>
       <w:tblPr>
@@ -6597,29 +5900,12 @@
           <w:szCs w:val="32"/>
         </w:rPr>
       </w:pPr>
-      <w:r>
-        <w:rPr>
-          <w:sz w:val="32"/>
-          <w:szCs w:val="32"/>
-        </w:rPr>
-        <w:t>The word simple means we use only one input variable.</w:t>
-      </w:r>
-    </w:p>
-    <w:p>
-      <w:pPr>
-        <w:rPr>
-          <w:sz w:val="32"/>
-          <w:szCs w:val="32"/>
-        </w:rPr>
-      </w:pPr>
-      <w:r>
-        <w:rPr>
-          <w:sz w:val="32"/>
-          <w:szCs w:val="32"/>
-        </w:rPr>
-        <w:t>The word linear means we try to describe the relationship using a straight line.</w:t>
-      </w:r>
-    </w:p>
+    </w:p>
+    <w:p/>
+    <w:p/>
+    <w:p/>
+    <w:p/>
+    <w:p/>
     <w:p/>
     <w:p/>
     <w:p/>
@@ -7240,7 +6526,7 @@
                     <pic:cNvPicPr/>
                   </pic:nvPicPr>
                   <pic:blipFill>
-                    <a:blip r:embed="rId7">
+                    <a:blip r:embed="rId10">
                       <a:extLst>
                         <a:ext uri="{28A0092B-C50C-407E-A947-70E740481C1C}">
                           <a14:useLocalDpi xmlns:a14="http://schemas.microsoft.com/office/drawing/2010/main" val="0"/>
@@ -7272,19 +6558,27 @@
     </w:p>
     <w:p>
       <w:pPr>
-        <w:pStyle w:val="Quote"/>
-        <w:rPr>
-          <w:sz w:val="32"/>
-          <w:szCs w:val="32"/>
-        </w:rPr>
-      </w:pPr>
-      <w:r>
-        <w:rPr>
-          <w:sz w:val="32"/>
-          <w:szCs w:val="32"/>
-        </w:rPr>
-        <w:t>Each dot represents one student. The horizontal axis shows the number of hours studied. The vertical axis shows the exam score. The chart suggests a positive relationship: as study time increases, the exam score tends to increase.</w:t>
-      </w:r>
+        <w:rPr>
+          <w:sz w:val="32"/>
+          <w:szCs w:val="32"/>
+        </w:rPr>
+      </w:pPr>
+    </w:p>
+    <w:p>
+      <w:pPr>
+        <w:rPr>
+          <w:sz w:val="32"/>
+          <w:szCs w:val="32"/>
+        </w:rPr>
+      </w:pPr>
+    </w:p>
+    <w:p>
+      <w:pPr>
+        <w:rPr>
+          <w:sz w:val="32"/>
+          <w:szCs w:val="32"/>
+        </w:rPr>
+      </w:pPr>
     </w:p>
     <w:p>
       <w:pPr>
@@ -7676,59 +6970,22 @@
           <w:szCs w:val="32"/>
         </w:rPr>
       </w:pPr>
-      <w:r>
-        <w:rPr>
-          <w:sz w:val="32"/>
-          <w:szCs w:val="32"/>
-        </w:rPr>
-        <w:t>The regression line gives us a simple mathematical summary of the relationship. It does not pass through every point exactly. Instead, it tries to find the line that best represents the overall pattern.</w:t>
-      </w:r>
-    </w:p>
-    <w:p>
-      <w:pPr>
-        <w:rPr>
-          <w:sz w:val="32"/>
-          <w:szCs w:val="32"/>
-        </w:rPr>
-      </w:pPr>
-      <w:r>
-        <w:rPr>
-          <w:sz w:val="32"/>
-          <w:szCs w:val="32"/>
-        </w:rPr>
-        <w:t xml:space="preserve">The </w:t>
-      </w:r>
-      <w:r>
-        <w:rPr>
-          <w:b/>
-          <w:bCs/>
-          <w:sz w:val="32"/>
-          <w:szCs w:val="32"/>
-        </w:rPr>
-        <w:t>slope</w:t>
-      </w:r>
-      <w:r>
-        <w:rPr>
-          <w:sz w:val="32"/>
-          <w:szCs w:val="32"/>
-        </w:rPr>
-        <w:t xml:space="preserve"> tells us how much the predicted output changes when the input increases by one unit.</w:t>
-      </w:r>
-    </w:p>
-    <w:p>
-      <w:pPr>
-        <w:rPr>
-          <w:sz w:val="32"/>
-          <w:szCs w:val="32"/>
-        </w:rPr>
-      </w:pPr>
-      <w:r>
-        <w:rPr>
-          <w:sz w:val="32"/>
-          <w:szCs w:val="32"/>
-        </w:rPr>
-        <w:t>For example, if the regression equation is:</w:t>
-      </w:r>
+    </w:p>
+    <w:p>
+      <w:pPr>
+        <w:rPr>
+          <w:sz w:val="32"/>
+          <w:szCs w:val="32"/>
+        </w:rPr>
+      </w:pPr>
+    </w:p>
+    <w:p>
+      <w:pPr>
+        <w:rPr>
+          <w:sz w:val="32"/>
+          <w:szCs w:val="32"/>
+        </w:rPr>
+      </w:pPr>
     </w:p>
     <w:p>
       <w:pPr>
@@ -7739,42 +6996,6 @@
       </w:pPr>
       <m:oMathPara>
         <m:oMath>
-          <m:r>
-            <m:rPr>
-              <m:nor/>
-            </m:rPr>
-            <w:rPr>
-              <w:sz w:val="32"/>
-              <w:szCs w:val="32"/>
-            </w:rPr>
-            <m:t>Exam Score</m:t>
-          </m:r>
-          <m:r>
-            <w:rPr>
-              <w:rFonts w:ascii="Cambria Math" w:hAnsi="Cambria Math"/>
-              <w:sz w:val="32"/>
-              <w:szCs w:val="32"/>
-            </w:rPr>
-            <m:t>=50+5(</m:t>
-          </m:r>
-          <m:r>
-            <m:rPr>
-              <m:nor/>
-            </m:rPr>
-            <w:rPr>
-              <w:sz w:val="32"/>
-              <w:szCs w:val="32"/>
-            </w:rPr>
-            <m:t>Hours Studied</m:t>
-          </m:r>
-          <m:r>
-            <w:rPr>
-              <w:rFonts w:ascii="Cambria Math" w:hAnsi="Cambria Math"/>
-              <w:sz w:val="32"/>
-              <w:szCs w:val="32"/>
-            </w:rPr>
-            <m:t>)</m:t>
-          </m:r>
           <m:r>
             <w:rPr>
               <w:sz w:val="32"/>
@@ -7814,7 +7035,7 @@
       </w:tblPr>
       <w:tblGrid>
         <w:gridCol w:w="622"/>
-        <w:gridCol w:w="8738"/>
+        <w:gridCol w:w="1248"/>
       </w:tblGrid>
       <w:tr>
         <w:trPr>
@@ -7913,13 +7134,6 @@
                 <w:szCs w:val="32"/>
               </w:rPr>
             </w:pPr>
-            <w:r>
-              <w:rPr>
-                <w:sz w:val="32"/>
-                <w:szCs w:val="32"/>
-              </w:rPr>
-              <w:t>predicted score when study hours are 0</w:t>
-            </w:r>
           </w:p>
         </w:tc>
       </w:tr>
@@ -7945,7 +7159,6 @@
                 <w:sz w:val="32"/>
                 <w:szCs w:val="32"/>
               </w:rPr>
-              <w:lastRenderedPageBreak/>
               <w:t>5</w:t>
             </w:r>
           </w:p>
@@ -7954,7 +7167,6 @@
           <w:tcPr>
             <w:tcW w:w="0" w:type="auto"/>
             <w:vAlign w:val="center"/>
-            <w:hideMark/>
           </w:tcPr>
           <w:p>
             <w:pPr>
@@ -7963,22 +7175,14 @@
                 <w:szCs w:val="32"/>
               </w:rPr>
             </w:pPr>
-            <w:r>
+          </w:p>
+          <w:p>
+            <w:pPr>
               <w:rPr>
                 <w:sz w:val="32"/>
                 <w:szCs w:val="32"/>
               </w:rPr>
-              <w:t xml:space="preserve">for each additional hour studied, predicted score increases by 5 </w:t>
-            </w:r>
-            <w:proofErr w:type="gramStart"/>
-            <w:r>
-              <w:rPr>
-                <w:sz w:val="32"/>
-                <w:szCs w:val="32"/>
-              </w:rPr>
-              <w:t>point</w:t>
-            </w:r>
-            <w:proofErr w:type="gramEnd"/>
+            </w:pPr>
           </w:p>
         </w:tc>
       </w:tr>
@@ -7993,18 +7197,11 @@
     </w:p>
     <w:p>
       <w:pPr>
-        <w:rPr>
-          <w:sz w:val="32"/>
-          <w:szCs w:val="32"/>
-        </w:rPr>
-      </w:pPr>
-    </w:p>
-    <w:p>
-      <w:pPr>
         <w:pStyle w:val="Heading2"/>
       </w:pPr>
       <w:bookmarkStart w:id="18" w:name="_Toc231019927"/>
       <w:r>
+        <w:lastRenderedPageBreak/>
         <w:t>The p-value</w:t>
       </w:r>
       <w:bookmarkEnd w:id="18"/>
@@ -8016,58 +7213,22 @@
           <w:szCs w:val="32"/>
         </w:rPr>
       </w:pPr>
-      <w:r>
-        <w:rPr>
-          <w:sz w:val="32"/>
-          <w:szCs w:val="32"/>
-        </w:rPr>
-        <w:t>how strong the evidence is that the effect is not just random noise.</w:t>
-      </w:r>
-    </w:p>
-    <w:p>
-      <w:pPr>
-        <w:rPr>
-          <w:sz w:val="32"/>
-          <w:szCs w:val="32"/>
-        </w:rPr>
-      </w:pPr>
-      <w:r>
-        <w:rPr>
-          <w:sz w:val="32"/>
-          <w:szCs w:val="32"/>
-        </w:rPr>
-        <w:t>The significance helps us decide whether the relationship is statistically convincing.</w:t>
-      </w:r>
-    </w:p>
-    <w:p>
-      <w:pPr>
-        <w:rPr>
-          <w:sz w:val="32"/>
-          <w:szCs w:val="32"/>
-        </w:rPr>
-      </w:pPr>
-      <w:r>
-        <w:rPr>
-          <w:sz w:val="32"/>
-          <w:szCs w:val="32"/>
-        </w:rPr>
-        <w:t>A small p-value means the data provides strong evidence that this variable is related to the outcome, after accounting for the other variables in the model.</w:t>
-      </w:r>
-    </w:p>
-    <w:p>
-      <w:pPr>
-        <w:rPr>
-          <w:sz w:val="32"/>
-          <w:szCs w:val="32"/>
-        </w:rPr>
-      </w:pPr>
-      <w:r>
-        <w:rPr>
-          <w:sz w:val="32"/>
-          <w:szCs w:val="32"/>
-        </w:rPr>
-        <w:t>A large p-value means we do not have enough evidence to say this variable has a meaningful relationship with the outcome in this model.</w:t>
-      </w:r>
+    </w:p>
+    <w:p>
+      <w:pPr>
+        <w:rPr>
+          <w:sz w:val="32"/>
+          <w:szCs w:val="32"/>
+        </w:rPr>
+      </w:pPr>
+    </w:p>
+    <w:p>
+      <w:pPr>
+        <w:rPr>
+          <w:sz w:val="32"/>
+          <w:szCs w:val="32"/>
+        </w:rPr>
+      </w:pPr>
     </w:p>
     <w:p>
       <w:pPr>
@@ -8097,160 +7258,18 @@
           <w:szCs w:val="32"/>
         </w:rPr>
       </w:pPr>
+    </w:p>
+    <w:p>
+      <w:pPr>
+        <w:pStyle w:val="Heading2"/>
+      </w:pPr>
       <w:r>
-        <w:rPr>
-          <w:sz w:val="32"/>
-          <w:szCs w:val="32"/>
-        </w:rPr>
-        <w:t>A good model should be useful, but not unnecessarily complicated.</w:t>
-      </w:r>
-    </w:p>
-    <w:p>
-      <w:pPr>
-        <w:rPr>
-          <w:sz w:val="32"/>
-          <w:szCs w:val="32"/>
-        </w:rPr>
-      </w:pPr>
-    </w:p>
-    <w:p>
-      <w:pPr>
-        <w:rPr>
-          <w:sz w:val="32"/>
-          <w:szCs w:val="32"/>
-        </w:rPr>
-      </w:pPr>
-      <w:r>
-        <w:rPr>
-          <w:sz w:val="32"/>
-          <w:szCs w:val="32"/>
-        </w:rPr>
-        <w:t>A model should be as simple as possible, but still strong enough to answer the question.</w:t>
-      </w:r>
-    </w:p>
-    <w:p>
-      <w:pPr>
-        <w:rPr>
-          <w:sz w:val="32"/>
-          <w:szCs w:val="32"/>
-        </w:rPr>
-      </w:pPr>
-    </w:p>
-    <w:p>
-      <w:pPr>
-        <w:rPr>
-          <w:sz w:val="32"/>
-          <w:szCs w:val="32"/>
-        </w:rPr>
-      </w:pPr>
-      <w:r>
-        <w:rPr>
-          <w:sz w:val="32"/>
-          <w:szCs w:val="32"/>
-        </w:rPr>
         <w:t>For prediction:</w:t>
       </w:r>
     </w:p>
-    <w:p>
-      <w:pPr>
-        <w:rPr>
-          <w:sz w:val="32"/>
-          <w:szCs w:val="32"/>
-        </w:rPr>
-      </w:pPr>
-      <w:r>
-        <w:rPr>
-          <w:sz w:val="32"/>
-          <w:szCs w:val="32"/>
-        </w:rPr>
-        <w:t>The best model is the one that predicts new data most accurately.</w:t>
-      </w:r>
-    </w:p>
-    <w:p>
-      <w:pPr>
-        <w:rPr>
-          <w:sz w:val="32"/>
-          <w:szCs w:val="32"/>
-        </w:rPr>
-      </w:pPr>
-      <w:r>
-        <w:rPr>
-          <w:sz w:val="32"/>
-          <w:szCs w:val="32"/>
-        </w:rPr>
-        <w:lastRenderedPageBreak/>
-        <w:t>For explanation:</w:t>
-      </w:r>
-    </w:p>
-    <w:p>
-      <w:pPr>
-        <w:rPr>
-          <w:sz w:val="32"/>
-          <w:szCs w:val="32"/>
-        </w:rPr>
-      </w:pPr>
-      <w:r>
-        <w:rPr>
-          <w:sz w:val="32"/>
-          <w:szCs w:val="32"/>
-        </w:rPr>
-        <w:t>The best model is the one that gives clear, interpretable relationships.</w:t>
-      </w:r>
-    </w:p>
-    <w:p>
-      <w:pPr>
-        <w:rPr>
-          <w:sz w:val="32"/>
-          <w:szCs w:val="32"/>
-        </w:rPr>
-      </w:pPr>
-      <w:r>
-        <w:rPr>
-          <w:sz w:val="32"/>
-          <w:szCs w:val="32"/>
-        </w:rPr>
-        <w:t>For decision-making:</w:t>
-      </w:r>
-    </w:p>
-    <w:p>
-      <w:pPr>
-        <w:rPr>
-          <w:sz w:val="32"/>
-          <w:szCs w:val="32"/>
-        </w:rPr>
-      </w:pPr>
-      <w:r>
-        <w:rPr>
-          <w:sz w:val="32"/>
-          <w:szCs w:val="32"/>
-        </w:rPr>
-        <w:t>The best model is the one that is accurate enough, stable enough, and understandable enough to support a decision.</w:t>
-      </w:r>
-    </w:p>
-    <w:p>
-      <w:pPr>
-        <w:rPr>
-          <w:sz w:val="32"/>
-          <w:szCs w:val="32"/>
-        </w:rPr>
-      </w:pPr>
-      <w:proofErr w:type="gramStart"/>
-      <w:r>
-        <w:rPr>
-          <w:sz w:val="32"/>
-          <w:szCs w:val="32"/>
-        </w:rPr>
-        <w:t>So</w:t>
-      </w:r>
-      <w:proofErr w:type="gramEnd"/>
-      <w:r>
-        <w:rPr>
-          <w:sz w:val="32"/>
-          <w:szCs w:val="32"/>
-        </w:rPr>
-        <w:t xml:space="preserve"> model selection is not only mathematical. It also depends on the goal.</w:t>
-      </w:r>
-    </w:p>
+    <w:p/>
+    <w:p/>
+    <w:p/>
     <w:p>
       <w:pPr>
         <w:pStyle w:val="Heading3"/>
@@ -8276,211 +7295,6 @@
           <w:szCs w:val="32"/>
         </w:rPr>
       </w:pPr>
-      <w:r>
-        <w:rPr>
-          <w:sz w:val="32"/>
-          <w:szCs w:val="32"/>
-        </w:rPr>
-        <w:t xml:space="preserve">Regular </w:t>
-      </w:r>
-      <m:oMath>
-        <m:sSup>
-          <m:sSupPr>
-            <m:ctrlPr>
-              <w:rPr>
-                <w:rFonts w:ascii="Cambria Math" w:hAnsi="Cambria Math"/>
-                <w:sz w:val="32"/>
-                <w:szCs w:val="32"/>
-              </w:rPr>
-            </m:ctrlPr>
-          </m:sSupPr>
-          <m:e>
-            <m:r>
-              <w:rPr>
-                <w:rFonts w:ascii="Cambria Math" w:hAnsi="Cambria Math"/>
-                <w:sz w:val="32"/>
-                <w:szCs w:val="32"/>
-              </w:rPr>
-              <m:t>R</m:t>
-            </m:r>
-          </m:e>
-          <m:sup>
-            <m:r>
-              <w:rPr>
-                <w:rFonts w:ascii="Cambria Math" w:hAnsi="Cambria Math"/>
-                <w:sz w:val="32"/>
-                <w:szCs w:val="32"/>
-              </w:rPr>
-              <m:t>2</m:t>
-            </m:r>
-          </m:sup>
-        </m:sSup>
-      </m:oMath>
-      <w:r>
-        <w:rPr>
-          <w:sz w:val="32"/>
-          <w:szCs w:val="32"/>
-        </w:rPr>
-        <w:t xml:space="preserve">, Adjusted </w:t>
-      </w:r>
-      <m:oMath>
-        <m:sSup>
-          <m:sSupPr>
-            <m:ctrlPr>
-              <w:rPr>
-                <w:rFonts w:ascii="Cambria Math" w:hAnsi="Cambria Math"/>
-                <w:sz w:val="32"/>
-                <w:szCs w:val="32"/>
-              </w:rPr>
-            </m:ctrlPr>
-          </m:sSupPr>
-          <m:e>
-            <m:r>
-              <w:rPr>
-                <w:rFonts w:ascii="Cambria Math" w:hAnsi="Cambria Math"/>
-                <w:sz w:val="32"/>
-                <w:szCs w:val="32"/>
-              </w:rPr>
-              <m:t>R</m:t>
-            </m:r>
-          </m:e>
-          <m:sup>
-            <m:r>
-              <w:rPr>
-                <w:rFonts w:ascii="Cambria Math" w:hAnsi="Cambria Math"/>
-                <w:sz w:val="32"/>
-                <w:szCs w:val="32"/>
-              </w:rPr>
-              <m:t>2</m:t>
-            </m:r>
-          </m:sup>
-        </m:sSup>
-      </m:oMath>
-    </w:p>
-    <w:p>
-      <w:pPr>
-        <w:rPr>
-          <w:sz w:val="32"/>
-          <w:szCs w:val="32"/>
-        </w:rPr>
-      </w:pPr>
-      <w:r>
-        <w:rPr>
-          <w:sz w:val="32"/>
-          <w:szCs w:val="32"/>
-        </w:rPr>
-        <w:t>Adjusted R-squared asks: did the new variable improve the model enough to be worth adding?</w:t>
-      </w:r>
-    </w:p>
-    <w:p>
-      <w:pPr>
-        <w:rPr>
-          <w:sz w:val="32"/>
-          <w:szCs w:val="32"/>
-        </w:rPr>
-      </w:pPr>
-      <w:r>
-        <w:rPr>
-          <w:sz w:val="32"/>
-          <w:szCs w:val="32"/>
-        </w:rPr>
-        <w:t xml:space="preserve">If adjusted </w:t>
-      </w:r>
-      <m:oMath>
-        <m:sSup>
-          <m:sSupPr>
-            <m:ctrlPr>
-              <w:rPr>
-                <w:rFonts w:ascii="Cambria Math" w:hAnsi="Cambria Math"/>
-                <w:sz w:val="32"/>
-                <w:szCs w:val="32"/>
-              </w:rPr>
-            </m:ctrlPr>
-          </m:sSupPr>
-          <m:e>
-            <m:r>
-              <w:rPr>
-                <w:rFonts w:ascii="Cambria Math" w:hAnsi="Cambria Math"/>
-                <w:sz w:val="32"/>
-                <w:szCs w:val="32"/>
-              </w:rPr>
-              <m:t>R</m:t>
-            </m:r>
-          </m:e>
-          <m:sup>
-            <m:r>
-              <w:rPr>
-                <w:rFonts w:ascii="Cambria Math" w:hAnsi="Cambria Math"/>
-                <w:sz w:val="32"/>
-                <w:szCs w:val="32"/>
-              </w:rPr>
-              <m:t>2</m:t>
-            </m:r>
-          </m:sup>
-        </m:sSup>
-      </m:oMath>
-      <w:r>
-        <w:rPr>
-          <w:sz w:val="32"/>
-          <w:szCs w:val="32"/>
-        </w:rPr>
-        <w:t>increases, the added variable may be useful.</w:t>
-      </w:r>
-    </w:p>
-    <w:p>
-      <w:pPr>
-        <w:rPr>
-          <w:sz w:val="32"/>
-          <w:szCs w:val="32"/>
-        </w:rPr>
-      </w:pPr>
-      <w:r>
-        <w:rPr>
-          <w:sz w:val="32"/>
-          <w:szCs w:val="32"/>
-        </w:rPr>
-        <w:t xml:space="preserve">If adjusted </w:t>
-      </w:r>
-      <m:oMath>
-        <m:sSup>
-          <m:sSupPr>
-            <m:ctrlPr>
-              <w:rPr>
-                <w:rFonts w:ascii="Cambria Math" w:hAnsi="Cambria Math"/>
-                <w:sz w:val="32"/>
-                <w:szCs w:val="32"/>
-              </w:rPr>
-            </m:ctrlPr>
-          </m:sSupPr>
-          <m:e>
-            <m:r>
-              <w:rPr>
-                <w:rFonts w:ascii="Cambria Math" w:hAnsi="Cambria Math"/>
-                <w:sz w:val="32"/>
-                <w:szCs w:val="32"/>
-              </w:rPr>
-              <m:t>R</m:t>
-            </m:r>
-          </m:e>
-          <m:sup>
-            <m:r>
-              <w:rPr>
-                <w:rFonts w:ascii="Cambria Math" w:hAnsi="Cambria Math"/>
-                <w:sz w:val="32"/>
-                <w:szCs w:val="32"/>
-              </w:rPr>
-              <m:t>2</m:t>
-            </m:r>
-          </m:sup>
-        </m:sSup>
-      </m:oMath>
-      <w:r>
-        <w:rPr>
-          <w:sz w:val="32"/>
-          <w:szCs w:val="32"/>
-        </w:rPr>
-        <w:t>decreases, the added variable may not be worth keeping.</w:t>
-      </w:r>
     </w:p>
     <w:p>
       <w:pPr>
@@ -8515,249 +7329,21 @@
           <w:szCs w:val="32"/>
         </w:rPr>
       </w:pPr>
+    </w:p>
+    <w:p>
+      <w:pPr>
+        <w:rPr>
+          <w:sz w:val="32"/>
+          <w:szCs w:val="32"/>
+        </w:rPr>
+      </w:pPr>
+    </w:p>
+    <w:p>
+      <w:pPr>
+        <w:pStyle w:val="Heading2"/>
+      </w:pPr>
       <w:r>
-        <w:rPr>
-          <w:sz w:val="32"/>
-          <w:szCs w:val="32"/>
-        </w:rPr>
-        <w:t>MAE</w:t>
-      </w:r>
-    </w:p>
-    <w:p>
-      <w:pPr>
-        <w:pStyle w:val="ListParagraph"/>
-        <w:numPr>
-          <w:ilvl w:val="0"/>
-          <w:numId w:val="29"/>
-        </w:numPr>
-        <w:rPr>
-          <w:sz w:val="32"/>
-          <w:szCs w:val="32"/>
-        </w:rPr>
-      </w:pPr>
-      <w:r>
-        <w:rPr>
-          <w:sz w:val="32"/>
-          <w:szCs w:val="32"/>
-        </w:rPr>
-        <w:t>First, define the goal.</w:t>
-      </w:r>
-    </w:p>
-    <w:p>
-      <w:pPr>
-        <w:rPr>
-          <w:sz w:val="32"/>
-          <w:szCs w:val="32"/>
-        </w:rPr>
-      </w:pPr>
-      <w:r>
-        <w:rPr>
-          <w:sz w:val="32"/>
-          <w:szCs w:val="32"/>
-        </w:rPr>
-        <w:t>Are we trying to explain relationships, or are we trying to predict accurately?</w:t>
-      </w:r>
-    </w:p>
-    <w:p>
-      <w:pPr>
-        <w:pStyle w:val="ListParagraph"/>
-        <w:numPr>
-          <w:ilvl w:val="0"/>
-          <w:numId w:val="29"/>
-        </w:numPr>
-        <w:rPr>
-          <w:sz w:val="32"/>
-          <w:szCs w:val="32"/>
-        </w:rPr>
-      </w:pPr>
-      <w:r>
-        <w:rPr>
-          <w:sz w:val="32"/>
-          <w:szCs w:val="32"/>
-        </w:rPr>
-        <w:t>Second, compare model performance.</w:t>
-      </w:r>
-    </w:p>
-    <w:p>
-      <w:pPr>
-        <w:rPr>
-          <w:sz w:val="32"/>
-          <w:szCs w:val="32"/>
-        </w:rPr>
-      </w:pPr>
-      <w:r>
-        <w:rPr>
-          <w:sz w:val="32"/>
-          <w:szCs w:val="32"/>
-        </w:rPr>
-        <w:t>Check adjusted R-squared, AIC, BIC, or test-set error.</w:t>
-      </w:r>
-    </w:p>
-    <w:p>
-      <w:pPr>
-        <w:pStyle w:val="ListParagraph"/>
-        <w:numPr>
-          <w:ilvl w:val="0"/>
-          <w:numId w:val="29"/>
-        </w:numPr>
-        <w:rPr>
-          <w:sz w:val="32"/>
-          <w:szCs w:val="32"/>
-        </w:rPr>
-      </w:pPr>
-      <w:r>
-        <w:rPr>
-          <w:sz w:val="32"/>
-          <w:szCs w:val="32"/>
-        </w:rPr>
-        <w:t>Third, consider simplicity.</w:t>
-      </w:r>
-    </w:p>
-    <w:p>
-      <w:pPr>
-        <w:rPr>
-          <w:sz w:val="32"/>
-          <w:szCs w:val="32"/>
-        </w:rPr>
-      </w:pPr>
-      <w:r>
-        <w:rPr>
-          <w:sz w:val="32"/>
-          <w:szCs w:val="32"/>
-        </w:rPr>
-        <w:lastRenderedPageBreak/>
-        <w:t>If two models perform similarly, choose the simpler one.</w:t>
-      </w:r>
-    </w:p>
-    <w:p>
-      <w:pPr>
-        <w:pStyle w:val="ListParagraph"/>
-        <w:numPr>
-          <w:ilvl w:val="0"/>
-          <w:numId w:val="29"/>
-        </w:numPr>
-        <w:rPr>
-          <w:sz w:val="32"/>
-          <w:szCs w:val="32"/>
-        </w:rPr>
-      </w:pPr>
-      <w:r>
-        <w:rPr>
-          <w:sz w:val="32"/>
-          <w:szCs w:val="32"/>
-        </w:rPr>
-        <w:t>Fourth, consider interpretability.</w:t>
-      </w:r>
-    </w:p>
-    <w:p>
-      <w:pPr>
-        <w:rPr>
-          <w:sz w:val="32"/>
-          <w:szCs w:val="32"/>
-        </w:rPr>
-      </w:pPr>
-      <w:r>
-        <w:rPr>
-          <w:sz w:val="32"/>
-          <w:szCs w:val="32"/>
-        </w:rPr>
-        <w:t>Can we explain the model to the intended audience?</w:t>
-      </w:r>
-    </w:p>
-    <w:p>
-      <w:pPr>
-        <w:pStyle w:val="ListParagraph"/>
-        <w:numPr>
-          <w:ilvl w:val="0"/>
-          <w:numId w:val="29"/>
-        </w:numPr>
-        <w:rPr>
-          <w:sz w:val="32"/>
-          <w:szCs w:val="32"/>
-        </w:rPr>
-      </w:pPr>
-      <w:r>
-        <w:rPr>
-          <w:sz w:val="32"/>
-          <w:szCs w:val="32"/>
-        </w:rPr>
-        <w:t>Fifth, check whether the model makes practical sense.</w:t>
-      </w:r>
-    </w:p>
-    <w:p>
-      <w:pPr>
-        <w:rPr>
-          <w:sz w:val="32"/>
-          <w:szCs w:val="32"/>
-        </w:rPr>
-      </w:pPr>
-      <w:r>
-        <w:rPr>
-          <w:sz w:val="32"/>
-          <w:szCs w:val="32"/>
-        </w:rPr>
-        <w:t>A statistically good model that makes no real-world sense should not be used blindly.</w:t>
-      </w:r>
-    </w:p>
-    <w:p>
-      <w:pPr>
-        <w:rPr>
-          <w:sz w:val="32"/>
-          <w:szCs w:val="32"/>
-        </w:rPr>
-      </w:pPr>
-    </w:p>
-    <w:p>
-      <w:pPr>
-        <w:rPr>
-          <w:sz w:val="32"/>
-          <w:szCs w:val="32"/>
-        </w:rPr>
-      </w:pPr>
-    </w:p>
-    <w:p>
-      <w:pPr>
-        <w:rPr>
-          <w:sz w:val="32"/>
-          <w:szCs w:val="32"/>
-        </w:rPr>
-      </w:pPr>
-      <w:r>
-        <w:rPr>
-          <w:sz w:val="32"/>
-          <w:szCs w:val="32"/>
-        </w:rPr>
         <w:t>Stepwise</w:t>
-      </w:r>
-    </w:p>
-    <w:p>
-      <w:pPr>
-        <w:rPr>
-          <w:sz w:val="32"/>
-          <w:szCs w:val="32"/>
-        </w:rPr>
-      </w:pPr>
-      <w:r>
-        <w:rPr>
-          <w:sz w:val="32"/>
-          <w:szCs w:val="32"/>
-        </w:rPr>
-        <w:t>Forward selection: start with no variables, then add useful variables one by one.</w:t>
-      </w:r>
-    </w:p>
-    <w:p>
-      <w:pPr>
-        <w:rPr>
-          <w:sz w:val="32"/>
-          <w:szCs w:val="32"/>
-        </w:rPr>
-      </w:pPr>
-      <w:r>
-        <w:rPr>
-          <w:sz w:val="32"/>
-          <w:szCs w:val="32"/>
-        </w:rPr>
-        <w:t>Backward selection: start with all variables, then remove less useful variables one by one.</w:t>
       </w:r>
     </w:p>
     <w:sectPr>
@@ -13271,628 +11857,6 @@
 </w:styles>
 </file>
 
-<file path=word/glossary/document.xml><?xml version="1.0" encoding="utf-8"?>
-<w:glossaryDocument xmlns:wpc="http://schemas.microsoft.com/office/word/2010/wordprocessingCanvas" xmlns:cx="http://schemas.microsoft.com/office/drawing/2014/chartex" xmlns:cx1="http://schemas.microsoft.com/office/drawing/2015/9/8/chartex" xmlns:cx2="http://schemas.microsoft.com/office/drawing/2015/10/21/chartex" xmlns:cx3="http://schemas.microsoft.com/office/drawing/2016/5/9/chartex" xmlns:cx4="http://schemas.microsoft.com/office/drawing/2016/5/10/chartex" xmlns:cx5="http://schemas.microsoft.com/office/drawing/2016/5/11/chartex" xmlns:cx6="http://schemas.microsoft.com/office/drawing/2016/5/12/chartex" xmlns:cx7="http://schemas.microsoft.com/office/drawing/2016/5/13/chartex" xmlns:cx8="http://schemas.microsoft.com/office/drawing/2016/5/14/chartex" xmlns:mc="http://schemas.openxmlformats.org/markup-compatibility/2006" xmlns:aink="http://schemas.microsoft.com/office/drawing/2016/ink" xmlns:am3d="http://schemas.microsoft.com/office/drawing/2017/model3d" xmlns:o="urn:schemas-microsoft-com:office:office" xmlns:r="http://schemas.openxmlformats.org/officeDocument/2006/relationships" xmlns:m="http://schemas.openxmlformats.org/officeDocument/2006/math" xmlns:v="urn:schemas-microsoft-com:vml" xmlns:wp14="http://schemas.microsoft.com/office/word/2010/wordprocessingDrawing" xmlns:wp="http://schemas.openxmlformats.org/drawingml/2006/wordprocessingDrawing" xmlns:w10="urn:schemas-microsoft-com:office:word" xmlns:w="http://schemas.openxmlformats.org/wordprocessingml/2006/main" xmlns:w14="http://schemas.microsoft.com/office/word/2010/wordml" xmlns:w15="http://schemas.microsoft.com/office/word/2012/wordml" xmlns:w16cex="http://schemas.microsoft.com/office/word/2018/wordml/cex" xmlns:w16cid="http://schemas.microsoft.com/office/word/2016/wordml/cid" xmlns:w16="http://schemas.microsoft.com/office/word/2018/wordml" xmlns:w16sdtdh="http://schemas.microsoft.com/office/word/2020/wordml/sdtdatahash" xmlns:w16se="http://schemas.microsoft.com/office/word/2015/wordml/symex" xmlns:wpg="http://schemas.microsoft.com/office/word/2010/wordprocessingGroup" xmlns:wpi="http://schemas.microsoft.com/office/word/2010/wordprocessingInk" xmlns:wne="http://schemas.microsoft.com/office/word/2006/wordml" xmlns:wps="http://schemas.microsoft.com/office/word/2010/wordprocessingShape" mc:Ignorable="w14 w15 w16se w16cid w16 w16cex w16sdtdh wp14">
-  <w:docParts>
-    <w:docPart>
-      <w:docPartPr>
-        <w:name w:val="694A66AB8A4648C0A9C565A99C9CBC44"/>
-        <w:category>
-          <w:name w:val="General"/>
-          <w:gallery w:val="placeholder"/>
-        </w:category>
-        <w:types>
-          <w:type w:val="bbPlcHdr"/>
-        </w:types>
-        <w:behaviors>
-          <w:behavior w:val="content"/>
-        </w:behaviors>
-        <w:guid w:val="{4D4515BF-B280-4833-AE17-BED5193EEBA9}"/>
-      </w:docPartPr>
-      <w:docPartBody>
-        <w:p>
-          <w:pPr>
-            <w:pStyle w:val="694A66AB8A4648C0A9C565A99C9CBC44"/>
-          </w:pPr>
-          <w:r>
-            <w:rPr>
-              <w:rStyle w:val="PlaceholderText"/>
-            </w:rPr>
-            <w:t>Type equation here.</w:t>
-          </w:r>
-        </w:p>
-      </w:docPartBody>
-    </w:docPart>
-  </w:docParts>
-</w:glossaryDocument>
-</file>
-
-<file path=word/glossary/fontTable.xml><?xml version="1.0" encoding="utf-8"?>
-<w:fonts xmlns:mc="http://schemas.openxmlformats.org/markup-compatibility/2006" xmlns:r="http://schemas.openxmlformats.org/officeDocument/2006/relationships" xmlns:w="http://schemas.openxmlformats.org/wordprocessingml/2006/main" xmlns:w14="http://schemas.microsoft.com/office/word/2010/wordml" xmlns:w15="http://schemas.microsoft.com/office/word/2012/wordml" xmlns:w16cex="http://schemas.microsoft.com/office/word/2018/wordml/cex" xmlns:w16cid="http://schemas.microsoft.com/office/word/2016/wordml/cid" xmlns:w16="http://schemas.microsoft.com/office/word/2018/wordml" xmlns:w16sdtdh="http://schemas.microsoft.com/office/word/2020/wordml/sdtdatahash" xmlns:w16se="http://schemas.microsoft.com/office/word/2015/wordml/symex" mc:Ignorable="w14 w15 w16se w16cid w16 w16cex w16sdtdh">
-  <w:font w:name="Arial">
-    <w:panose1 w:val="020B0604020202020204"/>
-    <w:charset w:val="00"/>
-    <w:family w:val="swiss"/>
-    <w:pitch w:val="variable"/>
-    <w:sig w:usb0="E0002EFF" w:usb1="C000785B" w:usb2="00000009" w:usb3="00000000" w:csb0="000001FF" w:csb1="00000000"/>
-  </w:font>
-  <w:font w:name="Times New Roman">
-    <w:panose1 w:val="02020603050405020304"/>
-    <w:charset w:val="00"/>
-    <w:family w:val="roman"/>
-    <w:pitch w:val="variable"/>
-    <w:sig w:usb0="E0002EFF" w:usb1="C000785B" w:usb2="00000009" w:usb3="00000000" w:csb0="000001FF" w:csb1="00000000"/>
-  </w:font>
-  <w:font w:name="Symbol">
-    <w:panose1 w:val="05050102010706020507"/>
-    <w:charset w:val="02"/>
-    <w:family w:val="roman"/>
-    <w:pitch w:val="variable"/>
-    <w:sig w:usb0="00000000" w:usb1="10000000" w:usb2="00000000" w:usb3="00000000" w:csb0="80000000" w:csb1="00000000"/>
-  </w:font>
-  <w:font w:name="Courier New">
-    <w:panose1 w:val="02070309020205020404"/>
-    <w:charset w:val="00"/>
-    <w:family w:val="modern"/>
-    <w:pitch w:val="fixed"/>
-    <w:sig w:usb0="E0002EFF" w:usb1="C0007843" w:usb2="00000009" w:usb3="00000000" w:csb0="000001FF" w:csb1="00000000"/>
-  </w:font>
-  <w:font w:name="Wingdings">
-    <w:panose1 w:val="05000000000000000000"/>
-    <w:charset w:val="02"/>
-    <w:family w:val="auto"/>
-    <w:pitch w:val="variable"/>
-    <w:sig w:usb0="00000000" w:usb1="10000000" w:usb2="00000000" w:usb3="00000000" w:csb0="80000000" w:csb1="00000000"/>
-  </w:font>
-  <w:font w:name="Aptos">
-    <w:altName w:val="Calibri"/>
-    <w:charset w:val="00"/>
-    <w:family w:val="swiss"/>
-    <w:pitch w:val="variable"/>
-    <w:sig w:usb0="20000287" w:usb1="00000003" w:usb2="00000000" w:usb3="00000000" w:csb0="0000019F" w:csb1="00000000"/>
-  </w:font>
-  <w:font w:name="DengXian">
-    <w:altName w:val="等线"/>
-    <w:panose1 w:val="02010600030101010101"/>
-    <w:charset w:val="86"/>
-    <w:family w:val="auto"/>
-    <w:pitch w:val="variable"/>
-    <w:sig w:usb0="A00002BF" w:usb1="38CF7CFA" w:usb2="00000016" w:usb3="00000000" w:csb0="0004000F" w:csb1="00000000"/>
-  </w:font>
-  <w:font w:name="Aptos Display">
-    <w:altName w:val="Calibri"/>
-    <w:charset w:val="00"/>
-    <w:family w:val="swiss"/>
-    <w:pitch w:val="variable"/>
-    <w:sig w:usb0="20000287" w:usb1="00000003" w:usb2="00000000" w:usb3="00000000" w:csb0="0000019F" w:csb1="00000000"/>
-  </w:font>
-  <w:font w:name="DengXian Light">
-    <w:altName w:val="等线 Light"/>
-    <w:panose1 w:val="02010600030101010101"/>
-    <w:charset w:val="86"/>
-    <w:family w:val="auto"/>
-    <w:pitch w:val="variable"/>
-    <w:sig w:usb0="A00002BF" w:usb1="38CF7CFA" w:usb2="00000016" w:usb3="00000000" w:csb0="0004000F" w:csb1="00000000"/>
-  </w:font>
-  <w:font w:name="Cambria Math">
-    <w:panose1 w:val="02040503050406030204"/>
-    <w:charset w:val="00"/>
-    <w:family w:val="roman"/>
-    <w:pitch w:val="variable"/>
-    <w:sig w:usb0="E00006FF" w:usb1="420024FF" w:usb2="02000000" w:usb3="00000000" w:csb0="0000019F" w:csb1="00000000"/>
-  </w:font>
-  <w:font w:name="Calibri">
-    <w:panose1 w:val="020F0502020204030204"/>
-    <w:charset w:val="00"/>
-    <w:family w:val="swiss"/>
-    <w:pitch w:val="variable"/>
-    <w:sig w:usb0="E4002EFF" w:usb1="C200247B" w:usb2="00000009" w:usb3="00000000" w:csb0="000001FF" w:csb1="00000000"/>
-  </w:font>
-  <w:font w:name="Calibri Light">
-    <w:panose1 w:val="020F0302020204030204"/>
-    <w:charset w:val="00"/>
-    <w:family w:val="swiss"/>
-    <w:pitch w:val="variable"/>
-    <w:sig w:usb0="E4002EFF" w:usb1="C200247B" w:usb2="00000009" w:usb3="00000000" w:csb0="000001FF" w:csb1="00000000"/>
-  </w:font>
-</w:fonts>
-</file>
-
-<file path=word/glossary/settings.xml><?xml version="1.0" encoding="utf-8"?>
-<w:settings xmlns:mc="http://schemas.openxmlformats.org/markup-compatibility/2006" xmlns:o="urn:schemas-microsoft-com:office:office" xmlns:r="http://schemas.openxmlformats.org/officeDocument/2006/relationships" xmlns:m="http://schemas.openxmlformats.org/officeDocument/2006/math" xmlns:v="urn:schemas-microsoft-com:vml" xmlns:w10="urn:schemas-microsoft-com:office:word" xmlns:w="http://schemas.openxmlformats.org/wordprocessingml/2006/main" xmlns:w14="http://schemas.microsoft.com/office/word/2010/wordml" xmlns:w15="http://schemas.microsoft.com/office/word/2012/wordml" xmlns:w16cex="http://schemas.microsoft.com/office/word/2018/wordml/cex" xmlns:w16cid="http://schemas.microsoft.com/office/word/2016/wordml/cid" xmlns:w16="http://schemas.microsoft.com/office/word/2018/wordml" xmlns:w16sdtdh="http://schemas.microsoft.com/office/word/2020/wordml/sdtdatahash" xmlns:w16se="http://schemas.microsoft.com/office/word/2015/wordml/symex" xmlns:sl="http://schemas.openxmlformats.org/schemaLibrary/2006/main" mc:Ignorable="w14 w15 w16se w16cid w16 w16cex w16sdtdh">
-  <w:view w:val="normal"/>
-  <w:defaultTabStop w:val="720"/>
-  <w:characterSpacingControl w:val="doNotCompress"/>
-  <w:compat>
-    <w:useFELayout/>
-    <w:compatSetting w:name="compatibilityMode" w:uri="http://schemas.microsoft.com/office/word" w:val="15"/>
-    <w:compatSetting w:name="overrideTableStyleFontSizeAndJustification" w:uri="http://schemas.microsoft.com/office/word" w:val="1"/>
-    <w:compatSetting w:name="enableOpenTypeFeatures" w:uri="http://schemas.microsoft.com/office/word" w:val="1"/>
-    <w:compatSetting w:name="doNotFlipMirrorIndents" w:uri="http://schemas.microsoft.com/office/word" w:val="1"/>
-    <w:compatSetting w:name="differentiateMultirowTableHeaders" w:uri="http://schemas.microsoft.com/office/word" w:val="1"/>
-    <w:compatSetting w:name="useWord2013TrackBottomHyphenation" w:uri="http://schemas.microsoft.com/office/word" w:val="0"/>
-  </w:compat>
-  <w:rsids>
-    <w:rsidRoot w:val="00A5141F"/>
-    <w:rsid w:val="001178E8"/>
-    <w:rsid w:val="00842C71"/>
-    <w:rsid w:val="00974C1F"/>
-    <w:rsid w:val="00A5141F"/>
-    <w:rsid w:val="00B91917"/>
-  </w:rsids>
-  <m:mathPr>
-    <m:mathFont m:val="Cambria Math"/>
-    <m:brkBin m:val="before"/>
-    <m:brkBinSub m:val="--"/>
-    <m:smallFrac m:val="0"/>
-    <m:dispDef/>
-    <m:lMargin m:val="0"/>
-    <m:rMargin m:val="0"/>
-    <m:defJc m:val="centerGroup"/>
-    <m:wrapIndent m:val="1440"/>
-    <m:intLim m:val="subSup"/>
-    <m:naryLim m:val="undOvr"/>
-  </m:mathPr>
-  <w:themeFontLang w:val="en-US" w:eastAsia="zh-CN"/>
-  <w:clrSchemeMapping w:bg1="light1" w:t1="dark1" w:bg2="light2" w:t2="dark2" w:accent1="accent1" w:accent2="accent2" w:accent3="accent3" w:accent4="accent4" w:accent5="accent5" w:accent6="accent6" w:hyperlink="hyperlink" w:followedHyperlink="followedHyperlink"/>
-  <w:decimalSymbol w:val="."/>
-  <w:listSeparator w:val=","/>
-  <w15:chartTrackingRefBased/>
-</w:settings>
-</file>
-
-<file path=word/glossary/styles.xml><?xml version="1.0" encoding="utf-8"?>
-<w:styles xmlns:mc="http://schemas.openxmlformats.org/markup-compatibility/2006" xmlns:r="http://schemas.openxmlformats.org/officeDocument/2006/relationships" xmlns:w="http://schemas.openxmlformats.org/wordprocessingml/2006/main" xmlns:w14="http://schemas.microsoft.com/office/word/2010/wordml" xmlns:w15="http://schemas.microsoft.com/office/word/2012/wordml" xmlns:w16cex="http://schemas.microsoft.com/office/word/2018/wordml/cex" xmlns:w16cid="http://schemas.microsoft.com/office/word/2016/wordml/cid" xmlns:w16="http://schemas.microsoft.com/office/word/2018/wordml" xmlns:w16sdtdh="http://schemas.microsoft.com/office/word/2020/wordml/sdtdatahash" xmlns:w16se="http://schemas.microsoft.com/office/word/2015/wordml/symex" mc:Ignorable="w14 w15 w16se w16cid w16 w16cex w16sdtdh">
-  <w:docDefaults>
-    <w:rPrDefault>
-      <w:rPr>
-        <w:rFonts w:asciiTheme="minorHAnsi" w:eastAsiaTheme="minorEastAsia" w:hAnsiTheme="minorHAnsi" w:cstheme="minorBidi"/>
-        <w:kern w:val="2"/>
-        <w:sz w:val="24"/>
-        <w:szCs w:val="24"/>
-        <w:lang w:val="en-US" w:eastAsia="zh-CN" w:bidi="ar-SA"/>
-        <w14:ligatures w14:val="standardContextual"/>
-      </w:rPr>
-    </w:rPrDefault>
-    <w:pPrDefault>
-      <w:pPr>
-        <w:spacing w:after="160" w:line="278" w:lineRule="auto"/>
-      </w:pPr>
-    </w:pPrDefault>
-  </w:docDefaults>
-  <w:latentStyles w:defLockedState="0" w:defUIPriority="99" w:defSemiHidden="0" w:defUnhideWhenUsed="0" w:defQFormat="0" w:count="376">
-    <w:lsdException w:name="Normal" w:uiPriority="0" w:qFormat="1"/>
-    <w:lsdException w:name="heading 1" w:uiPriority="9" w:qFormat="1"/>
-    <w:lsdException w:name="heading 2" w:semiHidden="1" w:uiPriority="9" w:unhideWhenUsed="1" w:qFormat="1"/>
-    <w:lsdException w:name="heading 3" w:semiHidden="1" w:uiPriority="9" w:unhideWhenUsed="1" w:qFormat="1"/>
-    <w:lsdException w:name="heading 4" w:semiHidden="1" w:uiPriority="9" w:unhideWhenUsed="1" w:qFormat="1"/>
-    <w:lsdException w:name="heading 5" w:semiHidden="1" w:uiPriority="9" w:unhideWhenUsed="1" w:qFormat="1"/>
-    <w:lsdException w:name="heading 6" w:semiHidden="1" w:uiPriority="9" w:unhideWhenUsed="1" w:qFormat="1"/>
-    <w:lsdException w:name="heading 7" w:semiHidden="1" w:uiPriority="9" w:unhideWhenUsed="1" w:qFormat="1"/>
-    <w:lsdException w:name="heading 8" w:semiHidden="1" w:uiPriority="9" w:unhideWhenUsed="1" w:qFormat="1"/>
-    <w:lsdException w:name="heading 9" w:semiHidden="1" w:uiPriority="9" w:unhideWhenUsed="1" w:qFormat="1"/>
-    <w:lsdException w:name="index 1" w:semiHidden="1" w:unhideWhenUsed="1"/>
-    <w:lsdException w:name="index 2" w:semiHidden="1" w:unhideWhenUsed="1"/>
-    <w:lsdException w:name="index 3" w:semiHidden="1" w:unhideWhenUsed="1"/>
-    <w:lsdException w:name="index 4" w:semiHidden="1" w:unhideWhenUsed="1"/>
-    <w:lsdException w:name="index 5" w:semiHidden="1" w:unhideWhenUsed="1"/>
-    <w:lsdException w:name="index 6" w:semiHidden="1" w:unhideWhenUsed="1"/>
-    <w:lsdException w:name="index 7" w:semiHidden="1" w:unhideWhenUsed="1"/>
-    <w:lsdException w:name="index 8" w:semiHidden="1" w:unhideWhenUsed="1"/>
-    <w:lsdException w:name="index 9" w:semiHidden="1" w:unhideWhenUsed="1"/>
-    <w:lsdException w:name="toc 1" w:semiHidden="1" w:uiPriority="39" w:unhideWhenUsed="1"/>
-    <w:lsdException w:name="toc 2" w:semiHidden="1" w:uiPriority="39" w:unhideWhenUsed="1"/>
-    <w:lsdException w:name="toc 3" w:semiHidden="1" w:uiPriority="39" w:unhideWhenUsed="1"/>
-    <w:lsdException w:name="toc 4" w:semiHidden="1" w:uiPriority="39" w:unhideWhenUsed="1"/>
-    <w:lsdException w:name="toc 5" w:semiHidden="1" w:uiPriority="39" w:unhideWhenUsed="1"/>
-    <w:lsdException w:name="toc 6" w:semiHidden="1" w:uiPriority="39" w:unhideWhenUsed="1"/>
-    <w:lsdException w:name="toc 7" w:semiHidden="1" w:uiPriority="39" w:unhideWhenUsed="1"/>
-    <w:lsdException w:name="toc 8" w:semiHidden="1" w:uiPriority="39" w:unhideWhenUsed="1"/>
-    <w:lsdException w:name="toc 9" w:semiHidden="1" w:uiPriority="39" w:unhideWhenUsed="1"/>
-    <w:lsdException w:name="Normal Indent" w:semiHidden="1" w:unhideWhenUsed="1"/>
-    <w:lsdException w:name="footnote text" w:semiHidden="1" w:unhideWhenUsed="1"/>
-    <w:lsdException w:name="annotation text" w:semiHidden="1" w:unhideWhenUsed="1"/>
-    <w:lsdException w:name="header" w:semiHidden="1" w:unhideWhenUsed="1"/>
-    <w:lsdException w:name="footer" w:semiHidden="1" w:unhideWhenUsed="1"/>
-    <w:lsdException w:name="index heading" w:semiHidden="1" w:unhideWhenUsed="1"/>
-    <w:lsdException w:name="caption" w:semiHidden="1" w:uiPriority="35" w:unhideWhenUsed="1" w:qFormat="1"/>
-    <w:lsdException w:name="table of figures" w:semiHidden="1" w:unhideWhenUsed="1"/>
-    <w:lsdException w:name="envelope address" w:semiHidden="1" w:unhideWhenUsed="1"/>
-    <w:lsdException w:name="envelope return" w:semiHidden="1" w:unhideWhenUsed="1"/>
-    <w:lsdException w:name="footnote reference" w:semiHidden="1" w:unhideWhenUsed="1"/>
-    <w:lsdException w:name="annotation reference" w:semiHidden="1" w:unhideWhenUsed="1"/>
-    <w:lsdException w:name="line number" w:semiHidden="1" w:unhideWhenUsed="1"/>
-    <w:lsdException w:name="page number" w:semiHidden="1" w:unhideWhenUsed="1"/>
-    <w:lsdException w:name="endnote reference" w:semiHidden="1" w:unhideWhenUsed="1"/>
-    <w:lsdException w:name="endnote text" w:semiHidden="1" w:unhideWhenUsed="1"/>
-    <w:lsdException w:name="table of authorities" w:semiHidden="1" w:unhideWhenUsed="1"/>
-    <w:lsdException w:name="macro" w:semiHidden="1" w:unhideWhenUsed="1"/>
-    <w:lsdException w:name="toa heading" w:semiHidden="1" w:unhideWhenUsed="1"/>
-    <w:lsdException w:name="List" w:semiHidden="1" w:unhideWhenUsed="1"/>
-    <w:lsdException w:name="List Bullet" w:semiHidden="1" w:unhideWhenUsed="1"/>
-    <w:lsdException w:name="List Number" w:semiHidden="1" w:unhideWhenUsed="1"/>
-    <w:lsdException w:name="List 2" w:semiHidden="1" w:unhideWhenUsed="1"/>
-    <w:lsdException w:name="List 3" w:semiHidden="1" w:unhideWhenUsed="1"/>
-    <w:lsdException w:name="List 4" w:semiHidden="1" w:unhideWhenUsed="1"/>
-    <w:lsdException w:name="List 5" w:semiHidden="1" w:unhideWhenUsed="1"/>
-    <w:lsdException w:name="List Bullet 2" w:semiHidden="1" w:unhideWhenUsed="1"/>
-    <w:lsdException w:name="List Bullet 3" w:semiHidden="1" w:unhideWhenUsed="1"/>
-    <w:lsdException w:name="List Bullet 4" w:semiHidden="1" w:unhideWhenUsed="1"/>
-    <w:lsdException w:name="List Bullet 5" w:semiHidden="1" w:unhideWhenUsed="1"/>
-    <w:lsdException w:name="List Number 2" w:semiHidden="1" w:unhideWhenUsed="1"/>
-    <w:lsdException w:name="List Number 3" w:semiHidden="1" w:unhideWhenUsed="1"/>
-    <w:lsdException w:name="List Number 4" w:semiHidden="1" w:unhideWhenUsed="1"/>
-    <w:lsdException w:name="List Number 5" w:semiHidden="1" w:unhideWhenUsed="1"/>
-    <w:lsdException w:name="Title" w:uiPriority="10" w:qFormat="1"/>
-    <w:lsdException w:name="Closing" w:semiHidden="1" w:unhideWhenUsed="1"/>
-    <w:lsdException w:name="Signature" w:semiHidden="1" w:unhideWhenUsed="1"/>
-    <w:lsdException w:name="Default Paragraph Font" w:semiHidden="1" w:uiPriority="1" w:unhideWhenUsed="1"/>
-    <w:lsdException w:name="Body Text" w:semiHidden="1" w:unhideWhenUsed="1"/>
-    <w:lsdException w:name="Body Text Indent" w:semiHidden="1" w:unhideWhenUsed="1"/>
-    <w:lsdException w:name="List Continue" w:semiHidden="1" w:unhideWhenUsed="1"/>
-    <w:lsdException w:name="List Continue 2" w:semiHidden="1" w:unhideWhenUsed="1"/>
-    <w:lsdException w:name="List Continue 3" w:semiHidden="1" w:unhideWhenUsed="1"/>
-    <w:lsdException w:name="List Continue 4" w:semiHidden="1" w:unhideWhenUsed="1"/>
-    <w:lsdException w:name="List Continue 5" w:semiHidden="1" w:unhideWhenUsed="1"/>
-    <w:lsdException w:name="Message Header" w:semiHidden="1" w:unhideWhenUsed="1"/>
-    <w:lsdException w:name="Subtitle" w:uiPriority="11" w:qFormat="1"/>
-    <w:lsdException w:name="Salutation" w:semiHidden="1" w:unhideWhenUsed="1"/>
-    <w:lsdException w:name="Date" w:semiHidden="1" w:unhideWhenUsed="1"/>
-    <w:lsdException w:name="Body Text First Indent" w:semiHidden="1" w:unhideWhenUsed="1"/>
-    <w:lsdException w:name="Body Text First Indent 2" w:semiHidden="1" w:unhideWhenUsed="1"/>
-    <w:lsdException w:name="Note Heading" w:semiHidden="1" w:unhideWhenUsed="1"/>
-    <w:lsdException w:name="Body Text 2" w:semiHidden="1" w:unhideWhenUsed="1"/>
-    <w:lsdException w:name="Body Text 3" w:semiHidden="1" w:unhideWhenUsed="1"/>
-    <w:lsdException w:name="Body Text Indent 2" w:semiHidden="1" w:unhideWhenUsed="1"/>
-    <w:lsdException w:name="Body Text Indent 3" w:semiHidden="1" w:unhideWhenUsed="1"/>
-    <w:lsdException w:name="Block Text" w:semiHidden="1" w:unhideWhenUsed="1"/>
-    <w:lsdException w:name="Hyperlink" w:semiHidden="1" w:unhideWhenUsed="1"/>
-    <w:lsdException w:name="FollowedHyperlink" w:semiHidden="1" w:unhideWhenUsed="1"/>
-    <w:lsdException w:name="Strong" w:uiPriority="22" w:qFormat="1"/>
-    <w:lsdException w:name="Emphasis" w:uiPriority="20" w:qFormat="1"/>
-    <w:lsdException w:name="Document Map" w:semiHidden="1" w:unhideWhenUsed="1"/>
-    <w:lsdException w:name="Plain Text" w:semiHidden="1" w:unhideWhenUsed="1"/>
-    <w:lsdException w:name="E-mail Signature" w:semiHidden="1" w:unhideWhenUsed="1"/>
-    <w:lsdException w:name="HTML Top of Form" w:semiHidden="1" w:unhideWhenUsed="1"/>
-    <w:lsdException w:name="HTML Bottom of Form" w:semiHidden="1" w:unhideWhenUsed="1"/>
-    <w:lsdException w:name="Normal (Web)" w:semiHidden="1" w:unhideWhenUsed="1"/>
-    <w:lsdException w:name="HTML Acronym" w:semiHidden="1" w:unhideWhenUsed="1"/>
-    <w:lsdException w:name="HTML Address" w:semiHidden="1" w:unhideWhenUsed="1"/>
-    <w:lsdException w:name="HTML Cite" w:semiHidden="1" w:unhideWhenUsed="1"/>
-    <w:lsdException w:name="HTML Code" w:semiHidden="1" w:unhideWhenUsed="1"/>
-    <w:lsdException w:name="HTML Definition" w:semiHidden="1" w:unhideWhenUsed="1"/>
-    <w:lsdException w:name="HTML Keyboard" w:semiHidden="1" w:unhideWhenUsed="1"/>
-    <w:lsdException w:name="HTML Preformatted" w:semiHidden="1" w:unhideWhenUsed="1"/>
-    <w:lsdException w:name="HTML Sample" w:semiHidden="1" w:unhideWhenUsed="1"/>
-    <w:lsdException w:name="HTML Typewriter" w:semiHidden="1" w:unhideWhenUsed="1"/>
-    <w:lsdException w:name="HTML Variable" w:semiHidden="1" w:unhideWhenUsed="1"/>
-    <w:lsdException w:name="Normal Table" w:semiHidden="1" w:unhideWhenUsed="1"/>
-    <w:lsdException w:name="annotation subject" w:semiHidden="1" w:unhideWhenUsed="1"/>
-    <w:lsdException w:name="No List" w:semiHidden="1" w:unhideWhenUsed="1"/>
-    <w:lsdException w:name="Outline List 1" w:semiHidden="1" w:unhideWhenUsed="1"/>
-    <w:lsdException w:name="Outline List 2" w:semiHidden="1" w:unhideWhenUsed="1"/>
-    <w:lsdException w:name="Outline List 3" w:semiHidden="1" w:unhideWhenUsed="1"/>
-    <w:lsdException w:name="Table Simple 1" w:semiHidden="1" w:unhideWhenUsed="1"/>
-    <w:lsdException w:name="Table Simple 2" w:semiHidden="1" w:unhideWhenUsed="1"/>
-    <w:lsdException w:name="Table Simple 3" w:semiHidden="1" w:unhideWhenUsed="1"/>
-    <w:lsdException w:name="Table Classic 1" w:semiHidden="1" w:unhideWhenUsed="1"/>
-    <w:lsdException w:name="Table Classic 2" w:semiHidden="1" w:unhideWhenUsed="1"/>
-    <w:lsdException w:name="Table Classic 3" w:semiHidden="1" w:unhideWhenUsed="1"/>
-    <w:lsdException w:name="Table Classic 4" w:semiHidden="1" w:unhideWhenUsed="1"/>
-    <w:lsdException w:name="Table Colorful 1" w:semiHidden="1" w:unhideWhenUsed="1"/>
-    <w:lsdException w:name="Table Colorful 2" w:semiHidden="1" w:unhideWhenUsed="1"/>
-    <w:lsdException w:name="Table Colorful 3" w:semiHidden="1" w:unhideWhenUsed="1"/>
-    <w:lsdException w:name="Table Columns 1" w:semiHidden="1" w:unhideWhenUsed="1"/>
-    <w:lsdException w:name="Table Columns 2" w:semiHidden="1" w:unhideWhenUsed="1"/>
-    <w:lsdException w:name="Table Columns 3" w:semiHidden="1" w:unhideWhenUsed="1"/>
-    <w:lsdException w:name="Table Columns 4" w:semiHidden="1" w:unhideWhenUsed="1"/>
-    <w:lsdException w:name="Table Columns 5" w:semiHidden="1" w:unhideWhenUsed="1"/>
-    <w:lsdException w:name="Table Grid 1" w:semiHidden="1" w:unhideWhenUsed="1"/>
-    <w:lsdException w:name="Table Grid 2" w:semiHidden="1" w:unhideWhenUsed="1"/>
-    <w:lsdException w:name="Table Grid 3" w:semiHidden="1" w:unhideWhenUsed="1"/>
-    <w:lsdException w:name="Table Grid 4" w:semiHidden="1" w:unhideWhenUsed="1"/>
-    <w:lsdException w:name="Table Grid 5" w:semiHidden="1" w:unhideWhenUsed="1"/>
-    <w:lsdException w:name="Table Grid 6" w:semiHidden="1" w:unhideWhenUsed="1"/>
-    <w:lsdException w:name="Table Grid 7" w:semiHidden="1" w:unhideWhenUsed="1"/>
-    <w:lsdException w:name="Table Grid 8" w:semiHidden="1" w:unhideWhenUsed="1"/>
-    <w:lsdException w:name="Table List 1" w:semiHidden="1" w:unhideWhenUsed="1"/>
-    <w:lsdException w:name="Table List 2" w:semiHidden="1" w:unhideWhenUsed="1"/>
-    <w:lsdException w:name="Table List 3" w:semiHidden="1" w:unhideWhenUsed="1"/>
-    <w:lsdException w:name="Table List 4" w:semiHidden="1" w:unhideWhenUsed="1"/>
-    <w:lsdException w:name="Table List 5" w:semiHidden="1" w:unhideWhenUsed="1"/>
-    <w:lsdException w:name="Table List 6" w:semiHidden="1" w:unhideWhenUsed="1"/>
-    <w:lsdException w:name="Table List 7" w:semiHidden="1" w:unhideWhenUsed="1"/>
-    <w:lsdException w:name="Table List 8" w:semiHidden="1" w:unhideWhenUsed="1"/>
-    <w:lsdException w:name="Table 3D effects 1" w:semiHidden="1" w:unhideWhenUsed="1"/>
-    <w:lsdException w:name="Table 3D effects 2" w:semiHidden="1" w:unhideWhenUsed="1"/>
-    <w:lsdException w:name="Table 3D effects 3" w:semiHidden="1" w:unhideWhenUsed="1"/>
-    <w:lsdException w:name="Table Contemporary" w:semiHidden="1" w:unhideWhenUsed="1"/>
-    <w:lsdException w:name="Table Elegant" w:semiHidden="1" w:unhideWhenUsed="1"/>
-    <w:lsdException w:name="Table Professional" w:semiHidden="1" w:unhideWhenUsed="1"/>
-    <w:lsdException w:name="Table Subtle 1" w:semiHidden="1" w:unhideWhenUsed="1"/>
-    <w:lsdException w:name="Table Subtle 2" w:semiHidden="1" w:unhideWhenUsed="1"/>
-    <w:lsdException w:name="Table Web 1" w:semiHidden="1" w:unhideWhenUsed="1"/>
-    <w:lsdException w:name="Table Web 2" w:semiHidden="1" w:unhideWhenUsed="1"/>
-    <w:lsdException w:name="Table Web 3" w:semiHidden="1" w:unhideWhenUsed="1"/>
-    <w:lsdException w:name="Balloon Text" w:semiHidden="1" w:unhideWhenUsed="1"/>
-    <w:lsdException w:name="Table Grid" w:uiPriority="39"/>
-    <w:lsdException w:name="Table Theme" w:semiHidden="1" w:unhideWhenUsed="1"/>
-    <w:lsdException w:name="Placeholder Text" w:semiHidden="1"/>
-    <w:lsdException w:name="No Spacing" w:uiPriority="1" w:qFormat="1"/>
-    <w:lsdException w:name="Light Shading" w:uiPriority="60"/>
-    <w:lsdException w:name="Light List" w:uiPriority="61"/>
-    <w:lsdException w:name="Light Grid" w:uiPriority="62"/>
-    <w:lsdException w:name="Medium Shading 1" w:uiPriority="63"/>
-    <w:lsdException w:name="Medium Shading 2" w:uiPriority="64"/>
-    <w:lsdException w:name="Medium List 1" w:uiPriority="65"/>
-    <w:lsdException w:name="Medium List 2" w:uiPriority="66"/>
-    <w:lsdException w:name="Medium Grid 1" w:uiPriority="67"/>
-    <w:lsdException w:name="Medium Grid 2" w:uiPriority="68"/>
-    <w:lsdException w:name="Medium Grid 3" w:uiPriority="69"/>
-    <w:lsdException w:name="Dark List" w:uiPriority="70"/>
-    <w:lsdException w:name="Colorful Shading" w:uiPriority="71"/>
-    <w:lsdException w:name="Colorful List" w:uiPriority="72"/>
-    <w:lsdException w:name="Colorful Grid" w:uiPriority="73"/>
-    <w:lsdException w:name="Light Shading Accent 1" w:uiPriority="60"/>
-    <w:lsdException w:name="Light List Accent 1" w:uiPriority="61"/>
-    <w:lsdException w:name="Light Grid Accent 1" w:uiPriority="62"/>
-    <w:lsdException w:name="Medium Shading 1 Accent 1" w:uiPriority="63"/>
-    <w:lsdException w:name="Medium Shading 2 Accent 1" w:uiPriority="64"/>
-    <w:lsdException w:name="Medium List 1 Accent 1" w:uiPriority="65"/>
-    <w:lsdException w:name="Revision" w:semiHidden="1"/>
-    <w:lsdException w:name="List Paragraph" w:uiPriority="34" w:qFormat="1"/>
-    <w:lsdException w:name="Quote" w:uiPriority="29" w:qFormat="1"/>
-    <w:lsdException w:name="Intense Quote" w:uiPriority="30" w:qFormat="1"/>
-    <w:lsdException w:name="Medium List 2 Accent 1" w:uiPriority="66"/>
-    <w:lsdException w:name="Medium Grid 1 Accent 1" w:uiPriority="67"/>
-    <w:lsdException w:name="Medium Grid 2 Accent 1" w:uiPriority="68"/>
-    <w:lsdException w:name="Medium Grid 3 Accent 1" w:uiPriority="69"/>
-    <w:lsdException w:name="Dark List Accent 1" w:uiPriority="70"/>
-    <w:lsdException w:name="Colorful Shading Accent 1" w:uiPriority="71"/>
-    <w:lsdException w:name="Colorful List Accent 1" w:uiPriority="72"/>
-    <w:lsdException w:name="Colorful Grid Accent 1" w:uiPriority="73"/>
-    <w:lsdException w:name="Light Shading Accent 2" w:uiPriority="60"/>
-    <w:lsdException w:name="Light List Accent 2" w:uiPriority="61"/>
-    <w:lsdException w:name="Light Grid Accent 2" w:uiPriority="62"/>
-    <w:lsdException w:name="Medium Shading 1 Accent 2" w:uiPriority="63"/>
-    <w:lsdException w:name="Medium Shading 2 Accent 2" w:uiPriority="64"/>
-    <w:lsdException w:name="Medium List 1 Accent 2" w:uiPriority="65"/>
-    <w:lsdException w:name="Medium List 2 Accent 2" w:uiPriority="66"/>
-    <w:lsdException w:name="Medium Grid 1 Accent 2" w:uiPriority="67"/>
-    <w:lsdException w:name="Medium Grid 2 Accent 2" w:uiPriority="68"/>
-    <w:lsdException w:name="Medium Grid 3 Accent 2" w:uiPriority="69"/>
-    <w:lsdException w:name="Dark List Accent 2" w:uiPriority="70"/>
-    <w:lsdException w:name="Colorful Shading Accent 2" w:uiPriority="71"/>
-    <w:lsdException w:name="Colorful List Accent 2" w:uiPriority="72"/>
-    <w:lsdException w:name="Colorful Grid Accent 2" w:uiPriority="73"/>
-    <w:lsdException w:name="Light Shading Accent 3" w:uiPriority="60"/>
-    <w:lsdException w:name="Light List Accent 3" w:uiPriority="61"/>
-    <w:lsdException w:name="Light Grid Accent 3" w:uiPriority="62"/>
-    <w:lsdException w:name="Medium Shading 1 Accent 3" w:uiPriority="63"/>
-    <w:lsdException w:name="Medium Shading 2 Accent 3" w:uiPriority="64"/>
-    <w:lsdException w:name="Medium List 1 Accent 3" w:uiPriority="65"/>
-    <w:lsdException w:name="Medium List 2 Accent 3" w:uiPriority="66"/>
-    <w:lsdException w:name="Medium Grid 1 Accent 3" w:uiPriority="67"/>
-    <w:lsdException w:name="Medium Grid 2 Accent 3" w:uiPriority="68"/>
-    <w:lsdException w:name="Medium Grid 3 Accent 3" w:uiPriority="69"/>
-    <w:lsdException w:name="Dark List Accent 3" w:uiPriority="70"/>
-    <w:lsdException w:name="Colorful Shading Accent 3" w:uiPriority="71"/>
-    <w:lsdException w:name="Colorful List Accent 3" w:uiPriority="72"/>
-    <w:lsdException w:name="Colorful Grid Accent 3" w:uiPriority="73"/>
-    <w:lsdException w:name="Light Shading Accent 4" w:uiPriority="60"/>
-    <w:lsdException w:name="Light List Accent 4" w:uiPriority="61"/>
-    <w:lsdException w:name="Light Grid Accent 4" w:uiPriority="62"/>
-    <w:lsdException w:name="Medium Shading 1 Accent 4" w:uiPriority="63"/>
-    <w:lsdException w:name="Medium Shading 2 Accent 4" w:uiPriority="64"/>
-    <w:lsdException w:name="Medium List 1 Accent 4" w:uiPriority="65"/>
-    <w:lsdException w:name="Medium List 2 Accent 4" w:uiPriority="66"/>
-    <w:lsdException w:name="Medium Grid 1 Accent 4" w:uiPriority="67"/>
-    <w:lsdException w:name="Medium Grid 2 Accent 4" w:uiPriority="68"/>
-    <w:lsdException w:name="Medium Grid 3 Accent 4" w:uiPriority="69"/>
-    <w:lsdException w:name="Dark List Accent 4" w:uiPriority="70"/>
-    <w:lsdException w:name="Colorful Shading Accent 4" w:uiPriority="71"/>
-    <w:lsdException w:name="Colorful List Accent 4" w:uiPriority="72"/>
-    <w:lsdException w:name="Colorful Grid Accent 4" w:uiPriority="73"/>
-    <w:lsdException w:name="Light Shading Accent 5" w:uiPriority="60"/>
-    <w:lsdException w:name="Light List Accent 5" w:uiPriority="61"/>
-    <w:lsdException w:name="Light Grid Accent 5" w:uiPriority="62"/>
-    <w:lsdException w:name="Medium Shading 1 Accent 5" w:uiPriority="63"/>
-    <w:lsdException w:name="Medium Shading 2 Accent 5" w:uiPriority="64"/>
-    <w:lsdException w:name="Medium List 1 Accent 5" w:uiPriority="65"/>
-    <w:lsdException w:name="Medium List 2 Accent 5" w:uiPriority="66"/>
-    <w:lsdException w:name="Medium Grid 1 Accent 5" w:uiPriority="67"/>
-    <w:lsdException w:name="Medium Grid 2 Accent 5" w:uiPriority="68"/>
-    <w:lsdException w:name="Medium Grid 3 Accent 5" w:uiPriority="69"/>
-    <w:lsdException w:name="Dark List Accent 5" w:uiPriority="70"/>
-    <w:lsdException w:name="Colorful Shading Accent 5" w:uiPriority="71"/>
-    <w:lsdException w:name="Colorful List Accent 5" w:uiPriority="72"/>
-    <w:lsdException w:name="Colorful Grid Accent 5" w:uiPriority="73"/>
-    <w:lsdException w:name="Light Shading Accent 6" w:uiPriority="60"/>
-    <w:lsdException w:name="Light List Accent 6" w:uiPriority="61"/>
-    <w:lsdException w:name="Light Grid Accent 6" w:uiPriority="62"/>
-    <w:lsdException w:name="Medium Shading 1 Accent 6" w:uiPriority="63"/>
-    <w:lsdException w:name="Medium Shading 2 Accent 6" w:uiPriority="64"/>
-    <w:lsdException w:name="Medium List 1 Accent 6" w:uiPriority="65"/>
-    <w:lsdException w:name="Medium List 2 Accent 6" w:uiPriority="66"/>
-    <w:lsdException w:name="Medium Grid 1 Accent 6" w:uiPriority="67"/>
-    <w:lsdException w:name="Medium Grid 2 Accent 6" w:uiPriority="68"/>
-    <w:lsdException w:name="Medium Grid 3 Accent 6" w:uiPriority="69"/>
-    <w:lsdException w:name="Dark List Accent 6" w:uiPriority="70"/>
-    <w:lsdException w:name="Colorful Shading Accent 6" w:uiPriority="71"/>
-    <w:lsdException w:name="Colorful List Accent 6" w:uiPriority="72"/>
-    <w:lsdException w:name="Colorful Grid Accent 6" w:uiPriority="73"/>
-    <w:lsdException w:name="Subtle Emphasis" w:uiPriority="19" w:qFormat="1"/>
-    <w:lsdException w:name="Intense Emphasis" w:uiPriority="21" w:qFormat="1"/>
-    <w:lsdException w:name="Subtle Reference" w:uiPriority="31" w:qFormat="1"/>
-    <w:lsdException w:name="Intense Reference" w:uiPriority="32" w:qFormat="1"/>
-    <w:lsdException w:name="Book Title" w:uiPriority="33" w:qFormat="1"/>
-    <w:lsdException w:name="Bibliography" w:semiHidden="1" w:uiPriority="37" w:unhideWhenUsed="1"/>
-    <w:lsdException w:name="TOC Heading" w:semiHidden="1" w:uiPriority="39" w:unhideWhenUsed="1" w:qFormat="1"/>
-    <w:lsdException w:name="Plain Table 1" w:uiPriority="41"/>
-    <w:lsdException w:name="Plain Table 2" w:uiPriority="42"/>
-    <w:lsdException w:name="Plain Table 3" w:uiPriority="43"/>
-    <w:lsdException w:name="Plain Table 4" w:uiPriority="44"/>
-    <w:lsdException w:name="Plain Table 5" w:uiPriority="45"/>
-    <w:lsdException w:name="Grid Table Light" w:uiPriority="40"/>
-    <w:lsdException w:name="Grid Table 1 Light" w:uiPriority="46"/>
-    <w:lsdException w:name="Grid Table 2" w:uiPriority="47"/>
-    <w:lsdException w:name="Grid Table 3" w:uiPriority="48"/>
-    <w:lsdException w:name="Grid Table 4" w:uiPriority="49"/>
-    <w:lsdException w:name="Grid Table 5 Dark" w:uiPriority="50"/>
-    <w:lsdException w:name="Grid Table 6 Colorful" w:uiPriority="51"/>
-    <w:lsdException w:name="Grid Table 7 Colorful" w:uiPriority="52"/>
-    <w:lsdException w:name="Grid Table 1 Light Accent 1" w:uiPriority="46"/>
-    <w:lsdException w:name="Grid Table 2 Accent 1" w:uiPriority="47"/>
-    <w:lsdException w:name="Grid Table 3 Accent 1" w:uiPriority="48"/>
-    <w:lsdException w:name="Grid Table 4 Accent 1" w:uiPriority="49"/>
-    <w:lsdException w:name="Grid Table 5 Dark Accent 1" w:uiPriority="50"/>
-    <w:lsdException w:name="Grid Table 6 Colorful Accent 1" w:uiPriority="51"/>
-    <w:lsdException w:name="Grid Table 7 Colorful Accent 1" w:uiPriority="52"/>
-    <w:lsdException w:name="Grid Table 1 Light Accent 2" w:uiPriority="46"/>
-    <w:lsdException w:name="Grid Table 2 Accent 2" w:uiPriority="47"/>
-    <w:lsdException w:name="Grid Table 3 Accent 2" w:uiPriority="48"/>
-    <w:lsdException w:name="Grid Table 4 Accent 2" w:uiPriority="49"/>
-    <w:lsdException w:name="Grid Table 5 Dark Accent 2" w:uiPriority="50"/>
-    <w:lsdException w:name="Grid Table 6 Colorful Accent 2" w:uiPriority="51"/>
-    <w:lsdException w:name="Grid Table 7 Colorful Accent 2" w:uiPriority="52"/>
-    <w:lsdException w:name="Grid Table 1 Light Accent 3" w:uiPriority="46"/>
-    <w:lsdException w:name="Grid Table 2 Accent 3" w:uiPriority="47"/>
-    <w:lsdException w:name="Grid Table 3 Accent 3" w:uiPriority="48"/>
-    <w:lsdException w:name="Grid Table 4 Accent 3" w:uiPriority="49"/>
-    <w:lsdException w:name="Grid Table 5 Dark Accent 3" w:uiPriority="50"/>
-    <w:lsdException w:name="Grid Table 6 Colorful Accent 3" w:uiPriority="51"/>
-    <w:lsdException w:name="Grid Table 7 Colorful Accent 3" w:uiPriority="52"/>
-    <w:lsdException w:name="Grid Table 1 Light Accent 4" w:uiPriority="46"/>
-    <w:lsdException w:name="Grid Table 2 Accent 4" w:uiPriority="47"/>
-    <w:lsdException w:name="Grid Table 3 Accent 4" w:uiPriority="48"/>
-    <w:lsdException w:name="Grid Table 4 Accent 4" w:uiPriority="49"/>
-    <w:lsdException w:name="Grid Table 5 Dark Accent 4" w:uiPriority="50"/>
-    <w:lsdException w:name="Grid Table 6 Colorful Accent 4" w:uiPriority="51"/>
-    <w:lsdException w:name="Grid Table 7 Colorful Accent 4" w:uiPriority="52"/>
-    <w:lsdException w:name="Grid Table 1 Light Accent 5" w:uiPriority="46"/>
-    <w:lsdException w:name="Grid Table 2 Accent 5" w:uiPriority="47"/>
-    <w:lsdException w:name="Grid Table 3 Accent 5" w:uiPriority="48"/>
-    <w:lsdException w:name="Grid Table 4 Accent 5" w:uiPriority="49"/>
-    <w:lsdException w:name="Grid Table 5 Dark Accent 5" w:uiPriority="50"/>
-    <w:lsdException w:name="Grid Table 6 Colorful Accent 5" w:uiPriority="51"/>
-    <w:lsdException w:name="Grid Table 7 Colorful Accent 5" w:uiPriority="52"/>
-    <w:lsdException w:name="Grid Table 1 Light Accent 6" w:uiPriority="46"/>
-    <w:lsdException w:name="Grid Table 2 Accent 6" w:uiPriority="47"/>
-    <w:lsdException w:name="Grid Table 3 Accent 6" w:uiPriority="48"/>
-    <w:lsdException w:name="Grid Table 4 Accent 6" w:uiPriority="49"/>
-    <w:lsdException w:name="Grid Table 5 Dark Accent 6" w:uiPriority="50"/>
-    <w:lsdException w:name="Grid Table 6 Colorful Accent 6" w:uiPriority="51"/>
-    <w:lsdException w:name="Grid Table 7 Colorful Accent 6" w:uiPriority="52"/>
-    <w:lsdException w:name="List Table 1 Light" w:uiPriority="46"/>
-    <w:lsdException w:name="List Table 2" w:uiPriority="47"/>
-    <w:lsdException w:name="List Table 3" w:uiPriority="48"/>
-    <w:lsdException w:name="List Table 4" w:uiPriority="49"/>
-    <w:lsdException w:name="List Table 5 Dark" w:uiPriority="50"/>
-    <w:lsdException w:name="List Table 6 Colorful" w:uiPriority="51"/>
-    <w:lsdException w:name="List Table 7 Colorful" w:uiPriority="52"/>
-    <w:lsdException w:name="List Table 1 Light Accent 1" w:uiPriority="46"/>
-    <w:lsdException w:name="List Table 2 Accent 1" w:uiPriority="47"/>
-    <w:lsdException w:name="List Table 3 Accent 1" w:uiPriority="48"/>
-    <w:lsdException w:name="List Table 4 Accent 1" w:uiPriority="49"/>
-    <w:lsdException w:name="List Table 5 Dark Accent 1" w:uiPriority="50"/>
-    <w:lsdException w:name="List Table 6 Colorful Accent 1" w:uiPriority="51"/>
-    <w:lsdException w:name="List Table 7 Colorful Accent 1" w:uiPriority="52"/>
-    <w:lsdException w:name="List Table 1 Light Accent 2" w:uiPriority="46"/>
-    <w:lsdException w:name="List Table 2 Accent 2" w:uiPriority="47"/>
-    <w:lsdException w:name="List Table 3 Accent 2" w:uiPriority="48"/>
-    <w:lsdException w:name="List Table 4 Accent 2" w:uiPriority="49"/>
-    <w:lsdException w:name="List Table 5 Dark Accent 2" w:uiPriority="50"/>
-    <w:lsdException w:name="List Table 6 Colorful Accent 2" w:uiPriority="51"/>
-    <w:lsdException w:name="List Table 7 Colorful Accent 2" w:uiPriority="52"/>
-    <w:lsdException w:name="List Table 1 Light Accent 3" w:uiPriority="46"/>
-    <w:lsdException w:name="List Table 2 Accent 3" w:uiPriority="47"/>
-    <w:lsdException w:name="List Table 3 Accent 3" w:uiPriority="48"/>
-    <w:lsdException w:name="List Table 4 Accent 3" w:uiPriority="49"/>
-    <w:lsdException w:name="List Table 5 Dark Accent 3" w:uiPriority="50"/>
-    <w:lsdException w:name="List Table 6 Colorful Accent 3" w:uiPriority="51"/>
-    <w:lsdException w:name="List Table 7 Colorful Accent 3" w:uiPriority="52"/>
-    <w:lsdException w:name="List Table 1 Light Accent 4" w:uiPriority="46"/>
-    <w:lsdException w:name="List Table 2 Accent 4" w:uiPriority="47"/>
-    <w:lsdException w:name="List Table 3 Accent 4" w:uiPriority="48"/>
-    <w:lsdException w:name="List Table 4 Accent 4" w:uiPriority="49"/>
-    <w:lsdException w:name="List Table 5 Dark Accent 4" w:uiPriority="50"/>
-    <w:lsdException w:name="List Table 6 Colorful Accent 4" w:uiPriority="51"/>
-    <w:lsdException w:name="List Table 7 Colorful Accent 4" w:uiPriority="52"/>
-    <w:lsdException w:name="List Table 1 Light Accent 5" w:uiPriority="46"/>
-    <w:lsdException w:name="List Table 2 Accent 5" w:uiPriority="47"/>
-    <w:lsdException w:name="List Table 3 Accent 5" w:uiPriority="48"/>
-    <w:lsdException w:name="List Table 4 Accent 5" w:uiPriority="49"/>
-    <w:lsdException w:name="List Table 5 Dark Accent 5" w:uiPriority="50"/>
-    <w:lsdException w:name="List Table 6 Colorful Accent 5" w:uiPriority="51"/>
-    <w:lsdException w:name="List Table 7 Colorful Accent 5" w:uiPriority="52"/>
-    <w:lsdException w:name="List Table 1 Light Accent 6" w:uiPriority="46"/>
-    <w:lsdException w:name="List Table 2 Accent 6" w:uiPriority="47"/>
-    <w:lsdException w:name="List Table 3 Accent 6" w:uiPriority="48"/>
-    <w:lsdException w:name="List Table 4 Accent 6" w:uiPriority="49"/>
-    <w:lsdException w:name="List Table 5 Dark Accent 6" w:uiPriority="50"/>
-    <w:lsdException w:name="List Table 6 Colorful Accent 6" w:uiPriority="51"/>
-    <w:lsdException w:name="List Table 7 Colorful Accent 6" w:uiPriority="52"/>
-    <w:lsdException w:name="Mention" w:semiHidden="1" w:unhideWhenUsed="1"/>
-    <w:lsdException w:name="Smart Hyperlink" w:semiHidden="1" w:unhideWhenUsed="1"/>
-    <w:lsdException w:name="Hashtag" w:semiHidden="1" w:unhideWhenUsed="1"/>
-    <w:lsdException w:name="Unresolved Mention" w:semiHidden="1" w:unhideWhenUsed="1"/>
-    <w:lsdException w:name="Smart Link" w:semiHidden="1" w:unhideWhenUsed="1"/>
-  </w:latentStyles>
-  <w:style w:type="paragraph" w:default="1" w:styleId="Normal">
-    <w:name w:val="Normal"/>
-    <w:qFormat/>
-  </w:style>
-  <w:style w:type="character" w:default="1" w:styleId="DefaultParagraphFont">
-    <w:name w:val="Default Paragraph Font"/>
-    <w:uiPriority w:val="1"/>
-    <w:semiHidden/>
-    <w:unhideWhenUsed/>
-  </w:style>
-  <w:style w:type="table" w:default="1" w:styleId="TableNormal">
-    <w:name w:val="Normal Table"/>
-    <w:uiPriority w:val="99"/>
-    <w:semiHidden/>
-    <w:unhideWhenUsed/>
-    <w:tblPr>
-      <w:tblInd w:w="0" w:type="dxa"/>
-      <w:tblCellMar>
-        <w:top w:w="0" w:type="dxa"/>
-        <w:left w:w="108" w:type="dxa"/>
-        <w:bottom w:w="0" w:type="dxa"/>
-        <w:right w:w="108" w:type="dxa"/>
-      </w:tblCellMar>
-    </w:tblPr>
-  </w:style>
-  <w:style w:type="numbering" w:default="1" w:styleId="NoList">
-    <w:name w:val="No List"/>
-    <w:uiPriority w:val="99"/>
-    <w:semiHidden/>
-    <w:unhideWhenUsed/>
-  </w:style>
-  <w:style w:type="character" w:styleId="PlaceholderText">
-    <w:name w:val="Placeholder Text"/>
-    <w:basedOn w:val="DefaultParagraphFont"/>
-    <w:uiPriority w:val="99"/>
-    <w:semiHidden/>
-    <w:rsid w:val="00A5141F"/>
-    <w:rPr>
-      <w:color w:val="666666"/>
-    </w:rPr>
-  </w:style>
-  <w:style w:type="paragraph" w:customStyle="1" w:styleId="694A66AB8A4648C0A9C565A99C9CBC44">
-    <w:name w:val="694A66AB8A4648C0A9C565A99C9CBC44"/>
-    <w:rsid w:val="00A5141F"/>
-  </w:style>
-</w:styles>
-</file>
-
-<file path=word/glossary/webSettings.xml><?xml version="1.0" encoding="utf-8"?>
-<w:webSettings xmlns:mc="http://schemas.openxmlformats.org/markup-compatibility/2006" xmlns:r="http://schemas.openxmlformats.org/officeDocument/2006/relationships" xmlns:w="http://schemas.openxmlformats.org/wordprocessingml/2006/main" xmlns:w14="http://schemas.microsoft.com/office/word/2010/wordml" xmlns:w15="http://schemas.microsoft.com/office/word/2012/wordml" xmlns:w16cex="http://schemas.microsoft.com/office/word/2018/wordml/cex" xmlns:w16cid="http://schemas.microsoft.com/office/word/2016/wordml/cid" xmlns:w16="http://schemas.microsoft.com/office/word/2018/wordml" xmlns:w16sdtdh="http://schemas.microsoft.com/office/word/2020/wordml/sdtdatahash" xmlns:w16se="http://schemas.microsoft.com/office/word/2015/wordml/symex" mc:Ignorable="w14 w15 w16se w16cid w16 w16cex w16sdtdh">
-  <w:optimizeForBrowser/>
-  <w:allowPNG/>
-</w:webSettings>
-</file>
-
 <file path=word/theme/theme1.xml><?xml version="1.0" encoding="utf-8"?>
 <a:theme xmlns:a="http://schemas.openxmlformats.org/drawingml/2006/main" name="Office Theme">
   <a:themeElements>
